--- a/docs/memoria_proyecto_intermodular.docx
+++ b/docs/memoria_proyecto_intermodular.docx
@@ -969,7 +969,6 @@
     <w:p>
       <w:pPr>
         <w:pStyle w:val="CodeBlock"/>
-        <w:spacing w:after="120"/>
       </w:pPr>
       <w:r>
         <w:rPr>
@@ -992,7 +991,6 @@
     <w:p>
       <w:pPr>
         <w:pStyle w:val="CodeBlock"/>
-        <w:spacing w:after="120"/>
       </w:pPr>
       <w:r>
         <w:rPr>
@@ -1400,7 +1398,6 @@
     <w:p>
       <w:pPr>
         <w:pStyle w:val="CodeBlock"/>
-        <w:spacing w:after="120"/>
       </w:pPr>
       <w:r>
         <w:rPr>
@@ -1910,7 +1907,6 @@
     <w:p>
       <w:pPr>
         <w:pStyle w:val="CodeBlock"/>
-        <w:spacing w:after="120"/>
       </w:pPr>
       <w:r>
         <w:rPr>
@@ -3045,7 +3041,6 @@
     <w:p>
       <w:pPr>
         <w:pStyle w:val="CodeBlock"/>
-        <w:spacing w:after="120"/>
       </w:pPr>
       <w:r>
         <w:rPr>
@@ -3169,7 +3164,6 @@
     <w:p>
       <w:pPr>
         <w:pStyle w:val="CodeBlock"/>
-        <w:spacing w:after="120"/>
       </w:pPr>
       <w:r>
         <w:rPr>
@@ -3284,6 +3278,11 @@
     <w:p>
       <w:r>
         <w:t>El modelo utiliza como entrada variables numéricas y categóricas. Las variables categóricas se codifican internamente y las numéricas se normalizan. La salida es la lámina de riego bruto en milímetros.</w:t>
+      </w:r>
+    </w:p>
+    <w:p>
+      <w:r>
+        <w:t>Los goteros y el caudal se mantienen fuera de las variables predictoras de la lámina de riego. Su función es operativa: una vez estimados los milímetros y litros necesarios, sirven para calcular el tiempo de riego. De esta forma, cambiar el número de goteros no altera la necesidad hídrica del cultivo, sino únicamente la duración del riego.</w:t>
       </w:r>
     </w:p>
     <w:p>
@@ -6276,7 +6275,7 @@
     </w:p>
     <w:p>
       <w:r>
-        <w:t>El modelo Keras se entrenó con un dataset de 168 filas y 27 variables de entrada. La validación interna obtuvo:</w:t>
+        <w:t>El modelo Keras se entrenó con un dataset de 168 filas y 24 variables de entrada. La validación interna obtuvo:</w:t>
       </w:r>
     </w:p>
     <w:tbl>
@@ -6411,7 +6410,7 @@
               <w:rPr>
                 <w:sz w:val="18"/>
               </w:rPr>
-              <w:t>0,0358 mm</w:t>
+              <w:t>0,0381 mm</w:t>
             </w:r>
           </w:p>
         </w:tc>
@@ -6451,7 +6450,7 @@
               <w:rPr>
                 <w:sz w:val="18"/>
               </w:rPr>
-              <w:t>0,9978</w:t>
+              <w:t>0,9975</w:t>
             </w:r>
           </w:p>
         </w:tc>
@@ -6914,7 +6913,6 @@
     <w:p>
       <w:pPr>
         <w:pStyle w:val="CodeBlock"/>
-        <w:spacing w:after="120"/>
       </w:pPr>
       <w:r>
         <w:rPr>
@@ -8082,7 +8080,6 @@
     <w:p>
       <w:pPr>
         <w:pStyle w:val="CodeBlock"/>
-        <w:spacing w:after="120"/>
       </w:pPr>
       <w:r>
         <w:rPr>
@@ -8100,7 +8097,6 @@
     <w:p>
       <w:pPr>
         <w:pStyle w:val="CodeBlock"/>
-        <w:spacing w:after="120"/>
       </w:pPr>
       <w:r>
         <w:rPr>
@@ -8118,7 +8114,6 @@
     <w:p>
       <w:pPr>
         <w:pStyle w:val="CodeBlock"/>
-        <w:spacing w:after="120"/>
       </w:pPr>
       <w:r>
         <w:rPr>
@@ -8136,7 +8131,6 @@
     <w:p>
       <w:pPr>
         <w:pStyle w:val="CodeBlock"/>
-        <w:spacing w:after="120"/>
       </w:pPr>
       <w:r>
         <w:rPr>
@@ -8162,7 +8156,6 @@
     <w:p>
       <w:pPr>
         <w:pStyle w:val="CodeBlock"/>
-        <w:spacing w:after="120"/>
       </w:pPr>
       <w:r>
         <w:rPr>

--- a/docs/memoria_proyecto_intermodular.docx
+++ b/docs/memoria_proyecto_intermodular.docx
@@ -1457,6 +1457,60 @@
     <w:p/>
     <w:p>
       <w:pPr>
+        <w:pStyle w:val="Heading2"/>
+      </w:pPr>
+      <w:r>
+        <w:t>2.10 Ética, datos y uso responsable de IA</w:t>
+      </w:r>
+    </w:p>
+    <w:p/>
+    <w:p>
+      <w:r>
+        <w:t>El uso de IA en un sistema de recomendación agrícola debe tratarse como una herramienta de apoyo a la decisión, no como una autoridad absoluta. Las recomendaciones internacionales sobre ética de la IA destacan la necesidad de transparencia, supervisión humana, prevención de daños y responsabilidad en el uso de los datos [10]. En la Unión Europea, el Reglamento (UE) 2024/1689 establece un marco orientado a promover sistemas de IA fiables y centrados en la persona, con atención a la seguridad, los derechos fundamentales y la trazabilidad [11].</w:t>
+      </w:r>
+    </w:p>
+    <w:p/>
+    <w:p>
+      <w:r>
+        <w:t>Aplicado a este proyecto, esto implica cuatro criterios:</w:t>
+      </w:r>
+    </w:p>
+    <w:p/>
+    <w:p>
+      <w:pPr>
+        <w:pStyle w:val="ListBullet"/>
+      </w:pPr>
+      <w:r>
+        <w:t>Explicar de forma clara cómo se calcula la recomendación de riego.</w:t>
+      </w:r>
+    </w:p>
+    <w:p>
+      <w:pPr>
+        <w:pStyle w:val="ListBullet"/>
+      </w:pPr>
+      <w:r>
+        <w:t>No presentar la predicción ML como verdad de campo si no está calibrada con sensores reales.</w:t>
+      </w:r>
+    </w:p>
+    <w:p>
+      <w:pPr>
+        <w:pStyle w:val="ListBullet"/>
+      </w:pPr>
+      <w:r>
+        <w:t>No publicar claves API ni datos privados de parcelas o usuarios.</w:t>
+      </w:r>
+    </w:p>
+    <w:p>
+      <w:pPr>
+        <w:pStyle w:val="ListBullet"/>
+      </w:pPr>
+      <w:r>
+        <w:t>Mantener intervención humana en la decisión final de riego.</w:t>
+      </w:r>
+    </w:p>
+    <w:p/>
+    <w:p>
+      <w:pPr>
         <w:pStyle w:val="Heading1"/>
       </w:pPr>
       <w:r>
@@ -2285,11 +2339,1269 @@
     </w:p>
     <w:p/>
     <w:p>
+      <w:r>
+        <w:t>El dataset utilizado en el prototipo puede considerarse semisintético: los datos meteorológicos proceden de AEMET, pero la etiqueta `riego_bruto_mm` se genera mediante el cálculo agronómico implementado. Esta decisión permite entrenar y validar la capa ML de forma reproducible. La limitación es que el modelo aprende a aproximar el motor agronómico, no una respuesta medida directamente en campo.</w:t>
+      </w:r>
+    </w:p>
+    <w:p/>
+    <w:p>
       <w:pPr>
         <w:pStyle w:val="Heading2"/>
       </w:pPr>
       <w:r>
-        <w:t>3.8 Cronograma</w:t>
+        <w:t>3.8 Trazabilidad entre objetivos, metodología y validación</w:t>
+      </w:r>
+    </w:p>
+    <w:p/>
+    <w:p>
+      <w:r>
+        <w:t>Para mantener coherencia entre lo planteado en la introducción y lo entregado en resultados, cada objetivo específico se vincula con una herramienta, un desarrollo y una forma de validación.</w:t>
+      </w:r>
+    </w:p>
+    <w:p/>
+    <w:tbl>
+      <w:tblPr>
+        <w:tblStyle w:val="TableGrid"/>
+        <w:tblW w:type="auto" w:w="0"/>
+        <w:tblLook w:firstColumn="1" w:firstRow="1" w:lastColumn="0" w:lastRow="0" w:noHBand="0" w:noVBand="1" w:val="04A0"/>
+      </w:tblPr>
+      <w:tblGrid>
+        <w:gridCol w:w="1728"/>
+        <w:gridCol w:w="1728"/>
+        <w:gridCol w:w="1728"/>
+        <w:gridCol w:w="1728"/>
+        <w:gridCol w:w="1728"/>
+      </w:tblGrid>
+      <w:tr>
+        <w:tc>
+          <w:tcPr>
+            <w:tcW w:type="dxa" w:w="1728"/>
+          </w:tcPr>
+          <w:p>
+            <w:r>
+              <w:rPr>
+                <w:b/>
+              </w:rPr>
+              <w:t>Escalón</w:t>
+            </w:r>
+          </w:p>
+        </w:tc>
+        <w:tc>
+          <w:tcPr>
+            <w:tcW w:type="dxa" w:w="1728"/>
+          </w:tcPr>
+          <w:p>
+            <w:r>
+              <w:rPr>
+                <w:b/>
+              </w:rPr>
+              <w:t>Objetivo específico</w:t>
+            </w:r>
+          </w:p>
+        </w:tc>
+        <w:tc>
+          <w:tcPr>
+            <w:tcW w:type="dxa" w:w="1728"/>
+          </w:tcPr>
+          <w:p>
+            <w:r>
+              <w:rPr>
+                <w:b/>
+              </w:rPr>
+              <w:t>Herramientas/datos</w:t>
+            </w:r>
+          </w:p>
+        </w:tc>
+        <w:tc>
+          <w:tcPr>
+            <w:tcW w:type="dxa" w:w="1728"/>
+          </w:tcPr>
+          <w:p>
+            <w:r>
+              <w:rPr>
+                <w:b/>
+              </w:rPr>
+              <w:t>Desarrollo realizado</w:t>
+            </w:r>
+          </w:p>
+        </w:tc>
+        <w:tc>
+          <w:tcPr>
+            <w:tcW w:type="dxa" w:w="1728"/>
+          </w:tcPr>
+          <w:p>
+            <w:r>
+              <w:rPr>
+                <w:b/>
+              </w:rPr>
+              <w:t>Validación</w:t>
+            </w:r>
+          </w:p>
+        </w:tc>
+      </w:tr>
+      <w:tr>
+        <w:tc>
+          <w:tcPr>
+            <w:tcW w:type="dxa" w:w="1728"/>
+          </w:tcPr>
+          <w:p>
+            <w:r>
+              <w:t>1</w:t>
+            </w:r>
+          </w:p>
+        </w:tc>
+        <w:tc>
+          <w:tcPr>
+            <w:tcW w:type="dxa" w:w="1728"/>
+          </w:tcPr>
+          <w:p>
+            <w:r>
+              <w:t>Diseñar captación de datos climáticos y agronómicos.</w:t>
+            </w:r>
+          </w:p>
+        </w:tc>
+        <w:tc>
+          <w:tcPr>
+            <w:tcW w:type="dxa" w:w="1728"/>
+          </w:tcPr>
+          <w:p>
+            <w:r>
+              <w:t>Variables AEMET, suelo, cultivo y parcela.</w:t>
+            </w:r>
+          </w:p>
+        </w:tc>
+        <w:tc>
+          <w:tcPr>
+            <w:tcW w:type="dxa" w:w="1728"/>
+          </w:tcPr>
+          <w:p>
+            <w:r>
+              <w:t>Definición de modelos de datos y perfiles de cultivo.</w:t>
+            </w:r>
+          </w:p>
+        </w:tc>
+        <w:tc>
+          <w:tcPr>
+            <w:tcW w:type="dxa" w:w="1728"/>
+          </w:tcPr>
+          <w:p>
+            <w:r>
+              <w:t>Pruebas de perfiles y revisión de variables del dataset.</w:t>
+            </w:r>
+          </w:p>
+        </w:tc>
+      </w:tr>
+      <w:tr>
+        <w:tc>
+          <w:tcPr>
+            <w:tcW w:type="dxa" w:w="1728"/>
+          </w:tcPr>
+          <w:p>
+            <w:r>
+              <w:t>2</w:t>
+            </w:r>
+          </w:p>
+        </w:tc>
+        <w:tc>
+          <w:tcPr>
+            <w:tcW w:type="dxa" w:w="1728"/>
+          </w:tcPr>
+          <w:p>
+            <w:r>
+              <w:t>Conectar con AEMET.</w:t>
+            </w:r>
+          </w:p>
+        </w:tc>
+        <w:tc>
+          <w:tcPr>
+            <w:tcW w:type="dxa" w:w="1728"/>
+          </w:tcPr>
+          <w:p>
+            <w:r>
+              <w:t>AEMET OpenData y cache local SQLite.</w:t>
+            </w:r>
+          </w:p>
+        </w:tc>
+        <w:tc>
+          <w:tcPr>
+            <w:tcW w:type="dxa" w:w="1728"/>
+          </w:tcPr>
+          <w:p>
+            <w:r>
+              <w:t>Cliente API, selector nacional de estaciones y ETL.</w:t>
+            </w:r>
+          </w:p>
+        </w:tc>
+        <w:tc>
+          <w:tcPr>
+            <w:tcW w:type="dxa" w:w="1728"/>
+          </w:tcPr>
+          <w:p>
+            <w:r>
+              <w:t>Descarga por estación/fecha y pruebas con cache.</w:t>
+            </w:r>
+          </w:p>
+        </w:tc>
+      </w:tr>
+      <w:tr>
+        <w:tc>
+          <w:tcPr>
+            <w:tcW w:type="dxa" w:w="1728"/>
+          </w:tcPr>
+          <w:p>
+            <w:r>
+              <w:t>3</w:t>
+            </w:r>
+          </w:p>
+        </w:tc>
+        <w:tc>
+          <w:tcPr>
+            <w:tcW w:type="dxa" w:w="1728"/>
+          </w:tcPr>
+          <w:p>
+            <w:r>
+              <w:t>Implementar cálculo de riego.</w:t>
+            </w:r>
+          </w:p>
+        </w:tc>
+        <w:tc>
+          <w:tcPr>
+            <w:tcW w:type="dxa" w:w="1728"/>
+          </w:tcPr>
+          <w:p>
+            <w:r>
+              <w:t>ET0, Kc, lluvia efectiva, eficiencia y superficie.</w:t>
+            </w:r>
+          </w:p>
+        </w:tc>
+        <w:tc>
+          <w:tcPr>
+            <w:tcW w:type="dxa" w:w="1728"/>
+          </w:tcPr>
+          <w:p>
+            <w:r>
+              <w:t>Motor agronómico en Python.</w:t>
+            </w:r>
+          </w:p>
+        </w:tc>
+        <w:tc>
+          <w:tcPr>
+            <w:tcW w:type="dxa" w:w="1728"/>
+          </w:tcPr>
+          <w:p>
+            <w:r>
+              <w:t>Pruebas unitarias de riego, lluvia y primer riego.</w:t>
+            </w:r>
+          </w:p>
+        </w:tc>
+      </w:tr>
+      <w:tr>
+        <w:tc>
+          <w:tcPr>
+            <w:tcW w:type="dxa" w:w="1728"/>
+          </w:tcPr>
+          <w:p>
+            <w:r>
+              <w:t>4</w:t>
+            </w:r>
+          </w:p>
+        </w:tc>
+        <w:tc>
+          <w:tcPr>
+            <w:tcW w:type="dxa" w:w="1728"/>
+          </w:tcPr>
+          <w:p>
+            <w:r>
+              <w:t>Comparar cultivos.</w:t>
+            </w:r>
+          </w:p>
+        </w:tc>
+        <w:tc>
+          <w:tcPr>
+            <w:tcW w:type="dxa" w:w="1728"/>
+          </w:tcPr>
+          <w:p>
+            <w:r>
+              <w:t>Olivar, cítricos y almendro.</w:t>
+            </w:r>
+          </w:p>
+        </w:tc>
+        <w:tc>
+          <w:tcPr>
+            <w:tcW w:type="dxa" w:w="1728"/>
+          </w:tcPr>
+          <w:p>
+            <w:r>
+              <w:t>Comparativa diaria y resumen por cultivo.</w:t>
+            </w:r>
+          </w:p>
+        </w:tc>
+        <w:tc>
+          <w:tcPr>
+            <w:tcW w:type="dxa" w:w="1728"/>
+          </w:tcPr>
+          <w:p>
+            <w:r>
+              <w:t>Ranking de demanda y exportación CSV/JSON/Markdown.</w:t>
+            </w:r>
+          </w:p>
+        </w:tc>
+      </w:tr>
+      <w:tr>
+        <w:tc>
+          <w:tcPr>
+            <w:tcW w:type="dxa" w:w="1728"/>
+          </w:tcPr>
+          <w:p>
+            <w:r>
+              <w:t>5</w:t>
+            </w:r>
+          </w:p>
+        </w:tc>
+        <w:tc>
+          <w:tcPr>
+            <w:tcW w:type="dxa" w:w="1728"/>
+          </w:tcPr>
+          <w:p>
+            <w:r>
+              <w:t>Crear capa ML.</w:t>
+            </w:r>
+          </w:p>
+        </w:tc>
+        <w:tc>
+          <w:tcPr>
+            <w:tcW w:type="dxa" w:w="1728"/>
+          </w:tcPr>
+          <w:p>
+            <w:r>
+              <w:t>Dataset AEMET + variables de cultivo/parcela.</w:t>
+            </w:r>
+          </w:p>
+        </w:tc>
+        <w:tc>
+          <w:tcPr>
+            <w:tcW w:type="dxa" w:w="1728"/>
+          </w:tcPr>
+          <w:p>
+            <w:r>
+              <w:t>Modelo Keras y alternativa lineal.</w:t>
+            </w:r>
+          </w:p>
+        </w:tc>
+        <w:tc>
+          <w:tcPr>
+            <w:tcW w:type="dxa" w:w="1728"/>
+          </w:tcPr>
+          <w:p>
+            <w:r>
+              <w:t>Métricas MAE, RMSE y R2.</w:t>
+            </w:r>
+          </w:p>
+        </w:tc>
+      </w:tr>
+      <w:tr>
+        <w:tc>
+          <w:tcPr>
+            <w:tcW w:type="dxa" w:w="1728"/>
+          </w:tcPr>
+          <w:p>
+            <w:r>
+              <w:t>6</w:t>
+            </w:r>
+          </w:p>
+        </w:tc>
+        <w:tc>
+          <w:tcPr>
+            <w:tcW w:type="dxa" w:w="1728"/>
+          </w:tcPr>
+          <w:p>
+            <w:r>
+              <w:t>Crear interfaz.</w:t>
+            </w:r>
+          </w:p>
+        </w:tc>
+        <w:tc>
+          <w:tcPr>
+            <w:tcW w:type="dxa" w:w="1728"/>
+          </w:tcPr>
+          <w:p>
+            <w:r>
+              <w:t>Streamlit.</w:t>
+            </w:r>
+          </w:p>
+        </w:tc>
+        <w:tc>
+          <w:tcPr>
+            <w:tcW w:type="dxa" w:w="1728"/>
+          </w:tcPr>
+          <w:p>
+            <w:r>
+              <w:t>Formulario de cliente y visualización de resultados.</w:t>
+            </w:r>
+          </w:p>
+        </w:tc>
+        <w:tc>
+          <w:tcPr>
+            <w:tcW w:type="dxa" w:w="1728"/>
+          </w:tcPr>
+          <w:p>
+            <w:r>
+              <w:t>Prueba funcional en navegador local.</w:t>
+            </w:r>
+          </w:p>
+        </w:tc>
+      </w:tr>
+      <w:tr>
+        <w:tc>
+          <w:tcPr>
+            <w:tcW w:type="dxa" w:w="1728"/>
+          </w:tcPr>
+          <w:p>
+            <w:r>
+              <w:t>7</w:t>
+            </w:r>
+          </w:p>
+        </w:tc>
+        <w:tc>
+          <w:tcPr>
+            <w:tcW w:type="dxa" w:w="1728"/>
+          </w:tcPr>
+          <w:p>
+            <w:r>
+              <w:t>Preparar Big Data.</w:t>
+            </w:r>
+          </w:p>
+        </w:tc>
+        <w:tc>
+          <w:tcPr>
+            <w:tcW w:type="dxa" w:w="1728"/>
+          </w:tcPr>
+          <w:p>
+            <w:r>
+              <w:t>Estructura compatible con BigQuery.</w:t>
+            </w:r>
+          </w:p>
+        </w:tc>
+        <w:tc>
+          <w:tcPr>
+            <w:tcW w:type="dxa" w:w="1728"/>
+          </w:tcPr>
+          <w:p>
+            <w:r>
+              <w:t>Columnas exportables y flujo ETL documentado.</w:t>
+            </w:r>
+          </w:p>
+        </w:tc>
+        <w:tc>
+          <w:tcPr>
+            <w:tcW w:type="dxa" w:w="1728"/>
+          </w:tcPr>
+          <w:p>
+            <w:r>
+              <w:t>Dataset tabular preparado para carga futura.</w:t>
+            </w:r>
+          </w:p>
+        </w:tc>
+      </w:tr>
+    </w:tbl>
+    <w:p/>
+    <w:p>
+      <w:pPr>
+        <w:pStyle w:val="Heading2"/>
+      </w:pPr>
+      <w:r>
+        <w:t>3.9 Diagrama de Gantt</w:t>
+      </w:r>
+    </w:p>
+    <w:p/>
+    <w:p>
+      <w:r>
+        <w:t>El siguiente Gantt resume la planificación por semanas. Se presenta como cronograma académico del desarrollo realizado.</w:t>
+      </w:r>
+    </w:p>
+    <w:p/>
+    <w:tbl>
+      <w:tblPr>
+        <w:tblStyle w:val="TableGrid"/>
+        <w:tblW w:type="auto" w:w="0"/>
+        <w:tblLook w:firstColumn="1" w:firstRow="1" w:lastColumn="0" w:lastRow="0" w:noHBand="0" w:noVBand="1" w:val="04A0"/>
+      </w:tblPr>
+      <w:tblGrid>
+        <w:gridCol w:w="960"/>
+        <w:gridCol w:w="960"/>
+        <w:gridCol w:w="960"/>
+        <w:gridCol w:w="960"/>
+        <w:gridCol w:w="960"/>
+        <w:gridCol w:w="960"/>
+        <w:gridCol w:w="960"/>
+        <w:gridCol w:w="960"/>
+        <w:gridCol w:w="960"/>
+      </w:tblGrid>
+      <w:tr>
+        <w:tc>
+          <w:tcPr>
+            <w:tcW w:type="dxa" w:w="960"/>
+          </w:tcPr>
+          <w:p>
+            <w:r>
+              <w:rPr>
+                <w:b/>
+              </w:rPr>
+              <w:t>Actividad</w:t>
+            </w:r>
+          </w:p>
+        </w:tc>
+        <w:tc>
+          <w:tcPr>
+            <w:tcW w:type="dxa" w:w="960"/>
+          </w:tcPr>
+          <w:p>
+            <w:r>
+              <w:rPr>
+                <w:b/>
+              </w:rPr>
+              <w:t>S1</w:t>
+            </w:r>
+          </w:p>
+        </w:tc>
+        <w:tc>
+          <w:tcPr>
+            <w:tcW w:type="dxa" w:w="960"/>
+          </w:tcPr>
+          <w:p>
+            <w:r>
+              <w:rPr>
+                <w:b/>
+              </w:rPr>
+              <w:t>S2</w:t>
+            </w:r>
+          </w:p>
+        </w:tc>
+        <w:tc>
+          <w:tcPr>
+            <w:tcW w:type="dxa" w:w="960"/>
+          </w:tcPr>
+          <w:p>
+            <w:r>
+              <w:rPr>
+                <w:b/>
+              </w:rPr>
+              <w:t>S3</w:t>
+            </w:r>
+          </w:p>
+        </w:tc>
+        <w:tc>
+          <w:tcPr>
+            <w:tcW w:type="dxa" w:w="960"/>
+          </w:tcPr>
+          <w:p>
+            <w:r>
+              <w:rPr>
+                <w:b/>
+              </w:rPr>
+              <w:t>S4</w:t>
+            </w:r>
+          </w:p>
+        </w:tc>
+        <w:tc>
+          <w:tcPr>
+            <w:tcW w:type="dxa" w:w="960"/>
+          </w:tcPr>
+          <w:p>
+            <w:r>
+              <w:rPr>
+                <w:b/>
+              </w:rPr>
+              <w:t>S5</w:t>
+            </w:r>
+          </w:p>
+        </w:tc>
+        <w:tc>
+          <w:tcPr>
+            <w:tcW w:type="dxa" w:w="960"/>
+          </w:tcPr>
+          <w:p>
+            <w:r>
+              <w:rPr>
+                <w:b/>
+              </w:rPr>
+              <w:t>S6</w:t>
+            </w:r>
+          </w:p>
+        </w:tc>
+        <w:tc>
+          <w:tcPr>
+            <w:tcW w:type="dxa" w:w="960"/>
+          </w:tcPr>
+          <w:p>
+            <w:r>
+              <w:rPr>
+                <w:b/>
+              </w:rPr>
+              <w:t>S7</w:t>
+            </w:r>
+          </w:p>
+        </w:tc>
+        <w:tc>
+          <w:tcPr>
+            <w:tcW w:type="dxa" w:w="960"/>
+          </w:tcPr>
+          <w:p>
+            <w:r>
+              <w:rPr>
+                <w:b/>
+              </w:rPr>
+              <w:t>S8</w:t>
+            </w:r>
+          </w:p>
+        </w:tc>
+      </w:tr>
+      <w:tr>
+        <w:tc>
+          <w:tcPr>
+            <w:tcW w:type="dxa" w:w="960"/>
+          </w:tcPr>
+          <w:p>
+            <w:r>
+              <w:t>Definición del problema y objetivos</w:t>
+            </w:r>
+          </w:p>
+        </w:tc>
+        <w:tc>
+          <w:tcPr>
+            <w:tcW w:type="dxa" w:w="960"/>
+          </w:tcPr>
+          <w:p>
+            <w:r>
+              <w:t>X</w:t>
+            </w:r>
+          </w:p>
+        </w:tc>
+        <w:tc>
+          <w:tcPr>
+            <w:tcW w:type="dxa" w:w="960"/>
+          </w:tcPr>
+          <w:p>
+            <w:r/>
+          </w:p>
+        </w:tc>
+        <w:tc>
+          <w:tcPr>
+            <w:tcW w:type="dxa" w:w="960"/>
+          </w:tcPr>
+          <w:p>
+            <w:r/>
+          </w:p>
+        </w:tc>
+        <w:tc>
+          <w:tcPr>
+            <w:tcW w:type="dxa" w:w="960"/>
+          </w:tcPr>
+          <w:p>
+            <w:r/>
+          </w:p>
+        </w:tc>
+        <w:tc>
+          <w:tcPr>
+            <w:tcW w:type="dxa" w:w="960"/>
+          </w:tcPr>
+          <w:p>
+            <w:r/>
+          </w:p>
+        </w:tc>
+        <w:tc>
+          <w:tcPr>
+            <w:tcW w:type="dxa" w:w="960"/>
+          </w:tcPr>
+          <w:p>
+            <w:r/>
+          </w:p>
+        </w:tc>
+        <w:tc>
+          <w:tcPr>
+            <w:tcW w:type="dxa" w:w="960"/>
+          </w:tcPr>
+          <w:p>
+            <w:r/>
+          </w:p>
+        </w:tc>
+        <w:tc>
+          <w:tcPr>
+            <w:tcW w:type="dxa" w:w="960"/>
+          </w:tcPr>
+          <w:p>
+            <w:r/>
+          </w:p>
+        </w:tc>
+      </w:tr>
+      <w:tr>
+        <w:tc>
+          <w:tcPr>
+            <w:tcW w:type="dxa" w:w="960"/>
+          </w:tcPr>
+          <w:p>
+            <w:r>
+              <w:t>Marco teórico y variables agronómicas</w:t>
+            </w:r>
+          </w:p>
+        </w:tc>
+        <w:tc>
+          <w:tcPr>
+            <w:tcW w:type="dxa" w:w="960"/>
+          </w:tcPr>
+          <w:p>
+            <w:r>
+              <w:t>X</w:t>
+            </w:r>
+          </w:p>
+        </w:tc>
+        <w:tc>
+          <w:tcPr>
+            <w:tcW w:type="dxa" w:w="960"/>
+          </w:tcPr>
+          <w:p>
+            <w:r>
+              <w:t>X</w:t>
+            </w:r>
+          </w:p>
+        </w:tc>
+        <w:tc>
+          <w:tcPr>
+            <w:tcW w:type="dxa" w:w="960"/>
+          </w:tcPr>
+          <w:p>
+            <w:r/>
+          </w:p>
+        </w:tc>
+        <w:tc>
+          <w:tcPr>
+            <w:tcW w:type="dxa" w:w="960"/>
+          </w:tcPr>
+          <w:p>
+            <w:r/>
+          </w:p>
+        </w:tc>
+        <w:tc>
+          <w:tcPr>
+            <w:tcW w:type="dxa" w:w="960"/>
+          </w:tcPr>
+          <w:p>
+            <w:r/>
+          </w:p>
+        </w:tc>
+        <w:tc>
+          <w:tcPr>
+            <w:tcW w:type="dxa" w:w="960"/>
+          </w:tcPr>
+          <w:p>
+            <w:r/>
+          </w:p>
+        </w:tc>
+        <w:tc>
+          <w:tcPr>
+            <w:tcW w:type="dxa" w:w="960"/>
+          </w:tcPr>
+          <w:p>
+            <w:r/>
+          </w:p>
+        </w:tc>
+        <w:tc>
+          <w:tcPr>
+            <w:tcW w:type="dxa" w:w="960"/>
+          </w:tcPr>
+          <w:p>
+            <w:r/>
+          </w:p>
+        </w:tc>
+      </w:tr>
+      <w:tr>
+        <w:tc>
+          <w:tcPr>
+            <w:tcW w:type="dxa" w:w="960"/>
+          </w:tcPr>
+          <w:p>
+            <w:r>
+              <w:t>Motor de cálculo de riego</w:t>
+            </w:r>
+          </w:p>
+        </w:tc>
+        <w:tc>
+          <w:tcPr>
+            <w:tcW w:type="dxa" w:w="960"/>
+          </w:tcPr>
+          <w:p>
+            <w:r/>
+          </w:p>
+        </w:tc>
+        <w:tc>
+          <w:tcPr>
+            <w:tcW w:type="dxa" w:w="960"/>
+          </w:tcPr>
+          <w:p>
+            <w:r>
+              <w:t>X</w:t>
+            </w:r>
+          </w:p>
+        </w:tc>
+        <w:tc>
+          <w:tcPr>
+            <w:tcW w:type="dxa" w:w="960"/>
+          </w:tcPr>
+          <w:p>
+            <w:r>
+              <w:t>X</w:t>
+            </w:r>
+          </w:p>
+        </w:tc>
+        <w:tc>
+          <w:tcPr>
+            <w:tcW w:type="dxa" w:w="960"/>
+          </w:tcPr>
+          <w:p>
+            <w:r/>
+          </w:p>
+        </w:tc>
+        <w:tc>
+          <w:tcPr>
+            <w:tcW w:type="dxa" w:w="960"/>
+          </w:tcPr>
+          <w:p>
+            <w:r/>
+          </w:p>
+        </w:tc>
+        <w:tc>
+          <w:tcPr>
+            <w:tcW w:type="dxa" w:w="960"/>
+          </w:tcPr>
+          <w:p>
+            <w:r/>
+          </w:p>
+        </w:tc>
+        <w:tc>
+          <w:tcPr>
+            <w:tcW w:type="dxa" w:w="960"/>
+          </w:tcPr>
+          <w:p>
+            <w:r/>
+          </w:p>
+        </w:tc>
+        <w:tc>
+          <w:tcPr>
+            <w:tcW w:type="dxa" w:w="960"/>
+          </w:tcPr>
+          <w:p>
+            <w:r/>
+          </w:p>
+        </w:tc>
+      </w:tr>
+      <w:tr>
+        <w:tc>
+          <w:tcPr>
+            <w:tcW w:type="dxa" w:w="960"/>
+          </w:tcPr>
+          <w:p>
+            <w:r>
+              <w:t>Integración AEMET y ETL</w:t>
+            </w:r>
+          </w:p>
+        </w:tc>
+        <w:tc>
+          <w:tcPr>
+            <w:tcW w:type="dxa" w:w="960"/>
+          </w:tcPr>
+          <w:p>
+            <w:r/>
+          </w:p>
+        </w:tc>
+        <w:tc>
+          <w:tcPr>
+            <w:tcW w:type="dxa" w:w="960"/>
+          </w:tcPr>
+          <w:p>
+            <w:r/>
+          </w:p>
+        </w:tc>
+        <w:tc>
+          <w:tcPr>
+            <w:tcW w:type="dxa" w:w="960"/>
+          </w:tcPr>
+          <w:p>
+            <w:r>
+              <w:t>X</w:t>
+            </w:r>
+          </w:p>
+        </w:tc>
+        <w:tc>
+          <w:tcPr>
+            <w:tcW w:type="dxa" w:w="960"/>
+          </w:tcPr>
+          <w:p>
+            <w:r>
+              <w:t>X</w:t>
+            </w:r>
+          </w:p>
+        </w:tc>
+        <w:tc>
+          <w:tcPr>
+            <w:tcW w:type="dxa" w:w="960"/>
+          </w:tcPr>
+          <w:p>
+            <w:r/>
+          </w:p>
+        </w:tc>
+        <w:tc>
+          <w:tcPr>
+            <w:tcW w:type="dxa" w:w="960"/>
+          </w:tcPr>
+          <w:p>
+            <w:r/>
+          </w:p>
+        </w:tc>
+        <w:tc>
+          <w:tcPr>
+            <w:tcW w:type="dxa" w:w="960"/>
+          </w:tcPr>
+          <w:p>
+            <w:r/>
+          </w:p>
+        </w:tc>
+        <w:tc>
+          <w:tcPr>
+            <w:tcW w:type="dxa" w:w="960"/>
+          </w:tcPr>
+          <w:p>
+            <w:r/>
+          </w:p>
+        </w:tc>
+      </w:tr>
+      <w:tr>
+        <w:tc>
+          <w:tcPr>
+            <w:tcW w:type="dxa" w:w="960"/>
+          </w:tcPr>
+          <w:p>
+            <w:r>
+              <w:t>Exportación de datasets y resumen</w:t>
+            </w:r>
+          </w:p>
+        </w:tc>
+        <w:tc>
+          <w:tcPr>
+            <w:tcW w:type="dxa" w:w="960"/>
+          </w:tcPr>
+          <w:p>
+            <w:r/>
+          </w:p>
+        </w:tc>
+        <w:tc>
+          <w:tcPr>
+            <w:tcW w:type="dxa" w:w="960"/>
+          </w:tcPr>
+          <w:p>
+            <w:r/>
+          </w:p>
+        </w:tc>
+        <w:tc>
+          <w:tcPr>
+            <w:tcW w:type="dxa" w:w="960"/>
+          </w:tcPr>
+          <w:p>
+            <w:r/>
+          </w:p>
+        </w:tc>
+        <w:tc>
+          <w:tcPr>
+            <w:tcW w:type="dxa" w:w="960"/>
+          </w:tcPr>
+          <w:p>
+            <w:r>
+              <w:t>X</w:t>
+            </w:r>
+          </w:p>
+        </w:tc>
+        <w:tc>
+          <w:tcPr>
+            <w:tcW w:type="dxa" w:w="960"/>
+          </w:tcPr>
+          <w:p>
+            <w:r>
+              <w:t>X</w:t>
+            </w:r>
+          </w:p>
+        </w:tc>
+        <w:tc>
+          <w:tcPr>
+            <w:tcW w:type="dxa" w:w="960"/>
+          </w:tcPr>
+          <w:p>
+            <w:r/>
+          </w:p>
+        </w:tc>
+        <w:tc>
+          <w:tcPr>
+            <w:tcW w:type="dxa" w:w="960"/>
+          </w:tcPr>
+          <w:p>
+            <w:r/>
+          </w:p>
+        </w:tc>
+        <w:tc>
+          <w:tcPr>
+            <w:tcW w:type="dxa" w:w="960"/>
+          </w:tcPr>
+          <w:p>
+            <w:r/>
+          </w:p>
+        </w:tc>
+      </w:tr>
+      <w:tr>
+        <w:tc>
+          <w:tcPr>
+            <w:tcW w:type="dxa" w:w="960"/>
+          </w:tcPr>
+          <w:p>
+            <w:r>
+              <w:t>Interfaz Streamlit</w:t>
+            </w:r>
+          </w:p>
+        </w:tc>
+        <w:tc>
+          <w:tcPr>
+            <w:tcW w:type="dxa" w:w="960"/>
+          </w:tcPr>
+          <w:p>
+            <w:r/>
+          </w:p>
+        </w:tc>
+        <w:tc>
+          <w:tcPr>
+            <w:tcW w:type="dxa" w:w="960"/>
+          </w:tcPr>
+          <w:p>
+            <w:r/>
+          </w:p>
+        </w:tc>
+        <w:tc>
+          <w:tcPr>
+            <w:tcW w:type="dxa" w:w="960"/>
+          </w:tcPr>
+          <w:p>
+            <w:r/>
+          </w:p>
+        </w:tc>
+        <w:tc>
+          <w:tcPr>
+            <w:tcW w:type="dxa" w:w="960"/>
+          </w:tcPr>
+          <w:p>
+            <w:r/>
+          </w:p>
+        </w:tc>
+        <w:tc>
+          <w:tcPr>
+            <w:tcW w:type="dxa" w:w="960"/>
+          </w:tcPr>
+          <w:p>
+            <w:r>
+              <w:t>X</w:t>
+            </w:r>
+          </w:p>
+        </w:tc>
+        <w:tc>
+          <w:tcPr>
+            <w:tcW w:type="dxa" w:w="960"/>
+          </w:tcPr>
+          <w:p>
+            <w:r>
+              <w:t>X</w:t>
+            </w:r>
+          </w:p>
+        </w:tc>
+        <w:tc>
+          <w:tcPr>
+            <w:tcW w:type="dxa" w:w="960"/>
+          </w:tcPr>
+          <w:p>
+            <w:r/>
+          </w:p>
+        </w:tc>
+        <w:tc>
+          <w:tcPr>
+            <w:tcW w:type="dxa" w:w="960"/>
+          </w:tcPr>
+          <w:p>
+            <w:r/>
+          </w:p>
+        </w:tc>
+      </w:tr>
+      <w:tr>
+        <w:tc>
+          <w:tcPr>
+            <w:tcW w:type="dxa" w:w="960"/>
+          </w:tcPr>
+          <w:p>
+            <w:r>
+              <w:t>Modelo ML/Keras</w:t>
+            </w:r>
+          </w:p>
+        </w:tc>
+        <w:tc>
+          <w:tcPr>
+            <w:tcW w:type="dxa" w:w="960"/>
+          </w:tcPr>
+          <w:p>
+            <w:r/>
+          </w:p>
+        </w:tc>
+        <w:tc>
+          <w:tcPr>
+            <w:tcW w:type="dxa" w:w="960"/>
+          </w:tcPr>
+          <w:p>
+            <w:r/>
+          </w:p>
+        </w:tc>
+        <w:tc>
+          <w:tcPr>
+            <w:tcW w:type="dxa" w:w="960"/>
+          </w:tcPr>
+          <w:p>
+            <w:r/>
+          </w:p>
+        </w:tc>
+        <w:tc>
+          <w:tcPr>
+            <w:tcW w:type="dxa" w:w="960"/>
+          </w:tcPr>
+          <w:p>
+            <w:r/>
+          </w:p>
+        </w:tc>
+        <w:tc>
+          <w:tcPr>
+            <w:tcW w:type="dxa" w:w="960"/>
+          </w:tcPr>
+          <w:p>
+            <w:r/>
+          </w:p>
+        </w:tc>
+        <w:tc>
+          <w:tcPr>
+            <w:tcW w:type="dxa" w:w="960"/>
+          </w:tcPr>
+          <w:p>
+            <w:r>
+              <w:t>X</w:t>
+            </w:r>
+          </w:p>
+        </w:tc>
+        <w:tc>
+          <w:tcPr>
+            <w:tcW w:type="dxa" w:w="960"/>
+          </w:tcPr>
+          <w:p>
+            <w:r>
+              <w:t>X</w:t>
+            </w:r>
+          </w:p>
+        </w:tc>
+        <w:tc>
+          <w:tcPr>
+            <w:tcW w:type="dxa" w:w="960"/>
+          </w:tcPr>
+          <w:p>
+            <w:r/>
+          </w:p>
+        </w:tc>
+      </w:tr>
+      <w:tr>
+        <w:tc>
+          <w:tcPr>
+            <w:tcW w:type="dxa" w:w="960"/>
+          </w:tcPr>
+          <w:p>
+            <w:r>
+              <w:t>Pruebas, memoria y GitHub</w:t>
+            </w:r>
+          </w:p>
+        </w:tc>
+        <w:tc>
+          <w:tcPr>
+            <w:tcW w:type="dxa" w:w="960"/>
+          </w:tcPr>
+          <w:p>
+            <w:r/>
+          </w:p>
+        </w:tc>
+        <w:tc>
+          <w:tcPr>
+            <w:tcW w:type="dxa" w:w="960"/>
+          </w:tcPr>
+          <w:p>
+            <w:r/>
+          </w:p>
+        </w:tc>
+        <w:tc>
+          <w:tcPr>
+            <w:tcW w:type="dxa" w:w="960"/>
+          </w:tcPr>
+          <w:p>
+            <w:r/>
+          </w:p>
+        </w:tc>
+        <w:tc>
+          <w:tcPr>
+            <w:tcW w:type="dxa" w:w="960"/>
+          </w:tcPr>
+          <w:p>
+            <w:r/>
+          </w:p>
+        </w:tc>
+        <w:tc>
+          <w:tcPr>
+            <w:tcW w:type="dxa" w:w="960"/>
+          </w:tcPr>
+          <w:p>
+            <w:r/>
+          </w:p>
+        </w:tc>
+        <w:tc>
+          <w:tcPr>
+            <w:tcW w:type="dxa" w:w="960"/>
+          </w:tcPr>
+          <w:p>
+            <w:r/>
+          </w:p>
+        </w:tc>
+        <w:tc>
+          <w:tcPr>
+            <w:tcW w:type="dxa" w:w="960"/>
+          </w:tcPr>
+          <w:p>
+            <w:r>
+              <w:t>X</w:t>
+            </w:r>
+          </w:p>
+        </w:tc>
+        <w:tc>
+          <w:tcPr>
+            <w:tcW w:type="dxa" w:w="960"/>
+          </w:tcPr>
+          <w:p>
+            <w:r>
+              <w:t>X</w:t>
+            </w:r>
+          </w:p>
+        </w:tc>
+      </w:tr>
+    </w:tbl>
+    <w:p/>
+    <w:p>
+      <w:pPr>
+        <w:pStyle w:val="Heading2"/>
+      </w:pPr>
+      <w:r>
+        <w:t>3.10 Cronograma</w:t>
       </w:r>
     </w:p>
     <w:p/>
@@ -2608,7 +3920,44 @@
         <w:pStyle w:val="Heading2"/>
       </w:pPr>
       <w:r>
-        <w:t>3.9 Presupuesto estimado</w:t>
+        <w:t>3.11 ROI y viabilidad económica</w:t>
+      </w:r>
+    </w:p>
+    <w:p/>
+    <w:p>
+      <w:r>
+        <w:t>No se calcula un ROI monetario cerrado porque faltan datos reales de explotación: consumo histórico de riego tradicional, precio del agua, coste del servicio, coste de sensores y ahorro confirmado en campo. Para evitar estimaciones no justificadas, el proyecto deja definido el método de cálculo:</w:t>
+      </w:r>
+    </w:p>
+    <w:p/>
+    <w:p>
+      <w:r>
+        <w:rPr>
+          <w:rFonts w:ascii="Consolas" w:hAnsi="Consolas"/>
+          <w:sz w:val="18"/>
+        </w:rPr>
+        <w:t>ahorro_agua_L = riego_tradicional_L - riego_recomendado_L</w:t>
+        <w:br/>
+        <w:t>ahorro_agua_m3 = ahorro_agua_L / 1000</w:t>
+        <w:br/>
+        <w:t>ahorro_economico = ahorro_agua_m3 * precio_agua_m3</w:t>
+        <w:br/>
+        <w:t>ROI = ((ahorro_economico - coste_implantacion) / coste_implantacion) * 100</w:t>
+      </w:r>
+    </w:p>
+    <w:p/>
+    <w:p>
+      <w:r>
+        <w:t>La aplicación ya ofrece la variable necesaria para alimentar este análisis: litros recomendados por parcela, cultivo y periodo. Con datos reales de consumo previo, el ROI puede calcularse sin modificar el sistema.</w:t>
+      </w:r>
+    </w:p>
+    <w:p/>
+    <w:p>
+      <w:pPr>
+        <w:pStyle w:val="Heading2"/>
+      </w:pPr>
+      <w:r>
+        <w:t>3.12 Presupuesto estimado</w:t>
       </w:r>
     </w:p>
     <w:p/>
@@ -3057,6 +4406,52 @@
     <w:p>
       <w:r>
         <w:t>El presupuesto distingue entre el prototipo software ya desarrollado y una posible instalación IoT en campo. Las herramientas principales utilizadas son gratuitas o de código abierto.</w:t>
+      </w:r>
+    </w:p>
+    <w:p/>
+    <w:p>
+      <w:pPr>
+        <w:pStyle w:val="Heading2"/>
+      </w:pPr>
+      <w:r>
+        <w:t>3.13 Gestión ética y licencia del proyecto</w:t>
+      </w:r>
+    </w:p>
+    <w:p/>
+    <w:p>
+      <w:r>
+        <w:t>La gestión ética del proyecto se aplica en tres niveles:</w:t>
+      </w:r>
+    </w:p>
+    <w:p/>
+    <w:p>
+      <w:pPr>
+        <w:pStyle w:val="ListBullet"/>
+      </w:pPr>
+      <w:r>
+        <w:t>**Datos:** se usan datos meteorológicos oficiales y no se publican credenciales ni datos privados de clientes.</w:t>
+      </w:r>
+    </w:p>
+    <w:p>
+      <w:pPr>
+        <w:pStyle w:val="ListBullet"/>
+      </w:pPr>
+      <w:r>
+        <w:t>**Modelo ML:** se informa de que la predicción está entrenada sobre datos históricos y etiquetas agronómicas, por lo que requiere calibración antes de operar como recomendación profesional.</w:t>
+      </w:r>
+    </w:p>
+    <w:p>
+      <w:pPr>
+        <w:pStyle w:val="ListBullet"/>
+      </w:pPr>
+      <w:r>
+        <w:t>**Usuario:** la interfaz muestra resultados interpretables y mantiene la decisión final bajo supervisión humana.</w:t>
+      </w:r>
+    </w:p>
+    <w:p/>
+    <w:p>
+      <w:r>
+        <w:t>La memoria, tablas, diagramas y materiales de documentación se proponen bajo licencia Creative Commons Reconocimiento-NoComercial-CompartirIgual 4.0 Internacional (CC BY-NC-SA 4.0) [12]. El código fuente queda vinculado al repositorio académico y, si se libera como software reutilizable, deberá acompañarse de una licencia de software específica.</w:t>
       </w:r>
     </w:p>
     <w:p/>
@@ -4037,7 +5432,7 @@
     <w:p/>
     <w:p>
       <w:r>
-        <w:t>El modelo Keras se entrenó con un dataset de 168 filas y 24 variables de entrada. La validación interna obtuvo:</w:t>
+        <w:t>El modelo Keras se entrenó con un dataset de 168 filas y variables climáticas/agronómicas codificadas. La validación interna obtuvo:</w:t>
       </w:r>
     </w:p>
     <w:p/>
@@ -4399,7 +5794,7 @@
           <w:rFonts w:ascii="Consolas" w:hAnsi="Consolas"/>
           <w:sz w:val="18"/>
         </w:rPr>
-        <w:t>Ran 21 tests</w:t>
+        <w:t>Ran 26 tests</w:t>
         <w:br/>
         <w:t>OK</w:t>
       </w:r>
@@ -4687,14 +6082,28 @@
         <w:tblLook w:firstColumn="1" w:firstRow="1" w:lastColumn="0" w:lastRow="0" w:noHBand="0" w:noVBand="1" w:val="04A0"/>
       </w:tblPr>
       <w:tblGrid>
-        <w:gridCol w:w="2880"/>
-        <w:gridCol w:w="2880"/>
-        <w:gridCol w:w="2880"/>
+        <w:gridCol w:w="2160"/>
+        <w:gridCol w:w="2160"/>
+        <w:gridCol w:w="2160"/>
+        <w:gridCol w:w="2160"/>
       </w:tblGrid>
       <w:tr>
         <w:tc>
           <w:tcPr>
-            <w:tcW w:type="dxa" w:w="2880"/>
+            <w:tcW w:type="dxa" w:w="2160"/>
+          </w:tcPr>
+          <w:p>
+            <w:r>
+              <w:rPr>
+                <w:b/>
+              </w:rPr>
+              <w:t>Escalón</w:t>
+            </w:r>
+          </w:p>
+        </w:tc>
+        <w:tc>
+          <w:tcPr>
+            <w:tcW w:type="dxa" w:w="2160"/>
           </w:tcPr>
           <w:p>
             <w:r>
@@ -4707,7 +6116,7 @@
         </w:tc>
         <w:tc>
           <w:tcPr>
-            <w:tcW w:type="dxa" w:w="2880"/>
+            <w:tcW w:type="dxa" w:w="2160"/>
           </w:tcPr>
           <w:p>
             <w:r>
@@ -4720,7 +6129,7 @@
         </w:tc>
         <w:tc>
           <w:tcPr>
-            <w:tcW w:type="dxa" w:w="2880"/>
+            <w:tcW w:type="dxa" w:w="2160"/>
           </w:tcPr>
           <w:p>
             <w:r>
@@ -4735,31 +6144,41 @@
       <w:tr>
         <w:tc>
           <w:tcPr>
-            <w:tcW w:type="dxa" w:w="2880"/>
-          </w:tcPr>
-          <w:p>
-            <w:r>
-              <w:t>Diseñar red de sensores IoT</w:t>
-            </w:r>
-          </w:p>
-        </w:tc>
-        <w:tc>
-          <w:tcPr>
-            <w:tcW w:type="dxa" w:w="2880"/>
-          </w:tcPr>
-          <w:p>
-            <w:r>
-              <w:t>Parcial</w:t>
-            </w:r>
-          </w:p>
-        </w:tc>
-        <w:tc>
-          <w:tcPr>
-            <w:tcW w:type="dxa" w:w="2880"/>
-          </w:tcPr>
-          <w:p>
-            <w:r>
-              <w:t>Variables edáficas y fisiológicas definidas; sensores pendientes de instalación real.</w:t>
+            <w:tcW w:type="dxa" w:w="2160"/>
+          </w:tcPr>
+          <w:p>
+            <w:r>
+              <w:t>1</w:t>
+            </w:r>
+          </w:p>
+        </w:tc>
+        <w:tc>
+          <w:tcPr>
+            <w:tcW w:type="dxa" w:w="2160"/>
+          </w:tcPr>
+          <w:p>
+            <w:r>
+              <w:t>Diseñar captación de datos climáticos y agronómicos.</w:t>
+            </w:r>
+          </w:p>
+        </w:tc>
+        <w:tc>
+          <w:tcPr>
+            <w:tcW w:type="dxa" w:w="2160"/>
+          </w:tcPr>
+          <w:p>
+            <w:r>
+              <w:t>Cumplido en prototipo</w:t>
+            </w:r>
+          </w:p>
+        </w:tc>
+        <w:tc>
+          <w:tcPr>
+            <w:tcW w:type="dxa" w:w="2160"/>
+          </w:tcPr>
+          <w:p>
+            <w:r>
+              <w:t>Variables AEMET, suelo, cultivo y parcela definidas.</w:t>
             </w:r>
           </w:p>
         </w:tc>
@@ -4767,31 +6186,41 @@
       <w:tr>
         <w:tc>
           <w:tcPr>
-            <w:tcW w:type="dxa" w:w="2880"/>
-          </w:tcPr>
-          <w:p>
-            <w:r>
-              <w:t>Configurar BigQuery</w:t>
-            </w:r>
-          </w:p>
-        </w:tc>
-        <w:tc>
-          <w:tcPr>
-            <w:tcW w:type="dxa" w:w="2880"/>
-          </w:tcPr>
-          <w:p>
-            <w:r>
-              <w:t>Parcial</w:t>
-            </w:r>
-          </w:p>
-        </w:tc>
-        <w:tc>
-          <w:tcPr>
-            <w:tcW w:type="dxa" w:w="2880"/>
-          </w:tcPr>
-          <w:p>
-            <w:r>
-              <w:t>Estructura de dataset preparada; ingesta cloud pendiente.</w:t>
+            <w:tcW w:type="dxa" w:w="2160"/>
+          </w:tcPr>
+          <w:p>
+            <w:r>
+              <w:t>2</w:t>
+            </w:r>
+          </w:p>
+        </w:tc>
+        <w:tc>
+          <w:tcPr>
+            <w:tcW w:type="dxa" w:w="2160"/>
+          </w:tcPr>
+          <w:p>
+            <w:r>
+              <w:t>Conectar el sistema con AEMET.</w:t>
+            </w:r>
+          </w:p>
+        </w:tc>
+        <w:tc>
+          <w:tcPr>
+            <w:tcW w:type="dxa" w:w="2160"/>
+          </w:tcPr>
+          <w:p>
+            <w:r>
+              <w:t>Cumplido</w:t>
+            </w:r>
+          </w:p>
+        </w:tc>
+        <w:tc>
+          <w:tcPr>
+            <w:tcW w:type="dxa" w:w="2160"/>
+          </w:tcPr>
+          <w:p>
+            <w:r>
+              <w:t>Cliente AEMET, inventario nacional, cache local y datos diarios por estación.</w:t>
             </w:r>
           </w:p>
         </w:tc>
@@ -4799,31 +6228,41 @@
       <w:tr>
         <w:tc>
           <w:tcPr>
-            <w:tcW w:type="dxa" w:w="2880"/>
-          </w:tcPr>
-          <w:p>
-            <w:r>
-              <w:t>Entrenar modelo ML &gt;85 %</w:t>
-            </w:r>
-          </w:p>
-        </w:tc>
-        <w:tc>
-          <w:tcPr>
-            <w:tcW w:type="dxa" w:w="2880"/>
-          </w:tcPr>
-          <w:p>
-            <w:r>
-              <w:t>Cumplido en prototipo</w:t>
-            </w:r>
-          </w:p>
-        </w:tc>
-        <w:tc>
-          <w:tcPr>
-            <w:tcW w:type="dxa" w:w="2880"/>
-          </w:tcPr>
-          <w:p>
-            <w:r>
-              <w:t>Keras con R2 = 0,9978 sobre validación interna.</w:t>
+            <w:tcW w:type="dxa" w:w="2160"/>
+          </w:tcPr>
+          <w:p>
+            <w:r>
+              <w:t>3</w:t>
+            </w:r>
+          </w:p>
+        </w:tc>
+        <w:tc>
+          <w:tcPr>
+            <w:tcW w:type="dxa" w:w="2160"/>
+          </w:tcPr>
+          <w:p>
+            <w:r>
+              <w:t>Implementar cálculo agronómico de riego.</w:t>
+            </w:r>
+          </w:p>
+        </w:tc>
+        <w:tc>
+          <w:tcPr>
+            <w:tcW w:type="dxa" w:w="2160"/>
+          </w:tcPr>
+          <w:p>
+            <w:r>
+              <w:t>Cumplido</w:t>
+            </w:r>
+          </w:p>
+        </w:tc>
+        <w:tc>
+          <w:tcPr>
+            <w:tcW w:type="dxa" w:w="2160"/>
+          </w:tcPr>
+          <w:p>
+            <w:r>
+              <w:t>Motor de cálculo con ETc, lluvia efectiva, riego bruto y litros.</w:t>
             </w:r>
           </w:p>
         </w:tc>
@@ -4831,17 +6270,27 @@
       <w:tr>
         <w:tc>
           <w:tcPr>
-            <w:tcW w:type="dxa" w:w="2880"/>
-          </w:tcPr>
-          <w:p>
-            <w:r>
-              <w:t>Crear dashboard interactivo</w:t>
-            </w:r>
-          </w:p>
-        </w:tc>
-        <w:tc>
-          <w:tcPr>
-            <w:tcW w:type="dxa" w:w="2880"/>
+            <w:tcW w:type="dxa" w:w="2160"/>
+          </w:tcPr>
+          <w:p>
+            <w:r>
+              <w:t>4</w:t>
+            </w:r>
+          </w:p>
+        </w:tc>
+        <w:tc>
+          <w:tcPr>
+            <w:tcW w:type="dxa" w:w="2160"/>
+          </w:tcPr>
+          <w:p>
+            <w:r>
+              <w:t>Incorporar cultivos configurables.</w:t>
+            </w:r>
+          </w:p>
+        </w:tc>
+        <w:tc>
+          <w:tcPr>
+            <w:tcW w:type="dxa" w:w="2160"/>
           </w:tcPr>
           <w:p>
             <w:r>
@@ -4851,11 +6300,11 @@
         </w:tc>
         <w:tc>
           <w:tcPr>
-            <w:tcW w:type="dxa" w:w="2880"/>
-          </w:tcPr>
-          <w:p>
-            <w:r>
-              <w:t>Interfaz Streamlit con estación, cultivo, suelo, parcela y ML.</w:t>
+            <w:tcW w:type="dxa" w:w="2160"/>
+          </w:tcPr>
+          <w:p>
+            <w:r>
+              <w:t>Olivar, cítricos y almendro con Kc, raíz, marco y agotamiento propios.</w:t>
             </w:r>
           </w:p>
         </w:tc>
@@ -4863,31 +6312,41 @@
       <w:tr>
         <w:tc>
           <w:tcPr>
-            <w:tcW w:type="dxa" w:w="2880"/>
-          </w:tcPr>
-          <w:p>
-            <w:r>
-              <w:t>Usar AEMET real</w:t>
-            </w:r>
-          </w:p>
-        </w:tc>
-        <w:tc>
-          <w:tcPr>
-            <w:tcW w:type="dxa" w:w="2880"/>
-          </w:tcPr>
-          <w:p>
-            <w:r>
-              <w:t>Cumplido</w:t>
-            </w:r>
-          </w:p>
-        </w:tc>
-        <w:tc>
-          <w:tcPr>
-            <w:tcW w:type="dxa" w:w="2880"/>
-          </w:tcPr>
-          <w:p>
-            <w:r>
-              <w:t>Cliente AEMET, inventario nacional y datos diarios por estación.</w:t>
+            <w:tcW w:type="dxa" w:w="2160"/>
+          </w:tcPr>
+          <w:p>
+            <w:r>
+              <w:t>5</w:t>
+            </w:r>
+          </w:p>
+        </w:tc>
+        <w:tc>
+          <w:tcPr>
+            <w:tcW w:type="dxa" w:w="2160"/>
+          </w:tcPr>
+          <w:p>
+            <w:r>
+              <w:t>Crear capa predictiva ML.</w:t>
+            </w:r>
+          </w:p>
+        </w:tc>
+        <w:tc>
+          <w:tcPr>
+            <w:tcW w:type="dxa" w:w="2160"/>
+          </w:tcPr>
+          <w:p>
+            <w:r>
+              <w:t>Cumplido en prototipo</w:t>
+            </w:r>
+          </w:p>
+        </w:tc>
+        <w:tc>
+          <w:tcPr>
+            <w:tcW w:type="dxa" w:w="2160"/>
+          </w:tcPr>
+          <w:p>
+            <w:r>
+              <w:t>Modelo Keras/TensorFlow con R2 superior a 0,85 sobre validación interna.</w:t>
             </w:r>
           </w:p>
         </w:tc>
@@ -4895,17 +6354,27 @@
       <w:tr>
         <w:tc>
           <w:tcPr>
-            <w:tcW w:type="dxa" w:w="2880"/>
-          </w:tcPr>
-          <w:p>
-            <w:r>
-              <w:t>Comparar cultivos</w:t>
-            </w:r>
-          </w:p>
-        </w:tc>
-        <w:tc>
-          <w:tcPr>
-            <w:tcW w:type="dxa" w:w="2880"/>
+            <w:tcW w:type="dxa" w:w="2160"/>
+          </w:tcPr>
+          <w:p>
+            <w:r>
+              <w:t>6</w:t>
+            </w:r>
+          </w:p>
+        </w:tc>
+        <w:tc>
+          <w:tcPr>
+            <w:tcW w:type="dxa" w:w="2160"/>
+          </w:tcPr>
+          <w:p>
+            <w:r>
+              <w:t>Desarrollar interfaz de usuario.</w:t>
+            </w:r>
+          </w:p>
+        </w:tc>
+        <w:tc>
+          <w:tcPr>
+            <w:tcW w:type="dxa" w:w="2160"/>
           </w:tcPr>
           <w:p>
             <w:r>
@@ -4915,11 +6384,53 @@
         </w:tc>
         <w:tc>
           <w:tcPr>
-            <w:tcW w:type="dxa" w:w="2880"/>
-          </w:tcPr>
-          <w:p>
-            <w:r>
-              <w:t>Olivar, cítricos y almendro con variables propias.</w:t>
+            <w:tcW w:type="dxa" w:w="2160"/>
+          </w:tcPr>
+          <w:p>
+            <w:r>
+              <w:t>App Streamlit con estación, cultivo, suelo, parcela y ML opcional.</w:t>
+            </w:r>
+          </w:p>
+        </w:tc>
+      </w:tr>
+      <w:tr>
+        <w:tc>
+          <w:tcPr>
+            <w:tcW w:type="dxa" w:w="2160"/>
+          </w:tcPr>
+          <w:p>
+            <w:r>
+              <w:t>7</w:t>
+            </w:r>
+          </w:p>
+        </w:tc>
+        <w:tc>
+          <w:tcPr>
+            <w:tcW w:type="dxa" w:w="2160"/>
+          </w:tcPr>
+          <w:p>
+            <w:r>
+              <w:t>Preparar almacenamiento masivo.</w:t>
+            </w:r>
+          </w:p>
+        </w:tc>
+        <w:tc>
+          <w:tcPr>
+            <w:tcW w:type="dxa" w:w="2160"/>
+          </w:tcPr>
+          <w:p>
+            <w:r>
+              <w:t>Parcial</w:t>
+            </w:r>
+          </w:p>
+        </w:tc>
+        <w:tc>
+          <w:tcPr>
+            <w:tcW w:type="dxa" w:w="2160"/>
+          </w:tcPr>
+          <w:p>
+            <w:r>
+              <w:t>Dataset exportable y estructura compatible; despliegue BigQuery pendiente.</w:t>
             </w:r>
           </w:p>
         </w:tc>
@@ -4961,7 +6472,222 @@
         <w:pStyle w:val="Heading2"/>
       </w:pPr>
       <w:r>
-        <w:t>5.2 Aprendizajes significativos</w:t>
+        <w:t>5.2 Conclusiones según los objetivos específicos</w:t>
+      </w:r>
+    </w:p>
+    <w:p/>
+    <w:p>
+      <w:r>
+        <w:t>Las conclusiones se ordenan siguiendo la misma escalera definida en la introducción:</w:t>
+      </w:r>
+    </w:p>
+    <w:p/>
+    <w:tbl>
+      <w:tblPr>
+        <w:tblStyle w:val="TableGrid"/>
+        <w:tblW w:type="auto" w:w="0"/>
+        <w:tblLook w:firstColumn="1" w:firstRow="1" w:lastColumn="0" w:lastRow="0" w:noHBand="0" w:noVBand="1" w:val="04A0"/>
+      </w:tblPr>
+      <w:tblGrid>
+        <w:gridCol w:w="4320"/>
+        <w:gridCol w:w="4320"/>
+      </w:tblGrid>
+      <w:tr>
+        <w:tc>
+          <w:tcPr>
+            <w:tcW w:type="dxa" w:w="4320"/>
+          </w:tcPr>
+          <w:p>
+            <w:r>
+              <w:rPr>
+                <w:b/>
+              </w:rPr>
+              <w:t>Escalón</w:t>
+            </w:r>
+          </w:p>
+        </w:tc>
+        <w:tc>
+          <w:tcPr>
+            <w:tcW w:type="dxa" w:w="4320"/>
+          </w:tcPr>
+          <w:p>
+            <w:r>
+              <w:rPr>
+                <w:b/>
+              </w:rPr>
+              <w:t>Conclusión</w:t>
+            </w:r>
+          </w:p>
+        </w:tc>
+      </w:tr>
+      <w:tr>
+        <w:tc>
+          <w:tcPr>
+            <w:tcW w:type="dxa" w:w="4320"/>
+          </w:tcPr>
+          <w:p>
+            <w:r>
+              <w:t>1</w:t>
+            </w:r>
+          </w:p>
+        </w:tc>
+        <w:tc>
+          <w:tcPr>
+            <w:tcW w:type="dxa" w:w="4320"/>
+          </w:tcPr>
+          <w:p>
+            <w:r>
+              <w:t>La estructura de datos climáticos, edáficos, fisiológicos y de parcela queda definida y preparada para ampliarse con sensores IoT.</w:t>
+            </w:r>
+          </w:p>
+        </w:tc>
+      </w:tr>
+      <w:tr>
+        <w:tc>
+          <w:tcPr>
+            <w:tcW w:type="dxa" w:w="4320"/>
+          </w:tcPr>
+          <w:p>
+            <w:r>
+              <w:t>2</w:t>
+            </w:r>
+          </w:p>
+        </w:tc>
+        <w:tc>
+          <w:tcPr>
+            <w:tcW w:type="dxa" w:w="4320"/>
+          </w:tcPr>
+          <w:p>
+            <w:r>
+              <w:t>La conexión con AEMET permite trabajar con estaciones reales, datos diarios y un flujo ETL reproducible.</w:t>
+            </w:r>
+          </w:p>
+        </w:tc>
+      </w:tr>
+      <w:tr>
+        <w:tc>
+          <w:tcPr>
+            <w:tcW w:type="dxa" w:w="4320"/>
+          </w:tcPr>
+          <w:p>
+            <w:r>
+              <w:t>3</w:t>
+            </w:r>
+          </w:p>
+        </w:tc>
+        <w:tc>
+          <w:tcPr>
+            <w:tcW w:type="dxa" w:w="4320"/>
+          </w:tcPr>
+          <w:p>
+            <w:r>
+              <w:t>El cálculo agronómico ofrece una recomendación defendible en litros, litros por planta y milímetros de riego.</w:t>
+            </w:r>
+          </w:p>
+        </w:tc>
+      </w:tr>
+      <w:tr>
+        <w:tc>
+          <w:tcPr>
+            <w:tcW w:type="dxa" w:w="4320"/>
+          </w:tcPr>
+          <w:p>
+            <w:r>
+              <w:t>4</w:t>
+            </w:r>
+          </w:p>
+        </w:tc>
+        <w:tc>
+          <w:tcPr>
+            <w:tcW w:type="dxa" w:w="4320"/>
+          </w:tcPr>
+          <w:p>
+            <w:r>
+              <w:t>La comparación entre olivar, cítricos y almendro demuestra que el cultivo modifica de forma significativa la demanda hídrica.</w:t>
+            </w:r>
+          </w:p>
+        </w:tc>
+      </w:tr>
+      <w:tr>
+        <w:tc>
+          <w:tcPr>
+            <w:tcW w:type="dxa" w:w="4320"/>
+          </w:tcPr>
+          <w:p>
+            <w:r>
+              <w:t>5</w:t>
+            </w:r>
+          </w:p>
+        </w:tc>
+        <w:tc>
+          <w:tcPr>
+            <w:tcW w:type="dxa" w:w="4320"/>
+          </w:tcPr>
+          <w:p>
+            <w:r>
+              <w:t>La capa ML/Keras queda integrada y validada como aproximación al cálculo agronómico, aunque requiere datos reales de campo para uso profesional.</w:t>
+            </w:r>
+          </w:p>
+        </w:tc>
+      </w:tr>
+      <w:tr>
+        <w:tc>
+          <w:tcPr>
+            <w:tcW w:type="dxa" w:w="4320"/>
+          </w:tcPr>
+          <w:p>
+            <w:r>
+              <w:t>6</w:t>
+            </w:r>
+          </w:p>
+        </w:tc>
+        <w:tc>
+          <w:tcPr>
+            <w:tcW w:type="dxa" w:w="4320"/>
+          </w:tcPr>
+          <w:p>
+            <w:r>
+              <w:t>La interfaz Streamlit transforma el cálculo técnico en un servicio entendible para un cliente.</w:t>
+            </w:r>
+          </w:p>
+        </w:tc>
+      </w:tr>
+      <w:tr>
+        <w:tc>
+          <w:tcPr>
+            <w:tcW w:type="dxa" w:w="4320"/>
+          </w:tcPr>
+          <w:p>
+            <w:r>
+              <w:t>7</w:t>
+            </w:r>
+          </w:p>
+        </w:tc>
+        <w:tc>
+          <w:tcPr>
+            <w:tcW w:type="dxa" w:w="4320"/>
+          </w:tcPr>
+          <w:p>
+            <w:r>
+              <w:t>La estructura exportable deja preparado el salto a BigQuery y a una arquitectura de análisis masivo.</w:t>
+            </w:r>
+          </w:p>
+        </w:tc>
+      </w:tr>
+    </w:tbl>
+    <w:p/>
+    <w:p>
+      <w:r>
+        <w:t>El objetivo general se alcanza a nivel de prototipo: el sistema analiza datos meteorológicos y agronómicos para optimizar la recomendación de riego. La validación comercial real queda condicionada a la incorporación de sensores, histórico de riego aplicado y contraste con parcelas reales.</w:t>
+      </w:r>
+    </w:p>
+    <w:p/>
+    <w:p>
+      <w:pPr>
+        <w:pStyle w:val="Heading2"/>
+      </w:pPr>
+      <w:r>
+        <w:t>5.3 Aprendizajes significativos</w:t>
       </w:r>
     </w:p>
     <w:p/>
@@ -5032,6 +6758,14 @@
         <w:pStyle w:val="ListBullet"/>
       </w:pPr>
       <w:r>
+        <w:t>Documentación metodológica con Scrum, backlog, Gantt y trazabilidad por objetivos.</w:t>
+      </w:r>
+    </w:p>
+    <w:p>
+      <w:pPr>
+        <w:pStyle w:val="ListBullet"/>
+      </w:pPr>
+      <w:r>
         <w:t>Validación mediante pruebas unitarias.</w:t>
       </w:r>
     </w:p>
@@ -5041,7 +6775,7 @@
         <w:pStyle w:val="Heading2"/>
       </w:pPr>
       <w:r>
-        <w:t>5.3 Dificultades encontradas</w:t>
+        <w:t>5.4 Dificultades encontradas</w:t>
       </w:r>
     </w:p>
     <w:p/>
@@ -5091,13 +6825,21 @@
         <w:t>Evitar que el objetivo de Machine Learning se presente como precisión absoluta cuando todavía no hay sensores reales de campo.</w:t>
       </w:r>
     </w:p>
+    <w:p>
+      <w:pPr>
+        <w:pStyle w:val="ListBullet"/>
+      </w:pPr>
+      <w:r>
+        <w:t>Plantear el ROI sin inventar datos económicos no medidos.</w:t>
+      </w:r>
+    </w:p>
     <w:p/>
     <w:p>
       <w:pPr>
         <w:pStyle w:val="Heading2"/>
       </w:pPr>
       <w:r>
-        <w:t>5.4 Mejoras futuras</w:t>
+        <w:t>5.5 Mejoras futuras</w:t>
       </w:r>
     </w:p>
     <w:p/>
@@ -5177,7 +6919,7 @@
         <w:pStyle w:val="Heading2"/>
       </w:pPr>
       <w:r>
-        <w:t>5.5 Cierre</w:t>
+        <w:t>5.6 Cierre</w:t>
       </w:r>
     </w:p>
     <w:p/>
@@ -5247,6 +6989,24 @@
     <w:p>
       <w:r>
         <w:t>[9] K. Schwaber y J. Sutherland, "The Scrum Guide," Scrum Guides, nov. 2020. [En línea]. Disponible en: https://scrumguides.org/download.html. [Accedido: 11-may-2026].</w:t>
+      </w:r>
+    </w:p>
+    <w:p/>
+    <w:p>
+      <w:r>
+        <w:t>[10] UNESCO, "Recommendation on the Ethics of Artificial Intelligence," UNESCO, 2021. [En línea]. Disponible en: https://www.unesco.org/en/legal-affairs/recommendation-ethics-artificial-intelligence. [Accedido: 12-may-2026].</w:t>
+      </w:r>
+    </w:p>
+    <w:p/>
+    <w:p>
+      <w:r>
+        <w:t>[11] Parlamento Europeo y Consejo de la Unión Europea, "Regulation (EU) 2024/1689 of the European Parliament and of the Council of 13 June 2024 laying down harmonised rules on artificial intelligence," Diario Oficial de la Unión Europea, 12-jul-2024. [En línea]. Disponible en: https://eur-lex.europa.eu/eli/reg/2024/1689/oj. [Accedido: 12-may-2026].</w:t>
+      </w:r>
+    </w:p>
+    <w:p/>
+    <w:p>
+      <w:r>
+        <w:t>[12] Creative Commons, "Attribution-NonCommercial-ShareAlike 4.0 International (CC BY-NC-SA 4.0)," Creative Commons. [En línea]. Disponible en: https://creativecommons.org/licenses/by-nc-sa/4.0/. [Accedido: 12-may-2026].</w:t>
       </w:r>
     </w:p>
     <w:p/>
@@ -5818,6 +7578,859 @@
       </w:pPr>
       <w:r>
         <w:t>La predicción usa históricos y cálculo agronómico como base; para operación comercial debe validarse en campo.</w:t>
+      </w:r>
+    </w:p>
+    <w:p/>
+    <w:p>
+      <w:pPr>
+        <w:pStyle w:val="Heading2"/>
+      </w:pPr>
+      <w:r>
+        <w:t>Anexo D. Product Backlog Scrum</w:t>
+      </w:r>
+    </w:p>
+    <w:p/>
+    <w:p>
+      <w:r>
+        <w:t>El Product Backlog recoge las funcionalidades necesarias para alcanzar el objetivo general. La prioridad se ha definido según su impacto en la utilidad del prototipo.</w:t>
+      </w:r>
+    </w:p>
+    <w:p/>
+    <w:tbl>
+      <w:tblPr>
+        <w:tblStyle w:val="TableGrid"/>
+        <w:tblW w:type="auto" w:w="0"/>
+        <w:tblLook w:firstColumn="1" w:firstRow="1" w:lastColumn="0" w:lastRow="0" w:noHBand="0" w:noVBand="1" w:val="04A0"/>
+      </w:tblPr>
+      <w:tblGrid>
+        <w:gridCol w:w="2160"/>
+        <w:gridCol w:w="2160"/>
+        <w:gridCol w:w="2160"/>
+        <w:gridCol w:w="2160"/>
+      </w:tblGrid>
+      <w:tr>
+        <w:tc>
+          <w:tcPr>
+            <w:tcW w:type="dxa" w:w="2160"/>
+          </w:tcPr>
+          <w:p>
+            <w:r>
+              <w:rPr>
+                <w:b/>
+              </w:rPr>
+              <w:t>ID</w:t>
+            </w:r>
+          </w:p>
+        </w:tc>
+        <w:tc>
+          <w:tcPr>
+            <w:tcW w:type="dxa" w:w="2160"/>
+          </w:tcPr>
+          <w:p>
+            <w:r>
+              <w:rPr>
+                <w:b/>
+              </w:rPr>
+              <w:t>Historia/tarea</w:t>
+            </w:r>
+          </w:p>
+        </w:tc>
+        <w:tc>
+          <w:tcPr>
+            <w:tcW w:type="dxa" w:w="2160"/>
+          </w:tcPr>
+          <w:p>
+            <w:r>
+              <w:rPr>
+                <w:b/>
+              </w:rPr>
+              <w:t>Prioridad</w:t>
+            </w:r>
+          </w:p>
+        </w:tc>
+        <w:tc>
+          <w:tcPr>
+            <w:tcW w:type="dxa" w:w="2160"/>
+          </w:tcPr>
+          <w:p>
+            <w:r>
+              <w:rPr>
+                <w:b/>
+              </w:rPr>
+              <w:t>Estado</w:t>
+            </w:r>
+          </w:p>
+        </w:tc>
+      </w:tr>
+      <w:tr>
+        <w:tc>
+          <w:tcPr>
+            <w:tcW w:type="dxa" w:w="2160"/>
+          </w:tcPr>
+          <w:p>
+            <w:r>
+              <w:t>PB-01</w:t>
+            </w:r>
+          </w:p>
+        </w:tc>
+        <w:tc>
+          <w:tcPr>
+            <w:tcW w:type="dxa" w:w="2160"/>
+          </w:tcPr>
+          <w:p>
+            <w:r>
+              <w:t>Como usuario, quiero elegir una estación AEMET para trabajar con datos reales de mi zona.</w:t>
+            </w:r>
+          </w:p>
+        </w:tc>
+        <w:tc>
+          <w:tcPr>
+            <w:tcW w:type="dxa" w:w="2160"/>
+          </w:tcPr>
+          <w:p>
+            <w:r>
+              <w:t>Alta</w:t>
+            </w:r>
+          </w:p>
+        </w:tc>
+        <w:tc>
+          <w:tcPr>
+            <w:tcW w:type="dxa" w:w="2160"/>
+          </w:tcPr>
+          <w:p>
+            <w:r>
+              <w:t>Completado</w:t>
+            </w:r>
+          </w:p>
+        </w:tc>
+      </w:tr>
+      <w:tr>
+        <w:tc>
+          <w:tcPr>
+            <w:tcW w:type="dxa" w:w="2160"/>
+          </w:tcPr>
+          <w:p>
+            <w:r>
+              <w:t>PB-02</w:t>
+            </w:r>
+          </w:p>
+        </w:tc>
+        <w:tc>
+          <w:tcPr>
+            <w:tcW w:type="dxa" w:w="2160"/>
+          </w:tcPr>
+          <w:p>
+            <w:r>
+              <w:t>Como usuario, quiero introducir cultivo, fase, suelo y superficie para adaptar el cálculo a mi parcela.</w:t>
+            </w:r>
+          </w:p>
+        </w:tc>
+        <w:tc>
+          <w:tcPr>
+            <w:tcW w:type="dxa" w:w="2160"/>
+          </w:tcPr>
+          <w:p>
+            <w:r>
+              <w:t>Alta</w:t>
+            </w:r>
+          </w:p>
+        </w:tc>
+        <w:tc>
+          <w:tcPr>
+            <w:tcW w:type="dxa" w:w="2160"/>
+          </w:tcPr>
+          <w:p>
+            <w:r>
+              <w:t>Completado</w:t>
+            </w:r>
+          </w:p>
+        </w:tc>
+      </w:tr>
+      <w:tr>
+        <w:tc>
+          <w:tcPr>
+            <w:tcW w:type="dxa" w:w="2160"/>
+          </w:tcPr>
+          <w:p>
+            <w:r>
+              <w:t>PB-03</w:t>
+            </w:r>
+          </w:p>
+        </w:tc>
+        <w:tc>
+          <w:tcPr>
+            <w:tcW w:type="dxa" w:w="2160"/>
+          </w:tcPr>
+          <w:p>
+            <w:r>
+              <w:t>Como usuario, quiero obtener litros totales, litros por planta y lámina de riego.</w:t>
+            </w:r>
+          </w:p>
+        </w:tc>
+        <w:tc>
+          <w:tcPr>
+            <w:tcW w:type="dxa" w:w="2160"/>
+          </w:tcPr>
+          <w:p>
+            <w:r>
+              <w:t>Alta</w:t>
+            </w:r>
+          </w:p>
+        </w:tc>
+        <w:tc>
+          <w:tcPr>
+            <w:tcW w:type="dxa" w:w="2160"/>
+          </w:tcPr>
+          <w:p>
+            <w:r>
+              <w:t>Completado</w:t>
+            </w:r>
+          </w:p>
+        </w:tc>
+      </w:tr>
+      <w:tr>
+        <w:tc>
+          <w:tcPr>
+            <w:tcW w:type="dxa" w:w="2160"/>
+          </w:tcPr>
+          <w:p>
+            <w:r>
+              <w:t>PB-04</w:t>
+            </w:r>
+          </w:p>
+        </w:tc>
+        <w:tc>
+          <w:tcPr>
+            <w:tcW w:type="dxa" w:w="2160"/>
+          </w:tcPr>
+          <w:p>
+            <w:r>
+              <w:t>Como usuario, quiero comparar olivar, cítricos y almendro bajo el mismo escenario.</w:t>
+            </w:r>
+          </w:p>
+        </w:tc>
+        <w:tc>
+          <w:tcPr>
+            <w:tcW w:type="dxa" w:w="2160"/>
+          </w:tcPr>
+          <w:p>
+            <w:r>
+              <w:t>Alta</w:t>
+            </w:r>
+          </w:p>
+        </w:tc>
+        <w:tc>
+          <w:tcPr>
+            <w:tcW w:type="dxa" w:w="2160"/>
+          </w:tcPr>
+          <w:p>
+            <w:r>
+              <w:t>Completado</w:t>
+            </w:r>
+          </w:p>
+        </w:tc>
+      </w:tr>
+      <w:tr>
+        <w:tc>
+          <w:tcPr>
+            <w:tcW w:type="dxa" w:w="2160"/>
+          </w:tcPr>
+          <w:p>
+            <w:r>
+              <w:t>PB-05</w:t>
+            </w:r>
+          </w:p>
+        </w:tc>
+        <w:tc>
+          <w:tcPr>
+            <w:tcW w:type="dxa" w:w="2160"/>
+          </w:tcPr>
+          <w:p>
+            <w:r>
+              <w:t>Como desarrollador, quiero exportar datasets CSV/JSON para análisis y BigQuery.</w:t>
+            </w:r>
+          </w:p>
+        </w:tc>
+        <w:tc>
+          <w:tcPr>
+            <w:tcW w:type="dxa" w:w="2160"/>
+          </w:tcPr>
+          <w:p>
+            <w:r>
+              <w:t>Media</w:t>
+            </w:r>
+          </w:p>
+        </w:tc>
+        <w:tc>
+          <w:tcPr>
+            <w:tcW w:type="dxa" w:w="2160"/>
+          </w:tcPr>
+          <w:p>
+            <w:r>
+              <w:t>Completado</w:t>
+            </w:r>
+          </w:p>
+        </w:tc>
+      </w:tr>
+      <w:tr>
+        <w:tc>
+          <w:tcPr>
+            <w:tcW w:type="dxa" w:w="2160"/>
+          </w:tcPr>
+          <w:p>
+            <w:r>
+              <w:t>PB-06</w:t>
+            </w:r>
+          </w:p>
+        </w:tc>
+        <w:tc>
+          <w:tcPr>
+            <w:tcW w:type="dxa" w:w="2160"/>
+          </w:tcPr>
+          <w:p>
+            <w:r>
+              <w:t>Como usuario, quiero activar una predicción ML entrenada con históricos.</w:t>
+            </w:r>
+          </w:p>
+        </w:tc>
+        <w:tc>
+          <w:tcPr>
+            <w:tcW w:type="dxa" w:w="2160"/>
+          </w:tcPr>
+          <w:p>
+            <w:r>
+              <w:t>Media</w:t>
+            </w:r>
+          </w:p>
+        </w:tc>
+        <w:tc>
+          <w:tcPr>
+            <w:tcW w:type="dxa" w:w="2160"/>
+          </w:tcPr>
+          <w:p>
+            <w:r>
+              <w:t>Completado</w:t>
+            </w:r>
+          </w:p>
+        </w:tc>
+      </w:tr>
+      <w:tr>
+        <w:tc>
+          <w:tcPr>
+            <w:tcW w:type="dxa" w:w="2160"/>
+          </w:tcPr>
+          <w:p>
+            <w:r>
+              <w:t>PB-07</w:t>
+            </w:r>
+          </w:p>
+        </w:tc>
+        <w:tc>
+          <w:tcPr>
+            <w:tcW w:type="dxa" w:w="2160"/>
+          </w:tcPr>
+          <w:p>
+            <w:r>
+              <w:t>Como usuario, quiero trabajar con cache local para no saturar AEMET.</w:t>
+            </w:r>
+          </w:p>
+        </w:tc>
+        <w:tc>
+          <w:tcPr>
+            <w:tcW w:type="dxa" w:w="2160"/>
+          </w:tcPr>
+          <w:p>
+            <w:r>
+              <w:t>Media</w:t>
+            </w:r>
+          </w:p>
+        </w:tc>
+        <w:tc>
+          <w:tcPr>
+            <w:tcW w:type="dxa" w:w="2160"/>
+          </w:tcPr>
+          <w:p>
+            <w:r>
+              <w:t>Completado</w:t>
+            </w:r>
+          </w:p>
+        </w:tc>
+      </w:tr>
+      <w:tr>
+        <w:tc>
+          <w:tcPr>
+            <w:tcW w:type="dxa" w:w="2160"/>
+          </w:tcPr>
+          <w:p>
+            <w:r>
+              <w:t>PB-08</w:t>
+            </w:r>
+          </w:p>
+        </w:tc>
+        <w:tc>
+          <w:tcPr>
+            <w:tcW w:type="dxa" w:w="2160"/>
+          </w:tcPr>
+          <w:p>
+            <w:r>
+              <w:t>Como responsable técnico, quiero integrar sensores IoT reales.</w:t>
+            </w:r>
+          </w:p>
+        </w:tc>
+        <w:tc>
+          <w:tcPr>
+            <w:tcW w:type="dxa" w:w="2160"/>
+          </w:tcPr>
+          <w:p>
+            <w:r>
+              <w:t>Alta</w:t>
+            </w:r>
+          </w:p>
+        </w:tc>
+        <w:tc>
+          <w:tcPr>
+            <w:tcW w:type="dxa" w:w="2160"/>
+          </w:tcPr>
+          <w:p>
+            <w:r>
+              <w:t>Pendiente</w:t>
+            </w:r>
+          </w:p>
+        </w:tc>
+      </w:tr>
+      <w:tr>
+        <w:tc>
+          <w:tcPr>
+            <w:tcW w:type="dxa" w:w="2160"/>
+          </w:tcPr>
+          <w:p>
+            <w:r>
+              <w:t>PB-09</w:t>
+            </w:r>
+          </w:p>
+        </w:tc>
+        <w:tc>
+          <w:tcPr>
+            <w:tcW w:type="dxa" w:w="2160"/>
+          </w:tcPr>
+          <w:p>
+            <w:r>
+              <w:t>Como responsable del servicio, quiero calcular ROI con consumos y costes reales.</w:t>
+            </w:r>
+          </w:p>
+        </w:tc>
+        <w:tc>
+          <w:tcPr>
+            <w:tcW w:type="dxa" w:w="2160"/>
+          </w:tcPr>
+          <w:p>
+            <w:r>
+              <w:t>Media</w:t>
+            </w:r>
+          </w:p>
+        </w:tc>
+        <w:tc>
+          <w:tcPr>
+            <w:tcW w:type="dxa" w:w="2160"/>
+          </w:tcPr>
+          <w:p>
+            <w:r>
+              <w:t>Pendiente</w:t>
+            </w:r>
+          </w:p>
+        </w:tc>
+      </w:tr>
+      <w:tr>
+        <w:tc>
+          <w:tcPr>
+            <w:tcW w:type="dxa" w:w="2160"/>
+          </w:tcPr>
+          <w:p>
+            <w:r>
+              <w:t>PB-10</w:t>
+            </w:r>
+          </w:p>
+        </w:tc>
+        <w:tc>
+          <w:tcPr>
+            <w:tcW w:type="dxa" w:w="2160"/>
+          </w:tcPr>
+          <w:p>
+            <w:r>
+              <w:t>Como usuario final, quiero informes PDF comerciales.</w:t>
+            </w:r>
+          </w:p>
+        </w:tc>
+        <w:tc>
+          <w:tcPr>
+            <w:tcW w:type="dxa" w:w="2160"/>
+          </w:tcPr>
+          <w:p>
+            <w:r>
+              <w:t>Baja</w:t>
+            </w:r>
+          </w:p>
+        </w:tc>
+        <w:tc>
+          <w:tcPr>
+            <w:tcW w:type="dxa" w:w="2160"/>
+          </w:tcPr>
+          <w:p>
+            <w:r>
+              <w:t>Pendiente</w:t>
+            </w:r>
+          </w:p>
+        </w:tc>
+      </w:tr>
+    </w:tbl>
+    <w:p/>
+    <w:p>
+      <w:pPr>
+        <w:pStyle w:val="Heading2"/>
+      </w:pPr>
+      <w:r>
+        <w:t>Anexo E. Sprint Backlog</w:t>
+      </w:r>
+    </w:p>
+    <w:p/>
+    <w:tbl>
+      <w:tblPr>
+        <w:tblStyle w:val="TableGrid"/>
+        <w:tblW w:type="auto" w:w="0"/>
+        <w:tblLook w:firstColumn="1" w:firstRow="1" w:lastColumn="0" w:lastRow="0" w:noHBand="0" w:noVBand="1" w:val="04A0"/>
+      </w:tblPr>
+      <w:tblGrid>
+        <w:gridCol w:w="2160"/>
+        <w:gridCol w:w="2160"/>
+        <w:gridCol w:w="2160"/>
+        <w:gridCol w:w="2160"/>
+      </w:tblGrid>
+      <w:tr>
+        <w:tc>
+          <w:tcPr>
+            <w:tcW w:type="dxa" w:w="2160"/>
+          </w:tcPr>
+          <w:p>
+            <w:r>
+              <w:rPr>
+                <w:b/>
+              </w:rPr>
+              <w:t>Sprint</w:t>
+            </w:r>
+          </w:p>
+        </w:tc>
+        <w:tc>
+          <w:tcPr>
+            <w:tcW w:type="dxa" w:w="2160"/>
+          </w:tcPr>
+          <w:p>
+            <w:r>
+              <w:rPr>
+                <w:b/>
+              </w:rPr>
+              <w:t>Objetivo</w:t>
+            </w:r>
+          </w:p>
+        </w:tc>
+        <w:tc>
+          <w:tcPr>
+            <w:tcW w:type="dxa" w:w="2160"/>
+          </w:tcPr>
+          <w:p>
+            <w:r>
+              <w:rPr>
+                <w:b/>
+              </w:rPr>
+              <w:t>Tareas principales</w:t>
+            </w:r>
+          </w:p>
+        </w:tc>
+        <w:tc>
+          <w:tcPr>
+            <w:tcW w:type="dxa" w:w="2160"/>
+          </w:tcPr>
+          <w:p>
+            <w:r>
+              <w:rPr>
+                <w:b/>
+              </w:rPr>
+              <w:t>Entregable</w:t>
+            </w:r>
+          </w:p>
+        </w:tc>
+      </w:tr>
+      <w:tr>
+        <w:tc>
+          <w:tcPr>
+            <w:tcW w:type="dxa" w:w="2160"/>
+          </w:tcPr>
+          <w:p>
+            <w:r>
+              <w:t>Sprint 1</w:t>
+            </w:r>
+          </w:p>
+        </w:tc>
+        <w:tc>
+          <w:tcPr>
+            <w:tcW w:type="dxa" w:w="2160"/>
+          </w:tcPr>
+          <w:p>
+            <w:r>
+              <w:t>Base agronómica</w:t>
+            </w:r>
+          </w:p>
+        </w:tc>
+        <w:tc>
+          <w:tcPr>
+            <w:tcW w:type="dxa" w:w="2160"/>
+          </w:tcPr>
+          <w:p>
+            <w:r>
+              <w:t>Definir cultivos, suelos, ET0, Kc y fórmula de riego.</w:t>
+            </w:r>
+          </w:p>
+        </w:tc>
+        <w:tc>
+          <w:tcPr>
+            <w:tcW w:type="dxa" w:w="2160"/>
+          </w:tcPr>
+          <w:p>
+            <w:r>
+              <w:t>Motor de cálculo inicial.</w:t>
+            </w:r>
+          </w:p>
+        </w:tc>
+      </w:tr>
+      <w:tr>
+        <w:tc>
+          <w:tcPr>
+            <w:tcW w:type="dxa" w:w="2160"/>
+          </w:tcPr>
+          <w:p>
+            <w:r>
+              <w:t>Sprint 2</w:t>
+            </w:r>
+          </w:p>
+        </w:tc>
+        <w:tc>
+          <w:tcPr>
+            <w:tcW w:type="dxa" w:w="2160"/>
+          </w:tcPr>
+          <w:p>
+            <w:r>
+              <w:t>Datos AEMET</w:t>
+            </w:r>
+          </w:p>
+        </w:tc>
+        <w:tc>
+          <w:tcPr>
+            <w:tcW w:type="dxa" w:w="2160"/>
+          </w:tcPr>
+          <w:p>
+            <w:r>
+              <w:t>Implementar cliente API, búsqueda de estaciones y ETL.</w:t>
+            </w:r>
+          </w:p>
+        </w:tc>
+        <w:tc>
+          <w:tcPr>
+            <w:tcW w:type="dxa" w:w="2160"/>
+          </w:tcPr>
+          <w:p>
+            <w:r>
+              <w:t>Datos diarios por estación.</w:t>
+            </w:r>
+          </w:p>
+        </w:tc>
+      </w:tr>
+      <w:tr>
+        <w:tc>
+          <w:tcPr>
+            <w:tcW w:type="dxa" w:w="2160"/>
+          </w:tcPr>
+          <w:p>
+            <w:r>
+              <w:t>Sprint 3</w:t>
+            </w:r>
+          </w:p>
+        </w:tc>
+        <w:tc>
+          <w:tcPr>
+            <w:tcW w:type="dxa" w:w="2160"/>
+          </w:tcPr>
+          <w:p>
+            <w:r>
+              <w:t>Comparativas</w:t>
+            </w:r>
+          </w:p>
+        </w:tc>
+        <w:tc>
+          <w:tcPr>
+            <w:tcW w:type="dxa" w:w="2160"/>
+          </w:tcPr>
+          <w:p>
+            <w:r>
+              <w:t>Añadir tres cultivos, exportaciones y resumen.</w:t>
+            </w:r>
+          </w:p>
+        </w:tc>
+        <w:tc>
+          <w:tcPr>
+            <w:tcW w:type="dxa" w:w="2160"/>
+          </w:tcPr>
+          <w:p>
+            <w:r>
+              <w:t>CSV/Markdown defendibles.</w:t>
+            </w:r>
+          </w:p>
+        </w:tc>
+      </w:tr>
+      <w:tr>
+        <w:tc>
+          <w:tcPr>
+            <w:tcW w:type="dxa" w:w="2160"/>
+          </w:tcPr>
+          <w:p>
+            <w:r>
+              <w:t>Sprint 4</w:t>
+            </w:r>
+          </w:p>
+        </w:tc>
+        <w:tc>
+          <w:tcPr>
+            <w:tcW w:type="dxa" w:w="2160"/>
+          </w:tcPr>
+          <w:p>
+            <w:r>
+              <w:t>Servicio cliente</w:t>
+            </w:r>
+          </w:p>
+        </w:tc>
+        <w:tc>
+          <w:tcPr>
+            <w:tcW w:type="dxa" w:w="2160"/>
+          </w:tcPr>
+          <w:p>
+            <w:r>
+              <w:t>Crear interfaz Streamlit y formulario de parcela.</w:t>
+            </w:r>
+          </w:p>
+        </w:tc>
+        <w:tc>
+          <w:tcPr>
+            <w:tcW w:type="dxa" w:w="2160"/>
+          </w:tcPr>
+          <w:p>
+            <w:r>
+              <w:t>App local funcional.</w:t>
+            </w:r>
+          </w:p>
+        </w:tc>
+      </w:tr>
+      <w:tr>
+        <w:tc>
+          <w:tcPr>
+            <w:tcW w:type="dxa" w:w="2160"/>
+          </w:tcPr>
+          <w:p>
+            <w:r>
+              <w:t>Sprint 5</w:t>
+            </w:r>
+          </w:p>
+        </w:tc>
+        <w:tc>
+          <w:tcPr>
+            <w:tcW w:type="dxa" w:w="2160"/>
+          </w:tcPr>
+          <w:p>
+            <w:r>
+              <w:t>Machine Learning</w:t>
+            </w:r>
+          </w:p>
+        </w:tc>
+        <w:tc>
+          <w:tcPr>
+            <w:tcW w:type="dxa" w:w="2160"/>
+          </w:tcPr>
+          <w:p>
+            <w:r>
+              <w:t>Generar dataset ML, entrenar Keras y medir resultados.</w:t>
+            </w:r>
+          </w:p>
+        </w:tc>
+        <w:tc>
+          <w:tcPr>
+            <w:tcW w:type="dxa" w:w="2160"/>
+          </w:tcPr>
+          <w:p>
+            <w:r>
+              <w:t>Modelo predictivo.</w:t>
+            </w:r>
+          </w:p>
+        </w:tc>
+      </w:tr>
+      <w:tr>
+        <w:tc>
+          <w:tcPr>
+            <w:tcW w:type="dxa" w:w="2160"/>
+          </w:tcPr>
+          <w:p>
+            <w:r>
+              <w:t>Sprint 6</w:t>
+            </w:r>
+          </w:p>
+        </w:tc>
+        <w:tc>
+          <w:tcPr>
+            <w:tcW w:type="dxa" w:w="2160"/>
+          </w:tcPr>
+          <w:p>
+            <w:r>
+              <w:t>Calidad y entrega</w:t>
+            </w:r>
+          </w:p>
+        </w:tc>
+        <w:tc>
+          <w:tcPr>
+            <w:tcW w:type="dxa" w:w="2160"/>
+          </w:tcPr>
+          <w:p>
+            <w:r>
+              <w:t>Añadir pruebas, memoria, GitHub, ética, Gantt y anexos.</w:t>
+            </w:r>
+          </w:p>
+        </w:tc>
+        <w:tc>
+          <w:tcPr>
+            <w:tcW w:type="dxa" w:w="2160"/>
+          </w:tcPr>
+          <w:p>
+            <w:r>
+              <w:t>Proyecto documentado.</w:t>
+            </w:r>
+          </w:p>
+        </w:tc>
+      </w:tr>
+    </w:tbl>
+    <w:p/>
+    <w:p>
+      <w:pPr>
+        <w:pStyle w:val="Heading2"/>
+      </w:pPr>
+      <w:r>
+        <w:t>Anexo F. Licencia documental</w:t>
+      </w:r>
+    </w:p>
+    <w:p/>
+    <w:p>
+      <w:r>
+        <w:t>La memoria y documentación asociada se publican bajo licencia Creative Commons Reconocimiento-NoComercial-CompartirIgual 4.0 Internacional (CC BY-NC-SA 4.0). Esto permite compartir y adaptar el material citando la autoría, sin uso comercial y manteniendo la misma licencia en obras derivadas [12].</w:t>
+      </w:r>
+    </w:p>
+    <w:p/>
+    <w:p>
+      <w:r>
+        <w:t>El código fuente se mantiene en el repositorio académico del proyecto. Para una publicación como software reutilizable se recomienda añadir una licencia específica de software, por ejemplo MIT, Apache-2.0 o GPL, según el nivel de apertura deseado.</w:t>
       </w:r>
     </w:p>
     <w:sectPr>

--- a/docs/memoria_proyecto_intermodular.docx
+++ b/docs/memoria_proyecto_intermodular.docx
@@ -3969,7 +3969,3469 @@
         <w:pStyle w:val="Heading2"/>
       </w:pPr>
       <w:r>
-        <w:t>3.8 Trazabilidad entre objetivos, metodología y validación</w:t>
+        <w:t>3.8 Matriz de variables del sistema</w:t>
+      </w:r>
+    </w:p>
+    <w:p>
+      <w:pPr>
+        <w:spacing w:after="120"/>
+      </w:pPr>
+      <w:r>
+        <w:t>Para evitar confusión entre datos reales, parámetros de configuración y ampliaciones futuras, las variables del sistema se clasifican según su origen y su uso actual. Esta tabla también delimita el alcance defendible del prototipo.</w:t>
+      </w:r>
+    </w:p>
+    <w:tbl>
+      <w:tblPr>
+        <w:tblStyle w:val="TableGrid"/>
+        <w:tblW w:type="auto" w:w="0"/>
+        <w:jc w:val="center"/>
+        <w:tblLayout w:type="autofit"/>
+        <w:tblLook w:firstColumn="1" w:firstRow="1" w:lastColumn="0" w:lastRow="0" w:noHBand="0" w:noVBand="1" w:val="04A0"/>
+      </w:tblPr>
+      <w:tblGrid>
+        <w:gridCol w:w="1814"/>
+        <w:gridCol w:w="1814"/>
+        <w:gridCol w:w="1814"/>
+        <w:gridCol w:w="1814"/>
+        <w:gridCol w:w="1814"/>
+      </w:tblGrid>
+      <w:tr>
+        <w:tc>
+          <w:tcPr>
+            <w:tcW w:type="dxa" w:w="1814"/>
+            <w:vAlign w:val="center"/>
+            <w:tcMar>
+              <w:top w:w="80" w:type="dxa"/>
+              <w:start w:w="120" w:type="dxa"/>
+              <w:bottom w:w="80" w:type="dxa"/>
+              <w:end w:w="120" w:type="dxa"/>
+            </w:tcMar>
+            <w:shd w:fill="E8EEF5"/>
+          </w:tcPr>
+          <w:p>
+            <w:pPr>
+              <w:spacing w:after="0"/>
+            </w:pPr>
+            <w:r>
+              <w:rPr>
+                <w:b/>
+                <w:sz w:val="18"/>
+              </w:rPr>
+              <w:t>Categoría</w:t>
+            </w:r>
+          </w:p>
+        </w:tc>
+        <w:tc>
+          <w:tcPr>
+            <w:tcW w:type="dxa" w:w="1814"/>
+            <w:vAlign w:val="center"/>
+            <w:tcMar>
+              <w:top w:w="80" w:type="dxa"/>
+              <w:start w:w="120" w:type="dxa"/>
+              <w:bottom w:w="80" w:type="dxa"/>
+              <w:end w:w="120" w:type="dxa"/>
+            </w:tcMar>
+            <w:shd w:fill="E8EEF5"/>
+          </w:tcPr>
+          <w:p>
+            <w:pPr>
+              <w:spacing w:after="0"/>
+            </w:pPr>
+            <w:r>
+              <w:rPr>
+                <w:b/>
+                <w:sz w:val="18"/>
+              </w:rPr>
+              <w:t>Variable</w:t>
+            </w:r>
+          </w:p>
+        </w:tc>
+        <w:tc>
+          <w:tcPr>
+            <w:tcW w:type="dxa" w:w="1814"/>
+            <w:vAlign w:val="center"/>
+            <w:tcMar>
+              <w:top w:w="80" w:type="dxa"/>
+              <w:start w:w="120" w:type="dxa"/>
+              <w:bottom w:w="80" w:type="dxa"/>
+              <w:end w:w="120" w:type="dxa"/>
+            </w:tcMar>
+            <w:shd w:fill="E8EEF5"/>
+          </w:tcPr>
+          <w:p>
+            <w:pPr>
+              <w:spacing w:after="0"/>
+            </w:pPr>
+            <w:r>
+              <w:rPr>
+                <w:b/>
+                <w:sz w:val="18"/>
+              </w:rPr>
+              <w:t>Fuente actual</w:t>
+            </w:r>
+          </w:p>
+        </w:tc>
+        <w:tc>
+          <w:tcPr>
+            <w:tcW w:type="dxa" w:w="1814"/>
+            <w:vAlign w:val="center"/>
+            <w:tcMar>
+              <w:top w:w="80" w:type="dxa"/>
+              <w:start w:w="120" w:type="dxa"/>
+              <w:bottom w:w="80" w:type="dxa"/>
+              <w:end w:w="120" w:type="dxa"/>
+            </w:tcMar>
+            <w:shd w:fill="E8EEF5"/>
+          </w:tcPr>
+          <w:p>
+            <w:pPr>
+              <w:spacing w:after="0"/>
+            </w:pPr>
+            <w:r>
+              <w:rPr>
+                <w:b/>
+                <w:sz w:val="18"/>
+              </w:rPr>
+              <w:t>Uso en el sistema</w:t>
+            </w:r>
+          </w:p>
+        </w:tc>
+        <w:tc>
+          <w:tcPr>
+            <w:tcW w:type="dxa" w:w="1814"/>
+            <w:vAlign w:val="center"/>
+            <w:tcMar>
+              <w:top w:w="80" w:type="dxa"/>
+              <w:start w:w="120" w:type="dxa"/>
+              <w:bottom w:w="80" w:type="dxa"/>
+              <w:end w:w="120" w:type="dxa"/>
+            </w:tcMar>
+            <w:shd w:fill="E8EEF5"/>
+          </w:tcPr>
+          <w:p>
+            <w:pPr>
+              <w:spacing w:after="0"/>
+            </w:pPr>
+            <w:r>
+              <w:rPr>
+                <w:b/>
+                <w:sz w:val="18"/>
+              </w:rPr>
+              <w:t>Estado</w:t>
+            </w:r>
+          </w:p>
+        </w:tc>
+      </w:tr>
+      <w:tr>
+        <w:tc>
+          <w:tcPr>
+            <w:tcW w:type="dxa" w:w="1814"/>
+            <w:vAlign w:val="center"/>
+            <w:tcMar>
+              <w:top w:w="80" w:type="dxa"/>
+              <w:start w:w="120" w:type="dxa"/>
+              <w:bottom w:w="80" w:type="dxa"/>
+              <w:end w:w="120" w:type="dxa"/>
+            </w:tcMar>
+          </w:tcPr>
+          <w:p>
+            <w:pPr>
+              <w:spacing w:after="0"/>
+            </w:pPr>
+            <w:r>
+              <w:rPr>
+                <w:sz w:val="18"/>
+              </w:rPr>
+              <w:t>Localización</w:t>
+            </w:r>
+          </w:p>
+        </w:tc>
+        <w:tc>
+          <w:tcPr>
+            <w:tcW w:type="dxa" w:w="1814"/>
+            <w:vAlign w:val="center"/>
+            <w:tcMar>
+              <w:top w:w="80" w:type="dxa"/>
+              <w:start w:w="120" w:type="dxa"/>
+              <w:bottom w:w="80" w:type="dxa"/>
+              <w:end w:w="120" w:type="dxa"/>
+            </w:tcMar>
+          </w:tcPr>
+          <w:p>
+            <w:pPr>
+              <w:spacing w:after="0"/>
+            </w:pPr>
+            <w:r>
+              <w:rPr>
+                <w:sz w:val="18"/>
+              </w:rPr>
+              <w:t>Estación AEMET</w:t>
+            </w:r>
+          </w:p>
+        </w:tc>
+        <w:tc>
+          <w:tcPr>
+            <w:tcW w:type="dxa" w:w="1814"/>
+            <w:vAlign w:val="center"/>
+            <w:tcMar>
+              <w:top w:w="80" w:type="dxa"/>
+              <w:start w:w="120" w:type="dxa"/>
+              <w:bottom w:w="80" w:type="dxa"/>
+              <w:end w:w="120" w:type="dxa"/>
+            </w:tcMar>
+          </w:tcPr>
+          <w:p>
+            <w:pPr>
+              <w:spacing w:after="0"/>
+            </w:pPr>
+            <w:r>
+              <w:rPr>
+                <w:sz w:val="18"/>
+              </w:rPr>
+              <w:t>Inventario AEMET/cache SQLite</w:t>
+            </w:r>
+          </w:p>
+        </w:tc>
+        <w:tc>
+          <w:tcPr>
+            <w:tcW w:type="dxa" w:w="1814"/>
+            <w:vAlign w:val="center"/>
+            <w:tcMar>
+              <w:top w:w="80" w:type="dxa"/>
+              <w:start w:w="120" w:type="dxa"/>
+              <w:bottom w:w="80" w:type="dxa"/>
+              <w:end w:w="120" w:type="dxa"/>
+            </w:tcMar>
+          </w:tcPr>
+          <w:p>
+            <w:pPr>
+              <w:spacing w:after="0"/>
+            </w:pPr>
+            <w:r>
+              <w:rPr>
+                <w:sz w:val="18"/>
+              </w:rPr>
+              <w:t>Selecciona la zona climática y filtra los datos diarios.</w:t>
+            </w:r>
+          </w:p>
+        </w:tc>
+        <w:tc>
+          <w:tcPr>
+            <w:tcW w:type="dxa" w:w="1814"/>
+            <w:vAlign w:val="center"/>
+            <w:tcMar>
+              <w:top w:w="80" w:type="dxa"/>
+              <w:start w:w="120" w:type="dxa"/>
+              <w:bottom w:w="80" w:type="dxa"/>
+              <w:end w:w="120" w:type="dxa"/>
+            </w:tcMar>
+          </w:tcPr>
+          <w:p>
+            <w:pPr>
+              <w:spacing w:after="0"/>
+            </w:pPr>
+            <w:r>
+              <w:rPr>
+                <w:sz w:val="18"/>
+              </w:rPr>
+              <w:t>Implementada</w:t>
+            </w:r>
+          </w:p>
+        </w:tc>
+      </w:tr>
+      <w:tr>
+        <w:tc>
+          <w:tcPr>
+            <w:tcW w:type="dxa" w:w="1814"/>
+            <w:vAlign w:val="center"/>
+            <w:tcMar>
+              <w:top w:w="80" w:type="dxa"/>
+              <w:start w:w="120" w:type="dxa"/>
+              <w:bottom w:w="80" w:type="dxa"/>
+              <w:end w:w="120" w:type="dxa"/>
+            </w:tcMar>
+          </w:tcPr>
+          <w:p>
+            <w:pPr>
+              <w:spacing w:after="0"/>
+            </w:pPr>
+            <w:r>
+              <w:rPr>
+                <w:sz w:val="18"/>
+              </w:rPr>
+              <w:t>Localización</w:t>
+            </w:r>
+          </w:p>
+        </w:tc>
+        <w:tc>
+          <w:tcPr>
+            <w:tcW w:type="dxa" w:w="1814"/>
+            <w:vAlign w:val="center"/>
+            <w:tcMar>
+              <w:top w:w="80" w:type="dxa"/>
+              <w:start w:w="120" w:type="dxa"/>
+              <w:bottom w:w="80" w:type="dxa"/>
+              <w:end w:w="120" w:type="dxa"/>
+            </w:tcMar>
+          </w:tcPr>
+          <w:p>
+            <w:pPr>
+              <w:spacing w:after="0"/>
+            </w:pPr>
+            <w:r>
+              <w:rPr>
+                <w:sz w:val="18"/>
+              </w:rPr>
+              <w:t>Provincia y nombre de estación</w:t>
+            </w:r>
+          </w:p>
+        </w:tc>
+        <w:tc>
+          <w:tcPr>
+            <w:tcW w:type="dxa" w:w="1814"/>
+            <w:vAlign w:val="center"/>
+            <w:tcMar>
+              <w:top w:w="80" w:type="dxa"/>
+              <w:start w:w="120" w:type="dxa"/>
+              <w:bottom w:w="80" w:type="dxa"/>
+              <w:end w:w="120" w:type="dxa"/>
+            </w:tcMar>
+          </w:tcPr>
+          <w:p>
+            <w:pPr>
+              <w:spacing w:after="0"/>
+            </w:pPr>
+            <w:r>
+              <w:rPr>
+                <w:sz w:val="18"/>
+              </w:rPr>
+              <w:t>Inventario AEMET/cache SQLite</w:t>
+            </w:r>
+          </w:p>
+        </w:tc>
+        <w:tc>
+          <w:tcPr>
+            <w:tcW w:type="dxa" w:w="1814"/>
+            <w:vAlign w:val="center"/>
+            <w:tcMar>
+              <w:top w:w="80" w:type="dxa"/>
+              <w:start w:w="120" w:type="dxa"/>
+              <w:bottom w:w="80" w:type="dxa"/>
+              <w:end w:w="120" w:type="dxa"/>
+            </w:tcMar>
+          </w:tcPr>
+          <w:p>
+            <w:pPr>
+              <w:spacing w:after="0"/>
+            </w:pPr>
+            <w:r>
+              <w:rPr>
+                <w:sz w:val="18"/>
+              </w:rPr>
+              <w:t>Búsqueda nacional de estaciones y variable categórica del modelo.</w:t>
+            </w:r>
+          </w:p>
+        </w:tc>
+        <w:tc>
+          <w:tcPr>
+            <w:tcW w:type="dxa" w:w="1814"/>
+            <w:vAlign w:val="center"/>
+            <w:tcMar>
+              <w:top w:w="80" w:type="dxa"/>
+              <w:start w:w="120" w:type="dxa"/>
+              <w:bottom w:w="80" w:type="dxa"/>
+              <w:end w:w="120" w:type="dxa"/>
+            </w:tcMar>
+          </w:tcPr>
+          <w:p>
+            <w:pPr>
+              <w:spacing w:after="0"/>
+            </w:pPr>
+            <w:r>
+              <w:rPr>
+                <w:sz w:val="18"/>
+              </w:rPr>
+              <w:t>Implementada</w:t>
+            </w:r>
+          </w:p>
+        </w:tc>
+      </w:tr>
+      <w:tr>
+        <w:tc>
+          <w:tcPr>
+            <w:tcW w:type="dxa" w:w="1814"/>
+            <w:vAlign w:val="center"/>
+            <w:tcMar>
+              <w:top w:w="80" w:type="dxa"/>
+              <w:start w:w="120" w:type="dxa"/>
+              <w:bottom w:w="80" w:type="dxa"/>
+              <w:end w:w="120" w:type="dxa"/>
+            </w:tcMar>
+          </w:tcPr>
+          <w:p>
+            <w:pPr>
+              <w:spacing w:after="0"/>
+            </w:pPr>
+            <w:r>
+              <w:rPr>
+                <w:sz w:val="18"/>
+              </w:rPr>
+              <w:t>Tiempo</w:t>
+            </w:r>
+          </w:p>
+        </w:tc>
+        <w:tc>
+          <w:tcPr>
+            <w:tcW w:type="dxa" w:w="1814"/>
+            <w:vAlign w:val="center"/>
+            <w:tcMar>
+              <w:top w:w="80" w:type="dxa"/>
+              <w:start w:w="120" w:type="dxa"/>
+              <w:bottom w:w="80" w:type="dxa"/>
+              <w:end w:w="120" w:type="dxa"/>
+            </w:tcMar>
+          </w:tcPr>
+          <w:p>
+            <w:pPr>
+              <w:spacing w:after="0"/>
+            </w:pPr>
+            <w:r>
+              <w:rPr>
+                <w:sz w:val="18"/>
+              </w:rPr>
+              <w:t>Fecha diaria</w:t>
+            </w:r>
+          </w:p>
+        </w:tc>
+        <w:tc>
+          <w:tcPr>
+            <w:tcW w:type="dxa" w:w="1814"/>
+            <w:vAlign w:val="center"/>
+            <w:tcMar>
+              <w:top w:w="80" w:type="dxa"/>
+              <w:start w:w="120" w:type="dxa"/>
+              <w:bottom w:w="80" w:type="dxa"/>
+              <w:end w:w="120" w:type="dxa"/>
+            </w:tcMar>
+          </w:tcPr>
+          <w:p>
+            <w:pPr>
+              <w:spacing w:after="0"/>
+            </w:pPr>
+            <w:r>
+              <w:rPr>
+                <w:sz w:val="18"/>
+              </w:rPr>
+              <w:t>Rango elegido por el usuario</w:t>
+            </w:r>
+          </w:p>
+        </w:tc>
+        <w:tc>
+          <w:tcPr>
+            <w:tcW w:type="dxa" w:w="1814"/>
+            <w:vAlign w:val="center"/>
+            <w:tcMar>
+              <w:top w:w="80" w:type="dxa"/>
+              <w:start w:w="120" w:type="dxa"/>
+              <w:bottom w:w="80" w:type="dxa"/>
+              <w:end w:w="120" w:type="dxa"/>
+            </w:tcMar>
+          </w:tcPr>
+          <w:p>
+            <w:pPr>
+              <w:spacing w:after="0"/>
+            </w:pPr>
+            <w:r>
+              <w:rPr>
+                <w:sz w:val="18"/>
+              </w:rPr>
+              <w:t>Ordena la serie temporal y genera variables cíclicas para ML.</w:t>
+            </w:r>
+          </w:p>
+        </w:tc>
+        <w:tc>
+          <w:tcPr>
+            <w:tcW w:type="dxa" w:w="1814"/>
+            <w:vAlign w:val="center"/>
+            <w:tcMar>
+              <w:top w:w="80" w:type="dxa"/>
+              <w:start w:w="120" w:type="dxa"/>
+              <w:bottom w:w="80" w:type="dxa"/>
+              <w:end w:w="120" w:type="dxa"/>
+            </w:tcMar>
+          </w:tcPr>
+          <w:p>
+            <w:pPr>
+              <w:spacing w:after="0"/>
+            </w:pPr>
+            <w:r>
+              <w:rPr>
+                <w:sz w:val="18"/>
+              </w:rPr>
+              <w:t>Implementada</w:t>
+            </w:r>
+          </w:p>
+        </w:tc>
+      </w:tr>
+      <w:tr>
+        <w:tc>
+          <w:tcPr>
+            <w:tcW w:type="dxa" w:w="1814"/>
+            <w:vAlign w:val="center"/>
+            <w:tcMar>
+              <w:top w:w="80" w:type="dxa"/>
+              <w:start w:w="120" w:type="dxa"/>
+              <w:bottom w:w="80" w:type="dxa"/>
+              <w:end w:w="120" w:type="dxa"/>
+            </w:tcMar>
+          </w:tcPr>
+          <w:p>
+            <w:pPr>
+              <w:spacing w:after="0"/>
+            </w:pPr>
+            <w:r>
+              <w:rPr>
+                <w:sz w:val="18"/>
+              </w:rPr>
+              <w:t>Clima</w:t>
+            </w:r>
+          </w:p>
+        </w:tc>
+        <w:tc>
+          <w:tcPr>
+            <w:tcW w:type="dxa" w:w="1814"/>
+            <w:vAlign w:val="center"/>
+            <w:tcMar>
+              <w:top w:w="80" w:type="dxa"/>
+              <w:start w:w="120" w:type="dxa"/>
+              <w:bottom w:w="80" w:type="dxa"/>
+              <w:end w:w="120" w:type="dxa"/>
+            </w:tcMar>
+          </w:tcPr>
+          <w:p>
+            <w:pPr>
+              <w:spacing w:after="0"/>
+            </w:pPr>
+            <w:r>
+              <w:rPr>
+                <w:sz w:val="18"/>
+              </w:rPr>
+              <w:t>Precipitación diaria</w:t>
+            </w:r>
+          </w:p>
+        </w:tc>
+        <w:tc>
+          <w:tcPr>
+            <w:tcW w:type="dxa" w:w="1814"/>
+            <w:vAlign w:val="center"/>
+            <w:tcMar>
+              <w:top w:w="80" w:type="dxa"/>
+              <w:start w:w="120" w:type="dxa"/>
+              <w:bottom w:w="80" w:type="dxa"/>
+              <w:end w:w="120" w:type="dxa"/>
+            </w:tcMar>
+          </w:tcPr>
+          <w:p>
+            <w:pPr>
+              <w:spacing w:after="0"/>
+            </w:pPr>
+            <w:r>
+              <w:rPr>
+                <w:sz w:val="18"/>
+              </w:rPr>
+              <w:t>AEMET OpenData</w:t>
+            </w:r>
+          </w:p>
+        </w:tc>
+        <w:tc>
+          <w:tcPr>
+            <w:tcW w:type="dxa" w:w="1814"/>
+            <w:vAlign w:val="center"/>
+            <w:tcMar>
+              <w:top w:w="80" w:type="dxa"/>
+              <w:start w:w="120" w:type="dxa"/>
+              <w:bottom w:w="80" w:type="dxa"/>
+              <w:end w:w="120" w:type="dxa"/>
+            </w:tcMar>
+          </w:tcPr>
+          <w:p>
+            <w:pPr>
+              <w:spacing w:after="0"/>
+            </w:pPr>
+            <w:r>
+              <w:rPr>
+                <w:sz w:val="18"/>
+              </w:rPr>
+              <w:t>Calcula lluvia efectiva y reduce la necesidad de riego.</w:t>
+            </w:r>
+          </w:p>
+        </w:tc>
+        <w:tc>
+          <w:tcPr>
+            <w:tcW w:type="dxa" w:w="1814"/>
+            <w:vAlign w:val="center"/>
+            <w:tcMar>
+              <w:top w:w="80" w:type="dxa"/>
+              <w:start w:w="120" w:type="dxa"/>
+              <w:bottom w:w="80" w:type="dxa"/>
+              <w:end w:w="120" w:type="dxa"/>
+            </w:tcMar>
+          </w:tcPr>
+          <w:p>
+            <w:pPr>
+              <w:spacing w:after="0"/>
+            </w:pPr>
+            <w:r>
+              <w:rPr>
+                <w:sz w:val="18"/>
+              </w:rPr>
+              <w:t>Implementada</w:t>
+            </w:r>
+          </w:p>
+        </w:tc>
+      </w:tr>
+      <w:tr>
+        <w:tc>
+          <w:tcPr>
+            <w:tcW w:type="dxa" w:w="1814"/>
+            <w:vAlign w:val="center"/>
+            <w:tcMar>
+              <w:top w:w="80" w:type="dxa"/>
+              <w:start w:w="120" w:type="dxa"/>
+              <w:bottom w:w="80" w:type="dxa"/>
+              <w:end w:w="120" w:type="dxa"/>
+            </w:tcMar>
+          </w:tcPr>
+          <w:p>
+            <w:pPr>
+              <w:spacing w:after="0"/>
+            </w:pPr>
+            <w:r>
+              <w:rPr>
+                <w:sz w:val="18"/>
+              </w:rPr>
+              <w:t>Clima</w:t>
+            </w:r>
+          </w:p>
+        </w:tc>
+        <w:tc>
+          <w:tcPr>
+            <w:tcW w:type="dxa" w:w="1814"/>
+            <w:vAlign w:val="center"/>
+            <w:tcMar>
+              <w:top w:w="80" w:type="dxa"/>
+              <w:start w:w="120" w:type="dxa"/>
+              <w:bottom w:w="80" w:type="dxa"/>
+              <w:end w:w="120" w:type="dxa"/>
+            </w:tcMar>
+          </w:tcPr>
+          <w:p>
+            <w:pPr>
+              <w:spacing w:after="0"/>
+            </w:pPr>
+            <w:r>
+              <w:rPr>
+                <w:sz w:val="18"/>
+              </w:rPr>
+              <w:t>Temperatura mínima, máxima y media</w:t>
+            </w:r>
+          </w:p>
+        </w:tc>
+        <w:tc>
+          <w:tcPr>
+            <w:tcW w:type="dxa" w:w="1814"/>
+            <w:vAlign w:val="center"/>
+            <w:tcMar>
+              <w:top w:w="80" w:type="dxa"/>
+              <w:start w:w="120" w:type="dxa"/>
+              <w:bottom w:w="80" w:type="dxa"/>
+              <w:end w:w="120" w:type="dxa"/>
+            </w:tcMar>
+          </w:tcPr>
+          <w:p>
+            <w:pPr>
+              <w:spacing w:after="0"/>
+            </w:pPr>
+            <w:r>
+              <w:rPr>
+                <w:sz w:val="18"/>
+              </w:rPr>
+              <w:t>AEMET OpenData</w:t>
+            </w:r>
+          </w:p>
+        </w:tc>
+        <w:tc>
+          <w:tcPr>
+            <w:tcW w:type="dxa" w:w="1814"/>
+            <w:vAlign w:val="center"/>
+            <w:tcMar>
+              <w:top w:w="80" w:type="dxa"/>
+              <w:start w:w="120" w:type="dxa"/>
+              <w:bottom w:w="80" w:type="dxa"/>
+              <w:end w:w="120" w:type="dxa"/>
+            </w:tcMar>
+          </w:tcPr>
+          <w:p>
+            <w:pPr>
+              <w:spacing w:after="0"/>
+            </w:pPr>
+            <w:r>
+              <w:rPr>
+                <w:sz w:val="18"/>
+              </w:rPr>
+              <w:t>Estima ET0 cuando no viene directa y alimenta el modelo ML.</w:t>
+            </w:r>
+          </w:p>
+        </w:tc>
+        <w:tc>
+          <w:tcPr>
+            <w:tcW w:type="dxa" w:w="1814"/>
+            <w:vAlign w:val="center"/>
+            <w:tcMar>
+              <w:top w:w="80" w:type="dxa"/>
+              <w:start w:w="120" w:type="dxa"/>
+              <w:bottom w:w="80" w:type="dxa"/>
+              <w:end w:w="120" w:type="dxa"/>
+            </w:tcMar>
+          </w:tcPr>
+          <w:p>
+            <w:pPr>
+              <w:spacing w:after="0"/>
+            </w:pPr>
+            <w:r>
+              <w:rPr>
+                <w:sz w:val="18"/>
+              </w:rPr>
+              <w:t>Implementada</w:t>
+            </w:r>
+          </w:p>
+        </w:tc>
+      </w:tr>
+      <w:tr>
+        <w:tc>
+          <w:tcPr>
+            <w:tcW w:type="dxa" w:w="1814"/>
+            <w:vAlign w:val="center"/>
+            <w:tcMar>
+              <w:top w:w="80" w:type="dxa"/>
+              <w:start w:w="120" w:type="dxa"/>
+              <w:bottom w:w="80" w:type="dxa"/>
+              <w:end w:w="120" w:type="dxa"/>
+            </w:tcMar>
+          </w:tcPr>
+          <w:p>
+            <w:pPr>
+              <w:spacing w:after="0"/>
+            </w:pPr>
+            <w:r>
+              <w:rPr>
+                <w:sz w:val="18"/>
+              </w:rPr>
+              <w:t>Clima</w:t>
+            </w:r>
+          </w:p>
+        </w:tc>
+        <w:tc>
+          <w:tcPr>
+            <w:tcW w:type="dxa" w:w="1814"/>
+            <w:vAlign w:val="center"/>
+            <w:tcMar>
+              <w:top w:w="80" w:type="dxa"/>
+              <w:start w:w="120" w:type="dxa"/>
+              <w:bottom w:w="80" w:type="dxa"/>
+              <w:end w:w="120" w:type="dxa"/>
+            </w:tcMar>
+          </w:tcPr>
+          <w:p>
+            <w:pPr>
+              <w:spacing w:after="0"/>
+            </w:pPr>
+            <w:r>
+              <w:rPr>
+                <w:sz w:val="18"/>
+              </w:rPr>
+              <w:t>ET0</w:t>
+            </w:r>
+          </w:p>
+        </w:tc>
+        <w:tc>
+          <w:tcPr>
+            <w:tcW w:type="dxa" w:w="1814"/>
+            <w:vAlign w:val="center"/>
+            <w:tcMar>
+              <w:top w:w="80" w:type="dxa"/>
+              <w:start w:w="120" w:type="dxa"/>
+              <w:bottom w:w="80" w:type="dxa"/>
+              <w:end w:w="120" w:type="dxa"/>
+            </w:tcMar>
+          </w:tcPr>
+          <w:p>
+            <w:pPr>
+              <w:spacing w:after="0"/>
+            </w:pPr>
+            <w:r>
+              <w:rPr>
+                <w:sz w:val="18"/>
+              </w:rPr>
+              <w:t>AEMET o cálculo Hargreaves-Samani</w:t>
+            </w:r>
+          </w:p>
+        </w:tc>
+        <w:tc>
+          <w:tcPr>
+            <w:tcW w:type="dxa" w:w="1814"/>
+            <w:vAlign w:val="center"/>
+            <w:tcMar>
+              <w:top w:w="80" w:type="dxa"/>
+              <w:start w:w="120" w:type="dxa"/>
+              <w:bottom w:w="80" w:type="dxa"/>
+              <w:end w:w="120" w:type="dxa"/>
+            </w:tcMar>
+          </w:tcPr>
+          <w:p>
+            <w:pPr>
+              <w:spacing w:after="0"/>
+            </w:pPr>
+            <w:r>
+              <w:rPr>
+                <w:sz w:val="18"/>
+              </w:rPr>
+              <w:t>Base del cálculo ETc = ET0 * Kc.</w:t>
+            </w:r>
+          </w:p>
+        </w:tc>
+        <w:tc>
+          <w:tcPr>
+            <w:tcW w:type="dxa" w:w="1814"/>
+            <w:vAlign w:val="center"/>
+            <w:tcMar>
+              <w:top w:w="80" w:type="dxa"/>
+              <w:start w:w="120" w:type="dxa"/>
+              <w:bottom w:w="80" w:type="dxa"/>
+              <w:end w:w="120" w:type="dxa"/>
+            </w:tcMar>
+          </w:tcPr>
+          <w:p>
+            <w:pPr>
+              <w:spacing w:after="0"/>
+            </w:pPr>
+            <w:r>
+              <w:rPr>
+                <w:sz w:val="18"/>
+              </w:rPr>
+              <w:t>Implementada/derivada</w:t>
+            </w:r>
+          </w:p>
+        </w:tc>
+      </w:tr>
+      <w:tr>
+        <w:tc>
+          <w:tcPr>
+            <w:tcW w:type="dxa" w:w="1814"/>
+            <w:vAlign w:val="center"/>
+            <w:tcMar>
+              <w:top w:w="80" w:type="dxa"/>
+              <w:start w:w="120" w:type="dxa"/>
+              <w:bottom w:w="80" w:type="dxa"/>
+              <w:end w:w="120" w:type="dxa"/>
+            </w:tcMar>
+          </w:tcPr>
+          <w:p>
+            <w:pPr>
+              <w:spacing w:after="0"/>
+            </w:pPr>
+            <w:r>
+              <w:rPr>
+                <w:sz w:val="18"/>
+              </w:rPr>
+              <w:t>Clima</w:t>
+            </w:r>
+          </w:p>
+        </w:tc>
+        <w:tc>
+          <w:tcPr>
+            <w:tcW w:type="dxa" w:w="1814"/>
+            <w:vAlign w:val="center"/>
+            <w:tcMar>
+              <w:top w:w="80" w:type="dxa"/>
+              <w:start w:w="120" w:type="dxa"/>
+              <w:bottom w:w="80" w:type="dxa"/>
+              <w:end w:w="120" w:type="dxa"/>
+            </w:tcMar>
+          </w:tcPr>
+          <w:p>
+            <w:pPr>
+              <w:spacing w:after="0"/>
+            </w:pPr>
+            <w:r>
+              <w:rPr>
+                <w:sz w:val="18"/>
+              </w:rPr>
+              <w:t>Humedad relativa</w:t>
+            </w:r>
+          </w:p>
+        </w:tc>
+        <w:tc>
+          <w:tcPr>
+            <w:tcW w:type="dxa" w:w="1814"/>
+            <w:vAlign w:val="center"/>
+            <w:tcMar>
+              <w:top w:w="80" w:type="dxa"/>
+              <w:start w:w="120" w:type="dxa"/>
+              <w:bottom w:w="80" w:type="dxa"/>
+              <w:end w:w="120" w:type="dxa"/>
+            </w:tcMar>
+          </w:tcPr>
+          <w:p>
+            <w:pPr>
+              <w:spacing w:after="0"/>
+            </w:pPr>
+            <w:r>
+              <w:rPr>
+                <w:sz w:val="18"/>
+              </w:rPr>
+              <w:t>AEMET/IoT futuro</w:t>
+            </w:r>
+          </w:p>
+        </w:tc>
+        <w:tc>
+          <w:tcPr>
+            <w:tcW w:type="dxa" w:w="1814"/>
+            <w:vAlign w:val="center"/>
+            <w:tcMar>
+              <w:top w:w="80" w:type="dxa"/>
+              <w:start w:w="120" w:type="dxa"/>
+              <w:bottom w:w="80" w:type="dxa"/>
+              <w:end w:w="120" w:type="dxa"/>
+            </w:tcMar>
+          </w:tcPr>
+          <w:p>
+            <w:pPr>
+              <w:spacing w:after="0"/>
+            </w:pPr>
+            <w:r>
+              <w:rPr>
+                <w:sz w:val="18"/>
+              </w:rPr>
+              <w:t>Mejoraría el cálculo climático avanzado.</w:t>
+            </w:r>
+          </w:p>
+        </w:tc>
+        <w:tc>
+          <w:tcPr>
+            <w:tcW w:type="dxa" w:w="1814"/>
+            <w:vAlign w:val="center"/>
+            <w:tcMar>
+              <w:top w:w="80" w:type="dxa"/>
+              <w:start w:w="120" w:type="dxa"/>
+              <w:bottom w:w="80" w:type="dxa"/>
+              <w:end w:w="120" w:type="dxa"/>
+            </w:tcMar>
+          </w:tcPr>
+          <w:p>
+            <w:pPr>
+              <w:spacing w:after="0"/>
+            </w:pPr>
+            <w:r>
+              <w:rPr>
+                <w:sz w:val="18"/>
+              </w:rPr>
+              <w:t>Futuro</w:t>
+            </w:r>
+          </w:p>
+        </w:tc>
+      </w:tr>
+      <w:tr>
+        <w:tc>
+          <w:tcPr>
+            <w:tcW w:type="dxa" w:w="1814"/>
+            <w:vAlign w:val="center"/>
+            <w:tcMar>
+              <w:top w:w="80" w:type="dxa"/>
+              <w:start w:w="120" w:type="dxa"/>
+              <w:bottom w:w="80" w:type="dxa"/>
+              <w:end w:w="120" w:type="dxa"/>
+            </w:tcMar>
+          </w:tcPr>
+          <w:p>
+            <w:pPr>
+              <w:spacing w:after="0"/>
+            </w:pPr>
+            <w:r>
+              <w:rPr>
+                <w:sz w:val="18"/>
+              </w:rPr>
+              <w:t>Clima</w:t>
+            </w:r>
+          </w:p>
+        </w:tc>
+        <w:tc>
+          <w:tcPr>
+            <w:tcW w:type="dxa" w:w="1814"/>
+            <w:vAlign w:val="center"/>
+            <w:tcMar>
+              <w:top w:w="80" w:type="dxa"/>
+              <w:start w:w="120" w:type="dxa"/>
+              <w:bottom w:w="80" w:type="dxa"/>
+              <w:end w:w="120" w:type="dxa"/>
+            </w:tcMar>
+          </w:tcPr>
+          <w:p>
+            <w:pPr>
+              <w:spacing w:after="0"/>
+            </w:pPr>
+            <w:r>
+              <w:rPr>
+                <w:sz w:val="18"/>
+              </w:rPr>
+              <w:t>Viento</w:t>
+            </w:r>
+          </w:p>
+        </w:tc>
+        <w:tc>
+          <w:tcPr>
+            <w:tcW w:type="dxa" w:w="1814"/>
+            <w:vAlign w:val="center"/>
+            <w:tcMar>
+              <w:top w:w="80" w:type="dxa"/>
+              <w:start w:w="120" w:type="dxa"/>
+              <w:bottom w:w="80" w:type="dxa"/>
+              <w:end w:w="120" w:type="dxa"/>
+            </w:tcMar>
+          </w:tcPr>
+          <w:p>
+            <w:pPr>
+              <w:spacing w:after="0"/>
+            </w:pPr>
+            <w:r>
+              <w:rPr>
+                <w:sz w:val="18"/>
+              </w:rPr>
+              <w:t>AEMET/IoT futuro</w:t>
+            </w:r>
+          </w:p>
+        </w:tc>
+        <w:tc>
+          <w:tcPr>
+            <w:tcW w:type="dxa" w:w="1814"/>
+            <w:vAlign w:val="center"/>
+            <w:tcMar>
+              <w:top w:w="80" w:type="dxa"/>
+              <w:start w:w="120" w:type="dxa"/>
+              <w:bottom w:w="80" w:type="dxa"/>
+              <w:end w:w="120" w:type="dxa"/>
+            </w:tcMar>
+          </w:tcPr>
+          <w:p>
+            <w:pPr>
+              <w:spacing w:after="0"/>
+            </w:pPr>
+            <w:r>
+              <w:rPr>
+                <w:sz w:val="18"/>
+              </w:rPr>
+              <w:t>Necesario para modelos completos tipo Penman-Monteith.</w:t>
+            </w:r>
+          </w:p>
+        </w:tc>
+        <w:tc>
+          <w:tcPr>
+            <w:tcW w:type="dxa" w:w="1814"/>
+            <w:vAlign w:val="center"/>
+            <w:tcMar>
+              <w:top w:w="80" w:type="dxa"/>
+              <w:start w:w="120" w:type="dxa"/>
+              <w:bottom w:w="80" w:type="dxa"/>
+              <w:end w:w="120" w:type="dxa"/>
+            </w:tcMar>
+          </w:tcPr>
+          <w:p>
+            <w:pPr>
+              <w:spacing w:after="0"/>
+            </w:pPr>
+            <w:r>
+              <w:rPr>
+                <w:sz w:val="18"/>
+              </w:rPr>
+              <w:t>Futuro</w:t>
+            </w:r>
+          </w:p>
+        </w:tc>
+      </w:tr>
+      <w:tr>
+        <w:tc>
+          <w:tcPr>
+            <w:tcW w:type="dxa" w:w="1814"/>
+            <w:vAlign w:val="center"/>
+            <w:tcMar>
+              <w:top w:w="80" w:type="dxa"/>
+              <w:start w:w="120" w:type="dxa"/>
+              <w:bottom w:w="80" w:type="dxa"/>
+              <w:end w:w="120" w:type="dxa"/>
+            </w:tcMar>
+          </w:tcPr>
+          <w:p>
+            <w:pPr>
+              <w:spacing w:after="0"/>
+            </w:pPr>
+            <w:r>
+              <w:rPr>
+                <w:sz w:val="18"/>
+              </w:rPr>
+              <w:t>Clima</w:t>
+            </w:r>
+          </w:p>
+        </w:tc>
+        <w:tc>
+          <w:tcPr>
+            <w:tcW w:type="dxa" w:w="1814"/>
+            <w:vAlign w:val="center"/>
+            <w:tcMar>
+              <w:top w:w="80" w:type="dxa"/>
+              <w:start w:w="120" w:type="dxa"/>
+              <w:bottom w:w="80" w:type="dxa"/>
+              <w:end w:w="120" w:type="dxa"/>
+            </w:tcMar>
+          </w:tcPr>
+          <w:p>
+            <w:pPr>
+              <w:spacing w:after="0"/>
+            </w:pPr>
+            <w:r>
+              <w:rPr>
+                <w:sz w:val="18"/>
+              </w:rPr>
+              <w:t>Radiación solar</w:t>
+            </w:r>
+          </w:p>
+        </w:tc>
+        <w:tc>
+          <w:tcPr>
+            <w:tcW w:type="dxa" w:w="1814"/>
+            <w:vAlign w:val="center"/>
+            <w:tcMar>
+              <w:top w:w="80" w:type="dxa"/>
+              <w:start w:w="120" w:type="dxa"/>
+              <w:bottom w:w="80" w:type="dxa"/>
+              <w:end w:w="120" w:type="dxa"/>
+            </w:tcMar>
+          </w:tcPr>
+          <w:p>
+            <w:pPr>
+              <w:spacing w:after="0"/>
+            </w:pPr>
+            <w:r>
+              <w:rPr>
+                <w:sz w:val="18"/>
+              </w:rPr>
+              <w:t>AEMET/IoT futuro</w:t>
+            </w:r>
+          </w:p>
+        </w:tc>
+        <w:tc>
+          <w:tcPr>
+            <w:tcW w:type="dxa" w:w="1814"/>
+            <w:vAlign w:val="center"/>
+            <w:tcMar>
+              <w:top w:w="80" w:type="dxa"/>
+              <w:start w:w="120" w:type="dxa"/>
+              <w:bottom w:w="80" w:type="dxa"/>
+              <w:end w:w="120" w:type="dxa"/>
+            </w:tcMar>
+          </w:tcPr>
+          <w:p>
+            <w:pPr>
+              <w:spacing w:after="0"/>
+            </w:pPr>
+            <w:r>
+              <w:rPr>
+                <w:sz w:val="18"/>
+              </w:rPr>
+              <w:t>Mejoraría la estimación de evapotranspiración.</w:t>
+            </w:r>
+          </w:p>
+        </w:tc>
+        <w:tc>
+          <w:tcPr>
+            <w:tcW w:type="dxa" w:w="1814"/>
+            <w:vAlign w:val="center"/>
+            <w:tcMar>
+              <w:top w:w="80" w:type="dxa"/>
+              <w:start w:w="120" w:type="dxa"/>
+              <w:bottom w:w="80" w:type="dxa"/>
+              <w:end w:w="120" w:type="dxa"/>
+            </w:tcMar>
+          </w:tcPr>
+          <w:p>
+            <w:pPr>
+              <w:spacing w:after="0"/>
+            </w:pPr>
+            <w:r>
+              <w:rPr>
+                <w:sz w:val="18"/>
+              </w:rPr>
+              <w:t>Futuro</w:t>
+            </w:r>
+          </w:p>
+        </w:tc>
+      </w:tr>
+      <w:tr>
+        <w:tc>
+          <w:tcPr>
+            <w:tcW w:type="dxa" w:w="1814"/>
+            <w:vAlign w:val="center"/>
+            <w:tcMar>
+              <w:top w:w="80" w:type="dxa"/>
+              <w:start w:w="120" w:type="dxa"/>
+              <w:bottom w:w="80" w:type="dxa"/>
+              <w:end w:w="120" w:type="dxa"/>
+            </w:tcMar>
+          </w:tcPr>
+          <w:p>
+            <w:pPr>
+              <w:spacing w:after="0"/>
+            </w:pPr>
+            <w:r>
+              <w:rPr>
+                <w:sz w:val="18"/>
+              </w:rPr>
+              <w:t>Suelo</w:t>
+            </w:r>
+          </w:p>
+        </w:tc>
+        <w:tc>
+          <w:tcPr>
+            <w:tcW w:type="dxa" w:w="1814"/>
+            <w:vAlign w:val="center"/>
+            <w:tcMar>
+              <w:top w:w="80" w:type="dxa"/>
+              <w:start w:w="120" w:type="dxa"/>
+              <w:bottom w:w="80" w:type="dxa"/>
+              <w:end w:w="120" w:type="dxa"/>
+            </w:tcMar>
+          </w:tcPr>
+          <w:p>
+            <w:pPr>
+              <w:spacing w:after="0"/>
+            </w:pPr>
+            <w:r>
+              <w:rPr>
+                <w:sz w:val="18"/>
+              </w:rPr>
+              <w:t>Tipo de suelo</w:t>
+            </w:r>
+          </w:p>
+        </w:tc>
+        <w:tc>
+          <w:tcPr>
+            <w:tcW w:type="dxa" w:w="1814"/>
+            <w:vAlign w:val="center"/>
+            <w:tcMar>
+              <w:top w:w="80" w:type="dxa"/>
+              <w:start w:w="120" w:type="dxa"/>
+              <w:bottom w:w="80" w:type="dxa"/>
+              <w:end w:w="120" w:type="dxa"/>
+            </w:tcMar>
+          </w:tcPr>
+          <w:p>
+            <w:pPr>
+              <w:spacing w:after="0"/>
+            </w:pPr>
+            <w:r>
+              <w:rPr>
+                <w:sz w:val="18"/>
+              </w:rPr>
+              <w:t>Selección del usuario</w:t>
+            </w:r>
+          </w:p>
+        </w:tc>
+        <w:tc>
+          <w:tcPr>
+            <w:tcW w:type="dxa" w:w="1814"/>
+            <w:vAlign w:val="center"/>
+            <w:tcMar>
+              <w:top w:w="80" w:type="dxa"/>
+              <w:start w:w="120" w:type="dxa"/>
+              <w:bottom w:w="80" w:type="dxa"/>
+              <w:end w:w="120" w:type="dxa"/>
+            </w:tcMar>
+          </w:tcPr>
+          <w:p>
+            <w:pPr>
+              <w:spacing w:after="0"/>
+            </w:pPr>
+            <w:r>
+              <w:rPr>
+                <w:sz w:val="18"/>
+              </w:rPr>
+              <w:t>Activa perfil de capacidad de campo y punto de marchitez.</w:t>
+            </w:r>
+          </w:p>
+        </w:tc>
+        <w:tc>
+          <w:tcPr>
+            <w:tcW w:type="dxa" w:w="1814"/>
+            <w:vAlign w:val="center"/>
+            <w:tcMar>
+              <w:top w:w="80" w:type="dxa"/>
+              <w:start w:w="120" w:type="dxa"/>
+              <w:bottom w:w="80" w:type="dxa"/>
+              <w:end w:w="120" w:type="dxa"/>
+            </w:tcMar>
+          </w:tcPr>
+          <w:p>
+            <w:pPr>
+              <w:spacing w:after="0"/>
+            </w:pPr>
+            <w:r>
+              <w:rPr>
+                <w:sz w:val="18"/>
+              </w:rPr>
+              <w:t>Implementada</w:t>
+            </w:r>
+          </w:p>
+        </w:tc>
+      </w:tr>
+      <w:tr>
+        <w:tc>
+          <w:tcPr>
+            <w:tcW w:type="dxa" w:w="1814"/>
+            <w:vAlign w:val="center"/>
+            <w:tcMar>
+              <w:top w:w="80" w:type="dxa"/>
+              <w:start w:w="120" w:type="dxa"/>
+              <w:bottom w:w="80" w:type="dxa"/>
+              <w:end w:w="120" w:type="dxa"/>
+            </w:tcMar>
+          </w:tcPr>
+          <w:p>
+            <w:pPr>
+              <w:spacing w:after="0"/>
+            </w:pPr>
+            <w:r>
+              <w:rPr>
+                <w:sz w:val="18"/>
+              </w:rPr>
+              <w:t>Suelo</w:t>
+            </w:r>
+          </w:p>
+        </w:tc>
+        <w:tc>
+          <w:tcPr>
+            <w:tcW w:type="dxa" w:w="1814"/>
+            <w:vAlign w:val="center"/>
+            <w:tcMar>
+              <w:top w:w="80" w:type="dxa"/>
+              <w:start w:w="120" w:type="dxa"/>
+              <w:bottom w:w="80" w:type="dxa"/>
+              <w:end w:w="120" w:type="dxa"/>
+            </w:tcMar>
+          </w:tcPr>
+          <w:p>
+            <w:pPr>
+              <w:spacing w:after="0"/>
+            </w:pPr>
+            <w:r>
+              <w:rPr>
+                <w:sz w:val="18"/>
+              </w:rPr>
+              <w:t>Capacidad de campo</w:t>
+            </w:r>
+          </w:p>
+        </w:tc>
+        <w:tc>
+          <w:tcPr>
+            <w:tcW w:type="dxa" w:w="1814"/>
+            <w:vAlign w:val="center"/>
+            <w:tcMar>
+              <w:top w:w="80" w:type="dxa"/>
+              <w:start w:w="120" w:type="dxa"/>
+              <w:bottom w:w="80" w:type="dxa"/>
+              <w:end w:w="120" w:type="dxa"/>
+            </w:tcMar>
+          </w:tcPr>
+          <w:p>
+            <w:pPr>
+              <w:spacing w:after="0"/>
+            </w:pPr>
+            <w:r>
+              <w:rPr>
+                <w:sz w:val="18"/>
+              </w:rPr>
+              <w:t>Perfil edáfico del código</w:t>
+            </w:r>
+          </w:p>
+        </w:tc>
+        <w:tc>
+          <w:tcPr>
+            <w:tcW w:type="dxa" w:w="1814"/>
+            <w:vAlign w:val="center"/>
+            <w:tcMar>
+              <w:top w:w="80" w:type="dxa"/>
+              <w:start w:w="120" w:type="dxa"/>
+              <w:bottom w:w="80" w:type="dxa"/>
+              <w:end w:w="120" w:type="dxa"/>
+            </w:tcMar>
+          </w:tcPr>
+          <w:p>
+            <w:pPr>
+              <w:spacing w:after="0"/>
+            </w:pPr>
+            <w:r>
+              <w:rPr>
+                <w:sz w:val="18"/>
+              </w:rPr>
+              <w:t>Calcula agua disponible en el suelo.</w:t>
+            </w:r>
+          </w:p>
+        </w:tc>
+        <w:tc>
+          <w:tcPr>
+            <w:tcW w:type="dxa" w:w="1814"/>
+            <w:vAlign w:val="center"/>
+            <w:tcMar>
+              <w:top w:w="80" w:type="dxa"/>
+              <w:start w:w="120" w:type="dxa"/>
+              <w:bottom w:w="80" w:type="dxa"/>
+              <w:end w:w="120" w:type="dxa"/>
+            </w:tcMar>
+          </w:tcPr>
+          <w:p>
+            <w:pPr>
+              <w:spacing w:after="0"/>
+            </w:pPr>
+            <w:r>
+              <w:rPr>
+                <w:sz w:val="18"/>
+              </w:rPr>
+              <w:t>Parametrizada</w:t>
+            </w:r>
+          </w:p>
+        </w:tc>
+      </w:tr>
+      <w:tr>
+        <w:tc>
+          <w:tcPr>
+            <w:tcW w:type="dxa" w:w="1814"/>
+            <w:vAlign w:val="center"/>
+            <w:tcMar>
+              <w:top w:w="80" w:type="dxa"/>
+              <w:start w:w="120" w:type="dxa"/>
+              <w:bottom w:w="80" w:type="dxa"/>
+              <w:end w:w="120" w:type="dxa"/>
+            </w:tcMar>
+          </w:tcPr>
+          <w:p>
+            <w:pPr>
+              <w:spacing w:after="0"/>
+            </w:pPr>
+            <w:r>
+              <w:rPr>
+                <w:sz w:val="18"/>
+              </w:rPr>
+              <w:t>Suelo</w:t>
+            </w:r>
+          </w:p>
+        </w:tc>
+        <w:tc>
+          <w:tcPr>
+            <w:tcW w:type="dxa" w:w="1814"/>
+            <w:vAlign w:val="center"/>
+            <w:tcMar>
+              <w:top w:w="80" w:type="dxa"/>
+              <w:start w:w="120" w:type="dxa"/>
+              <w:bottom w:w="80" w:type="dxa"/>
+              <w:end w:w="120" w:type="dxa"/>
+            </w:tcMar>
+          </w:tcPr>
+          <w:p>
+            <w:pPr>
+              <w:spacing w:after="0"/>
+            </w:pPr>
+            <w:r>
+              <w:rPr>
+                <w:sz w:val="18"/>
+              </w:rPr>
+              <w:t>Punto de marchitez</w:t>
+            </w:r>
+          </w:p>
+        </w:tc>
+        <w:tc>
+          <w:tcPr>
+            <w:tcW w:type="dxa" w:w="1814"/>
+            <w:vAlign w:val="center"/>
+            <w:tcMar>
+              <w:top w:w="80" w:type="dxa"/>
+              <w:start w:w="120" w:type="dxa"/>
+              <w:bottom w:w="80" w:type="dxa"/>
+              <w:end w:w="120" w:type="dxa"/>
+            </w:tcMar>
+          </w:tcPr>
+          <w:p>
+            <w:pPr>
+              <w:spacing w:after="0"/>
+            </w:pPr>
+            <w:r>
+              <w:rPr>
+                <w:sz w:val="18"/>
+              </w:rPr>
+              <w:t>Perfil edáfico del código</w:t>
+            </w:r>
+          </w:p>
+        </w:tc>
+        <w:tc>
+          <w:tcPr>
+            <w:tcW w:type="dxa" w:w="1814"/>
+            <w:vAlign w:val="center"/>
+            <w:tcMar>
+              <w:top w:w="80" w:type="dxa"/>
+              <w:start w:w="120" w:type="dxa"/>
+              <w:bottom w:w="80" w:type="dxa"/>
+              <w:end w:w="120" w:type="dxa"/>
+            </w:tcMar>
+          </w:tcPr>
+          <w:p>
+            <w:pPr>
+              <w:spacing w:after="0"/>
+            </w:pPr>
+            <w:r>
+              <w:rPr>
+                <w:sz w:val="18"/>
+              </w:rPr>
+              <w:t>Calcula agua disponible y déficit hídrico.</w:t>
+            </w:r>
+          </w:p>
+        </w:tc>
+        <w:tc>
+          <w:tcPr>
+            <w:tcW w:type="dxa" w:w="1814"/>
+            <w:vAlign w:val="center"/>
+            <w:tcMar>
+              <w:top w:w="80" w:type="dxa"/>
+              <w:start w:w="120" w:type="dxa"/>
+              <w:bottom w:w="80" w:type="dxa"/>
+              <w:end w:w="120" w:type="dxa"/>
+            </w:tcMar>
+          </w:tcPr>
+          <w:p>
+            <w:pPr>
+              <w:spacing w:after="0"/>
+            </w:pPr>
+            <w:r>
+              <w:rPr>
+                <w:sz w:val="18"/>
+              </w:rPr>
+              <w:t>Parametrizada</w:t>
+            </w:r>
+          </w:p>
+        </w:tc>
+      </w:tr>
+      <w:tr>
+        <w:tc>
+          <w:tcPr>
+            <w:tcW w:type="dxa" w:w="1814"/>
+            <w:vAlign w:val="center"/>
+            <w:tcMar>
+              <w:top w:w="80" w:type="dxa"/>
+              <w:start w:w="120" w:type="dxa"/>
+              <w:bottom w:w="80" w:type="dxa"/>
+              <w:end w:w="120" w:type="dxa"/>
+            </w:tcMar>
+          </w:tcPr>
+          <w:p>
+            <w:pPr>
+              <w:spacing w:after="0"/>
+            </w:pPr>
+            <w:r>
+              <w:rPr>
+                <w:sz w:val="18"/>
+              </w:rPr>
+              <w:t>Suelo</w:t>
+            </w:r>
+          </w:p>
+        </w:tc>
+        <w:tc>
+          <w:tcPr>
+            <w:tcW w:type="dxa" w:w="1814"/>
+            <w:vAlign w:val="center"/>
+            <w:tcMar>
+              <w:top w:w="80" w:type="dxa"/>
+              <w:start w:w="120" w:type="dxa"/>
+              <w:bottom w:w="80" w:type="dxa"/>
+              <w:end w:w="120" w:type="dxa"/>
+            </w:tcMar>
+          </w:tcPr>
+          <w:p>
+            <w:pPr>
+              <w:spacing w:after="0"/>
+            </w:pPr>
+            <w:r>
+              <w:rPr>
+                <w:sz w:val="18"/>
+              </w:rPr>
+              <w:t>Humedad volumétrica inicial</w:t>
+            </w:r>
+          </w:p>
+        </w:tc>
+        <w:tc>
+          <w:tcPr>
+            <w:tcW w:type="dxa" w:w="1814"/>
+            <w:vAlign w:val="center"/>
+            <w:tcMar>
+              <w:top w:w="80" w:type="dxa"/>
+              <w:start w:w="120" w:type="dxa"/>
+              <w:bottom w:w="80" w:type="dxa"/>
+              <w:end w:w="120" w:type="dxa"/>
+            </w:tcMar>
+          </w:tcPr>
+          <w:p>
+            <w:pPr>
+              <w:spacing w:after="0"/>
+            </w:pPr>
+            <w:r>
+              <w:rPr>
+                <w:sz w:val="18"/>
+              </w:rPr>
+              <w:t>Entrada opcional del usuario</w:t>
+            </w:r>
+          </w:p>
+        </w:tc>
+        <w:tc>
+          <w:tcPr>
+            <w:tcW w:type="dxa" w:w="1814"/>
+            <w:vAlign w:val="center"/>
+            <w:tcMar>
+              <w:top w:w="80" w:type="dxa"/>
+              <w:start w:w="120" w:type="dxa"/>
+              <w:bottom w:w="80" w:type="dxa"/>
+              <w:end w:w="120" w:type="dxa"/>
+            </w:tcMar>
+          </w:tcPr>
+          <w:p>
+            <w:pPr>
+              <w:spacing w:after="0"/>
+            </w:pPr>
+            <w:r>
+              <w:rPr>
+                <w:sz w:val="18"/>
+              </w:rPr>
+              <w:t>Calcula primer riego hasta capacidad de campo si se activa.</w:t>
+            </w:r>
+          </w:p>
+        </w:tc>
+        <w:tc>
+          <w:tcPr>
+            <w:tcW w:type="dxa" w:w="1814"/>
+            <w:vAlign w:val="center"/>
+            <w:tcMar>
+              <w:top w:w="80" w:type="dxa"/>
+              <w:start w:w="120" w:type="dxa"/>
+              <w:bottom w:w="80" w:type="dxa"/>
+              <w:end w:w="120" w:type="dxa"/>
+            </w:tcMar>
+          </w:tcPr>
+          <w:p>
+            <w:pPr>
+              <w:spacing w:after="0"/>
+            </w:pPr>
+            <w:r>
+              <w:rPr>
+                <w:sz w:val="18"/>
+              </w:rPr>
+              <w:t>Parcial/manual</w:t>
+            </w:r>
+          </w:p>
+        </w:tc>
+      </w:tr>
+      <w:tr>
+        <w:tc>
+          <w:tcPr>
+            <w:tcW w:type="dxa" w:w="1814"/>
+            <w:vAlign w:val="center"/>
+            <w:tcMar>
+              <w:top w:w="80" w:type="dxa"/>
+              <w:start w:w="120" w:type="dxa"/>
+              <w:bottom w:w="80" w:type="dxa"/>
+              <w:end w:w="120" w:type="dxa"/>
+            </w:tcMar>
+          </w:tcPr>
+          <w:p>
+            <w:pPr>
+              <w:spacing w:after="0"/>
+            </w:pPr>
+            <w:r>
+              <w:rPr>
+                <w:sz w:val="18"/>
+              </w:rPr>
+              <w:t>Suelo</w:t>
+            </w:r>
+          </w:p>
+        </w:tc>
+        <w:tc>
+          <w:tcPr>
+            <w:tcW w:type="dxa" w:w="1814"/>
+            <w:vAlign w:val="center"/>
+            <w:tcMar>
+              <w:top w:w="80" w:type="dxa"/>
+              <w:start w:w="120" w:type="dxa"/>
+              <w:bottom w:w="80" w:type="dxa"/>
+              <w:end w:w="120" w:type="dxa"/>
+            </w:tcMar>
+          </w:tcPr>
+          <w:p>
+            <w:pPr>
+              <w:spacing w:after="0"/>
+            </w:pPr>
+            <w:r>
+              <w:rPr>
+                <w:sz w:val="18"/>
+              </w:rPr>
+              <w:t>Temperatura del suelo</w:t>
+            </w:r>
+          </w:p>
+        </w:tc>
+        <w:tc>
+          <w:tcPr>
+            <w:tcW w:type="dxa" w:w="1814"/>
+            <w:vAlign w:val="center"/>
+            <w:tcMar>
+              <w:top w:w="80" w:type="dxa"/>
+              <w:start w:w="120" w:type="dxa"/>
+              <w:bottom w:w="80" w:type="dxa"/>
+              <w:end w:w="120" w:type="dxa"/>
+            </w:tcMar>
+          </w:tcPr>
+          <w:p>
+            <w:pPr>
+              <w:spacing w:after="0"/>
+            </w:pPr>
+            <w:r>
+              <w:rPr>
+                <w:sz w:val="18"/>
+              </w:rPr>
+              <w:t>Sensor IoT futuro</w:t>
+            </w:r>
+          </w:p>
+        </w:tc>
+        <w:tc>
+          <w:tcPr>
+            <w:tcW w:type="dxa" w:w="1814"/>
+            <w:vAlign w:val="center"/>
+            <w:tcMar>
+              <w:top w:w="80" w:type="dxa"/>
+              <w:start w:w="120" w:type="dxa"/>
+              <w:bottom w:w="80" w:type="dxa"/>
+              <w:end w:w="120" w:type="dxa"/>
+            </w:tcMar>
+          </w:tcPr>
+          <w:p>
+            <w:pPr>
+              <w:spacing w:after="0"/>
+            </w:pPr>
+            <w:r>
+              <w:rPr>
+                <w:sz w:val="18"/>
+              </w:rPr>
+              <w:t>Permitirá mejorar diagnóstico de estado del suelo.</w:t>
+            </w:r>
+          </w:p>
+        </w:tc>
+        <w:tc>
+          <w:tcPr>
+            <w:tcW w:type="dxa" w:w="1814"/>
+            <w:vAlign w:val="center"/>
+            <w:tcMar>
+              <w:top w:w="80" w:type="dxa"/>
+              <w:start w:w="120" w:type="dxa"/>
+              <w:bottom w:w="80" w:type="dxa"/>
+              <w:end w:w="120" w:type="dxa"/>
+            </w:tcMar>
+          </w:tcPr>
+          <w:p>
+            <w:pPr>
+              <w:spacing w:after="0"/>
+            </w:pPr>
+            <w:r>
+              <w:rPr>
+                <w:sz w:val="18"/>
+              </w:rPr>
+              <w:t>Futuro</w:t>
+            </w:r>
+          </w:p>
+        </w:tc>
+      </w:tr>
+      <w:tr>
+        <w:tc>
+          <w:tcPr>
+            <w:tcW w:type="dxa" w:w="1814"/>
+            <w:vAlign w:val="center"/>
+            <w:tcMar>
+              <w:top w:w="80" w:type="dxa"/>
+              <w:start w:w="120" w:type="dxa"/>
+              <w:bottom w:w="80" w:type="dxa"/>
+              <w:end w:w="120" w:type="dxa"/>
+            </w:tcMar>
+          </w:tcPr>
+          <w:p>
+            <w:pPr>
+              <w:spacing w:after="0"/>
+            </w:pPr>
+            <w:r>
+              <w:rPr>
+                <w:sz w:val="18"/>
+              </w:rPr>
+              <w:t>Suelo</w:t>
+            </w:r>
+          </w:p>
+        </w:tc>
+        <w:tc>
+          <w:tcPr>
+            <w:tcW w:type="dxa" w:w="1814"/>
+            <w:vAlign w:val="center"/>
+            <w:tcMar>
+              <w:top w:w="80" w:type="dxa"/>
+              <w:start w:w="120" w:type="dxa"/>
+              <w:bottom w:w="80" w:type="dxa"/>
+              <w:end w:w="120" w:type="dxa"/>
+            </w:tcMar>
+          </w:tcPr>
+          <w:p>
+            <w:pPr>
+              <w:spacing w:after="0"/>
+            </w:pPr>
+            <w:r>
+              <w:rPr>
+                <w:sz w:val="18"/>
+              </w:rPr>
+              <w:t>Conductividad eléctrica</w:t>
+            </w:r>
+          </w:p>
+        </w:tc>
+        <w:tc>
+          <w:tcPr>
+            <w:tcW w:type="dxa" w:w="1814"/>
+            <w:vAlign w:val="center"/>
+            <w:tcMar>
+              <w:top w:w="80" w:type="dxa"/>
+              <w:start w:w="120" w:type="dxa"/>
+              <w:bottom w:w="80" w:type="dxa"/>
+              <w:end w:w="120" w:type="dxa"/>
+            </w:tcMar>
+          </w:tcPr>
+          <w:p>
+            <w:pPr>
+              <w:spacing w:after="0"/>
+            </w:pPr>
+            <w:r>
+              <w:rPr>
+                <w:sz w:val="18"/>
+              </w:rPr>
+              <w:t>Sensor IoT futuro</w:t>
+            </w:r>
+          </w:p>
+        </w:tc>
+        <w:tc>
+          <w:tcPr>
+            <w:tcW w:type="dxa" w:w="1814"/>
+            <w:vAlign w:val="center"/>
+            <w:tcMar>
+              <w:top w:w="80" w:type="dxa"/>
+              <w:start w:w="120" w:type="dxa"/>
+              <w:bottom w:w="80" w:type="dxa"/>
+              <w:end w:w="120" w:type="dxa"/>
+            </w:tcMar>
+          </w:tcPr>
+          <w:p>
+            <w:pPr>
+              <w:spacing w:after="0"/>
+            </w:pPr>
+            <w:r>
+              <w:rPr>
+                <w:sz w:val="18"/>
+              </w:rPr>
+              <w:t>Permitirá controlar salinidad/riesgo agronómico.</w:t>
+            </w:r>
+          </w:p>
+        </w:tc>
+        <w:tc>
+          <w:tcPr>
+            <w:tcW w:type="dxa" w:w="1814"/>
+            <w:vAlign w:val="center"/>
+            <w:tcMar>
+              <w:top w:w="80" w:type="dxa"/>
+              <w:start w:w="120" w:type="dxa"/>
+              <w:bottom w:w="80" w:type="dxa"/>
+              <w:end w:w="120" w:type="dxa"/>
+            </w:tcMar>
+          </w:tcPr>
+          <w:p>
+            <w:pPr>
+              <w:spacing w:after="0"/>
+            </w:pPr>
+            <w:r>
+              <w:rPr>
+                <w:sz w:val="18"/>
+              </w:rPr>
+              <w:t>Futuro</w:t>
+            </w:r>
+          </w:p>
+        </w:tc>
+      </w:tr>
+      <w:tr>
+        <w:tc>
+          <w:tcPr>
+            <w:tcW w:type="dxa" w:w="1814"/>
+            <w:vAlign w:val="center"/>
+            <w:tcMar>
+              <w:top w:w="80" w:type="dxa"/>
+              <w:start w:w="120" w:type="dxa"/>
+              <w:bottom w:w="80" w:type="dxa"/>
+              <w:end w:w="120" w:type="dxa"/>
+            </w:tcMar>
+          </w:tcPr>
+          <w:p>
+            <w:pPr>
+              <w:spacing w:after="0"/>
+            </w:pPr>
+            <w:r>
+              <w:rPr>
+                <w:sz w:val="18"/>
+              </w:rPr>
+              <w:t>Cultivo</w:t>
+            </w:r>
+          </w:p>
+        </w:tc>
+        <w:tc>
+          <w:tcPr>
+            <w:tcW w:type="dxa" w:w="1814"/>
+            <w:vAlign w:val="center"/>
+            <w:tcMar>
+              <w:top w:w="80" w:type="dxa"/>
+              <w:start w:w="120" w:type="dxa"/>
+              <w:bottom w:w="80" w:type="dxa"/>
+              <w:end w:w="120" w:type="dxa"/>
+            </w:tcMar>
+          </w:tcPr>
+          <w:p>
+            <w:pPr>
+              <w:spacing w:after="0"/>
+            </w:pPr>
+            <w:r>
+              <w:rPr>
+                <w:sz w:val="18"/>
+              </w:rPr>
+              <w:t>Cultivo</w:t>
+            </w:r>
+          </w:p>
+        </w:tc>
+        <w:tc>
+          <w:tcPr>
+            <w:tcW w:type="dxa" w:w="1814"/>
+            <w:vAlign w:val="center"/>
+            <w:tcMar>
+              <w:top w:w="80" w:type="dxa"/>
+              <w:start w:w="120" w:type="dxa"/>
+              <w:bottom w:w="80" w:type="dxa"/>
+              <w:end w:w="120" w:type="dxa"/>
+            </w:tcMar>
+          </w:tcPr>
+          <w:p>
+            <w:pPr>
+              <w:spacing w:after="0"/>
+            </w:pPr>
+            <w:r>
+              <w:rPr>
+                <w:sz w:val="18"/>
+              </w:rPr>
+              <w:t>Selección del usuario</w:t>
+            </w:r>
+          </w:p>
+        </w:tc>
+        <w:tc>
+          <w:tcPr>
+            <w:tcW w:type="dxa" w:w="1814"/>
+            <w:vAlign w:val="center"/>
+            <w:tcMar>
+              <w:top w:w="80" w:type="dxa"/>
+              <w:start w:w="120" w:type="dxa"/>
+              <w:bottom w:w="80" w:type="dxa"/>
+              <w:end w:w="120" w:type="dxa"/>
+            </w:tcMar>
+          </w:tcPr>
+          <w:p>
+            <w:pPr>
+              <w:spacing w:after="0"/>
+            </w:pPr>
+            <w:r>
+              <w:rPr>
+                <w:sz w:val="18"/>
+              </w:rPr>
+              <w:t>Cambia Kc, profundidad radicular, marco y agotamiento.</w:t>
+            </w:r>
+          </w:p>
+        </w:tc>
+        <w:tc>
+          <w:tcPr>
+            <w:tcW w:type="dxa" w:w="1814"/>
+            <w:vAlign w:val="center"/>
+            <w:tcMar>
+              <w:top w:w="80" w:type="dxa"/>
+              <w:start w:w="120" w:type="dxa"/>
+              <w:bottom w:w="80" w:type="dxa"/>
+              <w:end w:w="120" w:type="dxa"/>
+            </w:tcMar>
+          </w:tcPr>
+          <w:p>
+            <w:pPr>
+              <w:spacing w:after="0"/>
+            </w:pPr>
+            <w:r>
+              <w:rPr>
+                <w:sz w:val="18"/>
+              </w:rPr>
+              <w:t>Implementada</w:t>
+            </w:r>
+          </w:p>
+        </w:tc>
+      </w:tr>
+      <w:tr>
+        <w:tc>
+          <w:tcPr>
+            <w:tcW w:type="dxa" w:w="1814"/>
+            <w:vAlign w:val="center"/>
+            <w:tcMar>
+              <w:top w:w="80" w:type="dxa"/>
+              <w:start w:w="120" w:type="dxa"/>
+              <w:bottom w:w="80" w:type="dxa"/>
+              <w:end w:w="120" w:type="dxa"/>
+            </w:tcMar>
+          </w:tcPr>
+          <w:p>
+            <w:pPr>
+              <w:spacing w:after="0"/>
+            </w:pPr>
+            <w:r>
+              <w:rPr>
+                <w:sz w:val="18"/>
+              </w:rPr>
+              <w:t>Cultivo</w:t>
+            </w:r>
+          </w:p>
+        </w:tc>
+        <w:tc>
+          <w:tcPr>
+            <w:tcW w:type="dxa" w:w="1814"/>
+            <w:vAlign w:val="center"/>
+            <w:tcMar>
+              <w:top w:w="80" w:type="dxa"/>
+              <w:start w:w="120" w:type="dxa"/>
+              <w:bottom w:w="80" w:type="dxa"/>
+              <w:end w:w="120" w:type="dxa"/>
+            </w:tcMar>
+          </w:tcPr>
+          <w:p>
+            <w:pPr>
+              <w:spacing w:after="0"/>
+            </w:pPr>
+            <w:r>
+              <w:rPr>
+                <w:sz w:val="18"/>
+              </w:rPr>
+              <w:t>Fase fenológica</w:t>
+            </w:r>
+          </w:p>
+        </w:tc>
+        <w:tc>
+          <w:tcPr>
+            <w:tcW w:type="dxa" w:w="1814"/>
+            <w:vAlign w:val="center"/>
+            <w:tcMar>
+              <w:top w:w="80" w:type="dxa"/>
+              <w:start w:w="120" w:type="dxa"/>
+              <w:bottom w:w="80" w:type="dxa"/>
+              <w:end w:w="120" w:type="dxa"/>
+            </w:tcMar>
+          </w:tcPr>
+          <w:p>
+            <w:pPr>
+              <w:spacing w:after="0"/>
+            </w:pPr>
+            <w:r>
+              <w:rPr>
+                <w:sz w:val="18"/>
+              </w:rPr>
+              <w:t>Selección del usuario</w:t>
+            </w:r>
+          </w:p>
+        </w:tc>
+        <w:tc>
+          <w:tcPr>
+            <w:tcW w:type="dxa" w:w="1814"/>
+            <w:vAlign w:val="center"/>
+            <w:tcMar>
+              <w:top w:w="80" w:type="dxa"/>
+              <w:start w:w="120" w:type="dxa"/>
+              <w:bottom w:w="80" w:type="dxa"/>
+              <w:end w:w="120" w:type="dxa"/>
+            </w:tcMar>
+          </w:tcPr>
+          <w:p>
+            <w:pPr>
+              <w:spacing w:after="0"/>
+            </w:pPr>
+            <w:r>
+              <w:rPr>
+                <w:sz w:val="18"/>
+              </w:rPr>
+              <w:t>Selecciona el Kc correspondiente.</w:t>
+            </w:r>
+          </w:p>
+        </w:tc>
+        <w:tc>
+          <w:tcPr>
+            <w:tcW w:type="dxa" w:w="1814"/>
+            <w:vAlign w:val="center"/>
+            <w:tcMar>
+              <w:top w:w="80" w:type="dxa"/>
+              <w:start w:w="120" w:type="dxa"/>
+              <w:bottom w:w="80" w:type="dxa"/>
+              <w:end w:w="120" w:type="dxa"/>
+            </w:tcMar>
+          </w:tcPr>
+          <w:p>
+            <w:pPr>
+              <w:spacing w:after="0"/>
+            </w:pPr>
+            <w:r>
+              <w:rPr>
+                <w:sz w:val="18"/>
+              </w:rPr>
+              <w:t>Implementada</w:t>
+            </w:r>
+          </w:p>
+        </w:tc>
+      </w:tr>
+      <w:tr>
+        <w:tc>
+          <w:tcPr>
+            <w:tcW w:type="dxa" w:w="1814"/>
+            <w:vAlign w:val="center"/>
+            <w:tcMar>
+              <w:top w:w="80" w:type="dxa"/>
+              <w:start w:w="120" w:type="dxa"/>
+              <w:bottom w:w="80" w:type="dxa"/>
+              <w:end w:w="120" w:type="dxa"/>
+            </w:tcMar>
+          </w:tcPr>
+          <w:p>
+            <w:pPr>
+              <w:spacing w:after="0"/>
+            </w:pPr>
+            <w:r>
+              <w:rPr>
+                <w:sz w:val="18"/>
+              </w:rPr>
+              <w:t>Cultivo</w:t>
+            </w:r>
+          </w:p>
+        </w:tc>
+        <w:tc>
+          <w:tcPr>
+            <w:tcW w:type="dxa" w:w="1814"/>
+            <w:vAlign w:val="center"/>
+            <w:tcMar>
+              <w:top w:w="80" w:type="dxa"/>
+              <w:start w:w="120" w:type="dxa"/>
+              <w:bottom w:w="80" w:type="dxa"/>
+              <w:end w:w="120" w:type="dxa"/>
+            </w:tcMar>
+          </w:tcPr>
+          <w:p>
+            <w:pPr>
+              <w:spacing w:after="0"/>
+            </w:pPr>
+            <w:r>
+              <w:rPr>
+                <w:sz w:val="18"/>
+              </w:rPr>
+              <w:t>Kc</w:t>
+            </w:r>
+          </w:p>
+        </w:tc>
+        <w:tc>
+          <w:tcPr>
+            <w:tcW w:type="dxa" w:w="1814"/>
+            <w:vAlign w:val="center"/>
+            <w:tcMar>
+              <w:top w:w="80" w:type="dxa"/>
+              <w:start w:w="120" w:type="dxa"/>
+              <w:bottom w:w="80" w:type="dxa"/>
+              <w:end w:w="120" w:type="dxa"/>
+            </w:tcMar>
+          </w:tcPr>
+          <w:p>
+            <w:pPr>
+              <w:spacing w:after="0"/>
+            </w:pPr>
+            <w:r>
+              <w:rPr>
+                <w:sz w:val="18"/>
+              </w:rPr>
+              <w:t>Perfil de cultivo o parámetro técnico</w:t>
+            </w:r>
+          </w:p>
+        </w:tc>
+        <w:tc>
+          <w:tcPr>
+            <w:tcW w:type="dxa" w:w="1814"/>
+            <w:vAlign w:val="center"/>
+            <w:tcMar>
+              <w:top w:w="80" w:type="dxa"/>
+              <w:start w:w="120" w:type="dxa"/>
+              <w:bottom w:w="80" w:type="dxa"/>
+              <w:end w:w="120" w:type="dxa"/>
+            </w:tcMar>
+          </w:tcPr>
+          <w:p>
+            <w:pPr>
+              <w:spacing w:after="0"/>
+            </w:pPr>
+            <w:r>
+              <w:rPr>
+                <w:sz w:val="18"/>
+              </w:rPr>
+              <w:t>Convierte ET0 en ETc y entra en el modelo ML.</w:t>
+            </w:r>
+          </w:p>
+        </w:tc>
+        <w:tc>
+          <w:tcPr>
+            <w:tcW w:type="dxa" w:w="1814"/>
+            <w:vAlign w:val="center"/>
+            <w:tcMar>
+              <w:top w:w="80" w:type="dxa"/>
+              <w:start w:w="120" w:type="dxa"/>
+              <w:bottom w:w="80" w:type="dxa"/>
+              <w:end w:w="120" w:type="dxa"/>
+            </w:tcMar>
+          </w:tcPr>
+          <w:p>
+            <w:pPr>
+              <w:spacing w:after="0"/>
+            </w:pPr>
+            <w:r>
+              <w:rPr>
+                <w:sz w:val="18"/>
+              </w:rPr>
+              <w:t>Parametrizada</w:t>
+            </w:r>
+          </w:p>
+        </w:tc>
+      </w:tr>
+      <w:tr>
+        <w:tc>
+          <w:tcPr>
+            <w:tcW w:type="dxa" w:w="1814"/>
+            <w:vAlign w:val="center"/>
+            <w:tcMar>
+              <w:top w:w="80" w:type="dxa"/>
+              <w:start w:w="120" w:type="dxa"/>
+              <w:bottom w:w="80" w:type="dxa"/>
+              <w:end w:w="120" w:type="dxa"/>
+            </w:tcMar>
+          </w:tcPr>
+          <w:p>
+            <w:pPr>
+              <w:spacing w:after="0"/>
+            </w:pPr>
+            <w:r>
+              <w:rPr>
+                <w:sz w:val="18"/>
+              </w:rPr>
+              <w:t>Cultivo</w:t>
+            </w:r>
+          </w:p>
+        </w:tc>
+        <w:tc>
+          <w:tcPr>
+            <w:tcW w:type="dxa" w:w="1814"/>
+            <w:vAlign w:val="center"/>
+            <w:tcMar>
+              <w:top w:w="80" w:type="dxa"/>
+              <w:start w:w="120" w:type="dxa"/>
+              <w:bottom w:w="80" w:type="dxa"/>
+              <w:end w:w="120" w:type="dxa"/>
+            </w:tcMar>
+          </w:tcPr>
+          <w:p>
+            <w:pPr>
+              <w:spacing w:after="0"/>
+            </w:pPr>
+            <w:r>
+              <w:rPr>
+                <w:sz w:val="18"/>
+              </w:rPr>
+              <w:t>Profundidad radicular</w:t>
+            </w:r>
+          </w:p>
+        </w:tc>
+        <w:tc>
+          <w:tcPr>
+            <w:tcW w:type="dxa" w:w="1814"/>
+            <w:vAlign w:val="center"/>
+            <w:tcMar>
+              <w:top w:w="80" w:type="dxa"/>
+              <w:start w:w="120" w:type="dxa"/>
+              <w:bottom w:w="80" w:type="dxa"/>
+              <w:end w:w="120" w:type="dxa"/>
+            </w:tcMar>
+          </w:tcPr>
+          <w:p>
+            <w:pPr>
+              <w:spacing w:after="0"/>
+            </w:pPr>
+            <w:r>
+              <w:rPr>
+                <w:sz w:val="18"/>
+              </w:rPr>
+              <w:t>Perfil de cultivo</w:t>
+            </w:r>
+          </w:p>
+        </w:tc>
+        <w:tc>
+          <w:tcPr>
+            <w:tcW w:type="dxa" w:w="1814"/>
+            <w:vAlign w:val="center"/>
+            <w:tcMar>
+              <w:top w:w="80" w:type="dxa"/>
+              <w:start w:w="120" w:type="dxa"/>
+              <w:bottom w:w="80" w:type="dxa"/>
+              <w:end w:w="120" w:type="dxa"/>
+            </w:tcMar>
+          </w:tcPr>
+          <w:p>
+            <w:pPr>
+              <w:spacing w:after="0"/>
+            </w:pPr>
+            <w:r>
+              <w:rPr>
+                <w:sz w:val="18"/>
+              </w:rPr>
+              <w:t>Calcula agua disponible y forma parte del dataset.</w:t>
+            </w:r>
+          </w:p>
+        </w:tc>
+        <w:tc>
+          <w:tcPr>
+            <w:tcW w:type="dxa" w:w="1814"/>
+            <w:vAlign w:val="center"/>
+            <w:tcMar>
+              <w:top w:w="80" w:type="dxa"/>
+              <w:start w:w="120" w:type="dxa"/>
+              <w:bottom w:w="80" w:type="dxa"/>
+              <w:end w:w="120" w:type="dxa"/>
+            </w:tcMar>
+          </w:tcPr>
+          <w:p>
+            <w:pPr>
+              <w:spacing w:after="0"/>
+            </w:pPr>
+            <w:r>
+              <w:rPr>
+                <w:sz w:val="18"/>
+              </w:rPr>
+              <w:t>Parametrizada</w:t>
+            </w:r>
+          </w:p>
+        </w:tc>
+      </w:tr>
+      <w:tr>
+        <w:tc>
+          <w:tcPr>
+            <w:tcW w:type="dxa" w:w="1814"/>
+            <w:vAlign w:val="center"/>
+            <w:tcMar>
+              <w:top w:w="80" w:type="dxa"/>
+              <w:start w:w="120" w:type="dxa"/>
+              <w:bottom w:w="80" w:type="dxa"/>
+              <w:end w:w="120" w:type="dxa"/>
+            </w:tcMar>
+          </w:tcPr>
+          <w:p>
+            <w:pPr>
+              <w:spacing w:after="0"/>
+            </w:pPr>
+            <w:r>
+              <w:rPr>
+                <w:sz w:val="18"/>
+              </w:rPr>
+              <w:t>Cultivo</w:t>
+            </w:r>
+          </w:p>
+        </w:tc>
+        <w:tc>
+          <w:tcPr>
+            <w:tcW w:type="dxa" w:w="1814"/>
+            <w:vAlign w:val="center"/>
+            <w:tcMar>
+              <w:top w:w="80" w:type="dxa"/>
+              <w:start w:w="120" w:type="dxa"/>
+              <w:bottom w:w="80" w:type="dxa"/>
+              <w:end w:w="120" w:type="dxa"/>
+            </w:tcMar>
+          </w:tcPr>
+          <w:p>
+            <w:pPr>
+              <w:spacing w:after="0"/>
+            </w:pPr>
+            <w:r>
+              <w:rPr>
+                <w:sz w:val="18"/>
+              </w:rPr>
+              <w:t>Marco m2/planta</w:t>
+            </w:r>
+          </w:p>
+        </w:tc>
+        <w:tc>
+          <w:tcPr>
+            <w:tcW w:type="dxa" w:w="1814"/>
+            <w:vAlign w:val="center"/>
+            <w:tcMar>
+              <w:top w:w="80" w:type="dxa"/>
+              <w:start w:w="120" w:type="dxa"/>
+              <w:bottom w:w="80" w:type="dxa"/>
+              <w:end w:w="120" w:type="dxa"/>
+            </w:tcMar>
+          </w:tcPr>
+          <w:p>
+            <w:pPr>
+              <w:spacing w:after="0"/>
+            </w:pPr>
+            <w:r>
+              <w:rPr>
+                <w:sz w:val="18"/>
+              </w:rPr>
+              <w:t>Perfil de cultivo</w:t>
+            </w:r>
+          </w:p>
+        </w:tc>
+        <w:tc>
+          <w:tcPr>
+            <w:tcW w:type="dxa" w:w="1814"/>
+            <w:vAlign w:val="center"/>
+            <w:tcMar>
+              <w:top w:w="80" w:type="dxa"/>
+              <w:start w:w="120" w:type="dxa"/>
+              <w:bottom w:w="80" w:type="dxa"/>
+              <w:end w:w="120" w:type="dxa"/>
+            </w:tcMar>
+          </w:tcPr>
+          <w:p>
+            <w:pPr>
+              <w:spacing w:after="0"/>
+            </w:pPr>
+            <w:r>
+              <w:rPr>
+                <w:sz w:val="18"/>
+              </w:rPr>
+              <w:t>Convierte lámina de riego en litros por planta.</w:t>
+            </w:r>
+          </w:p>
+        </w:tc>
+        <w:tc>
+          <w:tcPr>
+            <w:tcW w:type="dxa" w:w="1814"/>
+            <w:vAlign w:val="center"/>
+            <w:tcMar>
+              <w:top w:w="80" w:type="dxa"/>
+              <w:start w:w="120" w:type="dxa"/>
+              <w:bottom w:w="80" w:type="dxa"/>
+              <w:end w:w="120" w:type="dxa"/>
+            </w:tcMar>
+          </w:tcPr>
+          <w:p>
+            <w:pPr>
+              <w:spacing w:after="0"/>
+            </w:pPr>
+            <w:r>
+              <w:rPr>
+                <w:sz w:val="18"/>
+              </w:rPr>
+              <w:t>Parametrizada</w:t>
+            </w:r>
+          </w:p>
+        </w:tc>
+      </w:tr>
+      <w:tr>
+        <w:tc>
+          <w:tcPr>
+            <w:tcW w:type="dxa" w:w="1814"/>
+            <w:vAlign w:val="center"/>
+            <w:tcMar>
+              <w:top w:w="80" w:type="dxa"/>
+              <w:start w:w="120" w:type="dxa"/>
+              <w:bottom w:w="80" w:type="dxa"/>
+              <w:end w:w="120" w:type="dxa"/>
+            </w:tcMar>
+          </w:tcPr>
+          <w:p>
+            <w:pPr>
+              <w:spacing w:after="0"/>
+            </w:pPr>
+            <w:r>
+              <w:rPr>
+                <w:sz w:val="18"/>
+              </w:rPr>
+              <w:t>Cultivo</w:t>
+            </w:r>
+          </w:p>
+        </w:tc>
+        <w:tc>
+          <w:tcPr>
+            <w:tcW w:type="dxa" w:w="1814"/>
+            <w:vAlign w:val="center"/>
+            <w:tcMar>
+              <w:top w:w="80" w:type="dxa"/>
+              <w:start w:w="120" w:type="dxa"/>
+              <w:bottom w:w="80" w:type="dxa"/>
+              <w:end w:w="120" w:type="dxa"/>
+            </w:tcMar>
+          </w:tcPr>
+          <w:p>
+            <w:pPr>
+              <w:spacing w:after="0"/>
+            </w:pPr>
+            <w:r>
+              <w:rPr>
+                <w:sz w:val="18"/>
+              </w:rPr>
+              <w:t>NDVI</w:t>
+            </w:r>
+          </w:p>
+        </w:tc>
+        <w:tc>
+          <w:tcPr>
+            <w:tcW w:type="dxa" w:w="1814"/>
+            <w:vAlign w:val="center"/>
+            <w:tcMar>
+              <w:top w:w="80" w:type="dxa"/>
+              <w:start w:w="120" w:type="dxa"/>
+              <w:bottom w:w="80" w:type="dxa"/>
+              <w:end w:w="120" w:type="dxa"/>
+            </w:tcMar>
+          </w:tcPr>
+          <w:p>
+            <w:pPr>
+              <w:spacing w:after="0"/>
+            </w:pPr>
+            <w:r>
+              <w:rPr>
+                <w:sz w:val="18"/>
+              </w:rPr>
+              <w:t>Imágenes satelitales futuras</w:t>
+            </w:r>
+          </w:p>
+        </w:tc>
+        <w:tc>
+          <w:tcPr>
+            <w:tcW w:type="dxa" w:w="1814"/>
+            <w:vAlign w:val="center"/>
+            <w:tcMar>
+              <w:top w:w="80" w:type="dxa"/>
+              <w:start w:w="120" w:type="dxa"/>
+              <w:bottom w:w="80" w:type="dxa"/>
+              <w:end w:w="120" w:type="dxa"/>
+            </w:tcMar>
+          </w:tcPr>
+          <w:p>
+            <w:pPr>
+              <w:spacing w:after="0"/>
+            </w:pPr>
+            <w:r>
+              <w:rPr>
+                <w:sz w:val="18"/>
+              </w:rPr>
+              <w:t>Indicador de vigor vegetal y estrés hídrico.</w:t>
+            </w:r>
+          </w:p>
+        </w:tc>
+        <w:tc>
+          <w:tcPr>
+            <w:tcW w:type="dxa" w:w="1814"/>
+            <w:vAlign w:val="center"/>
+            <w:tcMar>
+              <w:top w:w="80" w:type="dxa"/>
+              <w:start w:w="120" w:type="dxa"/>
+              <w:bottom w:w="80" w:type="dxa"/>
+              <w:end w:w="120" w:type="dxa"/>
+            </w:tcMar>
+          </w:tcPr>
+          <w:p>
+            <w:pPr>
+              <w:spacing w:after="0"/>
+            </w:pPr>
+            <w:r>
+              <w:rPr>
+                <w:sz w:val="18"/>
+              </w:rPr>
+              <w:t>Futuro</w:t>
+            </w:r>
+          </w:p>
+        </w:tc>
+      </w:tr>
+      <w:tr>
+        <w:tc>
+          <w:tcPr>
+            <w:tcW w:type="dxa" w:w="1814"/>
+            <w:vAlign w:val="center"/>
+            <w:tcMar>
+              <w:top w:w="80" w:type="dxa"/>
+              <w:start w:w="120" w:type="dxa"/>
+              <w:bottom w:w="80" w:type="dxa"/>
+              <w:end w:w="120" w:type="dxa"/>
+            </w:tcMar>
+          </w:tcPr>
+          <w:p>
+            <w:pPr>
+              <w:spacing w:after="0"/>
+            </w:pPr>
+            <w:r>
+              <w:rPr>
+                <w:sz w:val="18"/>
+              </w:rPr>
+              <w:t>Cultivo</w:t>
+            </w:r>
+          </w:p>
+        </w:tc>
+        <w:tc>
+          <w:tcPr>
+            <w:tcW w:type="dxa" w:w="1814"/>
+            <w:vAlign w:val="center"/>
+            <w:tcMar>
+              <w:top w:w="80" w:type="dxa"/>
+              <w:start w:w="120" w:type="dxa"/>
+              <w:bottom w:w="80" w:type="dxa"/>
+              <w:end w:w="120" w:type="dxa"/>
+            </w:tcMar>
+          </w:tcPr>
+          <w:p>
+            <w:pPr>
+              <w:spacing w:after="0"/>
+            </w:pPr>
+            <w:r>
+              <w:rPr>
+                <w:sz w:val="18"/>
+              </w:rPr>
+              <w:t>Absorción/respuesta real del cultivo</w:t>
+            </w:r>
+          </w:p>
+        </w:tc>
+        <w:tc>
+          <w:tcPr>
+            <w:tcW w:type="dxa" w:w="1814"/>
+            <w:vAlign w:val="center"/>
+            <w:tcMar>
+              <w:top w:w="80" w:type="dxa"/>
+              <w:start w:w="120" w:type="dxa"/>
+              <w:bottom w:w="80" w:type="dxa"/>
+              <w:end w:w="120" w:type="dxa"/>
+            </w:tcMar>
+          </w:tcPr>
+          <w:p>
+            <w:pPr>
+              <w:spacing w:after="0"/>
+            </w:pPr>
+            <w:r>
+              <w:rPr>
+                <w:sz w:val="18"/>
+              </w:rPr>
+              <w:t>Sensores/campo futuro</w:t>
+            </w:r>
+          </w:p>
+        </w:tc>
+        <w:tc>
+          <w:tcPr>
+            <w:tcW w:type="dxa" w:w="1814"/>
+            <w:vAlign w:val="center"/>
+            <w:tcMar>
+              <w:top w:w="80" w:type="dxa"/>
+              <w:start w:w="120" w:type="dxa"/>
+              <w:bottom w:w="80" w:type="dxa"/>
+              <w:end w:w="120" w:type="dxa"/>
+            </w:tcMar>
+          </w:tcPr>
+          <w:p>
+            <w:pPr>
+              <w:spacing w:after="0"/>
+            </w:pPr>
+            <w:r>
+              <w:rPr>
+                <w:sz w:val="18"/>
+              </w:rPr>
+              <w:t>Calibraría el modelo con respuesta medida.</w:t>
+            </w:r>
+          </w:p>
+        </w:tc>
+        <w:tc>
+          <w:tcPr>
+            <w:tcW w:type="dxa" w:w="1814"/>
+            <w:vAlign w:val="center"/>
+            <w:tcMar>
+              <w:top w:w="80" w:type="dxa"/>
+              <w:start w:w="120" w:type="dxa"/>
+              <w:bottom w:w="80" w:type="dxa"/>
+              <w:end w:w="120" w:type="dxa"/>
+            </w:tcMar>
+          </w:tcPr>
+          <w:p>
+            <w:pPr>
+              <w:spacing w:after="0"/>
+            </w:pPr>
+            <w:r>
+              <w:rPr>
+                <w:sz w:val="18"/>
+              </w:rPr>
+              <w:t>Futuro</w:t>
+            </w:r>
+          </w:p>
+        </w:tc>
+      </w:tr>
+      <w:tr>
+        <w:tc>
+          <w:tcPr>
+            <w:tcW w:type="dxa" w:w="1814"/>
+            <w:vAlign w:val="center"/>
+            <w:tcMar>
+              <w:top w:w="80" w:type="dxa"/>
+              <w:start w:w="120" w:type="dxa"/>
+              <w:bottom w:w="80" w:type="dxa"/>
+              <w:end w:w="120" w:type="dxa"/>
+            </w:tcMar>
+          </w:tcPr>
+          <w:p>
+            <w:pPr>
+              <w:spacing w:after="0"/>
+            </w:pPr>
+            <w:r>
+              <w:rPr>
+                <w:sz w:val="18"/>
+              </w:rPr>
+              <w:t>Parcela</w:t>
+            </w:r>
+          </w:p>
+        </w:tc>
+        <w:tc>
+          <w:tcPr>
+            <w:tcW w:type="dxa" w:w="1814"/>
+            <w:vAlign w:val="center"/>
+            <w:tcMar>
+              <w:top w:w="80" w:type="dxa"/>
+              <w:start w:w="120" w:type="dxa"/>
+              <w:bottom w:w="80" w:type="dxa"/>
+              <w:end w:w="120" w:type="dxa"/>
+            </w:tcMar>
+          </w:tcPr>
+          <w:p>
+            <w:pPr>
+              <w:spacing w:after="0"/>
+            </w:pPr>
+            <w:r>
+              <w:rPr>
+                <w:sz w:val="18"/>
+              </w:rPr>
+              <w:t>Superficie m2</w:t>
+            </w:r>
+          </w:p>
+        </w:tc>
+        <w:tc>
+          <w:tcPr>
+            <w:tcW w:type="dxa" w:w="1814"/>
+            <w:vAlign w:val="center"/>
+            <w:tcMar>
+              <w:top w:w="80" w:type="dxa"/>
+              <w:start w:w="120" w:type="dxa"/>
+              <w:bottom w:w="80" w:type="dxa"/>
+              <w:end w:w="120" w:type="dxa"/>
+            </w:tcMar>
+          </w:tcPr>
+          <w:p>
+            <w:pPr>
+              <w:spacing w:after="0"/>
+            </w:pPr>
+            <w:r>
+              <w:rPr>
+                <w:sz w:val="18"/>
+              </w:rPr>
+              <w:t>Entrada del usuario</w:t>
+            </w:r>
+          </w:p>
+        </w:tc>
+        <w:tc>
+          <w:tcPr>
+            <w:tcW w:type="dxa" w:w="1814"/>
+            <w:vAlign w:val="center"/>
+            <w:tcMar>
+              <w:top w:w="80" w:type="dxa"/>
+              <w:start w:w="120" w:type="dxa"/>
+              <w:bottom w:w="80" w:type="dxa"/>
+              <w:end w:w="120" w:type="dxa"/>
+            </w:tcMar>
+          </w:tcPr>
+          <w:p>
+            <w:pPr>
+              <w:spacing w:after="0"/>
+            </w:pPr>
+            <w:r>
+              <w:rPr>
+                <w:sz w:val="18"/>
+              </w:rPr>
+              <w:t>Convierte milímetros de riego en litros totales para la parcela.</w:t>
+            </w:r>
+          </w:p>
+        </w:tc>
+        <w:tc>
+          <w:tcPr>
+            <w:tcW w:type="dxa" w:w="1814"/>
+            <w:vAlign w:val="center"/>
+            <w:tcMar>
+              <w:top w:w="80" w:type="dxa"/>
+              <w:start w:w="120" w:type="dxa"/>
+              <w:bottom w:w="80" w:type="dxa"/>
+              <w:end w:w="120" w:type="dxa"/>
+            </w:tcMar>
+          </w:tcPr>
+          <w:p>
+            <w:pPr>
+              <w:spacing w:after="0"/>
+            </w:pPr>
+            <w:r>
+              <w:rPr>
+                <w:sz w:val="18"/>
+              </w:rPr>
+              <w:t>Implementada</w:t>
+            </w:r>
+          </w:p>
+        </w:tc>
+      </w:tr>
+      <w:tr>
+        <w:tc>
+          <w:tcPr>
+            <w:tcW w:type="dxa" w:w="1814"/>
+            <w:vAlign w:val="center"/>
+            <w:tcMar>
+              <w:top w:w="80" w:type="dxa"/>
+              <w:start w:w="120" w:type="dxa"/>
+              <w:bottom w:w="80" w:type="dxa"/>
+              <w:end w:w="120" w:type="dxa"/>
+            </w:tcMar>
+          </w:tcPr>
+          <w:p>
+            <w:pPr>
+              <w:spacing w:after="0"/>
+            </w:pPr>
+            <w:r>
+              <w:rPr>
+                <w:sz w:val="18"/>
+              </w:rPr>
+              <w:t>Riego</w:t>
+            </w:r>
+          </w:p>
+        </w:tc>
+        <w:tc>
+          <w:tcPr>
+            <w:tcW w:type="dxa" w:w="1814"/>
+            <w:vAlign w:val="center"/>
+            <w:tcMar>
+              <w:top w:w="80" w:type="dxa"/>
+              <w:start w:w="120" w:type="dxa"/>
+              <w:bottom w:w="80" w:type="dxa"/>
+              <w:end w:w="120" w:type="dxa"/>
+            </w:tcMar>
+          </w:tcPr>
+          <w:p>
+            <w:pPr>
+              <w:spacing w:after="0"/>
+            </w:pPr>
+            <w:r>
+              <w:rPr>
+                <w:sz w:val="18"/>
+              </w:rPr>
+              <w:t>Eficiencia de riego</w:t>
+            </w:r>
+          </w:p>
+        </w:tc>
+        <w:tc>
+          <w:tcPr>
+            <w:tcW w:type="dxa" w:w="1814"/>
+            <w:vAlign w:val="center"/>
+            <w:tcMar>
+              <w:top w:w="80" w:type="dxa"/>
+              <w:start w:w="120" w:type="dxa"/>
+              <w:bottom w:w="80" w:type="dxa"/>
+              <w:end w:w="120" w:type="dxa"/>
+            </w:tcMar>
+          </w:tcPr>
+          <w:p>
+            <w:pPr>
+              <w:spacing w:after="0"/>
+            </w:pPr>
+            <w:r>
+              <w:rPr>
+                <w:sz w:val="18"/>
+              </w:rPr>
+              <w:t>Entrada del usuario</w:t>
+            </w:r>
+          </w:p>
+        </w:tc>
+        <w:tc>
+          <w:tcPr>
+            <w:tcW w:type="dxa" w:w="1814"/>
+            <w:vAlign w:val="center"/>
+            <w:tcMar>
+              <w:top w:w="80" w:type="dxa"/>
+              <w:start w:w="120" w:type="dxa"/>
+              <w:bottom w:w="80" w:type="dxa"/>
+              <w:end w:w="120" w:type="dxa"/>
+            </w:tcMar>
+          </w:tcPr>
+          <w:p>
+            <w:pPr>
+              <w:spacing w:after="0"/>
+            </w:pPr>
+            <w:r>
+              <w:rPr>
+                <w:sz w:val="18"/>
+              </w:rPr>
+              <w:t>Convierte riego neto en riego bruto.</w:t>
+            </w:r>
+          </w:p>
+        </w:tc>
+        <w:tc>
+          <w:tcPr>
+            <w:tcW w:type="dxa" w:w="1814"/>
+            <w:vAlign w:val="center"/>
+            <w:tcMar>
+              <w:top w:w="80" w:type="dxa"/>
+              <w:start w:w="120" w:type="dxa"/>
+              <w:bottom w:w="80" w:type="dxa"/>
+              <w:end w:w="120" w:type="dxa"/>
+            </w:tcMar>
+          </w:tcPr>
+          <w:p>
+            <w:pPr>
+              <w:spacing w:after="0"/>
+            </w:pPr>
+            <w:r>
+              <w:rPr>
+                <w:sz w:val="18"/>
+              </w:rPr>
+              <w:t>Implementada</w:t>
+            </w:r>
+          </w:p>
+        </w:tc>
+      </w:tr>
+      <w:tr>
+        <w:tc>
+          <w:tcPr>
+            <w:tcW w:type="dxa" w:w="1814"/>
+            <w:vAlign w:val="center"/>
+            <w:tcMar>
+              <w:top w:w="80" w:type="dxa"/>
+              <w:start w:w="120" w:type="dxa"/>
+              <w:bottom w:w="80" w:type="dxa"/>
+              <w:end w:w="120" w:type="dxa"/>
+            </w:tcMar>
+          </w:tcPr>
+          <w:p>
+            <w:pPr>
+              <w:spacing w:after="0"/>
+            </w:pPr>
+            <w:r>
+              <w:rPr>
+                <w:sz w:val="18"/>
+              </w:rPr>
+              <w:t>Riego</w:t>
+            </w:r>
+          </w:p>
+        </w:tc>
+        <w:tc>
+          <w:tcPr>
+            <w:tcW w:type="dxa" w:w="1814"/>
+            <w:vAlign w:val="center"/>
+            <w:tcMar>
+              <w:top w:w="80" w:type="dxa"/>
+              <w:start w:w="120" w:type="dxa"/>
+              <w:bottom w:w="80" w:type="dxa"/>
+              <w:end w:w="120" w:type="dxa"/>
+            </w:tcMar>
+          </w:tcPr>
+          <w:p>
+            <w:pPr>
+              <w:spacing w:after="0"/>
+            </w:pPr>
+            <w:r>
+              <w:rPr>
+                <w:sz w:val="18"/>
+              </w:rPr>
+              <w:t>Ratio de lluvia efectiva</w:t>
+            </w:r>
+          </w:p>
+        </w:tc>
+        <w:tc>
+          <w:tcPr>
+            <w:tcW w:type="dxa" w:w="1814"/>
+            <w:vAlign w:val="center"/>
+            <w:tcMar>
+              <w:top w:w="80" w:type="dxa"/>
+              <w:start w:w="120" w:type="dxa"/>
+              <w:bottom w:w="80" w:type="dxa"/>
+              <w:end w:w="120" w:type="dxa"/>
+            </w:tcMar>
+          </w:tcPr>
+          <w:p>
+            <w:pPr>
+              <w:spacing w:after="0"/>
+            </w:pPr>
+            <w:r>
+              <w:rPr>
+                <w:sz w:val="18"/>
+              </w:rPr>
+              <w:t>Entrada del usuario</w:t>
+            </w:r>
+          </w:p>
+        </w:tc>
+        <w:tc>
+          <w:tcPr>
+            <w:tcW w:type="dxa" w:w="1814"/>
+            <w:vAlign w:val="center"/>
+            <w:tcMar>
+              <w:top w:w="80" w:type="dxa"/>
+              <w:start w:w="120" w:type="dxa"/>
+              <w:bottom w:w="80" w:type="dxa"/>
+              <w:end w:w="120" w:type="dxa"/>
+            </w:tcMar>
+          </w:tcPr>
+          <w:p>
+            <w:pPr>
+              <w:spacing w:after="0"/>
+            </w:pPr>
+            <w:r>
+              <w:rPr>
+                <w:sz w:val="18"/>
+              </w:rPr>
+              <w:t>Define qué parte de la lluvia reduce el riego.</w:t>
+            </w:r>
+          </w:p>
+        </w:tc>
+        <w:tc>
+          <w:tcPr>
+            <w:tcW w:type="dxa" w:w="1814"/>
+            <w:vAlign w:val="center"/>
+            <w:tcMar>
+              <w:top w:w="80" w:type="dxa"/>
+              <w:start w:w="120" w:type="dxa"/>
+              <w:bottom w:w="80" w:type="dxa"/>
+              <w:end w:w="120" w:type="dxa"/>
+            </w:tcMar>
+          </w:tcPr>
+          <w:p>
+            <w:pPr>
+              <w:spacing w:after="0"/>
+            </w:pPr>
+            <w:r>
+              <w:rPr>
+                <w:sz w:val="18"/>
+              </w:rPr>
+              <w:t>Implementada</w:t>
+            </w:r>
+          </w:p>
+        </w:tc>
+      </w:tr>
+      <w:tr>
+        <w:tc>
+          <w:tcPr>
+            <w:tcW w:type="dxa" w:w="1814"/>
+            <w:vAlign w:val="center"/>
+            <w:tcMar>
+              <w:top w:w="80" w:type="dxa"/>
+              <w:start w:w="120" w:type="dxa"/>
+              <w:bottom w:w="80" w:type="dxa"/>
+              <w:end w:w="120" w:type="dxa"/>
+            </w:tcMar>
+          </w:tcPr>
+          <w:p>
+            <w:pPr>
+              <w:spacing w:after="0"/>
+            </w:pPr>
+            <w:r>
+              <w:rPr>
+                <w:sz w:val="18"/>
+              </w:rPr>
+              <w:t>Resultado</w:t>
+            </w:r>
+          </w:p>
+        </w:tc>
+        <w:tc>
+          <w:tcPr>
+            <w:tcW w:type="dxa" w:w="1814"/>
+            <w:vAlign w:val="center"/>
+            <w:tcMar>
+              <w:top w:w="80" w:type="dxa"/>
+              <w:start w:w="120" w:type="dxa"/>
+              <w:bottom w:w="80" w:type="dxa"/>
+              <w:end w:w="120" w:type="dxa"/>
+            </w:tcMar>
+          </w:tcPr>
+          <w:p>
+            <w:pPr>
+              <w:spacing w:after="0"/>
+            </w:pPr>
+            <w:r>
+              <w:rPr>
+                <w:sz w:val="18"/>
+              </w:rPr>
+              <w:t>Riego bruto mm</w:t>
+            </w:r>
+          </w:p>
+        </w:tc>
+        <w:tc>
+          <w:tcPr>
+            <w:tcW w:type="dxa" w:w="1814"/>
+            <w:vAlign w:val="center"/>
+            <w:tcMar>
+              <w:top w:w="80" w:type="dxa"/>
+              <w:start w:w="120" w:type="dxa"/>
+              <w:bottom w:w="80" w:type="dxa"/>
+              <w:end w:w="120" w:type="dxa"/>
+            </w:tcMar>
+          </w:tcPr>
+          <w:p>
+            <w:pPr>
+              <w:spacing w:after="0"/>
+            </w:pPr>
+            <w:r>
+              <w:rPr>
+                <w:sz w:val="18"/>
+              </w:rPr>
+              <w:t>Cálculo agronómico/ML</w:t>
+            </w:r>
+          </w:p>
+        </w:tc>
+        <w:tc>
+          <w:tcPr>
+            <w:tcW w:type="dxa" w:w="1814"/>
+            <w:vAlign w:val="center"/>
+            <w:tcMar>
+              <w:top w:w="80" w:type="dxa"/>
+              <w:start w:w="120" w:type="dxa"/>
+              <w:bottom w:w="80" w:type="dxa"/>
+              <w:end w:w="120" w:type="dxa"/>
+            </w:tcMar>
+          </w:tcPr>
+          <w:p>
+            <w:pPr>
+              <w:spacing w:after="0"/>
+            </w:pPr>
+            <w:r>
+              <w:rPr>
+                <w:sz w:val="18"/>
+              </w:rPr>
+              <w:t>Variable objetivo del modelo y lámina recomendada.</w:t>
+            </w:r>
+          </w:p>
+        </w:tc>
+        <w:tc>
+          <w:tcPr>
+            <w:tcW w:type="dxa" w:w="1814"/>
+            <w:vAlign w:val="center"/>
+            <w:tcMar>
+              <w:top w:w="80" w:type="dxa"/>
+              <w:start w:w="120" w:type="dxa"/>
+              <w:bottom w:w="80" w:type="dxa"/>
+              <w:end w:w="120" w:type="dxa"/>
+            </w:tcMar>
+          </w:tcPr>
+          <w:p>
+            <w:pPr>
+              <w:spacing w:after="0"/>
+            </w:pPr>
+            <w:r>
+              <w:rPr>
+                <w:sz w:val="18"/>
+              </w:rPr>
+              <w:t>Implementada</w:t>
+            </w:r>
+          </w:p>
+        </w:tc>
+      </w:tr>
+      <w:tr>
+        <w:tc>
+          <w:tcPr>
+            <w:tcW w:type="dxa" w:w="1814"/>
+            <w:vAlign w:val="center"/>
+            <w:tcMar>
+              <w:top w:w="80" w:type="dxa"/>
+              <w:start w:w="120" w:type="dxa"/>
+              <w:bottom w:w="80" w:type="dxa"/>
+              <w:end w:w="120" w:type="dxa"/>
+            </w:tcMar>
+          </w:tcPr>
+          <w:p>
+            <w:pPr>
+              <w:spacing w:after="0"/>
+            </w:pPr>
+            <w:r>
+              <w:rPr>
+                <w:sz w:val="18"/>
+              </w:rPr>
+              <w:t>Resultado</w:t>
+            </w:r>
+          </w:p>
+        </w:tc>
+        <w:tc>
+          <w:tcPr>
+            <w:tcW w:type="dxa" w:w="1814"/>
+            <w:vAlign w:val="center"/>
+            <w:tcMar>
+              <w:top w:w="80" w:type="dxa"/>
+              <w:start w:w="120" w:type="dxa"/>
+              <w:bottom w:w="80" w:type="dxa"/>
+              <w:end w:w="120" w:type="dxa"/>
+            </w:tcMar>
+          </w:tcPr>
+          <w:p>
+            <w:pPr>
+              <w:spacing w:after="0"/>
+            </w:pPr>
+            <w:r>
+              <w:rPr>
+                <w:sz w:val="18"/>
+              </w:rPr>
+              <w:t>Litros totales</w:t>
+            </w:r>
+          </w:p>
+        </w:tc>
+        <w:tc>
+          <w:tcPr>
+            <w:tcW w:type="dxa" w:w="1814"/>
+            <w:vAlign w:val="center"/>
+            <w:tcMar>
+              <w:top w:w="80" w:type="dxa"/>
+              <w:start w:w="120" w:type="dxa"/>
+              <w:bottom w:w="80" w:type="dxa"/>
+              <w:end w:w="120" w:type="dxa"/>
+            </w:tcMar>
+          </w:tcPr>
+          <w:p>
+            <w:pPr>
+              <w:spacing w:after="0"/>
+            </w:pPr>
+            <w:r>
+              <w:rPr>
+                <w:sz w:val="18"/>
+              </w:rPr>
+              <w:t>Cálculo a partir de mm y superficie</w:t>
+            </w:r>
+          </w:p>
+        </w:tc>
+        <w:tc>
+          <w:tcPr>
+            <w:tcW w:type="dxa" w:w="1814"/>
+            <w:vAlign w:val="center"/>
+            <w:tcMar>
+              <w:top w:w="80" w:type="dxa"/>
+              <w:start w:w="120" w:type="dxa"/>
+              <w:bottom w:w="80" w:type="dxa"/>
+              <w:end w:w="120" w:type="dxa"/>
+            </w:tcMar>
+          </w:tcPr>
+          <w:p>
+            <w:pPr>
+              <w:spacing w:after="0"/>
+            </w:pPr>
+            <w:r>
+              <w:rPr>
+                <w:sz w:val="18"/>
+              </w:rPr>
+              <w:t>Agua total que debe distribuirse en toda la parcela.</w:t>
+            </w:r>
+          </w:p>
+        </w:tc>
+        <w:tc>
+          <w:tcPr>
+            <w:tcW w:type="dxa" w:w="1814"/>
+            <w:vAlign w:val="center"/>
+            <w:tcMar>
+              <w:top w:w="80" w:type="dxa"/>
+              <w:start w:w="120" w:type="dxa"/>
+              <w:bottom w:w="80" w:type="dxa"/>
+              <w:end w:w="120" w:type="dxa"/>
+            </w:tcMar>
+          </w:tcPr>
+          <w:p>
+            <w:pPr>
+              <w:spacing w:after="0"/>
+            </w:pPr>
+            <w:r>
+              <w:rPr>
+                <w:sz w:val="18"/>
+              </w:rPr>
+              <w:t>Implementada</w:t>
+            </w:r>
+          </w:p>
+        </w:tc>
+      </w:tr>
+      <w:tr>
+        <w:tc>
+          <w:tcPr>
+            <w:tcW w:type="dxa" w:w="1814"/>
+            <w:vAlign w:val="center"/>
+            <w:tcMar>
+              <w:top w:w="80" w:type="dxa"/>
+              <w:start w:w="120" w:type="dxa"/>
+              <w:bottom w:w="80" w:type="dxa"/>
+              <w:end w:w="120" w:type="dxa"/>
+            </w:tcMar>
+          </w:tcPr>
+          <w:p>
+            <w:pPr>
+              <w:spacing w:after="0"/>
+            </w:pPr>
+            <w:r>
+              <w:rPr>
+                <w:sz w:val="18"/>
+              </w:rPr>
+              <w:t>Resultado</w:t>
+            </w:r>
+          </w:p>
+        </w:tc>
+        <w:tc>
+          <w:tcPr>
+            <w:tcW w:type="dxa" w:w="1814"/>
+            <w:vAlign w:val="center"/>
+            <w:tcMar>
+              <w:top w:w="80" w:type="dxa"/>
+              <w:start w:w="120" w:type="dxa"/>
+              <w:bottom w:w="80" w:type="dxa"/>
+              <w:end w:w="120" w:type="dxa"/>
+            </w:tcMar>
+          </w:tcPr>
+          <w:p>
+            <w:pPr>
+              <w:spacing w:after="0"/>
+            </w:pPr>
+            <w:r>
+              <w:rPr>
+                <w:sz w:val="18"/>
+              </w:rPr>
+              <w:t>Litros por planta</w:t>
+            </w:r>
+          </w:p>
+        </w:tc>
+        <w:tc>
+          <w:tcPr>
+            <w:tcW w:type="dxa" w:w="1814"/>
+            <w:vAlign w:val="center"/>
+            <w:tcMar>
+              <w:top w:w="80" w:type="dxa"/>
+              <w:start w:w="120" w:type="dxa"/>
+              <w:bottom w:w="80" w:type="dxa"/>
+              <w:end w:w="120" w:type="dxa"/>
+            </w:tcMar>
+          </w:tcPr>
+          <w:p>
+            <w:pPr>
+              <w:spacing w:after="0"/>
+            </w:pPr>
+            <w:r>
+              <w:rPr>
+                <w:sz w:val="18"/>
+              </w:rPr>
+              <w:t>Cálculo a partir de mm y marco</w:t>
+            </w:r>
+          </w:p>
+        </w:tc>
+        <w:tc>
+          <w:tcPr>
+            <w:tcW w:type="dxa" w:w="1814"/>
+            <w:vAlign w:val="center"/>
+            <w:tcMar>
+              <w:top w:w="80" w:type="dxa"/>
+              <w:start w:w="120" w:type="dxa"/>
+              <w:bottom w:w="80" w:type="dxa"/>
+              <w:end w:w="120" w:type="dxa"/>
+            </w:tcMar>
+          </w:tcPr>
+          <w:p>
+            <w:pPr>
+              <w:spacing w:after="0"/>
+            </w:pPr>
+            <w:r>
+              <w:rPr>
+                <w:sz w:val="18"/>
+              </w:rPr>
+              <w:t>Dosis media diaria por planta.</w:t>
+            </w:r>
+          </w:p>
+        </w:tc>
+        <w:tc>
+          <w:tcPr>
+            <w:tcW w:type="dxa" w:w="1814"/>
+            <w:vAlign w:val="center"/>
+            <w:tcMar>
+              <w:top w:w="80" w:type="dxa"/>
+              <w:start w:w="120" w:type="dxa"/>
+              <w:bottom w:w="80" w:type="dxa"/>
+              <w:end w:w="120" w:type="dxa"/>
+            </w:tcMar>
+          </w:tcPr>
+          <w:p>
+            <w:pPr>
+              <w:spacing w:after="0"/>
+            </w:pPr>
+            <w:r>
+              <w:rPr>
+                <w:sz w:val="18"/>
+              </w:rPr>
+              <w:t>Implementada</w:t>
+            </w:r>
+          </w:p>
+        </w:tc>
+      </w:tr>
+    </w:tbl>
+    <w:p/>
+    <w:p>
+      <w:pPr>
+        <w:spacing w:after="120"/>
+      </w:pPr>
+      <w:r>
+        <w:t xml:space="preserve">La superficie de la parcela no modifica la lámina </w:t>
+      </w:r>
+      <w:r>
+        <w:rPr>
+          <w:rFonts w:ascii="Consolas" w:hAnsi="Consolas"/>
+          <w:sz w:val="18"/>
+        </w:rPr>
+        <w:t>riego_bruto_mm</w:t>
+      </w:r>
+      <w:r>
+        <w:t>, porque una lámina de 1 mm equivale a 1 L/m2. Su función es convertir la recomendación en litros totales para el cliente. Por ello, el modelo ML predice milímetros y la aplicación transforma después esa predicción en litros según las dimensiones introducidas.</w:t>
+      </w:r>
+    </w:p>
+    <w:p>
+      <w:pPr>
+        <w:spacing w:after="120"/>
+      </w:pPr>
+      <w:r>
+        <w:t>Las variables marcadas como futuras no se han usado para producir resultados del prototipo. Se mantienen en la memoria porque forman parte de la arquitectura objetivo con IoT, BigQuery y mejora del modelo predictivo.</w:t>
+      </w:r>
+    </w:p>
+    <w:p>
+      <w:pPr>
+        <w:pStyle w:val="Heading2"/>
+      </w:pPr>
+      <w:r>
+        <w:t>3.9 Trazabilidad entre objetivos, metodología y validación</w:t>
       </w:r>
     </w:p>
     <w:p>
@@ -4948,7 +8410,7 @@
         <w:pStyle w:val="Heading2"/>
       </w:pPr>
       <w:r>
-        <w:t>3.9 Diagrama de Gantt</w:t>
+        <w:t>3.10 Diagrama de Gantt</w:t>
       </w:r>
     </w:p>
     <w:p>
@@ -6835,7 +10297,7 @@
         <w:pStyle w:val="Heading2"/>
       </w:pPr>
       <w:r>
-        <w:t>3.10 Cronograma</w:t>
+        <w:t>3.11 Cronograma</w:t>
       </w:r>
     </w:p>
     <w:tbl>
@@ -7503,7 +10965,7 @@
         <w:pStyle w:val="Heading2"/>
       </w:pPr>
       <w:r>
-        <w:t>3.11 ROI y viabilidad económica</w:t>
+        <w:t>3.12 ROI y viabilidad económica</w:t>
       </w:r>
     </w:p>
     <w:p>
@@ -7543,7 +11005,7 @@
         <w:pStyle w:val="Heading2"/>
       </w:pPr>
       <w:r>
-        <w:t>3.12 Presupuesto estimado</w:t>
+        <w:t>3.13 Presupuesto estimado</w:t>
       </w:r>
     </w:p>
     <w:tbl>
@@ -8521,7 +11983,7 @@
         <w:pStyle w:val="Heading2"/>
       </w:pPr>
       <w:r>
-        <w:t>3.13 Gestión ética y licencia del proyecto</w:t>
+        <w:t>3.14 Gestión ética y licencia del proyecto</w:t>
       </w:r>
     </w:p>
     <w:p>
@@ -13883,7 +17345,15 @@
         <w:pStyle w:val="Heading2"/>
       </w:pPr>
       <w:r>
-        <w:t>Anexo B. Variables del dataset ML</w:t>
+        <w:t>Anexo B. Variables exportables y variables ML</w:t>
+      </w:r>
+    </w:p>
+    <w:p>
+      <w:pPr>
+        <w:spacing w:after="120"/>
+      </w:pPr>
+      <w:r>
+        <w:t>El dataset exportable contiene más columnas que las usadas directamente por el modelo. Esto es intencionado: unas columnas sirven para trazabilidad, otras para cálculo agronómico y otras para entrenamiento.</w:t>
       </w:r>
     </w:p>
     <w:tbl>
@@ -13895,13 +17365,14 @@
         <w:tblLook w:firstColumn="1" w:firstRow="1" w:lastColumn="0" w:lastRow="0" w:noHBand="0" w:noVBand="1" w:val="04A0"/>
       </w:tblPr>
       <w:tblGrid>
-        <w:gridCol w:w="4536"/>
-        <w:gridCol w:w="4536"/>
+        <w:gridCol w:w="3024"/>
+        <w:gridCol w:w="3024"/>
+        <w:gridCol w:w="3024"/>
       </w:tblGrid>
       <w:tr>
         <w:tc>
           <w:tcPr>
-            <w:tcW w:type="dxa" w:w="4536"/>
+            <w:tcW w:type="dxa" w:w="3024"/>
             <w:vAlign w:val="center"/>
             <w:tcMar>
               <w:top w:w="80" w:type="dxa"/>
@@ -13926,7 +17397,7 @@
         </w:tc>
         <w:tc>
           <w:tcPr>
-            <w:tcW w:type="dxa" w:w="4536"/>
+            <w:tcW w:type="dxa" w:w="3024"/>
             <w:vAlign w:val="center"/>
             <w:tcMar>
               <w:top w:w="80" w:type="dxa"/>
@@ -13945,7 +17416,32 @@
                 <w:b/>
                 <w:sz w:val="18"/>
               </w:rPr>
-              <w:t>Descripción</w:t>
+              <w:t>Tipo</w:t>
+            </w:r>
+          </w:p>
+        </w:tc>
+        <w:tc>
+          <w:tcPr>
+            <w:tcW w:type="dxa" w:w="3024"/>
+            <w:vAlign w:val="center"/>
+            <w:tcMar>
+              <w:top w:w="80" w:type="dxa"/>
+              <w:start w:w="120" w:type="dxa"/>
+              <w:bottom w:w="80" w:type="dxa"/>
+              <w:end w:w="120" w:type="dxa"/>
+            </w:tcMar>
+            <w:shd w:fill="E8EEF5"/>
+          </w:tcPr>
+          <w:p>
+            <w:pPr>
+              <w:spacing w:after="0"/>
+            </w:pPr>
+            <w:r>
+              <w:rPr>
+                <w:b/>
+                <w:sz w:val="18"/>
+              </w:rPr>
+              <w:t>Uso principal</w:t>
             </w:r>
           </w:p>
         </w:tc>
@@ -13953,7 +17449,7 @@
       <w:tr>
         <w:tc>
           <w:tcPr>
-            <w:tcW w:type="dxa" w:w="4536"/>
+            <w:tcW w:type="dxa" w:w="3024"/>
             <w:vAlign w:val="center"/>
             <w:tcMar>
               <w:top w:w="80" w:type="dxa"/>
@@ -13976,24 +17472,47 @@
         </w:tc>
         <w:tc>
           <w:tcPr>
-            <w:tcW w:type="dxa" w:w="4536"/>
-            <w:vAlign w:val="center"/>
-            <w:tcMar>
-              <w:top w:w="80" w:type="dxa"/>
-              <w:start w:w="120" w:type="dxa"/>
-              <w:bottom w:w="80" w:type="dxa"/>
-              <w:end w:w="120" w:type="dxa"/>
-            </w:tcMar>
-          </w:tcPr>
-          <w:p>
-            <w:pPr>
-              <w:spacing w:after="0"/>
-            </w:pPr>
-            <w:r>
-              <w:rPr>
-                <w:sz w:val="18"/>
-              </w:rPr>
-              <w:t>Día analizado.</w:t>
+            <w:tcW w:type="dxa" w:w="3024"/>
+            <w:vAlign w:val="center"/>
+            <w:tcMar>
+              <w:top w:w="80" w:type="dxa"/>
+              <w:start w:w="120" w:type="dxa"/>
+              <w:bottom w:w="80" w:type="dxa"/>
+              <w:end w:w="120" w:type="dxa"/>
+            </w:tcMar>
+          </w:tcPr>
+          <w:p>
+            <w:pPr>
+              <w:spacing w:after="0"/>
+            </w:pPr>
+            <w:r>
+              <w:rPr>
+                <w:sz w:val="18"/>
+              </w:rPr>
+              <w:t>Temporal</w:t>
+            </w:r>
+          </w:p>
+        </w:tc>
+        <w:tc>
+          <w:tcPr>
+            <w:tcW w:type="dxa" w:w="3024"/>
+            <w:vAlign w:val="center"/>
+            <w:tcMar>
+              <w:top w:w="80" w:type="dxa"/>
+              <w:start w:w="120" w:type="dxa"/>
+              <w:bottom w:w="80" w:type="dxa"/>
+              <w:end w:w="120" w:type="dxa"/>
+            </w:tcMar>
+          </w:tcPr>
+          <w:p>
+            <w:pPr>
+              <w:spacing w:after="0"/>
+            </w:pPr>
+            <w:r>
+              <w:rPr>
+                <w:sz w:val="18"/>
+              </w:rPr>
+              <w:t>Día analizado y generación de variables cíclicas day_sin y day_cos.</w:t>
             </w:r>
           </w:p>
         </w:tc>
@@ -14001,7 +17520,7 @@
       <w:tr>
         <w:tc>
           <w:tcPr>
-            <w:tcW w:type="dxa" w:w="4536"/>
+            <w:tcW w:type="dxa" w:w="3024"/>
             <w:vAlign w:val="center"/>
             <w:tcMar>
               <w:top w:w="80" w:type="dxa"/>
@@ -14024,24 +17543,47 @@
         </w:tc>
         <w:tc>
           <w:tcPr>
-            <w:tcW w:type="dxa" w:w="4536"/>
-            <w:vAlign w:val="center"/>
-            <w:tcMar>
-              <w:top w:w="80" w:type="dxa"/>
-              <w:start w:w="120" w:type="dxa"/>
-              <w:bottom w:w="80" w:type="dxa"/>
-              <w:end w:w="120" w:type="dxa"/>
-            </w:tcMar>
-          </w:tcPr>
-          <w:p>
-            <w:pPr>
-              <w:spacing w:after="0"/>
-            </w:pPr>
-            <w:r>
-              <w:rPr>
-                <w:sz w:val="18"/>
-              </w:rPr>
-              <w:t>Indicativo AEMET.</w:t>
+            <w:tcW w:type="dxa" w:w="3024"/>
+            <w:vAlign w:val="center"/>
+            <w:tcMar>
+              <w:top w:w="80" w:type="dxa"/>
+              <w:start w:w="120" w:type="dxa"/>
+              <w:bottom w:w="80" w:type="dxa"/>
+              <w:end w:w="120" w:type="dxa"/>
+            </w:tcMar>
+          </w:tcPr>
+          <w:p>
+            <w:pPr>
+              <w:spacing w:after="0"/>
+            </w:pPr>
+            <w:r>
+              <w:rPr>
+                <w:sz w:val="18"/>
+              </w:rPr>
+              <w:t>Categórica</w:t>
+            </w:r>
+          </w:p>
+        </w:tc>
+        <w:tc>
+          <w:tcPr>
+            <w:tcW w:type="dxa" w:w="3024"/>
+            <w:vAlign w:val="center"/>
+            <w:tcMar>
+              <w:top w:w="80" w:type="dxa"/>
+              <w:start w:w="120" w:type="dxa"/>
+              <w:bottom w:w="80" w:type="dxa"/>
+              <w:end w:w="120" w:type="dxa"/>
+            </w:tcMar>
+          </w:tcPr>
+          <w:p>
+            <w:pPr>
+              <w:spacing w:after="0"/>
+            </w:pPr>
+            <w:r>
+              <w:rPr>
+                <w:sz w:val="18"/>
+              </w:rPr>
+              <w:t>Identificación de estación AEMET y entrada categórica del modelo.</w:t>
             </w:r>
           </w:p>
         </w:tc>
@@ -14049,7 +17591,7 @@
       <w:tr>
         <w:tc>
           <w:tcPr>
-            <w:tcW w:type="dxa" w:w="4536"/>
+            <w:tcW w:type="dxa" w:w="3024"/>
             <w:vAlign w:val="center"/>
             <w:tcMar>
               <w:top w:w="80" w:type="dxa"/>
@@ -14072,24 +17614,47 @@
         </w:tc>
         <w:tc>
           <w:tcPr>
-            <w:tcW w:type="dxa" w:w="4536"/>
-            <w:vAlign w:val="center"/>
-            <w:tcMar>
-              <w:top w:w="80" w:type="dxa"/>
-              <w:start w:w="120" w:type="dxa"/>
-              <w:bottom w:w="80" w:type="dxa"/>
-              <w:end w:w="120" w:type="dxa"/>
-            </w:tcMar>
-          </w:tcPr>
-          <w:p>
-            <w:pPr>
-              <w:spacing w:after="0"/>
-            </w:pPr>
-            <w:r>
-              <w:rPr>
-                <w:sz w:val="18"/>
-              </w:rPr>
-              <w:t>Nombre de la estación.</w:t>
+            <w:tcW w:type="dxa" w:w="3024"/>
+            <w:vAlign w:val="center"/>
+            <w:tcMar>
+              <w:top w:w="80" w:type="dxa"/>
+              <w:start w:w="120" w:type="dxa"/>
+              <w:bottom w:w="80" w:type="dxa"/>
+              <w:end w:w="120" w:type="dxa"/>
+            </w:tcMar>
+          </w:tcPr>
+          <w:p>
+            <w:pPr>
+              <w:spacing w:after="0"/>
+            </w:pPr>
+            <w:r>
+              <w:rPr>
+                <w:sz w:val="18"/>
+              </w:rPr>
+              <w:t>Descriptiva</w:t>
+            </w:r>
+          </w:p>
+        </w:tc>
+        <w:tc>
+          <w:tcPr>
+            <w:tcW w:type="dxa" w:w="3024"/>
+            <w:vAlign w:val="center"/>
+            <w:tcMar>
+              <w:top w:w="80" w:type="dxa"/>
+              <w:start w:w="120" w:type="dxa"/>
+              <w:bottom w:w="80" w:type="dxa"/>
+              <w:end w:w="120" w:type="dxa"/>
+            </w:tcMar>
+          </w:tcPr>
+          <w:p>
+            <w:pPr>
+              <w:spacing w:after="0"/>
+            </w:pPr>
+            <w:r>
+              <w:rPr>
+                <w:sz w:val="18"/>
+              </w:rPr>
+              <w:t>Trazabilidad del origen del dato.</w:t>
             </w:r>
           </w:p>
         </w:tc>
@@ -14097,7 +17662,7 @@
       <w:tr>
         <w:tc>
           <w:tcPr>
-            <w:tcW w:type="dxa" w:w="4536"/>
+            <w:tcW w:type="dxa" w:w="3024"/>
             <w:vAlign w:val="center"/>
             <w:tcMar>
               <w:top w:w="80" w:type="dxa"/>
@@ -14120,24 +17685,47 @@
         </w:tc>
         <w:tc>
           <w:tcPr>
-            <w:tcW w:type="dxa" w:w="4536"/>
-            <w:vAlign w:val="center"/>
-            <w:tcMar>
-              <w:top w:w="80" w:type="dxa"/>
-              <w:start w:w="120" w:type="dxa"/>
-              <w:bottom w:w="80" w:type="dxa"/>
-              <w:end w:w="120" w:type="dxa"/>
-            </w:tcMar>
-          </w:tcPr>
-          <w:p>
-            <w:pPr>
-              <w:spacing w:after="0"/>
-            </w:pPr>
-            <w:r>
-              <w:rPr>
-                <w:sz w:val="18"/>
-              </w:rPr>
-              <w:t>Provincia de la estación.</w:t>
+            <w:tcW w:type="dxa" w:w="3024"/>
+            <w:vAlign w:val="center"/>
+            <w:tcMar>
+              <w:top w:w="80" w:type="dxa"/>
+              <w:start w:w="120" w:type="dxa"/>
+              <w:bottom w:w="80" w:type="dxa"/>
+              <w:end w:w="120" w:type="dxa"/>
+            </w:tcMar>
+          </w:tcPr>
+          <w:p>
+            <w:pPr>
+              <w:spacing w:after="0"/>
+            </w:pPr>
+            <w:r>
+              <w:rPr>
+                <w:sz w:val="18"/>
+              </w:rPr>
+              <w:t>Categórica</w:t>
+            </w:r>
+          </w:p>
+        </w:tc>
+        <w:tc>
+          <w:tcPr>
+            <w:tcW w:type="dxa" w:w="3024"/>
+            <w:vAlign w:val="center"/>
+            <w:tcMar>
+              <w:top w:w="80" w:type="dxa"/>
+              <w:start w:w="120" w:type="dxa"/>
+              <w:bottom w:w="80" w:type="dxa"/>
+              <w:end w:w="120" w:type="dxa"/>
+            </w:tcMar>
+          </w:tcPr>
+          <w:p>
+            <w:pPr>
+              <w:spacing w:after="0"/>
+            </w:pPr>
+            <w:r>
+              <w:rPr>
+                <w:sz w:val="18"/>
+              </w:rPr>
+              <w:t>Búsqueda geográfica y entrada categórica del modelo.</w:t>
             </w:r>
           </w:p>
         </w:tc>
@@ -14145,7 +17733,7 @@
       <w:tr>
         <w:tc>
           <w:tcPr>
-            <w:tcW w:type="dxa" w:w="4536"/>
+            <w:tcW w:type="dxa" w:w="3024"/>
             <w:vAlign w:val="center"/>
             <w:tcMar>
               <w:top w:w="80" w:type="dxa"/>
@@ -14168,24 +17756,47 @@
         </w:tc>
         <w:tc>
           <w:tcPr>
-            <w:tcW w:type="dxa" w:w="4536"/>
-            <w:vAlign w:val="center"/>
-            <w:tcMar>
-              <w:top w:w="80" w:type="dxa"/>
-              <w:start w:w="120" w:type="dxa"/>
-              <w:bottom w:w="80" w:type="dxa"/>
-              <w:end w:w="120" w:type="dxa"/>
-            </w:tcMar>
-          </w:tcPr>
-          <w:p>
-            <w:pPr>
-              <w:spacing w:after="0"/>
-            </w:pPr>
-            <w:r>
-              <w:rPr>
-                <w:sz w:val="18"/>
-              </w:rPr>
-              <w:t>Olivar, cítricos o almendro.</w:t>
+            <w:tcW w:type="dxa" w:w="3024"/>
+            <w:vAlign w:val="center"/>
+            <w:tcMar>
+              <w:top w:w="80" w:type="dxa"/>
+              <w:start w:w="120" w:type="dxa"/>
+              <w:bottom w:w="80" w:type="dxa"/>
+              <w:end w:w="120" w:type="dxa"/>
+            </w:tcMar>
+          </w:tcPr>
+          <w:p>
+            <w:pPr>
+              <w:spacing w:after="0"/>
+            </w:pPr>
+            <w:r>
+              <w:rPr>
+                <w:sz w:val="18"/>
+              </w:rPr>
+              <w:t>Categórica</w:t>
+            </w:r>
+          </w:p>
+        </w:tc>
+        <w:tc>
+          <w:tcPr>
+            <w:tcW w:type="dxa" w:w="3024"/>
+            <w:vAlign w:val="center"/>
+            <w:tcMar>
+              <w:top w:w="80" w:type="dxa"/>
+              <w:start w:w="120" w:type="dxa"/>
+              <w:bottom w:w="80" w:type="dxa"/>
+              <w:end w:w="120" w:type="dxa"/>
+            </w:tcMar>
+          </w:tcPr>
+          <w:p>
+            <w:pPr>
+              <w:spacing w:after="0"/>
+            </w:pPr>
+            <w:r>
+              <w:rPr>
+                <w:sz w:val="18"/>
+              </w:rPr>
+              <w:t>Entrada del modelo y selección de perfil agronómico.</w:t>
             </w:r>
           </w:p>
         </w:tc>
@@ -14193,7 +17804,7 @@
       <w:tr>
         <w:tc>
           <w:tcPr>
-            <w:tcW w:type="dxa" w:w="4536"/>
+            <w:tcW w:type="dxa" w:w="3024"/>
             <w:vAlign w:val="center"/>
             <w:tcMar>
               <w:top w:w="80" w:type="dxa"/>
@@ -14216,24 +17827,47 @@
         </w:tc>
         <w:tc>
           <w:tcPr>
-            <w:tcW w:type="dxa" w:w="4536"/>
-            <w:vAlign w:val="center"/>
-            <w:tcMar>
-              <w:top w:w="80" w:type="dxa"/>
-              <w:start w:w="120" w:type="dxa"/>
-              <w:bottom w:w="80" w:type="dxa"/>
-              <w:end w:w="120" w:type="dxa"/>
-            </w:tcMar>
-          </w:tcPr>
-          <w:p>
-            <w:pPr>
-              <w:spacing w:after="0"/>
-            </w:pPr>
-            <w:r>
-              <w:rPr>
-                <w:sz w:val="18"/>
-              </w:rPr>
-              <w:t>Inicio, desarrollo, media o madurez.</w:t>
+            <w:tcW w:type="dxa" w:w="3024"/>
+            <w:vAlign w:val="center"/>
+            <w:tcMar>
+              <w:top w:w="80" w:type="dxa"/>
+              <w:start w:w="120" w:type="dxa"/>
+              <w:bottom w:w="80" w:type="dxa"/>
+              <w:end w:w="120" w:type="dxa"/>
+            </w:tcMar>
+          </w:tcPr>
+          <w:p>
+            <w:pPr>
+              <w:spacing w:after="0"/>
+            </w:pPr>
+            <w:r>
+              <w:rPr>
+                <w:sz w:val="18"/>
+              </w:rPr>
+              <w:t>Categórica</w:t>
+            </w:r>
+          </w:p>
+        </w:tc>
+        <w:tc>
+          <w:tcPr>
+            <w:tcW w:type="dxa" w:w="3024"/>
+            <w:vAlign w:val="center"/>
+            <w:tcMar>
+              <w:top w:w="80" w:type="dxa"/>
+              <w:start w:w="120" w:type="dxa"/>
+              <w:bottom w:w="80" w:type="dxa"/>
+              <w:end w:w="120" w:type="dxa"/>
+            </w:tcMar>
+          </w:tcPr>
+          <w:p>
+            <w:pPr>
+              <w:spacing w:after="0"/>
+            </w:pPr>
+            <w:r>
+              <w:rPr>
+                <w:sz w:val="18"/>
+              </w:rPr>
+              <w:t>Entrada del modelo y selección de Kc.</w:t>
             </w:r>
           </w:p>
         </w:tc>
@@ -14241,7 +17875,7 @@
       <w:tr>
         <w:tc>
           <w:tcPr>
-            <w:tcW w:type="dxa" w:w="4536"/>
+            <w:tcW w:type="dxa" w:w="3024"/>
             <w:vAlign w:val="center"/>
             <w:tcMar>
               <w:top w:w="80" w:type="dxa"/>
@@ -14264,24 +17898,47 @@
         </w:tc>
         <w:tc>
           <w:tcPr>
-            <w:tcW w:type="dxa" w:w="4536"/>
-            <w:vAlign w:val="center"/>
-            <w:tcMar>
-              <w:top w:w="80" w:type="dxa"/>
-              <w:start w:w="120" w:type="dxa"/>
-              <w:bottom w:w="80" w:type="dxa"/>
-              <w:end w:w="120" w:type="dxa"/>
-            </w:tcMar>
-          </w:tcPr>
-          <w:p>
-            <w:pPr>
-              <w:spacing w:after="0"/>
-            </w:pPr>
-            <w:r>
-              <w:rPr>
-                <w:sz w:val="18"/>
-              </w:rPr>
-              <w:t>Tipo de suelo.</w:t>
+            <w:tcW w:type="dxa" w:w="3024"/>
+            <w:vAlign w:val="center"/>
+            <w:tcMar>
+              <w:top w:w="80" w:type="dxa"/>
+              <w:start w:w="120" w:type="dxa"/>
+              <w:bottom w:w="80" w:type="dxa"/>
+              <w:end w:w="120" w:type="dxa"/>
+            </w:tcMar>
+          </w:tcPr>
+          <w:p>
+            <w:pPr>
+              <w:spacing w:after="0"/>
+            </w:pPr>
+            <w:r>
+              <w:rPr>
+                <w:sz w:val="18"/>
+              </w:rPr>
+              <w:t>Categórica</w:t>
+            </w:r>
+          </w:p>
+        </w:tc>
+        <w:tc>
+          <w:tcPr>
+            <w:tcW w:type="dxa" w:w="3024"/>
+            <w:vAlign w:val="center"/>
+            <w:tcMar>
+              <w:top w:w="80" w:type="dxa"/>
+              <w:start w:w="120" w:type="dxa"/>
+              <w:bottom w:w="80" w:type="dxa"/>
+              <w:end w:w="120" w:type="dxa"/>
+            </w:tcMar>
+          </w:tcPr>
+          <w:p>
+            <w:pPr>
+              <w:spacing w:after="0"/>
+            </w:pPr>
+            <w:r>
+              <w:rPr>
+                <w:sz w:val="18"/>
+              </w:rPr>
+              <w:t>Entrada del modelo y selección de perfil edáfico.</w:t>
             </w:r>
           </w:p>
         </w:tc>
@@ -14289,7 +17946,7 @@
       <w:tr>
         <w:tc>
           <w:tcPr>
-            <w:tcW w:type="dxa" w:w="4536"/>
+            <w:tcW w:type="dxa" w:w="3024"/>
             <w:vAlign w:val="center"/>
             <w:tcMar>
               <w:top w:w="80" w:type="dxa"/>
@@ -14312,24 +17969,47 @@
         </w:tc>
         <w:tc>
           <w:tcPr>
-            <w:tcW w:type="dxa" w:w="4536"/>
-            <w:vAlign w:val="center"/>
-            <w:tcMar>
-              <w:top w:w="80" w:type="dxa"/>
-              <w:start w:w="120" w:type="dxa"/>
-              <w:bottom w:w="80" w:type="dxa"/>
-              <w:end w:w="120" w:type="dxa"/>
-            </w:tcMar>
-          </w:tcPr>
-          <w:p>
-            <w:pPr>
-              <w:spacing w:after="0"/>
-            </w:pPr>
-            <w:r>
-              <w:rPr>
-                <w:sz w:val="18"/>
-              </w:rPr>
-              <w:t>Dimensión de la parcela.</w:t>
+            <w:tcW w:type="dxa" w:w="3024"/>
+            <w:vAlign w:val="center"/>
+            <w:tcMar>
+              <w:top w:w="80" w:type="dxa"/>
+              <w:start w:w="120" w:type="dxa"/>
+              <w:bottom w:w="80" w:type="dxa"/>
+              <w:end w:w="120" w:type="dxa"/>
+            </w:tcMar>
+          </w:tcPr>
+          <w:p>
+            <w:pPr>
+              <w:spacing w:after="0"/>
+            </w:pPr>
+            <w:r>
+              <w:rPr>
+                <w:sz w:val="18"/>
+              </w:rPr>
+              <w:t>Numérica de servicio</w:t>
+            </w:r>
+          </w:p>
+        </w:tc>
+        <w:tc>
+          <w:tcPr>
+            <w:tcW w:type="dxa" w:w="3024"/>
+            <w:vAlign w:val="center"/>
+            <w:tcMar>
+              <w:top w:w="80" w:type="dxa"/>
+              <w:start w:w="120" w:type="dxa"/>
+              <w:bottom w:w="80" w:type="dxa"/>
+              <w:end w:w="120" w:type="dxa"/>
+            </w:tcMar>
+          </w:tcPr>
+          <w:p>
+            <w:pPr>
+              <w:spacing w:after="0"/>
+            </w:pPr>
+            <w:r>
+              <w:rPr>
+                <w:sz w:val="18"/>
+              </w:rPr>
+              <w:t>Conversión de lámina de riego a litros totales.</w:t>
             </w:r>
           </w:p>
         </w:tc>
@@ -14337,7 +18017,7 @@
       <w:tr>
         <w:tc>
           <w:tcPr>
-            <w:tcW w:type="dxa" w:w="4536"/>
+            <w:tcW w:type="dxa" w:w="3024"/>
             <w:vAlign w:val="center"/>
             <w:tcMar>
               <w:top w:w="80" w:type="dxa"/>
@@ -14360,24 +18040,47 @@
         </w:tc>
         <w:tc>
           <w:tcPr>
-            <w:tcW w:type="dxa" w:w="4536"/>
-            <w:vAlign w:val="center"/>
-            <w:tcMar>
-              <w:top w:w="80" w:type="dxa"/>
-              <w:start w:w="120" w:type="dxa"/>
-              <w:bottom w:w="80" w:type="dxa"/>
-              <w:end w:w="120" w:type="dxa"/>
-            </w:tcMar>
-          </w:tcPr>
-          <w:p>
-            <w:pPr>
-              <w:spacing w:after="0"/>
-            </w:pPr>
-            <w:r>
-              <w:rPr>
-                <w:sz w:val="18"/>
-              </w:rPr>
-              <w:t>Evapotranspiración de referencia.</w:t>
+            <w:tcW w:type="dxa" w:w="3024"/>
+            <w:vAlign w:val="center"/>
+            <w:tcMar>
+              <w:top w:w="80" w:type="dxa"/>
+              <w:start w:w="120" w:type="dxa"/>
+              <w:bottom w:w="80" w:type="dxa"/>
+              <w:end w:w="120" w:type="dxa"/>
+            </w:tcMar>
+          </w:tcPr>
+          <w:p>
+            <w:pPr>
+              <w:spacing w:after="0"/>
+            </w:pPr>
+            <w:r>
+              <w:rPr>
+                <w:sz w:val="18"/>
+              </w:rPr>
+              <w:t>Numérica climática</w:t>
+            </w:r>
+          </w:p>
+        </w:tc>
+        <w:tc>
+          <w:tcPr>
+            <w:tcW w:type="dxa" w:w="3024"/>
+            <w:vAlign w:val="center"/>
+            <w:tcMar>
+              <w:top w:w="80" w:type="dxa"/>
+              <w:start w:w="120" w:type="dxa"/>
+              <w:bottom w:w="80" w:type="dxa"/>
+              <w:end w:w="120" w:type="dxa"/>
+            </w:tcMar>
+          </w:tcPr>
+          <w:p>
+            <w:pPr>
+              <w:spacing w:after="0"/>
+            </w:pPr>
+            <w:r>
+              <w:rPr>
+                <w:sz w:val="18"/>
+              </w:rPr>
+              <w:t>Entrada del cálculo y del modelo.</w:t>
             </w:r>
           </w:p>
         </w:tc>
@@ -14385,7 +18088,7 @@
       <w:tr>
         <w:tc>
           <w:tcPr>
-            <w:tcW w:type="dxa" w:w="4536"/>
+            <w:tcW w:type="dxa" w:w="3024"/>
             <w:vAlign w:val="center"/>
             <w:tcMar>
               <w:top w:w="80" w:type="dxa"/>
@@ -14408,24 +18111,47 @@
         </w:tc>
         <w:tc>
           <w:tcPr>
-            <w:tcW w:type="dxa" w:w="4536"/>
-            <w:vAlign w:val="center"/>
-            <w:tcMar>
-              <w:top w:w="80" w:type="dxa"/>
-              <w:start w:w="120" w:type="dxa"/>
-              <w:bottom w:w="80" w:type="dxa"/>
-              <w:end w:w="120" w:type="dxa"/>
-            </w:tcMar>
-          </w:tcPr>
-          <w:p>
-            <w:pPr>
-              <w:spacing w:after="0"/>
-            </w:pPr>
-            <w:r>
-              <w:rPr>
-                <w:sz w:val="18"/>
-              </w:rPr>
-              <w:t>Precipitación diaria.</w:t>
+            <w:tcW w:type="dxa" w:w="3024"/>
+            <w:vAlign w:val="center"/>
+            <w:tcMar>
+              <w:top w:w="80" w:type="dxa"/>
+              <w:start w:w="120" w:type="dxa"/>
+              <w:bottom w:w="80" w:type="dxa"/>
+              <w:end w:w="120" w:type="dxa"/>
+            </w:tcMar>
+          </w:tcPr>
+          <w:p>
+            <w:pPr>
+              <w:spacing w:after="0"/>
+            </w:pPr>
+            <w:r>
+              <w:rPr>
+                <w:sz w:val="18"/>
+              </w:rPr>
+              <w:t>Numérica climática</w:t>
+            </w:r>
+          </w:p>
+        </w:tc>
+        <w:tc>
+          <w:tcPr>
+            <w:tcW w:type="dxa" w:w="3024"/>
+            <w:vAlign w:val="center"/>
+            <w:tcMar>
+              <w:top w:w="80" w:type="dxa"/>
+              <w:start w:w="120" w:type="dxa"/>
+              <w:bottom w:w="80" w:type="dxa"/>
+              <w:end w:w="120" w:type="dxa"/>
+            </w:tcMar>
+          </w:tcPr>
+          <w:p>
+            <w:pPr>
+              <w:spacing w:after="0"/>
+            </w:pPr>
+            <w:r>
+              <w:rPr>
+                <w:sz w:val="18"/>
+              </w:rPr>
+              <w:t>Entrada del cálculo y del modelo.</w:t>
             </w:r>
           </w:p>
         </w:tc>
@@ -14433,7 +18159,7 @@
       <w:tr>
         <w:tc>
           <w:tcPr>
-            <w:tcW w:type="dxa" w:w="4536"/>
+            <w:tcW w:type="dxa" w:w="3024"/>
             <w:vAlign w:val="center"/>
             <w:tcMar>
               <w:top w:w="80" w:type="dxa"/>
@@ -14456,24 +18182,47 @@
         </w:tc>
         <w:tc>
           <w:tcPr>
-            <w:tcW w:type="dxa" w:w="4536"/>
-            <w:vAlign w:val="center"/>
-            <w:tcMar>
-              <w:top w:w="80" w:type="dxa"/>
-              <w:start w:w="120" w:type="dxa"/>
-              <w:bottom w:w="80" w:type="dxa"/>
-              <w:end w:w="120" w:type="dxa"/>
-            </w:tcMar>
-          </w:tcPr>
-          <w:p>
-            <w:pPr>
-              <w:spacing w:after="0"/>
-            </w:pPr>
-            <w:r>
-              <w:rPr>
-                <w:sz w:val="18"/>
-              </w:rPr>
-              <w:t>Temperaturas diarias.</w:t>
+            <w:tcW w:type="dxa" w:w="3024"/>
+            <w:vAlign w:val="center"/>
+            <w:tcMar>
+              <w:top w:w="80" w:type="dxa"/>
+              <w:start w:w="120" w:type="dxa"/>
+              <w:bottom w:w="80" w:type="dxa"/>
+              <w:end w:w="120" w:type="dxa"/>
+            </w:tcMar>
+          </w:tcPr>
+          <w:p>
+            <w:pPr>
+              <w:spacing w:after="0"/>
+            </w:pPr>
+            <w:r>
+              <w:rPr>
+                <w:sz w:val="18"/>
+              </w:rPr>
+              <w:t>Numérica climática</w:t>
+            </w:r>
+          </w:p>
+        </w:tc>
+        <w:tc>
+          <w:tcPr>
+            <w:tcW w:type="dxa" w:w="3024"/>
+            <w:vAlign w:val="center"/>
+            <w:tcMar>
+              <w:top w:w="80" w:type="dxa"/>
+              <w:start w:w="120" w:type="dxa"/>
+              <w:bottom w:w="80" w:type="dxa"/>
+              <w:end w:w="120" w:type="dxa"/>
+            </w:tcMar>
+          </w:tcPr>
+          <w:p>
+            <w:pPr>
+              <w:spacing w:after="0"/>
+            </w:pPr>
+            <w:r>
+              <w:rPr>
+                <w:sz w:val="18"/>
+              </w:rPr>
+              <w:t>Estimación de ET0 y entrada del modelo.</w:t>
             </w:r>
           </w:p>
         </w:tc>
@@ -14481,7 +18230,7 @@
       <w:tr>
         <w:tc>
           <w:tcPr>
-            <w:tcW w:type="dxa" w:w="4536"/>
+            <w:tcW w:type="dxa" w:w="3024"/>
             <w:vAlign w:val="center"/>
             <w:tcMar>
               <w:top w:w="80" w:type="dxa"/>
@@ -14504,24 +18253,47 @@
         </w:tc>
         <w:tc>
           <w:tcPr>
-            <w:tcW w:type="dxa" w:w="4536"/>
-            <w:vAlign w:val="center"/>
-            <w:tcMar>
-              <w:top w:w="80" w:type="dxa"/>
-              <w:start w:w="120" w:type="dxa"/>
-              <w:bottom w:w="80" w:type="dxa"/>
-              <w:end w:w="120" w:type="dxa"/>
-            </w:tcMar>
-          </w:tcPr>
-          <w:p>
-            <w:pPr>
-              <w:spacing w:after="0"/>
-            </w:pPr>
-            <w:r>
-              <w:rPr>
-                <w:sz w:val="18"/>
-              </w:rPr>
-              <w:t>Coeficiente de cultivo.</w:t>
+            <w:tcW w:type="dxa" w:w="3024"/>
+            <w:vAlign w:val="center"/>
+            <w:tcMar>
+              <w:top w:w="80" w:type="dxa"/>
+              <w:start w:w="120" w:type="dxa"/>
+              <w:bottom w:w="80" w:type="dxa"/>
+              <w:end w:w="120" w:type="dxa"/>
+            </w:tcMar>
+          </w:tcPr>
+          <w:p>
+            <w:pPr>
+              <w:spacing w:after="0"/>
+            </w:pPr>
+            <w:r>
+              <w:rPr>
+                <w:sz w:val="18"/>
+              </w:rPr>
+              <w:t>Numérica agronómica</w:t>
+            </w:r>
+          </w:p>
+        </w:tc>
+        <w:tc>
+          <w:tcPr>
+            <w:tcW w:type="dxa" w:w="3024"/>
+            <w:vAlign w:val="center"/>
+            <w:tcMar>
+              <w:top w:w="80" w:type="dxa"/>
+              <w:start w:w="120" w:type="dxa"/>
+              <w:bottom w:w="80" w:type="dxa"/>
+              <w:end w:w="120" w:type="dxa"/>
+            </w:tcMar>
+          </w:tcPr>
+          <w:p>
+            <w:pPr>
+              <w:spacing w:after="0"/>
+            </w:pPr>
+            <w:r>
+              <w:rPr>
+                <w:sz w:val="18"/>
+              </w:rPr>
+              <w:t>Entrada del cálculo y del modelo.</w:t>
             </w:r>
           </w:p>
         </w:tc>
@@ -14529,7 +18301,7 @@
       <w:tr>
         <w:tc>
           <w:tcPr>
-            <w:tcW w:type="dxa" w:w="4536"/>
+            <w:tcW w:type="dxa" w:w="3024"/>
             <w:vAlign w:val="center"/>
             <w:tcMar>
               <w:top w:w="80" w:type="dxa"/>
@@ -14552,24 +18324,47 @@
         </w:tc>
         <w:tc>
           <w:tcPr>
-            <w:tcW w:type="dxa" w:w="4536"/>
-            <w:vAlign w:val="center"/>
-            <w:tcMar>
-              <w:top w:w="80" w:type="dxa"/>
-              <w:start w:w="120" w:type="dxa"/>
-              <w:bottom w:w="80" w:type="dxa"/>
-              <w:end w:w="120" w:type="dxa"/>
-            </w:tcMar>
-          </w:tcPr>
-          <w:p>
-            <w:pPr>
-              <w:spacing w:after="0"/>
-            </w:pPr>
-            <w:r>
-              <w:rPr>
-                <w:sz w:val="18"/>
-              </w:rPr>
-              <w:t>Profundidad radicular estimada.</w:t>
+            <w:tcW w:type="dxa" w:w="3024"/>
+            <w:vAlign w:val="center"/>
+            <w:tcMar>
+              <w:top w:w="80" w:type="dxa"/>
+              <w:start w:w="120" w:type="dxa"/>
+              <w:bottom w:w="80" w:type="dxa"/>
+              <w:end w:w="120" w:type="dxa"/>
+            </w:tcMar>
+          </w:tcPr>
+          <w:p>
+            <w:pPr>
+              <w:spacing w:after="0"/>
+            </w:pPr>
+            <w:r>
+              <w:rPr>
+                <w:sz w:val="18"/>
+              </w:rPr>
+              <w:t>Numérica agronómica</w:t>
+            </w:r>
+          </w:p>
+        </w:tc>
+        <w:tc>
+          <w:tcPr>
+            <w:tcW w:type="dxa" w:w="3024"/>
+            <w:vAlign w:val="center"/>
+            <w:tcMar>
+              <w:top w:w="80" w:type="dxa"/>
+              <w:start w:w="120" w:type="dxa"/>
+              <w:bottom w:w="80" w:type="dxa"/>
+              <w:end w:w="120" w:type="dxa"/>
+            </w:tcMar>
+          </w:tcPr>
+          <w:p>
+            <w:pPr>
+              <w:spacing w:after="0"/>
+            </w:pPr>
+            <w:r>
+              <w:rPr>
+                <w:sz w:val="18"/>
+              </w:rPr>
+              <w:t>Agua disponible y entrada del modelo.</w:t>
             </w:r>
           </w:p>
         </w:tc>
@@ -14577,7 +18372,7 @@
       <w:tr>
         <w:tc>
           <w:tcPr>
-            <w:tcW w:type="dxa" w:w="4536"/>
+            <w:tcW w:type="dxa" w:w="3024"/>
             <w:vAlign w:val="center"/>
             <w:tcMar>
               <w:top w:w="80" w:type="dxa"/>
@@ -14600,24 +18395,47 @@
         </w:tc>
         <w:tc>
           <w:tcPr>
-            <w:tcW w:type="dxa" w:w="4536"/>
-            <w:vAlign w:val="center"/>
-            <w:tcMar>
-              <w:top w:w="80" w:type="dxa"/>
-              <w:start w:w="120" w:type="dxa"/>
-              <w:bottom w:w="80" w:type="dxa"/>
-              <w:end w:w="120" w:type="dxa"/>
-            </w:tcMar>
-          </w:tcPr>
-          <w:p>
-            <w:pPr>
-              <w:spacing w:after="0"/>
-            </w:pPr>
-            <w:r>
-              <w:rPr>
-                <w:sz w:val="18"/>
-              </w:rPr>
-              <w:t>Superficie asignada a cada planta.</w:t>
+            <w:tcW w:type="dxa" w:w="3024"/>
+            <w:vAlign w:val="center"/>
+            <w:tcMar>
+              <w:top w:w="80" w:type="dxa"/>
+              <w:start w:w="120" w:type="dxa"/>
+              <w:bottom w:w="80" w:type="dxa"/>
+              <w:end w:w="120" w:type="dxa"/>
+            </w:tcMar>
+          </w:tcPr>
+          <w:p>
+            <w:pPr>
+              <w:spacing w:after="0"/>
+            </w:pPr>
+            <w:r>
+              <w:rPr>
+                <w:sz w:val="18"/>
+              </w:rPr>
+              <w:t>Numérica agronómica</w:t>
+            </w:r>
+          </w:p>
+        </w:tc>
+        <w:tc>
+          <w:tcPr>
+            <w:tcW w:type="dxa" w:w="3024"/>
+            <w:vAlign w:val="center"/>
+            <w:tcMar>
+              <w:top w:w="80" w:type="dxa"/>
+              <w:start w:w="120" w:type="dxa"/>
+              <w:bottom w:w="80" w:type="dxa"/>
+              <w:end w:w="120" w:type="dxa"/>
+            </w:tcMar>
+          </w:tcPr>
+          <w:p>
+            <w:pPr>
+              <w:spacing w:after="0"/>
+            </w:pPr>
+            <w:r>
+              <w:rPr>
+                <w:sz w:val="18"/>
+              </w:rPr>
+              <w:t>Litros por planta y entrada del modelo.</w:t>
             </w:r>
           </w:p>
         </w:tc>
@@ -14625,47 +18443,70 @@
       <w:tr>
         <w:tc>
           <w:tcPr>
-            <w:tcW w:type="dxa" w:w="4536"/>
-            <w:vAlign w:val="center"/>
-            <w:tcMar>
-              <w:top w:w="80" w:type="dxa"/>
-              <w:start w:w="120" w:type="dxa"/>
-              <w:bottom w:w="80" w:type="dxa"/>
-              <w:end w:w="120" w:type="dxa"/>
-            </w:tcMar>
-          </w:tcPr>
-          <w:p>
-            <w:pPr>
-              <w:spacing w:after="0"/>
-            </w:pPr>
-            <w:r>
-              <w:rPr>
-                <w:sz w:val="18"/>
-              </w:rPr>
-              <w:t>riego_bruto_mm</w:t>
-            </w:r>
-          </w:p>
-        </w:tc>
-        <w:tc>
-          <w:tcPr>
-            <w:tcW w:type="dxa" w:w="4536"/>
-            <w:vAlign w:val="center"/>
-            <w:tcMar>
-              <w:top w:w="80" w:type="dxa"/>
-              <w:start w:w="120" w:type="dxa"/>
-              <w:bottom w:w="80" w:type="dxa"/>
-              <w:end w:w="120" w:type="dxa"/>
-            </w:tcMar>
-          </w:tcPr>
-          <w:p>
-            <w:pPr>
-              <w:spacing w:after="0"/>
-            </w:pPr>
-            <w:r>
-              <w:rPr>
-                <w:sz w:val="18"/>
-              </w:rPr>
-              <w:t>Variable objetivo del modelo.</w:t>
+            <w:tcW w:type="dxa" w:w="3024"/>
+            <w:vAlign w:val="center"/>
+            <w:tcMar>
+              <w:top w:w="80" w:type="dxa"/>
+              <w:start w:w="120" w:type="dxa"/>
+              <w:bottom w:w="80" w:type="dxa"/>
+              <w:end w:w="120" w:type="dxa"/>
+            </w:tcMar>
+          </w:tcPr>
+          <w:p>
+            <w:pPr>
+              <w:spacing w:after="0"/>
+            </w:pPr>
+            <w:r>
+              <w:rPr>
+                <w:sz w:val="18"/>
+              </w:rPr>
+              <w:t>agua_facilmente_disponible_mm</w:t>
+            </w:r>
+          </w:p>
+        </w:tc>
+        <w:tc>
+          <w:tcPr>
+            <w:tcW w:type="dxa" w:w="3024"/>
+            <w:vAlign w:val="center"/>
+            <w:tcMar>
+              <w:top w:w="80" w:type="dxa"/>
+              <w:start w:w="120" w:type="dxa"/>
+              <w:bottom w:w="80" w:type="dxa"/>
+              <w:end w:w="120" w:type="dxa"/>
+            </w:tcMar>
+          </w:tcPr>
+          <w:p>
+            <w:pPr>
+              <w:spacing w:after="0"/>
+            </w:pPr>
+            <w:r>
+              <w:rPr>
+                <w:sz w:val="18"/>
+              </w:rPr>
+              <w:t>Numérica edáfica</w:t>
+            </w:r>
+          </w:p>
+        </w:tc>
+        <w:tc>
+          <w:tcPr>
+            <w:tcW w:type="dxa" w:w="3024"/>
+            <w:vAlign w:val="center"/>
+            <w:tcMar>
+              <w:top w:w="80" w:type="dxa"/>
+              <w:start w:w="120" w:type="dxa"/>
+              <w:bottom w:w="80" w:type="dxa"/>
+              <w:end w:w="120" w:type="dxa"/>
+            </w:tcMar>
+          </w:tcPr>
+          <w:p>
+            <w:pPr>
+              <w:spacing w:after="0"/>
+            </w:pPr>
+            <w:r>
+              <w:rPr>
+                <w:sz w:val="18"/>
+              </w:rPr>
+              <w:t>Indicador de reserva útil del suelo y entrada del modelo.</w:t>
             </w:r>
           </w:p>
         </w:tc>
@@ -14673,7 +18514,291 @@
       <w:tr>
         <w:tc>
           <w:tcPr>
-            <w:tcW w:type="dxa" w:w="4536"/>
+            <w:tcW w:type="dxa" w:w="3024"/>
+            <w:vAlign w:val="center"/>
+            <w:tcMar>
+              <w:top w:w="80" w:type="dxa"/>
+              <w:start w:w="120" w:type="dxa"/>
+              <w:bottom w:w="80" w:type="dxa"/>
+              <w:end w:w="120" w:type="dxa"/>
+            </w:tcMar>
+          </w:tcPr>
+          <w:p>
+            <w:pPr>
+              <w:spacing w:after="0"/>
+            </w:pPr>
+            <w:r>
+              <w:rPr>
+                <w:sz w:val="18"/>
+              </w:rPr>
+              <w:t>eficiencia_riego</w:t>
+            </w:r>
+          </w:p>
+        </w:tc>
+        <w:tc>
+          <w:tcPr>
+            <w:tcW w:type="dxa" w:w="3024"/>
+            <w:vAlign w:val="center"/>
+            <w:tcMar>
+              <w:top w:w="80" w:type="dxa"/>
+              <w:start w:w="120" w:type="dxa"/>
+              <w:bottom w:w="80" w:type="dxa"/>
+              <w:end w:w="120" w:type="dxa"/>
+            </w:tcMar>
+          </w:tcPr>
+          <w:p>
+            <w:pPr>
+              <w:spacing w:after="0"/>
+            </w:pPr>
+            <w:r>
+              <w:rPr>
+                <w:sz w:val="18"/>
+              </w:rPr>
+              <w:t>Numérica de riego</w:t>
+            </w:r>
+          </w:p>
+        </w:tc>
+        <w:tc>
+          <w:tcPr>
+            <w:tcW w:type="dxa" w:w="3024"/>
+            <w:vAlign w:val="center"/>
+            <w:tcMar>
+              <w:top w:w="80" w:type="dxa"/>
+              <w:start w:w="120" w:type="dxa"/>
+              <w:bottom w:w="80" w:type="dxa"/>
+              <w:end w:w="120" w:type="dxa"/>
+            </w:tcMar>
+          </w:tcPr>
+          <w:p>
+            <w:pPr>
+              <w:spacing w:after="0"/>
+            </w:pPr>
+            <w:r>
+              <w:rPr>
+                <w:sz w:val="18"/>
+              </w:rPr>
+              <w:t>Ajuste de riego neto a riego bruto.</w:t>
+            </w:r>
+          </w:p>
+        </w:tc>
+      </w:tr>
+      <w:tr>
+        <w:tc>
+          <w:tcPr>
+            <w:tcW w:type="dxa" w:w="3024"/>
+            <w:vAlign w:val="center"/>
+            <w:tcMar>
+              <w:top w:w="80" w:type="dxa"/>
+              <w:start w:w="120" w:type="dxa"/>
+              <w:bottom w:w="80" w:type="dxa"/>
+              <w:end w:w="120" w:type="dxa"/>
+            </w:tcMar>
+          </w:tcPr>
+          <w:p>
+            <w:pPr>
+              <w:spacing w:after="0"/>
+            </w:pPr>
+            <w:r>
+              <w:rPr>
+                <w:sz w:val="18"/>
+              </w:rPr>
+              <w:t>lluvia_efectiva_ratio</w:t>
+            </w:r>
+          </w:p>
+        </w:tc>
+        <w:tc>
+          <w:tcPr>
+            <w:tcW w:type="dxa" w:w="3024"/>
+            <w:vAlign w:val="center"/>
+            <w:tcMar>
+              <w:top w:w="80" w:type="dxa"/>
+              <w:start w:w="120" w:type="dxa"/>
+              <w:bottom w:w="80" w:type="dxa"/>
+              <w:end w:w="120" w:type="dxa"/>
+            </w:tcMar>
+          </w:tcPr>
+          <w:p>
+            <w:pPr>
+              <w:spacing w:after="0"/>
+            </w:pPr>
+            <w:r>
+              <w:rPr>
+                <w:sz w:val="18"/>
+              </w:rPr>
+              <w:t>Numérica de riego</w:t>
+            </w:r>
+          </w:p>
+        </w:tc>
+        <w:tc>
+          <w:tcPr>
+            <w:tcW w:type="dxa" w:w="3024"/>
+            <w:vAlign w:val="center"/>
+            <w:tcMar>
+              <w:top w:w="80" w:type="dxa"/>
+              <w:start w:w="120" w:type="dxa"/>
+              <w:bottom w:w="80" w:type="dxa"/>
+              <w:end w:w="120" w:type="dxa"/>
+            </w:tcMar>
+          </w:tcPr>
+          <w:p>
+            <w:pPr>
+              <w:spacing w:after="0"/>
+            </w:pPr>
+            <w:r>
+              <w:rPr>
+                <w:sz w:val="18"/>
+              </w:rPr>
+              <w:t>Porcentaje de lluvia considerado útil.</w:t>
+            </w:r>
+          </w:p>
+        </w:tc>
+      </w:tr>
+      <w:tr>
+        <w:tc>
+          <w:tcPr>
+            <w:tcW w:type="dxa" w:w="3024"/>
+            <w:vAlign w:val="center"/>
+            <w:tcMar>
+              <w:top w:w="80" w:type="dxa"/>
+              <w:start w:w="120" w:type="dxa"/>
+              <w:bottom w:w="80" w:type="dxa"/>
+              <w:end w:w="120" w:type="dxa"/>
+            </w:tcMar>
+          </w:tcPr>
+          <w:p>
+            <w:pPr>
+              <w:spacing w:after="0"/>
+            </w:pPr>
+            <w:r>
+              <w:rPr>
+                <w:sz w:val="18"/>
+              </w:rPr>
+              <w:t>etc_mm</w:t>
+            </w:r>
+          </w:p>
+        </w:tc>
+        <w:tc>
+          <w:tcPr>
+            <w:tcW w:type="dxa" w:w="3024"/>
+            <w:vAlign w:val="center"/>
+            <w:tcMar>
+              <w:top w:w="80" w:type="dxa"/>
+              <w:start w:w="120" w:type="dxa"/>
+              <w:bottom w:w="80" w:type="dxa"/>
+              <w:end w:w="120" w:type="dxa"/>
+            </w:tcMar>
+          </w:tcPr>
+          <w:p>
+            <w:pPr>
+              <w:spacing w:after="0"/>
+            </w:pPr>
+            <w:r>
+              <w:rPr>
+                <w:sz w:val="18"/>
+              </w:rPr>
+              <w:t>Derivada</w:t>
+            </w:r>
+          </w:p>
+        </w:tc>
+        <w:tc>
+          <w:tcPr>
+            <w:tcW w:type="dxa" w:w="3024"/>
+            <w:vAlign w:val="center"/>
+            <w:tcMar>
+              <w:top w:w="80" w:type="dxa"/>
+              <w:start w:w="120" w:type="dxa"/>
+              <w:bottom w:w="80" w:type="dxa"/>
+              <w:end w:w="120" w:type="dxa"/>
+            </w:tcMar>
+          </w:tcPr>
+          <w:p>
+            <w:pPr>
+              <w:spacing w:after="0"/>
+            </w:pPr>
+            <w:r>
+              <w:rPr>
+                <w:sz w:val="18"/>
+              </w:rPr>
+              <w:t>Evapotranspiración del cultivo.</w:t>
+            </w:r>
+          </w:p>
+        </w:tc>
+      </w:tr>
+      <w:tr>
+        <w:tc>
+          <w:tcPr>
+            <w:tcW w:type="dxa" w:w="3024"/>
+            <w:vAlign w:val="center"/>
+            <w:tcMar>
+              <w:top w:w="80" w:type="dxa"/>
+              <w:start w:w="120" w:type="dxa"/>
+              <w:bottom w:w="80" w:type="dxa"/>
+              <w:end w:w="120" w:type="dxa"/>
+            </w:tcMar>
+          </w:tcPr>
+          <w:p>
+            <w:pPr>
+              <w:spacing w:after="0"/>
+            </w:pPr>
+            <w:r>
+              <w:rPr>
+                <w:sz w:val="18"/>
+              </w:rPr>
+              <w:t>riego_bruto_mm</w:t>
+            </w:r>
+          </w:p>
+        </w:tc>
+        <w:tc>
+          <w:tcPr>
+            <w:tcW w:type="dxa" w:w="3024"/>
+            <w:vAlign w:val="center"/>
+            <w:tcMar>
+              <w:top w:w="80" w:type="dxa"/>
+              <w:start w:w="120" w:type="dxa"/>
+              <w:bottom w:w="80" w:type="dxa"/>
+              <w:end w:w="120" w:type="dxa"/>
+            </w:tcMar>
+          </w:tcPr>
+          <w:p>
+            <w:pPr>
+              <w:spacing w:after="0"/>
+            </w:pPr>
+            <w:r>
+              <w:rPr>
+                <w:sz w:val="18"/>
+              </w:rPr>
+              <w:t>Objetivo ML</w:t>
+            </w:r>
+          </w:p>
+        </w:tc>
+        <w:tc>
+          <w:tcPr>
+            <w:tcW w:type="dxa" w:w="3024"/>
+            <w:vAlign w:val="center"/>
+            <w:tcMar>
+              <w:top w:w="80" w:type="dxa"/>
+              <w:start w:w="120" w:type="dxa"/>
+              <w:bottom w:w="80" w:type="dxa"/>
+              <w:end w:w="120" w:type="dxa"/>
+            </w:tcMar>
+          </w:tcPr>
+          <w:p>
+            <w:pPr>
+              <w:spacing w:after="0"/>
+            </w:pPr>
+            <w:r>
+              <w:rPr>
+                <w:sz w:val="18"/>
+              </w:rPr>
+              <w:t>Variable que predice el modelo.</w:t>
+            </w:r>
+          </w:p>
+        </w:tc>
+      </w:tr>
+      <w:tr>
+        <w:tc>
+          <w:tcPr>
+            <w:tcW w:type="dxa" w:w="3024"/>
             <w:vAlign w:val="center"/>
             <w:tcMar>
               <w:top w:w="80" w:type="dxa"/>
@@ -14696,24 +18821,189 @@
         </w:tc>
         <w:tc>
           <w:tcPr>
-            <w:tcW w:type="dxa" w:w="4536"/>
-            <w:vAlign w:val="center"/>
-            <w:tcMar>
-              <w:top w:w="80" w:type="dxa"/>
-              <w:start w:w="120" w:type="dxa"/>
-              <w:bottom w:w="80" w:type="dxa"/>
-              <w:end w:w="120" w:type="dxa"/>
-            </w:tcMar>
-          </w:tcPr>
-          <w:p>
-            <w:pPr>
-              <w:spacing w:after="0"/>
-            </w:pPr>
-            <w:r>
-              <w:rPr>
-                <w:sz w:val="18"/>
-              </w:rPr>
-              <w:t>Conversión de lámina a litros.</w:t>
+            <w:tcW w:type="dxa" w:w="3024"/>
+            <w:vAlign w:val="center"/>
+            <w:tcMar>
+              <w:top w:w="80" w:type="dxa"/>
+              <w:start w:w="120" w:type="dxa"/>
+              <w:bottom w:w="80" w:type="dxa"/>
+              <w:end w:w="120" w:type="dxa"/>
+            </w:tcMar>
+          </w:tcPr>
+          <w:p>
+            <w:pPr>
+              <w:spacing w:after="0"/>
+            </w:pPr>
+            <w:r>
+              <w:rPr>
+                <w:sz w:val="18"/>
+              </w:rPr>
+              <w:t>Resultado</w:t>
+            </w:r>
+          </w:p>
+        </w:tc>
+        <w:tc>
+          <w:tcPr>
+            <w:tcW w:type="dxa" w:w="3024"/>
+            <w:vAlign w:val="center"/>
+            <w:tcMar>
+              <w:top w:w="80" w:type="dxa"/>
+              <w:start w:w="120" w:type="dxa"/>
+              <w:bottom w:w="80" w:type="dxa"/>
+              <w:end w:w="120" w:type="dxa"/>
+            </w:tcMar>
+          </w:tcPr>
+          <w:p>
+            <w:pPr>
+              <w:spacing w:after="0"/>
+            </w:pPr>
+            <w:r>
+              <w:rPr>
+                <w:sz w:val="18"/>
+              </w:rPr>
+              <w:t>Agua total recomendada para la parcela.</w:t>
+            </w:r>
+          </w:p>
+        </w:tc>
+      </w:tr>
+      <w:tr>
+        <w:tc>
+          <w:tcPr>
+            <w:tcW w:type="dxa" w:w="3024"/>
+            <w:vAlign w:val="center"/>
+            <w:tcMar>
+              <w:top w:w="80" w:type="dxa"/>
+              <w:start w:w="120" w:type="dxa"/>
+              <w:bottom w:w="80" w:type="dxa"/>
+              <w:end w:w="120" w:type="dxa"/>
+            </w:tcMar>
+          </w:tcPr>
+          <w:p>
+            <w:pPr>
+              <w:spacing w:after="0"/>
+            </w:pPr>
+            <w:r>
+              <w:rPr>
+                <w:sz w:val="18"/>
+              </w:rPr>
+              <w:t>litros_por_planta</w:t>
+            </w:r>
+          </w:p>
+        </w:tc>
+        <w:tc>
+          <w:tcPr>
+            <w:tcW w:type="dxa" w:w="3024"/>
+            <w:vAlign w:val="center"/>
+            <w:tcMar>
+              <w:top w:w="80" w:type="dxa"/>
+              <w:start w:w="120" w:type="dxa"/>
+              <w:bottom w:w="80" w:type="dxa"/>
+              <w:end w:w="120" w:type="dxa"/>
+            </w:tcMar>
+          </w:tcPr>
+          <w:p>
+            <w:pPr>
+              <w:spacing w:after="0"/>
+            </w:pPr>
+            <w:r>
+              <w:rPr>
+                <w:sz w:val="18"/>
+              </w:rPr>
+              <w:t>Resultado</w:t>
+            </w:r>
+          </w:p>
+        </w:tc>
+        <w:tc>
+          <w:tcPr>
+            <w:tcW w:type="dxa" w:w="3024"/>
+            <w:vAlign w:val="center"/>
+            <w:tcMar>
+              <w:top w:w="80" w:type="dxa"/>
+              <w:start w:w="120" w:type="dxa"/>
+              <w:bottom w:w="80" w:type="dxa"/>
+              <w:end w:w="120" w:type="dxa"/>
+            </w:tcMar>
+          </w:tcPr>
+          <w:p>
+            <w:pPr>
+              <w:spacing w:after="0"/>
+            </w:pPr>
+            <w:r>
+              <w:rPr>
+                <w:sz w:val="18"/>
+              </w:rPr>
+              <w:t>Dosis media por planta.</w:t>
+            </w:r>
+          </w:p>
+        </w:tc>
+      </w:tr>
+      <w:tr>
+        <w:tc>
+          <w:tcPr>
+            <w:tcW w:type="dxa" w:w="3024"/>
+            <w:vAlign w:val="center"/>
+            <w:tcMar>
+              <w:top w:w="80" w:type="dxa"/>
+              <w:start w:w="120" w:type="dxa"/>
+              <w:bottom w:w="80" w:type="dxa"/>
+              <w:end w:w="120" w:type="dxa"/>
+            </w:tcMar>
+          </w:tcPr>
+          <w:p>
+            <w:pPr>
+              <w:spacing w:after="0"/>
+            </w:pPr>
+            <w:r>
+              <w:rPr>
+                <w:sz w:val="18"/>
+              </w:rPr>
+              <w:t>ranking_demanda</w:t>
+            </w:r>
+          </w:p>
+        </w:tc>
+        <w:tc>
+          <w:tcPr>
+            <w:tcW w:type="dxa" w:w="3024"/>
+            <w:vAlign w:val="center"/>
+            <w:tcMar>
+              <w:top w:w="80" w:type="dxa"/>
+              <w:start w:w="120" w:type="dxa"/>
+              <w:bottom w:w="80" w:type="dxa"/>
+              <w:end w:w="120" w:type="dxa"/>
+            </w:tcMar>
+          </w:tcPr>
+          <w:p>
+            <w:pPr>
+              <w:spacing w:after="0"/>
+            </w:pPr>
+            <w:r>
+              <w:rPr>
+                <w:sz w:val="18"/>
+              </w:rPr>
+              <w:t>Resultado comparativo</w:t>
+            </w:r>
+          </w:p>
+        </w:tc>
+        <w:tc>
+          <w:tcPr>
+            <w:tcW w:type="dxa" w:w="3024"/>
+            <w:vAlign w:val="center"/>
+            <w:tcMar>
+              <w:top w:w="80" w:type="dxa"/>
+              <w:start w:w="120" w:type="dxa"/>
+              <w:bottom w:w="80" w:type="dxa"/>
+              <w:end w:w="120" w:type="dxa"/>
+            </w:tcMar>
+          </w:tcPr>
+          <w:p>
+            <w:pPr>
+              <w:spacing w:after="0"/>
+            </w:pPr>
+            <w:r>
+              <w:rPr>
+                <w:sz w:val="18"/>
+              </w:rPr>
+              <w:t>Ordena cultivos según demanda de riego.</w:t>
             </w:r>
           </w:p>
         </w:tc>

--- a/docs/memoria_proyecto_intermodular.docx
+++ b/docs/memoria_proyecto_intermodular.docx
@@ -3969,7 +3969,7 @@
         <w:pStyle w:val="Heading2"/>
       </w:pPr>
       <w:r>
-        <w:t>3.8 Matriz de variables del sistema</w:t>
+        <w:t>3.8 Variables aplicadas al cálculo de riego</w:t>
       </w:r>
     </w:p>
     <w:p>
@@ -3977,7 +3977,7 @@
         <w:spacing w:after="120"/>
       </w:pPr>
       <w:r>
-        <w:t>Para evitar confusión entre datos reales, parámetros de configuración y ampliaciones futuras, las variables del sistema se clasifican según su origen y su uso actual. Esta tabla también delimita el alcance defendible del prototipo.</w:t>
+        <w:t>Para mantener el proyecto centrado en su objetivo principal, la tabla recoge solo las variables que el software utiliza para calcular cuánta agua debe aplicarse a una plantación. No se incluyen variables futuras ni sensores que no intervienen en el cálculo actual.</w:t>
       </w:r>
     </w:p>
     <w:tbl>
@@ -3989,16 +3989,14 @@
         <w:tblLook w:firstColumn="1" w:firstRow="1" w:lastColumn="0" w:lastRow="0" w:noHBand="0" w:noVBand="1" w:val="04A0"/>
       </w:tblPr>
       <w:tblGrid>
-        <w:gridCol w:w="1814"/>
-        <w:gridCol w:w="1814"/>
-        <w:gridCol w:w="1814"/>
-        <w:gridCol w:w="1814"/>
-        <w:gridCol w:w="1814"/>
+        <w:gridCol w:w="3024"/>
+        <w:gridCol w:w="3024"/>
+        <w:gridCol w:w="3024"/>
       </w:tblGrid>
       <w:tr>
         <w:tc>
           <w:tcPr>
-            <w:tcW w:type="dxa" w:w="1814"/>
+            <w:tcW w:type="dxa" w:w="3024"/>
             <w:vAlign w:val="center"/>
             <w:tcMar>
               <w:top w:w="80" w:type="dxa"/>
@@ -4017,13 +4015,13 @@
                 <w:b/>
                 <w:sz w:val="18"/>
               </w:rPr>
-              <w:t>Categoría</w:t>
-            </w:r>
-          </w:p>
-        </w:tc>
-        <w:tc>
-          <w:tcPr>
-            <w:tcW w:type="dxa" w:w="1814"/>
+              <w:t>Variable</w:t>
+            </w:r>
+          </w:p>
+        </w:tc>
+        <w:tc>
+          <w:tcPr>
+            <w:tcW w:type="dxa" w:w="3024"/>
             <w:vAlign w:val="center"/>
             <w:tcMar>
               <w:top w:w="80" w:type="dxa"/>
@@ -4042,13 +4040,13 @@
                 <w:b/>
                 <w:sz w:val="18"/>
               </w:rPr>
-              <w:t>Variable</w:t>
-            </w:r>
-          </w:p>
-        </w:tc>
-        <w:tc>
-          <w:tcPr>
-            <w:tcW w:type="dxa" w:w="1814"/>
+              <w:t>Origen</w:t>
+            </w:r>
+          </w:p>
+        </w:tc>
+        <w:tc>
+          <w:tcPr>
+            <w:tcW w:type="dxa" w:w="3024"/>
             <w:vAlign w:val="center"/>
             <w:tcMar>
               <w:top w:w="80" w:type="dxa"/>
@@ -4067,57 +4065,7 @@
                 <w:b/>
                 <w:sz w:val="18"/>
               </w:rPr>
-              <w:t>Fuente actual</w:t>
-            </w:r>
-          </w:p>
-        </w:tc>
-        <w:tc>
-          <w:tcPr>
-            <w:tcW w:type="dxa" w:w="1814"/>
-            <w:vAlign w:val="center"/>
-            <w:tcMar>
-              <w:top w:w="80" w:type="dxa"/>
-              <w:start w:w="120" w:type="dxa"/>
-              <w:bottom w:w="80" w:type="dxa"/>
-              <w:end w:w="120" w:type="dxa"/>
-            </w:tcMar>
-            <w:shd w:fill="E8EEF5"/>
-          </w:tcPr>
-          <w:p>
-            <w:pPr>
-              <w:spacing w:after="0"/>
-            </w:pPr>
-            <w:r>
-              <w:rPr>
-                <w:b/>
-                <w:sz w:val="18"/>
-              </w:rPr>
-              <w:t>Uso en el sistema</w:t>
-            </w:r>
-          </w:p>
-        </w:tc>
-        <w:tc>
-          <w:tcPr>
-            <w:tcW w:type="dxa" w:w="1814"/>
-            <w:vAlign w:val="center"/>
-            <w:tcMar>
-              <w:top w:w="80" w:type="dxa"/>
-              <w:start w:w="120" w:type="dxa"/>
-              <w:bottom w:w="80" w:type="dxa"/>
-              <w:end w:w="120" w:type="dxa"/>
-            </w:tcMar>
-            <w:shd w:fill="E8EEF5"/>
-          </w:tcPr>
-          <w:p>
-            <w:pPr>
-              <w:spacing w:after="0"/>
-            </w:pPr>
-            <w:r>
-              <w:rPr>
-                <w:b/>
-                <w:sz w:val="18"/>
-              </w:rPr>
-              <w:t>Estado</w:t>
+              <w:t>Uso directo en el cálculo</w:t>
             </w:r>
           </w:p>
         </w:tc>
@@ -4125,30 +4073,7 @@
       <w:tr>
         <w:tc>
           <w:tcPr>
-            <w:tcW w:type="dxa" w:w="1814"/>
-            <w:vAlign w:val="center"/>
-            <w:tcMar>
-              <w:top w:w="80" w:type="dxa"/>
-              <w:start w:w="120" w:type="dxa"/>
-              <w:bottom w:w="80" w:type="dxa"/>
-              <w:end w:w="120" w:type="dxa"/>
-            </w:tcMar>
-          </w:tcPr>
-          <w:p>
-            <w:pPr>
-              <w:spacing w:after="0"/>
-            </w:pPr>
-            <w:r>
-              <w:rPr>
-                <w:sz w:val="18"/>
-              </w:rPr>
-              <w:t>Localización</w:t>
-            </w:r>
-          </w:p>
-        </w:tc>
-        <w:tc>
-          <w:tcPr>
-            <w:tcW w:type="dxa" w:w="1814"/>
+            <w:tcW w:type="dxa" w:w="3024"/>
             <w:vAlign w:val="center"/>
             <w:tcMar>
               <w:top w:w="80" w:type="dxa"/>
@@ -4171,70 +4096,47 @@
         </w:tc>
         <w:tc>
           <w:tcPr>
-            <w:tcW w:type="dxa" w:w="1814"/>
-            <w:vAlign w:val="center"/>
-            <w:tcMar>
-              <w:top w:w="80" w:type="dxa"/>
-              <w:start w:w="120" w:type="dxa"/>
-              <w:bottom w:w="80" w:type="dxa"/>
-              <w:end w:w="120" w:type="dxa"/>
-            </w:tcMar>
-          </w:tcPr>
-          <w:p>
-            <w:pPr>
-              <w:spacing w:after="0"/>
-            </w:pPr>
-            <w:r>
-              <w:rPr>
-                <w:sz w:val="18"/>
-              </w:rPr>
-              <w:t>Inventario AEMET/cache SQLite</w:t>
-            </w:r>
-          </w:p>
-        </w:tc>
-        <w:tc>
-          <w:tcPr>
-            <w:tcW w:type="dxa" w:w="1814"/>
-            <w:vAlign w:val="center"/>
-            <w:tcMar>
-              <w:top w:w="80" w:type="dxa"/>
-              <w:start w:w="120" w:type="dxa"/>
-              <w:bottom w:w="80" w:type="dxa"/>
-              <w:end w:w="120" w:type="dxa"/>
-            </w:tcMar>
-          </w:tcPr>
-          <w:p>
-            <w:pPr>
-              <w:spacing w:after="0"/>
-            </w:pPr>
-            <w:r>
-              <w:rPr>
-                <w:sz w:val="18"/>
-              </w:rPr>
-              <w:t>Selecciona la zona climática y filtra los datos diarios.</w:t>
-            </w:r>
-          </w:p>
-        </w:tc>
-        <w:tc>
-          <w:tcPr>
-            <w:tcW w:type="dxa" w:w="1814"/>
-            <w:vAlign w:val="center"/>
-            <w:tcMar>
-              <w:top w:w="80" w:type="dxa"/>
-              <w:start w:w="120" w:type="dxa"/>
-              <w:bottom w:w="80" w:type="dxa"/>
-              <w:end w:w="120" w:type="dxa"/>
-            </w:tcMar>
-          </w:tcPr>
-          <w:p>
-            <w:pPr>
-              <w:spacing w:after="0"/>
-            </w:pPr>
-            <w:r>
-              <w:rPr>
-                <w:sz w:val="18"/>
-              </w:rPr>
-              <w:t>Implementada</w:t>
+            <w:tcW w:type="dxa" w:w="3024"/>
+            <w:vAlign w:val="center"/>
+            <w:tcMar>
+              <w:top w:w="80" w:type="dxa"/>
+              <w:start w:w="120" w:type="dxa"/>
+              <w:bottom w:w="80" w:type="dxa"/>
+              <w:end w:w="120" w:type="dxa"/>
+            </w:tcMar>
+          </w:tcPr>
+          <w:p>
+            <w:pPr>
+              <w:spacing w:after="0"/>
+            </w:pPr>
+            <w:r>
+              <w:rPr>
+                <w:sz w:val="18"/>
+              </w:rPr>
+              <w:t>Selección del usuario</w:t>
+            </w:r>
+          </w:p>
+        </w:tc>
+        <w:tc>
+          <w:tcPr>
+            <w:tcW w:type="dxa" w:w="3024"/>
+            <w:vAlign w:val="center"/>
+            <w:tcMar>
+              <w:top w:w="80" w:type="dxa"/>
+              <w:start w:w="120" w:type="dxa"/>
+              <w:bottom w:w="80" w:type="dxa"/>
+              <w:end w:w="120" w:type="dxa"/>
+            </w:tcMar>
+          </w:tcPr>
+          <w:p>
+            <w:pPr>
+              <w:spacing w:after="0"/>
+            </w:pPr>
+            <w:r>
+              <w:rPr>
+                <w:sz w:val="18"/>
+              </w:rPr>
+              <w:t>Determina la zona climática de la que se obtienen ET0, lluvia y temperaturas.</w:t>
             </w:r>
           </w:p>
         </w:tc>
@@ -4242,116 +4144,70 @@
       <w:tr>
         <w:tc>
           <w:tcPr>
-            <w:tcW w:type="dxa" w:w="1814"/>
-            <w:vAlign w:val="center"/>
-            <w:tcMar>
-              <w:top w:w="80" w:type="dxa"/>
-              <w:start w:w="120" w:type="dxa"/>
-              <w:bottom w:w="80" w:type="dxa"/>
-              <w:end w:w="120" w:type="dxa"/>
-            </w:tcMar>
-          </w:tcPr>
-          <w:p>
-            <w:pPr>
-              <w:spacing w:after="0"/>
-            </w:pPr>
-            <w:r>
-              <w:rPr>
-                <w:sz w:val="18"/>
-              </w:rPr>
-              <w:t>Localización</w:t>
-            </w:r>
-          </w:p>
-        </w:tc>
-        <w:tc>
-          <w:tcPr>
-            <w:tcW w:type="dxa" w:w="1814"/>
-            <w:vAlign w:val="center"/>
-            <w:tcMar>
-              <w:top w:w="80" w:type="dxa"/>
-              <w:start w:w="120" w:type="dxa"/>
-              <w:bottom w:w="80" w:type="dxa"/>
-              <w:end w:w="120" w:type="dxa"/>
-            </w:tcMar>
-          </w:tcPr>
-          <w:p>
-            <w:pPr>
-              <w:spacing w:after="0"/>
-            </w:pPr>
-            <w:r>
-              <w:rPr>
-                <w:sz w:val="18"/>
-              </w:rPr>
-              <w:t>Provincia y nombre de estación</w:t>
-            </w:r>
-          </w:p>
-        </w:tc>
-        <w:tc>
-          <w:tcPr>
-            <w:tcW w:type="dxa" w:w="1814"/>
-            <w:vAlign w:val="center"/>
-            <w:tcMar>
-              <w:top w:w="80" w:type="dxa"/>
-              <w:start w:w="120" w:type="dxa"/>
-              <w:bottom w:w="80" w:type="dxa"/>
-              <w:end w:w="120" w:type="dxa"/>
-            </w:tcMar>
-          </w:tcPr>
-          <w:p>
-            <w:pPr>
-              <w:spacing w:after="0"/>
-            </w:pPr>
-            <w:r>
-              <w:rPr>
-                <w:sz w:val="18"/>
-              </w:rPr>
-              <w:t>Inventario AEMET/cache SQLite</w:t>
-            </w:r>
-          </w:p>
-        </w:tc>
-        <w:tc>
-          <w:tcPr>
-            <w:tcW w:type="dxa" w:w="1814"/>
-            <w:vAlign w:val="center"/>
-            <w:tcMar>
-              <w:top w:w="80" w:type="dxa"/>
-              <w:start w:w="120" w:type="dxa"/>
-              <w:bottom w:w="80" w:type="dxa"/>
-              <w:end w:w="120" w:type="dxa"/>
-            </w:tcMar>
-          </w:tcPr>
-          <w:p>
-            <w:pPr>
-              <w:spacing w:after="0"/>
-            </w:pPr>
-            <w:r>
-              <w:rPr>
-                <w:sz w:val="18"/>
-              </w:rPr>
-              <w:t>Búsqueda nacional de estaciones y variable categórica del modelo.</w:t>
-            </w:r>
-          </w:p>
-        </w:tc>
-        <w:tc>
-          <w:tcPr>
-            <w:tcW w:type="dxa" w:w="1814"/>
-            <w:vAlign w:val="center"/>
-            <w:tcMar>
-              <w:top w:w="80" w:type="dxa"/>
-              <w:start w:w="120" w:type="dxa"/>
-              <w:bottom w:w="80" w:type="dxa"/>
-              <w:end w:w="120" w:type="dxa"/>
-            </w:tcMar>
-          </w:tcPr>
-          <w:p>
-            <w:pPr>
-              <w:spacing w:after="0"/>
-            </w:pPr>
-            <w:r>
-              <w:rPr>
-                <w:sz w:val="18"/>
-              </w:rPr>
-              <w:t>Implementada</w:t>
+            <w:tcW w:type="dxa" w:w="3024"/>
+            <w:vAlign w:val="center"/>
+            <w:tcMar>
+              <w:top w:w="80" w:type="dxa"/>
+              <w:start w:w="120" w:type="dxa"/>
+              <w:bottom w:w="80" w:type="dxa"/>
+              <w:end w:w="120" w:type="dxa"/>
+            </w:tcMar>
+          </w:tcPr>
+          <w:p>
+            <w:pPr>
+              <w:spacing w:after="0"/>
+            </w:pPr>
+            <w:r>
+              <w:rPr>
+                <w:sz w:val="18"/>
+              </w:rPr>
+              <w:t>Rango de fechas</w:t>
+            </w:r>
+          </w:p>
+        </w:tc>
+        <w:tc>
+          <w:tcPr>
+            <w:tcW w:type="dxa" w:w="3024"/>
+            <w:vAlign w:val="center"/>
+            <w:tcMar>
+              <w:top w:w="80" w:type="dxa"/>
+              <w:start w:w="120" w:type="dxa"/>
+              <w:bottom w:w="80" w:type="dxa"/>
+              <w:end w:w="120" w:type="dxa"/>
+            </w:tcMar>
+          </w:tcPr>
+          <w:p>
+            <w:pPr>
+              <w:spacing w:after="0"/>
+            </w:pPr>
+            <w:r>
+              <w:rPr>
+                <w:sz w:val="18"/>
+              </w:rPr>
+              <w:t>Selección del usuario</w:t>
+            </w:r>
+          </w:p>
+        </w:tc>
+        <w:tc>
+          <w:tcPr>
+            <w:tcW w:type="dxa" w:w="3024"/>
+            <w:vAlign w:val="center"/>
+            <w:tcMar>
+              <w:top w:w="80" w:type="dxa"/>
+              <w:start w:w="120" w:type="dxa"/>
+              <w:bottom w:w="80" w:type="dxa"/>
+              <w:end w:w="120" w:type="dxa"/>
+            </w:tcMar>
+          </w:tcPr>
+          <w:p>
+            <w:pPr>
+              <w:spacing w:after="0"/>
+            </w:pPr>
+            <w:r>
+              <w:rPr>
+                <w:sz w:val="18"/>
+              </w:rPr>
+              <w:t>Define los días que se calculan y permite obtener totales y medias del periodo.</w:t>
             </w:r>
           </w:p>
         </w:tc>
@@ -4359,116 +4215,70 @@
       <w:tr>
         <w:tc>
           <w:tcPr>
-            <w:tcW w:type="dxa" w:w="1814"/>
-            <w:vAlign w:val="center"/>
-            <w:tcMar>
-              <w:top w:w="80" w:type="dxa"/>
-              <w:start w:w="120" w:type="dxa"/>
-              <w:bottom w:w="80" w:type="dxa"/>
-              <w:end w:w="120" w:type="dxa"/>
-            </w:tcMar>
-          </w:tcPr>
-          <w:p>
-            <w:pPr>
-              <w:spacing w:after="0"/>
-            </w:pPr>
-            <w:r>
-              <w:rPr>
-                <w:sz w:val="18"/>
-              </w:rPr>
-              <w:t>Tiempo</w:t>
-            </w:r>
-          </w:p>
-        </w:tc>
-        <w:tc>
-          <w:tcPr>
-            <w:tcW w:type="dxa" w:w="1814"/>
-            <w:vAlign w:val="center"/>
-            <w:tcMar>
-              <w:top w:w="80" w:type="dxa"/>
-              <w:start w:w="120" w:type="dxa"/>
-              <w:bottom w:w="80" w:type="dxa"/>
-              <w:end w:w="120" w:type="dxa"/>
-            </w:tcMar>
-          </w:tcPr>
-          <w:p>
-            <w:pPr>
-              <w:spacing w:after="0"/>
-            </w:pPr>
-            <w:r>
-              <w:rPr>
-                <w:sz w:val="18"/>
-              </w:rPr>
-              <w:t>Fecha diaria</w:t>
-            </w:r>
-          </w:p>
-        </w:tc>
-        <w:tc>
-          <w:tcPr>
-            <w:tcW w:type="dxa" w:w="1814"/>
-            <w:vAlign w:val="center"/>
-            <w:tcMar>
-              <w:top w:w="80" w:type="dxa"/>
-              <w:start w:w="120" w:type="dxa"/>
-              <w:bottom w:w="80" w:type="dxa"/>
-              <w:end w:w="120" w:type="dxa"/>
-            </w:tcMar>
-          </w:tcPr>
-          <w:p>
-            <w:pPr>
-              <w:spacing w:after="0"/>
-            </w:pPr>
-            <w:r>
-              <w:rPr>
-                <w:sz w:val="18"/>
-              </w:rPr>
-              <w:t>Rango elegido por el usuario</w:t>
-            </w:r>
-          </w:p>
-        </w:tc>
-        <w:tc>
-          <w:tcPr>
-            <w:tcW w:type="dxa" w:w="1814"/>
-            <w:vAlign w:val="center"/>
-            <w:tcMar>
-              <w:top w:w="80" w:type="dxa"/>
-              <w:start w:w="120" w:type="dxa"/>
-              <w:bottom w:w="80" w:type="dxa"/>
-              <w:end w:w="120" w:type="dxa"/>
-            </w:tcMar>
-          </w:tcPr>
-          <w:p>
-            <w:pPr>
-              <w:spacing w:after="0"/>
-            </w:pPr>
-            <w:r>
-              <w:rPr>
-                <w:sz w:val="18"/>
-              </w:rPr>
-              <w:t>Ordena la serie temporal y genera variables cíclicas para ML.</w:t>
-            </w:r>
-          </w:p>
-        </w:tc>
-        <w:tc>
-          <w:tcPr>
-            <w:tcW w:type="dxa" w:w="1814"/>
-            <w:vAlign w:val="center"/>
-            <w:tcMar>
-              <w:top w:w="80" w:type="dxa"/>
-              <w:start w:w="120" w:type="dxa"/>
-              <w:bottom w:w="80" w:type="dxa"/>
-              <w:end w:w="120" w:type="dxa"/>
-            </w:tcMar>
-          </w:tcPr>
-          <w:p>
-            <w:pPr>
-              <w:spacing w:after="0"/>
-            </w:pPr>
-            <w:r>
-              <w:rPr>
-                <w:sz w:val="18"/>
-              </w:rPr>
-              <w:t>Implementada</w:t>
+            <w:tcW w:type="dxa" w:w="3024"/>
+            <w:vAlign w:val="center"/>
+            <w:tcMar>
+              <w:top w:w="80" w:type="dxa"/>
+              <w:start w:w="120" w:type="dxa"/>
+              <w:bottom w:w="80" w:type="dxa"/>
+              <w:end w:w="120" w:type="dxa"/>
+            </w:tcMar>
+          </w:tcPr>
+          <w:p>
+            <w:pPr>
+              <w:spacing w:after="0"/>
+            </w:pPr>
+            <w:r>
+              <w:rPr>
+                <w:sz w:val="18"/>
+              </w:rPr>
+              <w:t>ET0 diaria</w:t>
+            </w:r>
+          </w:p>
+        </w:tc>
+        <w:tc>
+          <w:tcPr>
+            <w:tcW w:type="dxa" w:w="3024"/>
+            <w:vAlign w:val="center"/>
+            <w:tcMar>
+              <w:top w:w="80" w:type="dxa"/>
+              <w:start w:w="120" w:type="dxa"/>
+              <w:bottom w:w="80" w:type="dxa"/>
+              <w:end w:w="120" w:type="dxa"/>
+            </w:tcMar>
+          </w:tcPr>
+          <w:p>
+            <w:pPr>
+              <w:spacing w:after="0"/>
+            </w:pPr>
+            <w:r>
+              <w:rPr>
+                <w:sz w:val="18"/>
+              </w:rPr>
+              <w:t>AEMET o estimación Hargreaves-Samani</w:t>
+            </w:r>
+          </w:p>
+        </w:tc>
+        <w:tc>
+          <w:tcPr>
+            <w:tcW w:type="dxa" w:w="3024"/>
+            <w:vAlign w:val="center"/>
+            <w:tcMar>
+              <w:top w:w="80" w:type="dxa"/>
+              <w:start w:w="120" w:type="dxa"/>
+              <w:bottom w:w="80" w:type="dxa"/>
+              <w:end w:w="120" w:type="dxa"/>
+            </w:tcMar>
+          </w:tcPr>
+          <w:p>
+            <w:pPr>
+              <w:spacing w:after="0"/>
+            </w:pPr>
+            <w:r>
+              <w:rPr>
+                <w:sz w:val="18"/>
+              </w:rPr>
+              <w:t>Base climática del cálculo: ETc = ET0 * Kc.</w:t>
             </w:r>
           </w:p>
         </w:tc>
@@ -4476,116 +4286,70 @@
       <w:tr>
         <w:tc>
           <w:tcPr>
-            <w:tcW w:type="dxa" w:w="1814"/>
-            <w:vAlign w:val="center"/>
-            <w:tcMar>
-              <w:top w:w="80" w:type="dxa"/>
-              <w:start w:w="120" w:type="dxa"/>
-              <w:bottom w:w="80" w:type="dxa"/>
-              <w:end w:w="120" w:type="dxa"/>
-            </w:tcMar>
-          </w:tcPr>
-          <w:p>
-            <w:pPr>
-              <w:spacing w:after="0"/>
-            </w:pPr>
-            <w:r>
-              <w:rPr>
-                <w:sz w:val="18"/>
-              </w:rPr>
-              <w:t>Clima</w:t>
-            </w:r>
-          </w:p>
-        </w:tc>
-        <w:tc>
-          <w:tcPr>
-            <w:tcW w:type="dxa" w:w="1814"/>
-            <w:vAlign w:val="center"/>
-            <w:tcMar>
-              <w:top w:w="80" w:type="dxa"/>
-              <w:start w:w="120" w:type="dxa"/>
-              <w:bottom w:w="80" w:type="dxa"/>
-              <w:end w:w="120" w:type="dxa"/>
-            </w:tcMar>
-          </w:tcPr>
-          <w:p>
-            <w:pPr>
-              <w:spacing w:after="0"/>
-            </w:pPr>
-            <w:r>
-              <w:rPr>
-                <w:sz w:val="18"/>
-              </w:rPr>
-              <w:t>Precipitación diaria</w:t>
-            </w:r>
-          </w:p>
-        </w:tc>
-        <w:tc>
-          <w:tcPr>
-            <w:tcW w:type="dxa" w:w="1814"/>
-            <w:vAlign w:val="center"/>
-            <w:tcMar>
-              <w:top w:w="80" w:type="dxa"/>
-              <w:start w:w="120" w:type="dxa"/>
-              <w:bottom w:w="80" w:type="dxa"/>
-              <w:end w:w="120" w:type="dxa"/>
-            </w:tcMar>
-          </w:tcPr>
-          <w:p>
-            <w:pPr>
-              <w:spacing w:after="0"/>
-            </w:pPr>
-            <w:r>
-              <w:rPr>
-                <w:sz w:val="18"/>
-              </w:rPr>
-              <w:t>AEMET OpenData</w:t>
-            </w:r>
-          </w:p>
-        </w:tc>
-        <w:tc>
-          <w:tcPr>
-            <w:tcW w:type="dxa" w:w="1814"/>
-            <w:vAlign w:val="center"/>
-            <w:tcMar>
-              <w:top w:w="80" w:type="dxa"/>
-              <w:start w:w="120" w:type="dxa"/>
-              <w:bottom w:w="80" w:type="dxa"/>
-              <w:end w:w="120" w:type="dxa"/>
-            </w:tcMar>
-          </w:tcPr>
-          <w:p>
-            <w:pPr>
-              <w:spacing w:after="0"/>
-            </w:pPr>
-            <w:r>
-              <w:rPr>
-                <w:sz w:val="18"/>
-              </w:rPr>
-              <w:t>Calcula lluvia efectiva y reduce la necesidad de riego.</w:t>
-            </w:r>
-          </w:p>
-        </w:tc>
-        <w:tc>
-          <w:tcPr>
-            <w:tcW w:type="dxa" w:w="1814"/>
-            <w:vAlign w:val="center"/>
-            <w:tcMar>
-              <w:top w:w="80" w:type="dxa"/>
-              <w:start w:w="120" w:type="dxa"/>
-              <w:bottom w:w="80" w:type="dxa"/>
-              <w:end w:w="120" w:type="dxa"/>
-            </w:tcMar>
-          </w:tcPr>
-          <w:p>
-            <w:pPr>
-              <w:spacing w:after="0"/>
-            </w:pPr>
-            <w:r>
-              <w:rPr>
-                <w:sz w:val="18"/>
-              </w:rPr>
-              <w:t>Implementada</w:t>
+            <w:tcW w:type="dxa" w:w="3024"/>
+            <w:vAlign w:val="center"/>
+            <w:tcMar>
+              <w:top w:w="80" w:type="dxa"/>
+              <w:start w:w="120" w:type="dxa"/>
+              <w:bottom w:w="80" w:type="dxa"/>
+              <w:end w:w="120" w:type="dxa"/>
+            </w:tcMar>
+          </w:tcPr>
+          <w:p>
+            <w:pPr>
+              <w:spacing w:after="0"/>
+            </w:pPr>
+            <w:r>
+              <w:rPr>
+                <w:sz w:val="18"/>
+              </w:rPr>
+              <w:t>Lluvia diaria</w:t>
+            </w:r>
+          </w:p>
+        </w:tc>
+        <w:tc>
+          <w:tcPr>
+            <w:tcW w:type="dxa" w:w="3024"/>
+            <w:vAlign w:val="center"/>
+            <w:tcMar>
+              <w:top w:w="80" w:type="dxa"/>
+              <w:start w:w="120" w:type="dxa"/>
+              <w:bottom w:w="80" w:type="dxa"/>
+              <w:end w:w="120" w:type="dxa"/>
+            </w:tcMar>
+          </w:tcPr>
+          <w:p>
+            <w:pPr>
+              <w:spacing w:after="0"/>
+            </w:pPr>
+            <w:r>
+              <w:rPr>
+                <w:sz w:val="18"/>
+              </w:rPr>
+              <w:t>AEMET</w:t>
+            </w:r>
+          </w:p>
+        </w:tc>
+        <w:tc>
+          <w:tcPr>
+            <w:tcW w:type="dxa" w:w="3024"/>
+            <w:vAlign w:val="center"/>
+            <w:tcMar>
+              <w:top w:w="80" w:type="dxa"/>
+              <w:start w:w="120" w:type="dxa"/>
+              <w:bottom w:w="80" w:type="dxa"/>
+              <w:end w:w="120" w:type="dxa"/>
+            </w:tcMar>
+          </w:tcPr>
+          <w:p>
+            <w:pPr>
+              <w:spacing w:after="0"/>
+            </w:pPr>
+            <w:r>
+              <w:rPr>
+                <w:sz w:val="18"/>
+              </w:rPr>
+              <w:t>Reduce el riego necesario mediante la lluvia efectiva.</w:t>
             </w:r>
           </w:p>
         </w:tc>
@@ -4593,116 +4357,70 @@
       <w:tr>
         <w:tc>
           <w:tcPr>
-            <w:tcW w:type="dxa" w:w="1814"/>
-            <w:vAlign w:val="center"/>
-            <w:tcMar>
-              <w:top w:w="80" w:type="dxa"/>
-              <w:start w:w="120" w:type="dxa"/>
-              <w:bottom w:w="80" w:type="dxa"/>
-              <w:end w:w="120" w:type="dxa"/>
-            </w:tcMar>
-          </w:tcPr>
-          <w:p>
-            <w:pPr>
-              <w:spacing w:after="0"/>
-            </w:pPr>
-            <w:r>
-              <w:rPr>
-                <w:sz w:val="18"/>
-              </w:rPr>
-              <w:t>Clima</w:t>
-            </w:r>
-          </w:p>
-        </w:tc>
-        <w:tc>
-          <w:tcPr>
-            <w:tcW w:type="dxa" w:w="1814"/>
-            <w:vAlign w:val="center"/>
-            <w:tcMar>
-              <w:top w:w="80" w:type="dxa"/>
-              <w:start w:w="120" w:type="dxa"/>
-              <w:bottom w:w="80" w:type="dxa"/>
-              <w:end w:w="120" w:type="dxa"/>
-            </w:tcMar>
-          </w:tcPr>
-          <w:p>
-            <w:pPr>
-              <w:spacing w:after="0"/>
-            </w:pPr>
-            <w:r>
-              <w:rPr>
-                <w:sz w:val="18"/>
-              </w:rPr>
-              <w:t>Temperatura mínima, máxima y media</w:t>
-            </w:r>
-          </w:p>
-        </w:tc>
-        <w:tc>
-          <w:tcPr>
-            <w:tcW w:type="dxa" w:w="1814"/>
-            <w:vAlign w:val="center"/>
-            <w:tcMar>
-              <w:top w:w="80" w:type="dxa"/>
-              <w:start w:w="120" w:type="dxa"/>
-              <w:bottom w:w="80" w:type="dxa"/>
-              <w:end w:w="120" w:type="dxa"/>
-            </w:tcMar>
-          </w:tcPr>
-          <w:p>
-            <w:pPr>
-              <w:spacing w:after="0"/>
-            </w:pPr>
-            <w:r>
-              <w:rPr>
-                <w:sz w:val="18"/>
-              </w:rPr>
-              <w:t>AEMET OpenData</w:t>
-            </w:r>
-          </w:p>
-        </w:tc>
-        <w:tc>
-          <w:tcPr>
-            <w:tcW w:type="dxa" w:w="1814"/>
-            <w:vAlign w:val="center"/>
-            <w:tcMar>
-              <w:top w:w="80" w:type="dxa"/>
-              <w:start w:w="120" w:type="dxa"/>
-              <w:bottom w:w="80" w:type="dxa"/>
-              <w:end w:w="120" w:type="dxa"/>
-            </w:tcMar>
-          </w:tcPr>
-          <w:p>
-            <w:pPr>
-              <w:spacing w:after="0"/>
-            </w:pPr>
-            <w:r>
-              <w:rPr>
-                <w:sz w:val="18"/>
-              </w:rPr>
-              <w:t>Estima ET0 cuando no viene directa y alimenta el modelo ML.</w:t>
-            </w:r>
-          </w:p>
-        </w:tc>
-        <w:tc>
-          <w:tcPr>
-            <w:tcW w:type="dxa" w:w="1814"/>
-            <w:vAlign w:val="center"/>
-            <w:tcMar>
-              <w:top w:w="80" w:type="dxa"/>
-              <w:start w:w="120" w:type="dxa"/>
-              <w:bottom w:w="80" w:type="dxa"/>
-              <w:end w:w="120" w:type="dxa"/>
-            </w:tcMar>
-          </w:tcPr>
-          <w:p>
-            <w:pPr>
-              <w:spacing w:after="0"/>
-            </w:pPr>
-            <w:r>
-              <w:rPr>
-                <w:sz w:val="18"/>
-              </w:rPr>
-              <w:t>Implementada</w:t>
+            <w:tcW w:type="dxa" w:w="3024"/>
+            <w:vAlign w:val="center"/>
+            <w:tcMar>
+              <w:top w:w="80" w:type="dxa"/>
+              <w:start w:w="120" w:type="dxa"/>
+              <w:bottom w:w="80" w:type="dxa"/>
+              <w:end w:w="120" w:type="dxa"/>
+            </w:tcMar>
+          </w:tcPr>
+          <w:p>
+            <w:pPr>
+              <w:spacing w:after="0"/>
+            </w:pPr>
+            <w:r>
+              <w:rPr>
+                <w:sz w:val="18"/>
+              </w:rPr>
+              <w:t>Cultivo</w:t>
+            </w:r>
+          </w:p>
+        </w:tc>
+        <w:tc>
+          <w:tcPr>
+            <w:tcW w:type="dxa" w:w="3024"/>
+            <w:vAlign w:val="center"/>
+            <w:tcMar>
+              <w:top w:w="80" w:type="dxa"/>
+              <w:start w:w="120" w:type="dxa"/>
+              <w:bottom w:w="80" w:type="dxa"/>
+              <w:end w:w="120" w:type="dxa"/>
+            </w:tcMar>
+          </w:tcPr>
+          <w:p>
+            <w:pPr>
+              <w:spacing w:after="0"/>
+            </w:pPr>
+            <w:r>
+              <w:rPr>
+                <w:sz w:val="18"/>
+              </w:rPr>
+              <w:t>Selección del usuario</w:t>
+            </w:r>
+          </w:p>
+        </w:tc>
+        <w:tc>
+          <w:tcPr>
+            <w:tcW w:type="dxa" w:w="3024"/>
+            <w:vAlign w:val="center"/>
+            <w:tcMar>
+              <w:top w:w="80" w:type="dxa"/>
+              <w:start w:w="120" w:type="dxa"/>
+              <w:bottom w:w="80" w:type="dxa"/>
+              <w:end w:w="120" w:type="dxa"/>
+            </w:tcMar>
+          </w:tcPr>
+          <w:p>
+            <w:pPr>
+              <w:spacing w:after="0"/>
+            </w:pPr>
+            <w:r>
+              <w:rPr>
+                <w:sz w:val="18"/>
+              </w:rPr>
+              <w:t>Selecciona los parámetros agronómicos del cultivo.</w:t>
             </w:r>
           </w:p>
         </w:tc>
@@ -4710,116 +4428,70 @@
       <w:tr>
         <w:tc>
           <w:tcPr>
-            <w:tcW w:type="dxa" w:w="1814"/>
-            <w:vAlign w:val="center"/>
-            <w:tcMar>
-              <w:top w:w="80" w:type="dxa"/>
-              <w:start w:w="120" w:type="dxa"/>
-              <w:bottom w:w="80" w:type="dxa"/>
-              <w:end w:w="120" w:type="dxa"/>
-            </w:tcMar>
-          </w:tcPr>
-          <w:p>
-            <w:pPr>
-              <w:spacing w:after="0"/>
-            </w:pPr>
-            <w:r>
-              <w:rPr>
-                <w:sz w:val="18"/>
-              </w:rPr>
-              <w:t>Clima</w:t>
-            </w:r>
-          </w:p>
-        </w:tc>
-        <w:tc>
-          <w:tcPr>
-            <w:tcW w:type="dxa" w:w="1814"/>
-            <w:vAlign w:val="center"/>
-            <w:tcMar>
-              <w:top w:w="80" w:type="dxa"/>
-              <w:start w:w="120" w:type="dxa"/>
-              <w:bottom w:w="80" w:type="dxa"/>
-              <w:end w:w="120" w:type="dxa"/>
-            </w:tcMar>
-          </w:tcPr>
-          <w:p>
-            <w:pPr>
-              <w:spacing w:after="0"/>
-            </w:pPr>
-            <w:r>
-              <w:rPr>
-                <w:sz w:val="18"/>
-              </w:rPr>
-              <w:t>ET0</w:t>
-            </w:r>
-          </w:p>
-        </w:tc>
-        <w:tc>
-          <w:tcPr>
-            <w:tcW w:type="dxa" w:w="1814"/>
-            <w:vAlign w:val="center"/>
-            <w:tcMar>
-              <w:top w:w="80" w:type="dxa"/>
-              <w:start w:w="120" w:type="dxa"/>
-              <w:bottom w:w="80" w:type="dxa"/>
-              <w:end w:w="120" w:type="dxa"/>
-            </w:tcMar>
-          </w:tcPr>
-          <w:p>
-            <w:pPr>
-              <w:spacing w:after="0"/>
-            </w:pPr>
-            <w:r>
-              <w:rPr>
-                <w:sz w:val="18"/>
-              </w:rPr>
-              <w:t>AEMET o cálculo Hargreaves-Samani</w:t>
-            </w:r>
-          </w:p>
-        </w:tc>
-        <w:tc>
-          <w:tcPr>
-            <w:tcW w:type="dxa" w:w="1814"/>
-            <w:vAlign w:val="center"/>
-            <w:tcMar>
-              <w:top w:w="80" w:type="dxa"/>
-              <w:start w:w="120" w:type="dxa"/>
-              <w:bottom w:w="80" w:type="dxa"/>
-              <w:end w:w="120" w:type="dxa"/>
-            </w:tcMar>
-          </w:tcPr>
-          <w:p>
-            <w:pPr>
-              <w:spacing w:after="0"/>
-            </w:pPr>
-            <w:r>
-              <w:rPr>
-                <w:sz w:val="18"/>
-              </w:rPr>
-              <w:t>Base del cálculo ETc = ET0 * Kc.</w:t>
-            </w:r>
-          </w:p>
-        </w:tc>
-        <w:tc>
-          <w:tcPr>
-            <w:tcW w:type="dxa" w:w="1814"/>
-            <w:vAlign w:val="center"/>
-            <w:tcMar>
-              <w:top w:w="80" w:type="dxa"/>
-              <w:start w:w="120" w:type="dxa"/>
-              <w:bottom w:w="80" w:type="dxa"/>
-              <w:end w:w="120" w:type="dxa"/>
-            </w:tcMar>
-          </w:tcPr>
-          <w:p>
-            <w:pPr>
-              <w:spacing w:after="0"/>
-            </w:pPr>
-            <w:r>
-              <w:rPr>
-                <w:sz w:val="18"/>
-              </w:rPr>
-              <w:t>Implementada/derivada</w:t>
+            <w:tcW w:type="dxa" w:w="3024"/>
+            <w:vAlign w:val="center"/>
+            <w:tcMar>
+              <w:top w:w="80" w:type="dxa"/>
+              <w:start w:w="120" w:type="dxa"/>
+              <w:bottom w:w="80" w:type="dxa"/>
+              <w:end w:w="120" w:type="dxa"/>
+            </w:tcMar>
+          </w:tcPr>
+          <w:p>
+            <w:pPr>
+              <w:spacing w:after="0"/>
+            </w:pPr>
+            <w:r>
+              <w:rPr>
+                <w:sz w:val="18"/>
+              </w:rPr>
+              <w:t>Fase fenológica</w:t>
+            </w:r>
+          </w:p>
+        </w:tc>
+        <w:tc>
+          <w:tcPr>
+            <w:tcW w:type="dxa" w:w="3024"/>
+            <w:vAlign w:val="center"/>
+            <w:tcMar>
+              <w:top w:w="80" w:type="dxa"/>
+              <w:start w:w="120" w:type="dxa"/>
+              <w:bottom w:w="80" w:type="dxa"/>
+              <w:end w:w="120" w:type="dxa"/>
+            </w:tcMar>
+          </w:tcPr>
+          <w:p>
+            <w:pPr>
+              <w:spacing w:after="0"/>
+            </w:pPr>
+            <w:r>
+              <w:rPr>
+                <w:sz w:val="18"/>
+              </w:rPr>
+              <w:t>Selección del usuario</w:t>
+            </w:r>
+          </w:p>
+        </w:tc>
+        <w:tc>
+          <w:tcPr>
+            <w:tcW w:type="dxa" w:w="3024"/>
+            <w:vAlign w:val="center"/>
+            <w:tcMar>
+              <w:top w:w="80" w:type="dxa"/>
+              <w:start w:w="120" w:type="dxa"/>
+              <w:bottom w:w="80" w:type="dxa"/>
+              <w:end w:w="120" w:type="dxa"/>
+            </w:tcMar>
+          </w:tcPr>
+          <w:p>
+            <w:pPr>
+              <w:spacing w:after="0"/>
+            </w:pPr>
+            <w:r>
+              <w:rPr>
+                <w:sz w:val="18"/>
+              </w:rPr>
+              <w:t>Selecciona el valor de Kc que corresponde al estado del cultivo.</w:t>
             </w:r>
           </w:p>
         </w:tc>
@@ -4827,116 +4499,70 @@
       <w:tr>
         <w:tc>
           <w:tcPr>
-            <w:tcW w:type="dxa" w:w="1814"/>
-            <w:vAlign w:val="center"/>
-            <w:tcMar>
-              <w:top w:w="80" w:type="dxa"/>
-              <w:start w:w="120" w:type="dxa"/>
-              <w:bottom w:w="80" w:type="dxa"/>
-              <w:end w:w="120" w:type="dxa"/>
-            </w:tcMar>
-          </w:tcPr>
-          <w:p>
-            <w:pPr>
-              <w:spacing w:after="0"/>
-            </w:pPr>
-            <w:r>
-              <w:rPr>
-                <w:sz w:val="18"/>
-              </w:rPr>
-              <w:t>Clima</w:t>
-            </w:r>
-          </w:p>
-        </w:tc>
-        <w:tc>
-          <w:tcPr>
-            <w:tcW w:type="dxa" w:w="1814"/>
-            <w:vAlign w:val="center"/>
-            <w:tcMar>
-              <w:top w:w="80" w:type="dxa"/>
-              <w:start w:w="120" w:type="dxa"/>
-              <w:bottom w:w="80" w:type="dxa"/>
-              <w:end w:w="120" w:type="dxa"/>
-            </w:tcMar>
-          </w:tcPr>
-          <w:p>
-            <w:pPr>
-              <w:spacing w:after="0"/>
-            </w:pPr>
-            <w:r>
-              <w:rPr>
-                <w:sz w:val="18"/>
-              </w:rPr>
-              <w:t>Humedad relativa</w:t>
-            </w:r>
-          </w:p>
-        </w:tc>
-        <w:tc>
-          <w:tcPr>
-            <w:tcW w:type="dxa" w:w="1814"/>
-            <w:vAlign w:val="center"/>
-            <w:tcMar>
-              <w:top w:w="80" w:type="dxa"/>
-              <w:start w:w="120" w:type="dxa"/>
-              <w:bottom w:w="80" w:type="dxa"/>
-              <w:end w:w="120" w:type="dxa"/>
-            </w:tcMar>
-          </w:tcPr>
-          <w:p>
-            <w:pPr>
-              <w:spacing w:after="0"/>
-            </w:pPr>
-            <w:r>
-              <w:rPr>
-                <w:sz w:val="18"/>
-              </w:rPr>
-              <w:t>AEMET/IoT futuro</w:t>
-            </w:r>
-          </w:p>
-        </w:tc>
-        <w:tc>
-          <w:tcPr>
-            <w:tcW w:type="dxa" w:w="1814"/>
-            <w:vAlign w:val="center"/>
-            <w:tcMar>
-              <w:top w:w="80" w:type="dxa"/>
-              <w:start w:w="120" w:type="dxa"/>
-              <w:bottom w:w="80" w:type="dxa"/>
-              <w:end w:w="120" w:type="dxa"/>
-            </w:tcMar>
-          </w:tcPr>
-          <w:p>
-            <w:pPr>
-              <w:spacing w:after="0"/>
-            </w:pPr>
-            <w:r>
-              <w:rPr>
-                <w:sz w:val="18"/>
-              </w:rPr>
-              <w:t>Mejoraría el cálculo climático avanzado.</w:t>
-            </w:r>
-          </w:p>
-        </w:tc>
-        <w:tc>
-          <w:tcPr>
-            <w:tcW w:type="dxa" w:w="1814"/>
-            <w:vAlign w:val="center"/>
-            <w:tcMar>
-              <w:top w:w="80" w:type="dxa"/>
-              <w:start w:w="120" w:type="dxa"/>
-              <w:bottom w:w="80" w:type="dxa"/>
-              <w:end w:w="120" w:type="dxa"/>
-            </w:tcMar>
-          </w:tcPr>
-          <w:p>
-            <w:pPr>
-              <w:spacing w:after="0"/>
-            </w:pPr>
-            <w:r>
-              <w:rPr>
-                <w:sz w:val="18"/>
-              </w:rPr>
-              <w:t>Futuro</w:t>
+            <w:tcW w:type="dxa" w:w="3024"/>
+            <w:vAlign w:val="center"/>
+            <w:tcMar>
+              <w:top w:w="80" w:type="dxa"/>
+              <w:start w:w="120" w:type="dxa"/>
+              <w:bottom w:w="80" w:type="dxa"/>
+              <w:end w:w="120" w:type="dxa"/>
+            </w:tcMar>
+          </w:tcPr>
+          <w:p>
+            <w:pPr>
+              <w:spacing w:after="0"/>
+            </w:pPr>
+            <w:r>
+              <w:rPr>
+                <w:sz w:val="18"/>
+              </w:rPr>
+              <w:t>Kc</w:t>
+            </w:r>
+          </w:p>
+        </w:tc>
+        <w:tc>
+          <w:tcPr>
+            <w:tcW w:type="dxa" w:w="3024"/>
+            <w:vAlign w:val="center"/>
+            <w:tcMar>
+              <w:top w:w="80" w:type="dxa"/>
+              <w:start w:w="120" w:type="dxa"/>
+              <w:bottom w:w="80" w:type="dxa"/>
+              <w:end w:w="120" w:type="dxa"/>
+            </w:tcMar>
+          </w:tcPr>
+          <w:p>
+            <w:pPr>
+              <w:spacing w:after="0"/>
+            </w:pPr>
+            <w:r>
+              <w:rPr>
+                <w:sz w:val="18"/>
+              </w:rPr>
+              <w:t>Perfil del cultivo</w:t>
+            </w:r>
+          </w:p>
+        </w:tc>
+        <w:tc>
+          <w:tcPr>
+            <w:tcW w:type="dxa" w:w="3024"/>
+            <w:vAlign w:val="center"/>
+            <w:tcMar>
+              <w:top w:w="80" w:type="dxa"/>
+              <w:start w:w="120" w:type="dxa"/>
+              <w:bottom w:w="80" w:type="dxa"/>
+              <w:end w:w="120" w:type="dxa"/>
+            </w:tcMar>
+          </w:tcPr>
+          <w:p>
+            <w:pPr>
+              <w:spacing w:after="0"/>
+            </w:pPr>
+            <w:r>
+              <w:rPr>
+                <w:sz w:val="18"/>
+              </w:rPr>
+              <w:t>Convierte la ET0 en necesidad hídrica del cultivo.</w:t>
             </w:r>
           </w:p>
         </w:tc>
@@ -4944,116 +4570,70 @@
       <w:tr>
         <w:tc>
           <w:tcPr>
-            <w:tcW w:type="dxa" w:w="1814"/>
-            <w:vAlign w:val="center"/>
-            <w:tcMar>
-              <w:top w:w="80" w:type="dxa"/>
-              <w:start w:w="120" w:type="dxa"/>
-              <w:bottom w:w="80" w:type="dxa"/>
-              <w:end w:w="120" w:type="dxa"/>
-            </w:tcMar>
-          </w:tcPr>
-          <w:p>
-            <w:pPr>
-              <w:spacing w:after="0"/>
-            </w:pPr>
-            <w:r>
-              <w:rPr>
-                <w:sz w:val="18"/>
-              </w:rPr>
-              <w:t>Clima</w:t>
-            </w:r>
-          </w:p>
-        </w:tc>
-        <w:tc>
-          <w:tcPr>
-            <w:tcW w:type="dxa" w:w="1814"/>
-            <w:vAlign w:val="center"/>
-            <w:tcMar>
-              <w:top w:w="80" w:type="dxa"/>
-              <w:start w:w="120" w:type="dxa"/>
-              <w:bottom w:w="80" w:type="dxa"/>
-              <w:end w:w="120" w:type="dxa"/>
-            </w:tcMar>
-          </w:tcPr>
-          <w:p>
-            <w:pPr>
-              <w:spacing w:after="0"/>
-            </w:pPr>
-            <w:r>
-              <w:rPr>
-                <w:sz w:val="18"/>
-              </w:rPr>
-              <w:t>Viento</w:t>
-            </w:r>
-          </w:p>
-        </w:tc>
-        <w:tc>
-          <w:tcPr>
-            <w:tcW w:type="dxa" w:w="1814"/>
-            <w:vAlign w:val="center"/>
-            <w:tcMar>
-              <w:top w:w="80" w:type="dxa"/>
-              <w:start w:w="120" w:type="dxa"/>
-              <w:bottom w:w="80" w:type="dxa"/>
-              <w:end w:w="120" w:type="dxa"/>
-            </w:tcMar>
-          </w:tcPr>
-          <w:p>
-            <w:pPr>
-              <w:spacing w:after="0"/>
-            </w:pPr>
-            <w:r>
-              <w:rPr>
-                <w:sz w:val="18"/>
-              </w:rPr>
-              <w:t>AEMET/IoT futuro</w:t>
-            </w:r>
-          </w:p>
-        </w:tc>
-        <w:tc>
-          <w:tcPr>
-            <w:tcW w:type="dxa" w:w="1814"/>
-            <w:vAlign w:val="center"/>
-            <w:tcMar>
-              <w:top w:w="80" w:type="dxa"/>
-              <w:start w:w="120" w:type="dxa"/>
-              <w:bottom w:w="80" w:type="dxa"/>
-              <w:end w:w="120" w:type="dxa"/>
-            </w:tcMar>
-          </w:tcPr>
-          <w:p>
-            <w:pPr>
-              <w:spacing w:after="0"/>
-            </w:pPr>
-            <w:r>
-              <w:rPr>
-                <w:sz w:val="18"/>
-              </w:rPr>
-              <w:t>Necesario para modelos completos tipo Penman-Monteith.</w:t>
-            </w:r>
-          </w:p>
-        </w:tc>
-        <w:tc>
-          <w:tcPr>
-            <w:tcW w:type="dxa" w:w="1814"/>
-            <w:vAlign w:val="center"/>
-            <w:tcMar>
-              <w:top w:w="80" w:type="dxa"/>
-              <w:start w:w="120" w:type="dxa"/>
-              <w:bottom w:w="80" w:type="dxa"/>
-              <w:end w:w="120" w:type="dxa"/>
-            </w:tcMar>
-          </w:tcPr>
-          <w:p>
-            <w:pPr>
-              <w:spacing w:after="0"/>
-            </w:pPr>
-            <w:r>
-              <w:rPr>
-                <w:sz w:val="18"/>
-              </w:rPr>
-              <w:t>Futuro</w:t>
+            <w:tcW w:type="dxa" w:w="3024"/>
+            <w:vAlign w:val="center"/>
+            <w:tcMar>
+              <w:top w:w="80" w:type="dxa"/>
+              <w:start w:w="120" w:type="dxa"/>
+              <w:bottom w:w="80" w:type="dxa"/>
+              <w:end w:w="120" w:type="dxa"/>
+            </w:tcMar>
+          </w:tcPr>
+          <w:p>
+            <w:pPr>
+              <w:spacing w:after="0"/>
+            </w:pPr>
+            <w:r>
+              <w:rPr>
+                <w:sz w:val="18"/>
+              </w:rPr>
+              <w:t>Superficie de la parcela</w:t>
+            </w:r>
+          </w:p>
+        </w:tc>
+        <w:tc>
+          <w:tcPr>
+            <w:tcW w:type="dxa" w:w="3024"/>
+            <w:vAlign w:val="center"/>
+            <w:tcMar>
+              <w:top w:w="80" w:type="dxa"/>
+              <w:start w:w="120" w:type="dxa"/>
+              <w:bottom w:w="80" w:type="dxa"/>
+              <w:end w:w="120" w:type="dxa"/>
+            </w:tcMar>
+          </w:tcPr>
+          <w:p>
+            <w:pPr>
+              <w:spacing w:after="0"/>
+            </w:pPr>
+            <w:r>
+              <w:rPr>
+                <w:sz w:val="18"/>
+              </w:rPr>
+              <w:t>Entrada del usuario</w:t>
+            </w:r>
+          </w:p>
+        </w:tc>
+        <w:tc>
+          <w:tcPr>
+            <w:tcW w:type="dxa" w:w="3024"/>
+            <w:vAlign w:val="center"/>
+            <w:tcMar>
+              <w:top w:w="80" w:type="dxa"/>
+              <w:start w:w="120" w:type="dxa"/>
+              <w:bottom w:w="80" w:type="dxa"/>
+              <w:end w:w="120" w:type="dxa"/>
+            </w:tcMar>
+          </w:tcPr>
+          <w:p>
+            <w:pPr>
+              <w:spacing w:after="0"/>
+            </w:pPr>
+            <w:r>
+              <w:rPr>
+                <w:sz w:val="18"/>
+              </w:rPr>
+              <w:t>Convierte la lámina de riego en litros totales: litros = mm * m2.</w:t>
             </w:r>
           </w:p>
         </w:tc>
@@ -5061,116 +4641,70 @@
       <w:tr>
         <w:tc>
           <w:tcPr>
-            <w:tcW w:type="dxa" w:w="1814"/>
-            <w:vAlign w:val="center"/>
-            <w:tcMar>
-              <w:top w:w="80" w:type="dxa"/>
-              <w:start w:w="120" w:type="dxa"/>
-              <w:bottom w:w="80" w:type="dxa"/>
-              <w:end w:w="120" w:type="dxa"/>
-            </w:tcMar>
-          </w:tcPr>
-          <w:p>
-            <w:pPr>
-              <w:spacing w:after="0"/>
-            </w:pPr>
-            <w:r>
-              <w:rPr>
-                <w:sz w:val="18"/>
-              </w:rPr>
-              <w:t>Clima</w:t>
-            </w:r>
-          </w:p>
-        </w:tc>
-        <w:tc>
-          <w:tcPr>
-            <w:tcW w:type="dxa" w:w="1814"/>
-            <w:vAlign w:val="center"/>
-            <w:tcMar>
-              <w:top w:w="80" w:type="dxa"/>
-              <w:start w:w="120" w:type="dxa"/>
-              <w:bottom w:w="80" w:type="dxa"/>
-              <w:end w:w="120" w:type="dxa"/>
-            </w:tcMar>
-          </w:tcPr>
-          <w:p>
-            <w:pPr>
-              <w:spacing w:after="0"/>
-            </w:pPr>
-            <w:r>
-              <w:rPr>
-                <w:sz w:val="18"/>
-              </w:rPr>
-              <w:t>Radiación solar</w:t>
-            </w:r>
-          </w:p>
-        </w:tc>
-        <w:tc>
-          <w:tcPr>
-            <w:tcW w:type="dxa" w:w="1814"/>
-            <w:vAlign w:val="center"/>
-            <w:tcMar>
-              <w:top w:w="80" w:type="dxa"/>
-              <w:start w:w="120" w:type="dxa"/>
-              <w:bottom w:w="80" w:type="dxa"/>
-              <w:end w:w="120" w:type="dxa"/>
-            </w:tcMar>
-          </w:tcPr>
-          <w:p>
-            <w:pPr>
-              <w:spacing w:after="0"/>
-            </w:pPr>
-            <w:r>
-              <w:rPr>
-                <w:sz w:val="18"/>
-              </w:rPr>
-              <w:t>AEMET/IoT futuro</w:t>
-            </w:r>
-          </w:p>
-        </w:tc>
-        <w:tc>
-          <w:tcPr>
-            <w:tcW w:type="dxa" w:w="1814"/>
-            <w:vAlign w:val="center"/>
-            <w:tcMar>
-              <w:top w:w="80" w:type="dxa"/>
-              <w:start w:w="120" w:type="dxa"/>
-              <w:bottom w:w="80" w:type="dxa"/>
-              <w:end w:w="120" w:type="dxa"/>
-            </w:tcMar>
-          </w:tcPr>
-          <w:p>
-            <w:pPr>
-              <w:spacing w:after="0"/>
-            </w:pPr>
-            <w:r>
-              <w:rPr>
-                <w:sz w:val="18"/>
-              </w:rPr>
-              <w:t>Mejoraría la estimación de evapotranspiración.</w:t>
-            </w:r>
-          </w:p>
-        </w:tc>
-        <w:tc>
-          <w:tcPr>
-            <w:tcW w:type="dxa" w:w="1814"/>
-            <w:vAlign w:val="center"/>
-            <w:tcMar>
-              <w:top w:w="80" w:type="dxa"/>
-              <w:start w:w="120" w:type="dxa"/>
-              <w:bottom w:w="80" w:type="dxa"/>
-              <w:end w:w="120" w:type="dxa"/>
-            </w:tcMar>
-          </w:tcPr>
-          <w:p>
-            <w:pPr>
-              <w:spacing w:after="0"/>
-            </w:pPr>
-            <w:r>
-              <w:rPr>
-                <w:sz w:val="18"/>
-              </w:rPr>
-              <w:t>Futuro</w:t>
+            <w:tcW w:type="dxa" w:w="3024"/>
+            <w:vAlign w:val="center"/>
+            <w:tcMar>
+              <w:top w:w="80" w:type="dxa"/>
+              <w:start w:w="120" w:type="dxa"/>
+              <w:bottom w:w="80" w:type="dxa"/>
+              <w:end w:w="120" w:type="dxa"/>
+            </w:tcMar>
+          </w:tcPr>
+          <w:p>
+            <w:pPr>
+              <w:spacing w:after="0"/>
+            </w:pPr>
+            <w:r>
+              <w:rPr>
+                <w:sz w:val="18"/>
+              </w:rPr>
+              <w:t>Eficiencia de riego</w:t>
+            </w:r>
+          </w:p>
+        </w:tc>
+        <w:tc>
+          <w:tcPr>
+            <w:tcW w:type="dxa" w:w="3024"/>
+            <w:vAlign w:val="center"/>
+            <w:tcMar>
+              <w:top w:w="80" w:type="dxa"/>
+              <w:start w:w="120" w:type="dxa"/>
+              <w:bottom w:w="80" w:type="dxa"/>
+              <w:end w:w="120" w:type="dxa"/>
+            </w:tcMar>
+          </w:tcPr>
+          <w:p>
+            <w:pPr>
+              <w:spacing w:after="0"/>
+            </w:pPr>
+            <w:r>
+              <w:rPr>
+                <w:sz w:val="18"/>
+              </w:rPr>
+              <w:t>Entrada del usuario</w:t>
+            </w:r>
+          </w:p>
+        </w:tc>
+        <w:tc>
+          <w:tcPr>
+            <w:tcW w:type="dxa" w:w="3024"/>
+            <w:vAlign w:val="center"/>
+            <w:tcMar>
+              <w:top w:w="80" w:type="dxa"/>
+              <w:start w:w="120" w:type="dxa"/>
+              <w:bottom w:w="80" w:type="dxa"/>
+              <w:end w:w="120" w:type="dxa"/>
+            </w:tcMar>
+          </w:tcPr>
+          <w:p>
+            <w:pPr>
+              <w:spacing w:after="0"/>
+            </w:pPr>
+            <w:r>
+              <w:rPr>
+                <w:sz w:val="18"/>
+              </w:rPr>
+              <w:t>Ajusta el riego neto para obtener el riego bruto que debe aplicarse.</w:t>
             </w:r>
           </w:p>
         </w:tc>
@@ -5178,116 +4712,70 @@
       <w:tr>
         <w:tc>
           <w:tcPr>
-            <w:tcW w:type="dxa" w:w="1814"/>
-            <w:vAlign w:val="center"/>
-            <w:tcMar>
-              <w:top w:w="80" w:type="dxa"/>
-              <w:start w:w="120" w:type="dxa"/>
-              <w:bottom w:w="80" w:type="dxa"/>
-              <w:end w:w="120" w:type="dxa"/>
-            </w:tcMar>
-          </w:tcPr>
-          <w:p>
-            <w:pPr>
-              <w:spacing w:after="0"/>
-            </w:pPr>
-            <w:r>
-              <w:rPr>
-                <w:sz w:val="18"/>
-              </w:rPr>
-              <w:t>Suelo</w:t>
-            </w:r>
-          </w:p>
-        </w:tc>
-        <w:tc>
-          <w:tcPr>
-            <w:tcW w:type="dxa" w:w="1814"/>
-            <w:vAlign w:val="center"/>
-            <w:tcMar>
-              <w:top w:w="80" w:type="dxa"/>
-              <w:start w:w="120" w:type="dxa"/>
-              <w:bottom w:w="80" w:type="dxa"/>
-              <w:end w:w="120" w:type="dxa"/>
-            </w:tcMar>
-          </w:tcPr>
-          <w:p>
-            <w:pPr>
-              <w:spacing w:after="0"/>
-            </w:pPr>
-            <w:r>
-              <w:rPr>
-                <w:sz w:val="18"/>
-              </w:rPr>
-              <w:t>Tipo de suelo</w:t>
-            </w:r>
-          </w:p>
-        </w:tc>
-        <w:tc>
-          <w:tcPr>
-            <w:tcW w:type="dxa" w:w="1814"/>
-            <w:vAlign w:val="center"/>
-            <w:tcMar>
-              <w:top w:w="80" w:type="dxa"/>
-              <w:start w:w="120" w:type="dxa"/>
-              <w:bottom w:w="80" w:type="dxa"/>
-              <w:end w:w="120" w:type="dxa"/>
-            </w:tcMar>
-          </w:tcPr>
-          <w:p>
-            <w:pPr>
-              <w:spacing w:after="0"/>
-            </w:pPr>
-            <w:r>
-              <w:rPr>
-                <w:sz w:val="18"/>
-              </w:rPr>
-              <w:t>Selección del usuario</w:t>
-            </w:r>
-          </w:p>
-        </w:tc>
-        <w:tc>
-          <w:tcPr>
-            <w:tcW w:type="dxa" w:w="1814"/>
-            <w:vAlign w:val="center"/>
-            <w:tcMar>
-              <w:top w:w="80" w:type="dxa"/>
-              <w:start w:w="120" w:type="dxa"/>
-              <w:bottom w:w="80" w:type="dxa"/>
-              <w:end w:w="120" w:type="dxa"/>
-            </w:tcMar>
-          </w:tcPr>
-          <w:p>
-            <w:pPr>
-              <w:spacing w:after="0"/>
-            </w:pPr>
-            <w:r>
-              <w:rPr>
-                <w:sz w:val="18"/>
-              </w:rPr>
-              <w:t>Activa perfil de capacidad de campo y punto de marchitez.</w:t>
-            </w:r>
-          </w:p>
-        </w:tc>
-        <w:tc>
-          <w:tcPr>
-            <w:tcW w:type="dxa" w:w="1814"/>
-            <w:vAlign w:val="center"/>
-            <w:tcMar>
-              <w:top w:w="80" w:type="dxa"/>
-              <w:start w:w="120" w:type="dxa"/>
-              <w:bottom w:w="80" w:type="dxa"/>
-              <w:end w:w="120" w:type="dxa"/>
-            </w:tcMar>
-          </w:tcPr>
-          <w:p>
-            <w:pPr>
-              <w:spacing w:after="0"/>
-            </w:pPr>
-            <w:r>
-              <w:rPr>
-                <w:sz w:val="18"/>
-              </w:rPr>
-              <w:t>Implementada</w:t>
+            <w:tcW w:type="dxa" w:w="3024"/>
+            <w:vAlign w:val="center"/>
+            <w:tcMar>
+              <w:top w:w="80" w:type="dxa"/>
+              <w:start w:w="120" w:type="dxa"/>
+              <w:bottom w:w="80" w:type="dxa"/>
+              <w:end w:w="120" w:type="dxa"/>
+            </w:tcMar>
+          </w:tcPr>
+          <w:p>
+            <w:pPr>
+              <w:spacing w:after="0"/>
+            </w:pPr>
+            <w:r>
+              <w:rPr>
+                <w:sz w:val="18"/>
+              </w:rPr>
+              <w:t>Porcentaje de lluvia efectiva</w:t>
+            </w:r>
+          </w:p>
+        </w:tc>
+        <w:tc>
+          <w:tcPr>
+            <w:tcW w:type="dxa" w:w="3024"/>
+            <w:vAlign w:val="center"/>
+            <w:tcMar>
+              <w:top w:w="80" w:type="dxa"/>
+              <w:start w:w="120" w:type="dxa"/>
+              <w:bottom w:w="80" w:type="dxa"/>
+              <w:end w:w="120" w:type="dxa"/>
+            </w:tcMar>
+          </w:tcPr>
+          <w:p>
+            <w:pPr>
+              <w:spacing w:after="0"/>
+            </w:pPr>
+            <w:r>
+              <w:rPr>
+                <w:sz w:val="18"/>
+              </w:rPr>
+              <w:t>Entrada del usuario</w:t>
+            </w:r>
+          </w:p>
+        </w:tc>
+        <w:tc>
+          <w:tcPr>
+            <w:tcW w:type="dxa" w:w="3024"/>
+            <w:vAlign w:val="center"/>
+            <w:tcMar>
+              <w:top w:w="80" w:type="dxa"/>
+              <w:start w:w="120" w:type="dxa"/>
+              <w:bottom w:w="80" w:type="dxa"/>
+              <w:end w:w="120" w:type="dxa"/>
+            </w:tcMar>
+          </w:tcPr>
+          <w:p>
+            <w:pPr>
+              <w:spacing w:after="0"/>
+            </w:pPr>
+            <w:r>
+              <w:rPr>
+                <w:sz w:val="18"/>
+              </w:rPr>
+              <w:t>Define qué parte de la lluvia se considera útil para el cultivo.</w:t>
             </w:r>
           </w:p>
         </w:tc>
@@ -5295,1083 +4783,7 @@
       <w:tr>
         <w:tc>
           <w:tcPr>
-            <w:tcW w:type="dxa" w:w="1814"/>
-            <w:vAlign w:val="center"/>
-            <w:tcMar>
-              <w:top w:w="80" w:type="dxa"/>
-              <w:start w:w="120" w:type="dxa"/>
-              <w:bottom w:w="80" w:type="dxa"/>
-              <w:end w:w="120" w:type="dxa"/>
-            </w:tcMar>
-          </w:tcPr>
-          <w:p>
-            <w:pPr>
-              <w:spacing w:after="0"/>
-            </w:pPr>
-            <w:r>
-              <w:rPr>
-                <w:sz w:val="18"/>
-              </w:rPr>
-              <w:t>Suelo</w:t>
-            </w:r>
-          </w:p>
-        </w:tc>
-        <w:tc>
-          <w:tcPr>
-            <w:tcW w:type="dxa" w:w="1814"/>
-            <w:vAlign w:val="center"/>
-            <w:tcMar>
-              <w:top w:w="80" w:type="dxa"/>
-              <w:start w:w="120" w:type="dxa"/>
-              <w:bottom w:w="80" w:type="dxa"/>
-              <w:end w:w="120" w:type="dxa"/>
-            </w:tcMar>
-          </w:tcPr>
-          <w:p>
-            <w:pPr>
-              <w:spacing w:after="0"/>
-            </w:pPr>
-            <w:r>
-              <w:rPr>
-                <w:sz w:val="18"/>
-              </w:rPr>
-              <w:t>Capacidad de campo</w:t>
-            </w:r>
-          </w:p>
-        </w:tc>
-        <w:tc>
-          <w:tcPr>
-            <w:tcW w:type="dxa" w:w="1814"/>
-            <w:vAlign w:val="center"/>
-            <w:tcMar>
-              <w:top w:w="80" w:type="dxa"/>
-              <w:start w:w="120" w:type="dxa"/>
-              <w:bottom w:w="80" w:type="dxa"/>
-              <w:end w:w="120" w:type="dxa"/>
-            </w:tcMar>
-          </w:tcPr>
-          <w:p>
-            <w:pPr>
-              <w:spacing w:after="0"/>
-            </w:pPr>
-            <w:r>
-              <w:rPr>
-                <w:sz w:val="18"/>
-              </w:rPr>
-              <w:t>Perfil edáfico del código</w:t>
-            </w:r>
-          </w:p>
-        </w:tc>
-        <w:tc>
-          <w:tcPr>
-            <w:tcW w:type="dxa" w:w="1814"/>
-            <w:vAlign w:val="center"/>
-            <w:tcMar>
-              <w:top w:w="80" w:type="dxa"/>
-              <w:start w:w="120" w:type="dxa"/>
-              <w:bottom w:w="80" w:type="dxa"/>
-              <w:end w:w="120" w:type="dxa"/>
-            </w:tcMar>
-          </w:tcPr>
-          <w:p>
-            <w:pPr>
-              <w:spacing w:after="0"/>
-            </w:pPr>
-            <w:r>
-              <w:rPr>
-                <w:sz w:val="18"/>
-              </w:rPr>
-              <w:t>Calcula agua disponible en el suelo.</w:t>
-            </w:r>
-          </w:p>
-        </w:tc>
-        <w:tc>
-          <w:tcPr>
-            <w:tcW w:type="dxa" w:w="1814"/>
-            <w:vAlign w:val="center"/>
-            <w:tcMar>
-              <w:top w:w="80" w:type="dxa"/>
-              <w:start w:w="120" w:type="dxa"/>
-              <w:bottom w:w="80" w:type="dxa"/>
-              <w:end w:w="120" w:type="dxa"/>
-            </w:tcMar>
-          </w:tcPr>
-          <w:p>
-            <w:pPr>
-              <w:spacing w:after="0"/>
-            </w:pPr>
-            <w:r>
-              <w:rPr>
-                <w:sz w:val="18"/>
-              </w:rPr>
-              <w:t>Parametrizada</w:t>
-            </w:r>
-          </w:p>
-        </w:tc>
-      </w:tr>
-      <w:tr>
-        <w:tc>
-          <w:tcPr>
-            <w:tcW w:type="dxa" w:w="1814"/>
-            <w:vAlign w:val="center"/>
-            <w:tcMar>
-              <w:top w:w="80" w:type="dxa"/>
-              <w:start w:w="120" w:type="dxa"/>
-              <w:bottom w:w="80" w:type="dxa"/>
-              <w:end w:w="120" w:type="dxa"/>
-            </w:tcMar>
-          </w:tcPr>
-          <w:p>
-            <w:pPr>
-              <w:spacing w:after="0"/>
-            </w:pPr>
-            <w:r>
-              <w:rPr>
-                <w:sz w:val="18"/>
-              </w:rPr>
-              <w:t>Suelo</w:t>
-            </w:r>
-          </w:p>
-        </w:tc>
-        <w:tc>
-          <w:tcPr>
-            <w:tcW w:type="dxa" w:w="1814"/>
-            <w:vAlign w:val="center"/>
-            <w:tcMar>
-              <w:top w:w="80" w:type="dxa"/>
-              <w:start w:w="120" w:type="dxa"/>
-              <w:bottom w:w="80" w:type="dxa"/>
-              <w:end w:w="120" w:type="dxa"/>
-            </w:tcMar>
-          </w:tcPr>
-          <w:p>
-            <w:pPr>
-              <w:spacing w:after="0"/>
-            </w:pPr>
-            <w:r>
-              <w:rPr>
-                <w:sz w:val="18"/>
-              </w:rPr>
-              <w:t>Punto de marchitez</w:t>
-            </w:r>
-          </w:p>
-        </w:tc>
-        <w:tc>
-          <w:tcPr>
-            <w:tcW w:type="dxa" w:w="1814"/>
-            <w:vAlign w:val="center"/>
-            <w:tcMar>
-              <w:top w:w="80" w:type="dxa"/>
-              <w:start w:w="120" w:type="dxa"/>
-              <w:bottom w:w="80" w:type="dxa"/>
-              <w:end w:w="120" w:type="dxa"/>
-            </w:tcMar>
-          </w:tcPr>
-          <w:p>
-            <w:pPr>
-              <w:spacing w:after="0"/>
-            </w:pPr>
-            <w:r>
-              <w:rPr>
-                <w:sz w:val="18"/>
-              </w:rPr>
-              <w:t>Perfil edáfico del código</w:t>
-            </w:r>
-          </w:p>
-        </w:tc>
-        <w:tc>
-          <w:tcPr>
-            <w:tcW w:type="dxa" w:w="1814"/>
-            <w:vAlign w:val="center"/>
-            <w:tcMar>
-              <w:top w:w="80" w:type="dxa"/>
-              <w:start w:w="120" w:type="dxa"/>
-              <w:bottom w:w="80" w:type="dxa"/>
-              <w:end w:w="120" w:type="dxa"/>
-            </w:tcMar>
-          </w:tcPr>
-          <w:p>
-            <w:pPr>
-              <w:spacing w:after="0"/>
-            </w:pPr>
-            <w:r>
-              <w:rPr>
-                <w:sz w:val="18"/>
-              </w:rPr>
-              <w:t>Calcula agua disponible y déficit hídrico.</w:t>
-            </w:r>
-          </w:p>
-        </w:tc>
-        <w:tc>
-          <w:tcPr>
-            <w:tcW w:type="dxa" w:w="1814"/>
-            <w:vAlign w:val="center"/>
-            <w:tcMar>
-              <w:top w:w="80" w:type="dxa"/>
-              <w:start w:w="120" w:type="dxa"/>
-              <w:bottom w:w="80" w:type="dxa"/>
-              <w:end w:w="120" w:type="dxa"/>
-            </w:tcMar>
-          </w:tcPr>
-          <w:p>
-            <w:pPr>
-              <w:spacing w:after="0"/>
-            </w:pPr>
-            <w:r>
-              <w:rPr>
-                <w:sz w:val="18"/>
-              </w:rPr>
-              <w:t>Parametrizada</w:t>
-            </w:r>
-          </w:p>
-        </w:tc>
-      </w:tr>
-      <w:tr>
-        <w:tc>
-          <w:tcPr>
-            <w:tcW w:type="dxa" w:w="1814"/>
-            <w:vAlign w:val="center"/>
-            <w:tcMar>
-              <w:top w:w="80" w:type="dxa"/>
-              <w:start w:w="120" w:type="dxa"/>
-              <w:bottom w:w="80" w:type="dxa"/>
-              <w:end w:w="120" w:type="dxa"/>
-            </w:tcMar>
-          </w:tcPr>
-          <w:p>
-            <w:pPr>
-              <w:spacing w:after="0"/>
-            </w:pPr>
-            <w:r>
-              <w:rPr>
-                <w:sz w:val="18"/>
-              </w:rPr>
-              <w:t>Suelo</w:t>
-            </w:r>
-          </w:p>
-        </w:tc>
-        <w:tc>
-          <w:tcPr>
-            <w:tcW w:type="dxa" w:w="1814"/>
-            <w:vAlign w:val="center"/>
-            <w:tcMar>
-              <w:top w:w="80" w:type="dxa"/>
-              <w:start w:w="120" w:type="dxa"/>
-              <w:bottom w:w="80" w:type="dxa"/>
-              <w:end w:w="120" w:type="dxa"/>
-            </w:tcMar>
-          </w:tcPr>
-          <w:p>
-            <w:pPr>
-              <w:spacing w:after="0"/>
-            </w:pPr>
-            <w:r>
-              <w:rPr>
-                <w:sz w:val="18"/>
-              </w:rPr>
-              <w:t>Humedad volumétrica inicial</w:t>
-            </w:r>
-          </w:p>
-        </w:tc>
-        <w:tc>
-          <w:tcPr>
-            <w:tcW w:type="dxa" w:w="1814"/>
-            <w:vAlign w:val="center"/>
-            <w:tcMar>
-              <w:top w:w="80" w:type="dxa"/>
-              <w:start w:w="120" w:type="dxa"/>
-              <w:bottom w:w="80" w:type="dxa"/>
-              <w:end w:w="120" w:type="dxa"/>
-            </w:tcMar>
-          </w:tcPr>
-          <w:p>
-            <w:pPr>
-              <w:spacing w:after="0"/>
-            </w:pPr>
-            <w:r>
-              <w:rPr>
-                <w:sz w:val="18"/>
-              </w:rPr>
-              <w:t>Entrada opcional del usuario</w:t>
-            </w:r>
-          </w:p>
-        </w:tc>
-        <w:tc>
-          <w:tcPr>
-            <w:tcW w:type="dxa" w:w="1814"/>
-            <w:vAlign w:val="center"/>
-            <w:tcMar>
-              <w:top w:w="80" w:type="dxa"/>
-              <w:start w:w="120" w:type="dxa"/>
-              <w:bottom w:w="80" w:type="dxa"/>
-              <w:end w:w="120" w:type="dxa"/>
-            </w:tcMar>
-          </w:tcPr>
-          <w:p>
-            <w:pPr>
-              <w:spacing w:after="0"/>
-            </w:pPr>
-            <w:r>
-              <w:rPr>
-                <w:sz w:val="18"/>
-              </w:rPr>
-              <w:t>Calcula primer riego hasta capacidad de campo si se activa.</w:t>
-            </w:r>
-          </w:p>
-        </w:tc>
-        <w:tc>
-          <w:tcPr>
-            <w:tcW w:type="dxa" w:w="1814"/>
-            <w:vAlign w:val="center"/>
-            <w:tcMar>
-              <w:top w:w="80" w:type="dxa"/>
-              <w:start w:w="120" w:type="dxa"/>
-              <w:bottom w:w="80" w:type="dxa"/>
-              <w:end w:w="120" w:type="dxa"/>
-            </w:tcMar>
-          </w:tcPr>
-          <w:p>
-            <w:pPr>
-              <w:spacing w:after="0"/>
-            </w:pPr>
-            <w:r>
-              <w:rPr>
-                <w:sz w:val="18"/>
-              </w:rPr>
-              <w:t>Parcial/manual</w:t>
-            </w:r>
-          </w:p>
-        </w:tc>
-      </w:tr>
-      <w:tr>
-        <w:tc>
-          <w:tcPr>
-            <w:tcW w:type="dxa" w:w="1814"/>
-            <w:vAlign w:val="center"/>
-            <w:tcMar>
-              <w:top w:w="80" w:type="dxa"/>
-              <w:start w:w="120" w:type="dxa"/>
-              <w:bottom w:w="80" w:type="dxa"/>
-              <w:end w:w="120" w:type="dxa"/>
-            </w:tcMar>
-          </w:tcPr>
-          <w:p>
-            <w:pPr>
-              <w:spacing w:after="0"/>
-            </w:pPr>
-            <w:r>
-              <w:rPr>
-                <w:sz w:val="18"/>
-              </w:rPr>
-              <w:t>Suelo</w:t>
-            </w:r>
-          </w:p>
-        </w:tc>
-        <w:tc>
-          <w:tcPr>
-            <w:tcW w:type="dxa" w:w="1814"/>
-            <w:vAlign w:val="center"/>
-            <w:tcMar>
-              <w:top w:w="80" w:type="dxa"/>
-              <w:start w:w="120" w:type="dxa"/>
-              <w:bottom w:w="80" w:type="dxa"/>
-              <w:end w:w="120" w:type="dxa"/>
-            </w:tcMar>
-          </w:tcPr>
-          <w:p>
-            <w:pPr>
-              <w:spacing w:after="0"/>
-            </w:pPr>
-            <w:r>
-              <w:rPr>
-                <w:sz w:val="18"/>
-              </w:rPr>
-              <w:t>Temperatura del suelo</w:t>
-            </w:r>
-          </w:p>
-        </w:tc>
-        <w:tc>
-          <w:tcPr>
-            <w:tcW w:type="dxa" w:w="1814"/>
-            <w:vAlign w:val="center"/>
-            <w:tcMar>
-              <w:top w:w="80" w:type="dxa"/>
-              <w:start w:w="120" w:type="dxa"/>
-              <w:bottom w:w="80" w:type="dxa"/>
-              <w:end w:w="120" w:type="dxa"/>
-            </w:tcMar>
-          </w:tcPr>
-          <w:p>
-            <w:pPr>
-              <w:spacing w:after="0"/>
-            </w:pPr>
-            <w:r>
-              <w:rPr>
-                <w:sz w:val="18"/>
-              </w:rPr>
-              <w:t>Sensor IoT futuro</w:t>
-            </w:r>
-          </w:p>
-        </w:tc>
-        <w:tc>
-          <w:tcPr>
-            <w:tcW w:type="dxa" w:w="1814"/>
-            <w:vAlign w:val="center"/>
-            <w:tcMar>
-              <w:top w:w="80" w:type="dxa"/>
-              <w:start w:w="120" w:type="dxa"/>
-              <w:bottom w:w="80" w:type="dxa"/>
-              <w:end w:w="120" w:type="dxa"/>
-            </w:tcMar>
-          </w:tcPr>
-          <w:p>
-            <w:pPr>
-              <w:spacing w:after="0"/>
-            </w:pPr>
-            <w:r>
-              <w:rPr>
-                <w:sz w:val="18"/>
-              </w:rPr>
-              <w:t>Permitirá mejorar diagnóstico de estado del suelo.</w:t>
-            </w:r>
-          </w:p>
-        </w:tc>
-        <w:tc>
-          <w:tcPr>
-            <w:tcW w:type="dxa" w:w="1814"/>
-            <w:vAlign w:val="center"/>
-            <w:tcMar>
-              <w:top w:w="80" w:type="dxa"/>
-              <w:start w:w="120" w:type="dxa"/>
-              <w:bottom w:w="80" w:type="dxa"/>
-              <w:end w:w="120" w:type="dxa"/>
-            </w:tcMar>
-          </w:tcPr>
-          <w:p>
-            <w:pPr>
-              <w:spacing w:after="0"/>
-            </w:pPr>
-            <w:r>
-              <w:rPr>
-                <w:sz w:val="18"/>
-              </w:rPr>
-              <w:t>Futuro</w:t>
-            </w:r>
-          </w:p>
-        </w:tc>
-      </w:tr>
-      <w:tr>
-        <w:tc>
-          <w:tcPr>
-            <w:tcW w:type="dxa" w:w="1814"/>
-            <w:vAlign w:val="center"/>
-            <w:tcMar>
-              <w:top w:w="80" w:type="dxa"/>
-              <w:start w:w="120" w:type="dxa"/>
-              <w:bottom w:w="80" w:type="dxa"/>
-              <w:end w:w="120" w:type="dxa"/>
-            </w:tcMar>
-          </w:tcPr>
-          <w:p>
-            <w:pPr>
-              <w:spacing w:after="0"/>
-            </w:pPr>
-            <w:r>
-              <w:rPr>
-                <w:sz w:val="18"/>
-              </w:rPr>
-              <w:t>Suelo</w:t>
-            </w:r>
-          </w:p>
-        </w:tc>
-        <w:tc>
-          <w:tcPr>
-            <w:tcW w:type="dxa" w:w="1814"/>
-            <w:vAlign w:val="center"/>
-            <w:tcMar>
-              <w:top w:w="80" w:type="dxa"/>
-              <w:start w:w="120" w:type="dxa"/>
-              <w:bottom w:w="80" w:type="dxa"/>
-              <w:end w:w="120" w:type="dxa"/>
-            </w:tcMar>
-          </w:tcPr>
-          <w:p>
-            <w:pPr>
-              <w:spacing w:after="0"/>
-            </w:pPr>
-            <w:r>
-              <w:rPr>
-                <w:sz w:val="18"/>
-              </w:rPr>
-              <w:t>Conductividad eléctrica</w:t>
-            </w:r>
-          </w:p>
-        </w:tc>
-        <w:tc>
-          <w:tcPr>
-            <w:tcW w:type="dxa" w:w="1814"/>
-            <w:vAlign w:val="center"/>
-            <w:tcMar>
-              <w:top w:w="80" w:type="dxa"/>
-              <w:start w:w="120" w:type="dxa"/>
-              <w:bottom w:w="80" w:type="dxa"/>
-              <w:end w:w="120" w:type="dxa"/>
-            </w:tcMar>
-          </w:tcPr>
-          <w:p>
-            <w:pPr>
-              <w:spacing w:after="0"/>
-            </w:pPr>
-            <w:r>
-              <w:rPr>
-                <w:sz w:val="18"/>
-              </w:rPr>
-              <w:t>Sensor IoT futuro</w:t>
-            </w:r>
-          </w:p>
-        </w:tc>
-        <w:tc>
-          <w:tcPr>
-            <w:tcW w:type="dxa" w:w="1814"/>
-            <w:vAlign w:val="center"/>
-            <w:tcMar>
-              <w:top w:w="80" w:type="dxa"/>
-              <w:start w:w="120" w:type="dxa"/>
-              <w:bottom w:w="80" w:type="dxa"/>
-              <w:end w:w="120" w:type="dxa"/>
-            </w:tcMar>
-          </w:tcPr>
-          <w:p>
-            <w:pPr>
-              <w:spacing w:after="0"/>
-            </w:pPr>
-            <w:r>
-              <w:rPr>
-                <w:sz w:val="18"/>
-              </w:rPr>
-              <w:t>Permitirá controlar salinidad/riesgo agronómico.</w:t>
-            </w:r>
-          </w:p>
-        </w:tc>
-        <w:tc>
-          <w:tcPr>
-            <w:tcW w:type="dxa" w:w="1814"/>
-            <w:vAlign w:val="center"/>
-            <w:tcMar>
-              <w:top w:w="80" w:type="dxa"/>
-              <w:start w:w="120" w:type="dxa"/>
-              <w:bottom w:w="80" w:type="dxa"/>
-              <w:end w:w="120" w:type="dxa"/>
-            </w:tcMar>
-          </w:tcPr>
-          <w:p>
-            <w:pPr>
-              <w:spacing w:after="0"/>
-            </w:pPr>
-            <w:r>
-              <w:rPr>
-                <w:sz w:val="18"/>
-              </w:rPr>
-              <w:t>Futuro</w:t>
-            </w:r>
-          </w:p>
-        </w:tc>
-      </w:tr>
-      <w:tr>
-        <w:tc>
-          <w:tcPr>
-            <w:tcW w:type="dxa" w:w="1814"/>
-            <w:vAlign w:val="center"/>
-            <w:tcMar>
-              <w:top w:w="80" w:type="dxa"/>
-              <w:start w:w="120" w:type="dxa"/>
-              <w:bottom w:w="80" w:type="dxa"/>
-              <w:end w:w="120" w:type="dxa"/>
-            </w:tcMar>
-          </w:tcPr>
-          <w:p>
-            <w:pPr>
-              <w:spacing w:after="0"/>
-            </w:pPr>
-            <w:r>
-              <w:rPr>
-                <w:sz w:val="18"/>
-              </w:rPr>
-              <w:t>Cultivo</w:t>
-            </w:r>
-          </w:p>
-        </w:tc>
-        <w:tc>
-          <w:tcPr>
-            <w:tcW w:type="dxa" w:w="1814"/>
-            <w:vAlign w:val="center"/>
-            <w:tcMar>
-              <w:top w:w="80" w:type="dxa"/>
-              <w:start w:w="120" w:type="dxa"/>
-              <w:bottom w:w="80" w:type="dxa"/>
-              <w:end w:w="120" w:type="dxa"/>
-            </w:tcMar>
-          </w:tcPr>
-          <w:p>
-            <w:pPr>
-              <w:spacing w:after="0"/>
-            </w:pPr>
-            <w:r>
-              <w:rPr>
-                <w:sz w:val="18"/>
-              </w:rPr>
-              <w:t>Cultivo</w:t>
-            </w:r>
-          </w:p>
-        </w:tc>
-        <w:tc>
-          <w:tcPr>
-            <w:tcW w:type="dxa" w:w="1814"/>
-            <w:vAlign w:val="center"/>
-            <w:tcMar>
-              <w:top w:w="80" w:type="dxa"/>
-              <w:start w:w="120" w:type="dxa"/>
-              <w:bottom w:w="80" w:type="dxa"/>
-              <w:end w:w="120" w:type="dxa"/>
-            </w:tcMar>
-          </w:tcPr>
-          <w:p>
-            <w:pPr>
-              <w:spacing w:after="0"/>
-            </w:pPr>
-            <w:r>
-              <w:rPr>
-                <w:sz w:val="18"/>
-              </w:rPr>
-              <w:t>Selección del usuario</w:t>
-            </w:r>
-          </w:p>
-        </w:tc>
-        <w:tc>
-          <w:tcPr>
-            <w:tcW w:type="dxa" w:w="1814"/>
-            <w:vAlign w:val="center"/>
-            <w:tcMar>
-              <w:top w:w="80" w:type="dxa"/>
-              <w:start w:w="120" w:type="dxa"/>
-              <w:bottom w:w="80" w:type="dxa"/>
-              <w:end w:w="120" w:type="dxa"/>
-            </w:tcMar>
-          </w:tcPr>
-          <w:p>
-            <w:pPr>
-              <w:spacing w:after="0"/>
-            </w:pPr>
-            <w:r>
-              <w:rPr>
-                <w:sz w:val="18"/>
-              </w:rPr>
-              <w:t>Cambia Kc, profundidad radicular, marco y agotamiento.</w:t>
-            </w:r>
-          </w:p>
-        </w:tc>
-        <w:tc>
-          <w:tcPr>
-            <w:tcW w:type="dxa" w:w="1814"/>
-            <w:vAlign w:val="center"/>
-            <w:tcMar>
-              <w:top w:w="80" w:type="dxa"/>
-              <w:start w:w="120" w:type="dxa"/>
-              <w:bottom w:w="80" w:type="dxa"/>
-              <w:end w:w="120" w:type="dxa"/>
-            </w:tcMar>
-          </w:tcPr>
-          <w:p>
-            <w:pPr>
-              <w:spacing w:after="0"/>
-            </w:pPr>
-            <w:r>
-              <w:rPr>
-                <w:sz w:val="18"/>
-              </w:rPr>
-              <w:t>Implementada</w:t>
-            </w:r>
-          </w:p>
-        </w:tc>
-      </w:tr>
-      <w:tr>
-        <w:tc>
-          <w:tcPr>
-            <w:tcW w:type="dxa" w:w="1814"/>
-            <w:vAlign w:val="center"/>
-            <w:tcMar>
-              <w:top w:w="80" w:type="dxa"/>
-              <w:start w:w="120" w:type="dxa"/>
-              <w:bottom w:w="80" w:type="dxa"/>
-              <w:end w:w="120" w:type="dxa"/>
-            </w:tcMar>
-          </w:tcPr>
-          <w:p>
-            <w:pPr>
-              <w:spacing w:after="0"/>
-            </w:pPr>
-            <w:r>
-              <w:rPr>
-                <w:sz w:val="18"/>
-              </w:rPr>
-              <w:t>Cultivo</w:t>
-            </w:r>
-          </w:p>
-        </w:tc>
-        <w:tc>
-          <w:tcPr>
-            <w:tcW w:type="dxa" w:w="1814"/>
-            <w:vAlign w:val="center"/>
-            <w:tcMar>
-              <w:top w:w="80" w:type="dxa"/>
-              <w:start w:w="120" w:type="dxa"/>
-              <w:bottom w:w="80" w:type="dxa"/>
-              <w:end w:w="120" w:type="dxa"/>
-            </w:tcMar>
-          </w:tcPr>
-          <w:p>
-            <w:pPr>
-              <w:spacing w:after="0"/>
-            </w:pPr>
-            <w:r>
-              <w:rPr>
-                <w:sz w:val="18"/>
-              </w:rPr>
-              <w:t>Fase fenológica</w:t>
-            </w:r>
-          </w:p>
-        </w:tc>
-        <w:tc>
-          <w:tcPr>
-            <w:tcW w:type="dxa" w:w="1814"/>
-            <w:vAlign w:val="center"/>
-            <w:tcMar>
-              <w:top w:w="80" w:type="dxa"/>
-              <w:start w:w="120" w:type="dxa"/>
-              <w:bottom w:w="80" w:type="dxa"/>
-              <w:end w:w="120" w:type="dxa"/>
-            </w:tcMar>
-          </w:tcPr>
-          <w:p>
-            <w:pPr>
-              <w:spacing w:after="0"/>
-            </w:pPr>
-            <w:r>
-              <w:rPr>
-                <w:sz w:val="18"/>
-              </w:rPr>
-              <w:t>Selección del usuario</w:t>
-            </w:r>
-          </w:p>
-        </w:tc>
-        <w:tc>
-          <w:tcPr>
-            <w:tcW w:type="dxa" w:w="1814"/>
-            <w:vAlign w:val="center"/>
-            <w:tcMar>
-              <w:top w:w="80" w:type="dxa"/>
-              <w:start w:w="120" w:type="dxa"/>
-              <w:bottom w:w="80" w:type="dxa"/>
-              <w:end w:w="120" w:type="dxa"/>
-            </w:tcMar>
-          </w:tcPr>
-          <w:p>
-            <w:pPr>
-              <w:spacing w:after="0"/>
-            </w:pPr>
-            <w:r>
-              <w:rPr>
-                <w:sz w:val="18"/>
-              </w:rPr>
-              <w:t>Selecciona el Kc correspondiente.</w:t>
-            </w:r>
-          </w:p>
-        </w:tc>
-        <w:tc>
-          <w:tcPr>
-            <w:tcW w:type="dxa" w:w="1814"/>
-            <w:vAlign w:val="center"/>
-            <w:tcMar>
-              <w:top w:w="80" w:type="dxa"/>
-              <w:start w:w="120" w:type="dxa"/>
-              <w:bottom w:w="80" w:type="dxa"/>
-              <w:end w:w="120" w:type="dxa"/>
-            </w:tcMar>
-          </w:tcPr>
-          <w:p>
-            <w:pPr>
-              <w:spacing w:after="0"/>
-            </w:pPr>
-            <w:r>
-              <w:rPr>
-                <w:sz w:val="18"/>
-              </w:rPr>
-              <w:t>Implementada</w:t>
-            </w:r>
-          </w:p>
-        </w:tc>
-      </w:tr>
-      <w:tr>
-        <w:tc>
-          <w:tcPr>
-            <w:tcW w:type="dxa" w:w="1814"/>
-            <w:vAlign w:val="center"/>
-            <w:tcMar>
-              <w:top w:w="80" w:type="dxa"/>
-              <w:start w:w="120" w:type="dxa"/>
-              <w:bottom w:w="80" w:type="dxa"/>
-              <w:end w:w="120" w:type="dxa"/>
-            </w:tcMar>
-          </w:tcPr>
-          <w:p>
-            <w:pPr>
-              <w:spacing w:after="0"/>
-            </w:pPr>
-            <w:r>
-              <w:rPr>
-                <w:sz w:val="18"/>
-              </w:rPr>
-              <w:t>Cultivo</w:t>
-            </w:r>
-          </w:p>
-        </w:tc>
-        <w:tc>
-          <w:tcPr>
-            <w:tcW w:type="dxa" w:w="1814"/>
-            <w:vAlign w:val="center"/>
-            <w:tcMar>
-              <w:top w:w="80" w:type="dxa"/>
-              <w:start w:w="120" w:type="dxa"/>
-              <w:bottom w:w="80" w:type="dxa"/>
-              <w:end w:w="120" w:type="dxa"/>
-            </w:tcMar>
-          </w:tcPr>
-          <w:p>
-            <w:pPr>
-              <w:spacing w:after="0"/>
-            </w:pPr>
-            <w:r>
-              <w:rPr>
-                <w:sz w:val="18"/>
-              </w:rPr>
-              <w:t>Kc</w:t>
-            </w:r>
-          </w:p>
-        </w:tc>
-        <w:tc>
-          <w:tcPr>
-            <w:tcW w:type="dxa" w:w="1814"/>
-            <w:vAlign w:val="center"/>
-            <w:tcMar>
-              <w:top w:w="80" w:type="dxa"/>
-              <w:start w:w="120" w:type="dxa"/>
-              <w:bottom w:w="80" w:type="dxa"/>
-              <w:end w:w="120" w:type="dxa"/>
-            </w:tcMar>
-          </w:tcPr>
-          <w:p>
-            <w:pPr>
-              <w:spacing w:after="0"/>
-            </w:pPr>
-            <w:r>
-              <w:rPr>
-                <w:sz w:val="18"/>
-              </w:rPr>
-              <w:t>Perfil de cultivo o parámetro técnico</w:t>
-            </w:r>
-          </w:p>
-        </w:tc>
-        <w:tc>
-          <w:tcPr>
-            <w:tcW w:type="dxa" w:w="1814"/>
-            <w:vAlign w:val="center"/>
-            <w:tcMar>
-              <w:top w:w="80" w:type="dxa"/>
-              <w:start w:w="120" w:type="dxa"/>
-              <w:bottom w:w="80" w:type="dxa"/>
-              <w:end w:w="120" w:type="dxa"/>
-            </w:tcMar>
-          </w:tcPr>
-          <w:p>
-            <w:pPr>
-              <w:spacing w:after="0"/>
-            </w:pPr>
-            <w:r>
-              <w:rPr>
-                <w:sz w:val="18"/>
-              </w:rPr>
-              <w:t>Convierte ET0 en ETc y entra en el modelo ML.</w:t>
-            </w:r>
-          </w:p>
-        </w:tc>
-        <w:tc>
-          <w:tcPr>
-            <w:tcW w:type="dxa" w:w="1814"/>
-            <w:vAlign w:val="center"/>
-            <w:tcMar>
-              <w:top w:w="80" w:type="dxa"/>
-              <w:start w:w="120" w:type="dxa"/>
-              <w:bottom w:w="80" w:type="dxa"/>
-              <w:end w:w="120" w:type="dxa"/>
-            </w:tcMar>
-          </w:tcPr>
-          <w:p>
-            <w:pPr>
-              <w:spacing w:after="0"/>
-            </w:pPr>
-            <w:r>
-              <w:rPr>
-                <w:sz w:val="18"/>
-              </w:rPr>
-              <w:t>Parametrizada</w:t>
-            </w:r>
-          </w:p>
-        </w:tc>
-      </w:tr>
-      <w:tr>
-        <w:tc>
-          <w:tcPr>
-            <w:tcW w:type="dxa" w:w="1814"/>
-            <w:vAlign w:val="center"/>
-            <w:tcMar>
-              <w:top w:w="80" w:type="dxa"/>
-              <w:start w:w="120" w:type="dxa"/>
-              <w:bottom w:w="80" w:type="dxa"/>
-              <w:end w:w="120" w:type="dxa"/>
-            </w:tcMar>
-          </w:tcPr>
-          <w:p>
-            <w:pPr>
-              <w:spacing w:after="0"/>
-            </w:pPr>
-            <w:r>
-              <w:rPr>
-                <w:sz w:val="18"/>
-              </w:rPr>
-              <w:t>Cultivo</w:t>
-            </w:r>
-          </w:p>
-        </w:tc>
-        <w:tc>
-          <w:tcPr>
-            <w:tcW w:type="dxa" w:w="1814"/>
-            <w:vAlign w:val="center"/>
-            <w:tcMar>
-              <w:top w:w="80" w:type="dxa"/>
-              <w:start w:w="120" w:type="dxa"/>
-              <w:bottom w:w="80" w:type="dxa"/>
-              <w:end w:w="120" w:type="dxa"/>
-            </w:tcMar>
-          </w:tcPr>
-          <w:p>
-            <w:pPr>
-              <w:spacing w:after="0"/>
-            </w:pPr>
-            <w:r>
-              <w:rPr>
-                <w:sz w:val="18"/>
-              </w:rPr>
-              <w:t>Profundidad radicular</w:t>
-            </w:r>
-          </w:p>
-        </w:tc>
-        <w:tc>
-          <w:tcPr>
-            <w:tcW w:type="dxa" w:w="1814"/>
-            <w:vAlign w:val="center"/>
-            <w:tcMar>
-              <w:top w:w="80" w:type="dxa"/>
-              <w:start w:w="120" w:type="dxa"/>
-              <w:bottom w:w="80" w:type="dxa"/>
-              <w:end w:w="120" w:type="dxa"/>
-            </w:tcMar>
-          </w:tcPr>
-          <w:p>
-            <w:pPr>
-              <w:spacing w:after="0"/>
-            </w:pPr>
-            <w:r>
-              <w:rPr>
-                <w:sz w:val="18"/>
-              </w:rPr>
-              <w:t>Perfil de cultivo</w:t>
-            </w:r>
-          </w:p>
-        </w:tc>
-        <w:tc>
-          <w:tcPr>
-            <w:tcW w:type="dxa" w:w="1814"/>
-            <w:vAlign w:val="center"/>
-            <w:tcMar>
-              <w:top w:w="80" w:type="dxa"/>
-              <w:start w:w="120" w:type="dxa"/>
-              <w:bottom w:w="80" w:type="dxa"/>
-              <w:end w:w="120" w:type="dxa"/>
-            </w:tcMar>
-          </w:tcPr>
-          <w:p>
-            <w:pPr>
-              <w:spacing w:after="0"/>
-            </w:pPr>
-            <w:r>
-              <w:rPr>
-                <w:sz w:val="18"/>
-              </w:rPr>
-              <w:t>Calcula agua disponible y forma parte del dataset.</w:t>
-            </w:r>
-          </w:p>
-        </w:tc>
-        <w:tc>
-          <w:tcPr>
-            <w:tcW w:type="dxa" w:w="1814"/>
-            <w:vAlign w:val="center"/>
-            <w:tcMar>
-              <w:top w:w="80" w:type="dxa"/>
-              <w:start w:w="120" w:type="dxa"/>
-              <w:bottom w:w="80" w:type="dxa"/>
-              <w:end w:w="120" w:type="dxa"/>
-            </w:tcMar>
-          </w:tcPr>
-          <w:p>
-            <w:pPr>
-              <w:spacing w:after="0"/>
-            </w:pPr>
-            <w:r>
-              <w:rPr>
-                <w:sz w:val="18"/>
-              </w:rPr>
-              <w:t>Parametrizada</w:t>
-            </w:r>
-          </w:p>
-        </w:tc>
-      </w:tr>
-      <w:tr>
-        <w:tc>
-          <w:tcPr>
-            <w:tcW w:type="dxa" w:w="1814"/>
-            <w:vAlign w:val="center"/>
-            <w:tcMar>
-              <w:top w:w="80" w:type="dxa"/>
-              <w:start w:w="120" w:type="dxa"/>
-              <w:bottom w:w="80" w:type="dxa"/>
-              <w:end w:w="120" w:type="dxa"/>
-            </w:tcMar>
-          </w:tcPr>
-          <w:p>
-            <w:pPr>
-              <w:spacing w:after="0"/>
-            </w:pPr>
-            <w:r>
-              <w:rPr>
-                <w:sz w:val="18"/>
-              </w:rPr>
-              <w:t>Cultivo</w:t>
-            </w:r>
-          </w:p>
-        </w:tc>
-        <w:tc>
-          <w:tcPr>
-            <w:tcW w:type="dxa" w:w="1814"/>
+            <w:tcW w:type="dxa" w:w="3024"/>
             <w:vAlign w:val="center"/>
             <w:tcMar>
               <w:top w:w="80" w:type="dxa"/>
@@ -6394,1006 +4806,47 @@
         </w:tc>
         <w:tc>
           <w:tcPr>
-            <w:tcW w:type="dxa" w:w="1814"/>
-            <w:vAlign w:val="center"/>
-            <w:tcMar>
-              <w:top w:w="80" w:type="dxa"/>
-              <w:start w:w="120" w:type="dxa"/>
-              <w:bottom w:w="80" w:type="dxa"/>
-              <w:end w:w="120" w:type="dxa"/>
-            </w:tcMar>
-          </w:tcPr>
-          <w:p>
-            <w:pPr>
-              <w:spacing w:after="0"/>
-            </w:pPr>
-            <w:r>
-              <w:rPr>
-                <w:sz w:val="18"/>
-              </w:rPr>
-              <w:t>Perfil de cultivo</w:t>
-            </w:r>
-          </w:p>
-        </w:tc>
-        <w:tc>
-          <w:tcPr>
-            <w:tcW w:type="dxa" w:w="1814"/>
-            <w:vAlign w:val="center"/>
-            <w:tcMar>
-              <w:top w:w="80" w:type="dxa"/>
-              <w:start w:w="120" w:type="dxa"/>
-              <w:bottom w:w="80" w:type="dxa"/>
-              <w:end w:w="120" w:type="dxa"/>
-            </w:tcMar>
-          </w:tcPr>
-          <w:p>
-            <w:pPr>
-              <w:spacing w:after="0"/>
-            </w:pPr>
-            <w:r>
-              <w:rPr>
-                <w:sz w:val="18"/>
-              </w:rPr>
-              <w:t>Convierte lámina de riego en litros por planta.</w:t>
-            </w:r>
-          </w:p>
-        </w:tc>
-        <w:tc>
-          <w:tcPr>
-            <w:tcW w:type="dxa" w:w="1814"/>
-            <w:vAlign w:val="center"/>
-            <w:tcMar>
-              <w:top w:w="80" w:type="dxa"/>
-              <w:start w:w="120" w:type="dxa"/>
-              <w:bottom w:w="80" w:type="dxa"/>
-              <w:end w:w="120" w:type="dxa"/>
-            </w:tcMar>
-          </w:tcPr>
-          <w:p>
-            <w:pPr>
-              <w:spacing w:after="0"/>
-            </w:pPr>
-            <w:r>
-              <w:rPr>
-                <w:sz w:val="18"/>
-              </w:rPr>
-              <w:t>Parametrizada</w:t>
-            </w:r>
-          </w:p>
-        </w:tc>
-      </w:tr>
-      <w:tr>
-        <w:tc>
-          <w:tcPr>
-            <w:tcW w:type="dxa" w:w="1814"/>
-            <w:vAlign w:val="center"/>
-            <w:tcMar>
-              <w:top w:w="80" w:type="dxa"/>
-              <w:start w:w="120" w:type="dxa"/>
-              <w:bottom w:w="80" w:type="dxa"/>
-              <w:end w:w="120" w:type="dxa"/>
-            </w:tcMar>
-          </w:tcPr>
-          <w:p>
-            <w:pPr>
-              <w:spacing w:after="0"/>
-            </w:pPr>
-            <w:r>
-              <w:rPr>
-                <w:sz w:val="18"/>
-              </w:rPr>
-              <w:t>Cultivo</w:t>
-            </w:r>
-          </w:p>
-        </w:tc>
-        <w:tc>
-          <w:tcPr>
-            <w:tcW w:type="dxa" w:w="1814"/>
-            <w:vAlign w:val="center"/>
-            <w:tcMar>
-              <w:top w:w="80" w:type="dxa"/>
-              <w:start w:w="120" w:type="dxa"/>
-              <w:bottom w:w="80" w:type="dxa"/>
-              <w:end w:w="120" w:type="dxa"/>
-            </w:tcMar>
-          </w:tcPr>
-          <w:p>
-            <w:pPr>
-              <w:spacing w:after="0"/>
-            </w:pPr>
-            <w:r>
-              <w:rPr>
-                <w:sz w:val="18"/>
-              </w:rPr>
-              <w:t>NDVI</w:t>
-            </w:r>
-          </w:p>
-        </w:tc>
-        <w:tc>
-          <w:tcPr>
-            <w:tcW w:type="dxa" w:w="1814"/>
-            <w:vAlign w:val="center"/>
-            <w:tcMar>
-              <w:top w:w="80" w:type="dxa"/>
-              <w:start w:w="120" w:type="dxa"/>
-              <w:bottom w:w="80" w:type="dxa"/>
-              <w:end w:w="120" w:type="dxa"/>
-            </w:tcMar>
-          </w:tcPr>
-          <w:p>
-            <w:pPr>
-              <w:spacing w:after="0"/>
-            </w:pPr>
-            <w:r>
-              <w:rPr>
-                <w:sz w:val="18"/>
-              </w:rPr>
-              <w:t>Imágenes satelitales futuras</w:t>
-            </w:r>
-          </w:p>
-        </w:tc>
-        <w:tc>
-          <w:tcPr>
-            <w:tcW w:type="dxa" w:w="1814"/>
-            <w:vAlign w:val="center"/>
-            <w:tcMar>
-              <w:top w:w="80" w:type="dxa"/>
-              <w:start w:w="120" w:type="dxa"/>
-              <w:bottom w:w="80" w:type="dxa"/>
-              <w:end w:w="120" w:type="dxa"/>
-            </w:tcMar>
-          </w:tcPr>
-          <w:p>
-            <w:pPr>
-              <w:spacing w:after="0"/>
-            </w:pPr>
-            <w:r>
-              <w:rPr>
-                <w:sz w:val="18"/>
-              </w:rPr>
-              <w:t>Indicador de vigor vegetal y estrés hídrico.</w:t>
-            </w:r>
-          </w:p>
-        </w:tc>
-        <w:tc>
-          <w:tcPr>
-            <w:tcW w:type="dxa" w:w="1814"/>
-            <w:vAlign w:val="center"/>
-            <w:tcMar>
-              <w:top w:w="80" w:type="dxa"/>
-              <w:start w:w="120" w:type="dxa"/>
-              <w:bottom w:w="80" w:type="dxa"/>
-              <w:end w:w="120" w:type="dxa"/>
-            </w:tcMar>
-          </w:tcPr>
-          <w:p>
-            <w:pPr>
-              <w:spacing w:after="0"/>
-            </w:pPr>
-            <w:r>
-              <w:rPr>
-                <w:sz w:val="18"/>
-              </w:rPr>
-              <w:t>Futuro</w:t>
-            </w:r>
-          </w:p>
-        </w:tc>
-      </w:tr>
-      <w:tr>
-        <w:tc>
-          <w:tcPr>
-            <w:tcW w:type="dxa" w:w="1814"/>
-            <w:vAlign w:val="center"/>
-            <w:tcMar>
-              <w:top w:w="80" w:type="dxa"/>
-              <w:start w:w="120" w:type="dxa"/>
-              <w:bottom w:w="80" w:type="dxa"/>
-              <w:end w:w="120" w:type="dxa"/>
-            </w:tcMar>
-          </w:tcPr>
-          <w:p>
-            <w:pPr>
-              <w:spacing w:after="0"/>
-            </w:pPr>
-            <w:r>
-              <w:rPr>
-                <w:sz w:val="18"/>
-              </w:rPr>
-              <w:t>Cultivo</w:t>
-            </w:r>
-          </w:p>
-        </w:tc>
-        <w:tc>
-          <w:tcPr>
-            <w:tcW w:type="dxa" w:w="1814"/>
-            <w:vAlign w:val="center"/>
-            <w:tcMar>
-              <w:top w:w="80" w:type="dxa"/>
-              <w:start w:w="120" w:type="dxa"/>
-              <w:bottom w:w="80" w:type="dxa"/>
-              <w:end w:w="120" w:type="dxa"/>
-            </w:tcMar>
-          </w:tcPr>
-          <w:p>
-            <w:pPr>
-              <w:spacing w:after="0"/>
-            </w:pPr>
-            <w:r>
-              <w:rPr>
-                <w:sz w:val="18"/>
-              </w:rPr>
-              <w:t>Absorción/respuesta real del cultivo</w:t>
-            </w:r>
-          </w:p>
-        </w:tc>
-        <w:tc>
-          <w:tcPr>
-            <w:tcW w:type="dxa" w:w="1814"/>
-            <w:vAlign w:val="center"/>
-            <w:tcMar>
-              <w:top w:w="80" w:type="dxa"/>
-              <w:start w:w="120" w:type="dxa"/>
-              <w:bottom w:w="80" w:type="dxa"/>
-              <w:end w:w="120" w:type="dxa"/>
-            </w:tcMar>
-          </w:tcPr>
-          <w:p>
-            <w:pPr>
-              <w:spacing w:after="0"/>
-            </w:pPr>
-            <w:r>
-              <w:rPr>
-                <w:sz w:val="18"/>
-              </w:rPr>
-              <w:t>Sensores/campo futuro</w:t>
-            </w:r>
-          </w:p>
-        </w:tc>
-        <w:tc>
-          <w:tcPr>
-            <w:tcW w:type="dxa" w:w="1814"/>
-            <w:vAlign w:val="center"/>
-            <w:tcMar>
-              <w:top w:w="80" w:type="dxa"/>
-              <w:start w:w="120" w:type="dxa"/>
-              <w:bottom w:w="80" w:type="dxa"/>
-              <w:end w:w="120" w:type="dxa"/>
-            </w:tcMar>
-          </w:tcPr>
-          <w:p>
-            <w:pPr>
-              <w:spacing w:after="0"/>
-            </w:pPr>
-            <w:r>
-              <w:rPr>
-                <w:sz w:val="18"/>
-              </w:rPr>
-              <w:t>Calibraría el modelo con respuesta medida.</w:t>
-            </w:r>
-          </w:p>
-        </w:tc>
-        <w:tc>
-          <w:tcPr>
-            <w:tcW w:type="dxa" w:w="1814"/>
-            <w:vAlign w:val="center"/>
-            <w:tcMar>
-              <w:top w:w="80" w:type="dxa"/>
-              <w:start w:w="120" w:type="dxa"/>
-              <w:bottom w:w="80" w:type="dxa"/>
-              <w:end w:w="120" w:type="dxa"/>
-            </w:tcMar>
-          </w:tcPr>
-          <w:p>
-            <w:pPr>
-              <w:spacing w:after="0"/>
-            </w:pPr>
-            <w:r>
-              <w:rPr>
-                <w:sz w:val="18"/>
-              </w:rPr>
-              <w:t>Futuro</w:t>
-            </w:r>
-          </w:p>
-        </w:tc>
-      </w:tr>
-      <w:tr>
-        <w:tc>
-          <w:tcPr>
-            <w:tcW w:type="dxa" w:w="1814"/>
-            <w:vAlign w:val="center"/>
-            <w:tcMar>
-              <w:top w:w="80" w:type="dxa"/>
-              <w:start w:w="120" w:type="dxa"/>
-              <w:bottom w:w="80" w:type="dxa"/>
-              <w:end w:w="120" w:type="dxa"/>
-            </w:tcMar>
-          </w:tcPr>
-          <w:p>
-            <w:pPr>
-              <w:spacing w:after="0"/>
-            </w:pPr>
-            <w:r>
-              <w:rPr>
-                <w:sz w:val="18"/>
-              </w:rPr>
-              <w:t>Parcela</w:t>
-            </w:r>
-          </w:p>
-        </w:tc>
-        <w:tc>
-          <w:tcPr>
-            <w:tcW w:type="dxa" w:w="1814"/>
-            <w:vAlign w:val="center"/>
-            <w:tcMar>
-              <w:top w:w="80" w:type="dxa"/>
-              <w:start w:w="120" w:type="dxa"/>
-              <w:bottom w:w="80" w:type="dxa"/>
-              <w:end w:w="120" w:type="dxa"/>
-            </w:tcMar>
-          </w:tcPr>
-          <w:p>
-            <w:pPr>
-              <w:spacing w:after="0"/>
-            </w:pPr>
-            <w:r>
-              <w:rPr>
-                <w:sz w:val="18"/>
-              </w:rPr>
-              <w:t>Superficie m2</w:t>
-            </w:r>
-          </w:p>
-        </w:tc>
-        <w:tc>
-          <w:tcPr>
-            <w:tcW w:type="dxa" w:w="1814"/>
-            <w:vAlign w:val="center"/>
-            <w:tcMar>
-              <w:top w:w="80" w:type="dxa"/>
-              <w:start w:w="120" w:type="dxa"/>
-              <w:bottom w:w="80" w:type="dxa"/>
-              <w:end w:w="120" w:type="dxa"/>
-            </w:tcMar>
-          </w:tcPr>
-          <w:p>
-            <w:pPr>
-              <w:spacing w:after="0"/>
-            </w:pPr>
-            <w:r>
-              <w:rPr>
-                <w:sz w:val="18"/>
-              </w:rPr>
-              <w:t>Entrada del usuario</w:t>
-            </w:r>
-          </w:p>
-        </w:tc>
-        <w:tc>
-          <w:tcPr>
-            <w:tcW w:type="dxa" w:w="1814"/>
-            <w:vAlign w:val="center"/>
-            <w:tcMar>
-              <w:top w:w="80" w:type="dxa"/>
-              <w:start w:w="120" w:type="dxa"/>
-              <w:bottom w:w="80" w:type="dxa"/>
-              <w:end w:w="120" w:type="dxa"/>
-            </w:tcMar>
-          </w:tcPr>
-          <w:p>
-            <w:pPr>
-              <w:spacing w:after="0"/>
-            </w:pPr>
-            <w:r>
-              <w:rPr>
-                <w:sz w:val="18"/>
-              </w:rPr>
-              <w:t>Convierte milímetros de riego en litros totales para la parcela.</w:t>
-            </w:r>
-          </w:p>
-        </w:tc>
-        <w:tc>
-          <w:tcPr>
-            <w:tcW w:type="dxa" w:w="1814"/>
-            <w:vAlign w:val="center"/>
-            <w:tcMar>
-              <w:top w:w="80" w:type="dxa"/>
-              <w:start w:w="120" w:type="dxa"/>
-              <w:bottom w:w="80" w:type="dxa"/>
-              <w:end w:w="120" w:type="dxa"/>
-            </w:tcMar>
-          </w:tcPr>
-          <w:p>
-            <w:pPr>
-              <w:spacing w:after="0"/>
-            </w:pPr>
-            <w:r>
-              <w:rPr>
-                <w:sz w:val="18"/>
-              </w:rPr>
-              <w:t>Implementada</w:t>
-            </w:r>
-          </w:p>
-        </w:tc>
-      </w:tr>
-      <w:tr>
-        <w:tc>
-          <w:tcPr>
-            <w:tcW w:type="dxa" w:w="1814"/>
-            <w:vAlign w:val="center"/>
-            <w:tcMar>
-              <w:top w:w="80" w:type="dxa"/>
-              <w:start w:w="120" w:type="dxa"/>
-              <w:bottom w:w="80" w:type="dxa"/>
-              <w:end w:w="120" w:type="dxa"/>
-            </w:tcMar>
-          </w:tcPr>
-          <w:p>
-            <w:pPr>
-              <w:spacing w:after="0"/>
-            </w:pPr>
-            <w:r>
-              <w:rPr>
-                <w:sz w:val="18"/>
-              </w:rPr>
-              <w:t>Riego</w:t>
-            </w:r>
-          </w:p>
-        </w:tc>
-        <w:tc>
-          <w:tcPr>
-            <w:tcW w:type="dxa" w:w="1814"/>
-            <w:vAlign w:val="center"/>
-            <w:tcMar>
-              <w:top w:w="80" w:type="dxa"/>
-              <w:start w:w="120" w:type="dxa"/>
-              <w:bottom w:w="80" w:type="dxa"/>
-              <w:end w:w="120" w:type="dxa"/>
-            </w:tcMar>
-          </w:tcPr>
-          <w:p>
-            <w:pPr>
-              <w:spacing w:after="0"/>
-            </w:pPr>
-            <w:r>
-              <w:rPr>
-                <w:sz w:val="18"/>
-              </w:rPr>
-              <w:t>Eficiencia de riego</w:t>
-            </w:r>
-          </w:p>
-        </w:tc>
-        <w:tc>
-          <w:tcPr>
-            <w:tcW w:type="dxa" w:w="1814"/>
-            <w:vAlign w:val="center"/>
-            <w:tcMar>
-              <w:top w:w="80" w:type="dxa"/>
-              <w:start w:w="120" w:type="dxa"/>
-              <w:bottom w:w="80" w:type="dxa"/>
-              <w:end w:w="120" w:type="dxa"/>
-            </w:tcMar>
-          </w:tcPr>
-          <w:p>
-            <w:pPr>
-              <w:spacing w:after="0"/>
-            </w:pPr>
-            <w:r>
-              <w:rPr>
-                <w:sz w:val="18"/>
-              </w:rPr>
-              <w:t>Entrada del usuario</w:t>
-            </w:r>
-          </w:p>
-        </w:tc>
-        <w:tc>
-          <w:tcPr>
-            <w:tcW w:type="dxa" w:w="1814"/>
-            <w:vAlign w:val="center"/>
-            <w:tcMar>
-              <w:top w:w="80" w:type="dxa"/>
-              <w:start w:w="120" w:type="dxa"/>
-              <w:bottom w:w="80" w:type="dxa"/>
-              <w:end w:w="120" w:type="dxa"/>
-            </w:tcMar>
-          </w:tcPr>
-          <w:p>
-            <w:pPr>
-              <w:spacing w:after="0"/>
-            </w:pPr>
-            <w:r>
-              <w:rPr>
-                <w:sz w:val="18"/>
-              </w:rPr>
-              <w:t>Convierte riego neto en riego bruto.</w:t>
-            </w:r>
-          </w:p>
-        </w:tc>
-        <w:tc>
-          <w:tcPr>
-            <w:tcW w:type="dxa" w:w="1814"/>
-            <w:vAlign w:val="center"/>
-            <w:tcMar>
-              <w:top w:w="80" w:type="dxa"/>
-              <w:start w:w="120" w:type="dxa"/>
-              <w:bottom w:w="80" w:type="dxa"/>
-              <w:end w:w="120" w:type="dxa"/>
-            </w:tcMar>
-          </w:tcPr>
-          <w:p>
-            <w:pPr>
-              <w:spacing w:after="0"/>
-            </w:pPr>
-            <w:r>
-              <w:rPr>
-                <w:sz w:val="18"/>
-              </w:rPr>
-              <w:t>Implementada</w:t>
-            </w:r>
-          </w:p>
-        </w:tc>
-      </w:tr>
-      <w:tr>
-        <w:tc>
-          <w:tcPr>
-            <w:tcW w:type="dxa" w:w="1814"/>
-            <w:vAlign w:val="center"/>
-            <w:tcMar>
-              <w:top w:w="80" w:type="dxa"/>
-              <w:start w:w="120" w:type="dxa"/>
-              <w:bottom w:w="80" w:type="dxa"/>
-              <w:end w:w="120" w:type="dxa"/>
-            </w:tcMar>
-          </w:tcPr>
-          <w:p>
-            <w:pPr>
-              <w:spacing w:after="0"/>
-            </w:pPr>
-            <w:r>
-              <w:rPr>
-                <w:sz w:val="18"/>
-              </w:rPr>
-              <w:t>Riego</w:t>
-            </w:r>
-          </w:p>
-        </w:tc>
-        <w:tc>
-          <w:tcPr>
-            <w:tcW w:type="dxa" w:w="1814"/>
-            <w:vAlign w:val="center"/>
-            <w:tcMar>
-              <w:top w:w="80" w:type="dxa"/>
-              <w:start w:w="120" w:type="dxa"/>
-              <w:bottom w:w="80" w:type="dxa"/>
-              <w:end w:w="120" w:type="dxa"/>
-            </w:tcMar>
-          </w:tcPr>
-          <w:p>
-            <w:pPr>
-              <w:spacing w:after="0"/>
-            </w:pPr>
-            <w:r>
-              <w:rPr>
-                <w:sz w:val="18"/>
-              </w:rPr>
-              <w:t>Ratio de lluvia efectiva</w:t>
-            </w:r>
-          </w:p>
-        </w:tc>
-        <w:tc>
-          <w:tcPr>
-            <w:tcW w:type="dxa" w:w="1814"/>
-            <w:vAlign w:val="center"/>
-            <w:tcMar>
-              <w:top w:w="80" w:type="dxa"/>
-              <w:start w:w="120" w:type="dxa"/>
-              <w:bottom w:w="80" w:type="dxa"/>
-              <w:end w:w="120" w:type="dxa"/>
-            </w:tcMar>
-          </w:tcPr>
-          <w:p>
-            <w:pPr>
-              <w:spacing w:after="0"/>
-            </w:pPr>
-            <w:r>
-              <w:rPr>
-                <w:sz w:val="18"/>
-              </w:rPr>
-              <w:t>Entrada del usuario</w:t>
-            </w:r>
-          </w:p>
-        </w:tc>
-        <w:tc>
-          <w:tcPr>
-            <w:tcW w:type="dxa" w:w="1814"/>
-            <w:vAlign w:val="center"/>
-            <w:tcMar>
-              <w:top w:w="80" w:type="dxa"/>
-              <w:start w:w="120" w:type="dxa"/>
-              <w:bottom w:w="80" w:type="dxa"/>
-              <w:end w:w="120" w:type="dxa"/>
-            </w:tcMar>
-          </w:tcPr>
-          <w:p>
-            <w:pPr>
-              <w:spacing w:after="0"/>
-            </w:pPr>
-            <w:r>
-              <w:rPr>
-                <w:sz w:val="18"/>
-              </w:rPr>
-              <w:t>Define qué parte de la lluvia reduce el riego.</w:t>
-            </w:r>
-          </w:p>
-        </w:tc>
-        <w:tc>
-          <w:tcPr>
-            <w:tcW w:type="dxa" w:w="1814"/>
-            <w:vAlign w:val="center"/>
-            <w:tcMar>
-              <w:top w:w="80" w:type="dxa"/>
-              <w:start w:w="120" w:type="dxa"/>
-              <w:bottom w:w="80" w:type="dxa"/>
-              <w:end w:w="120" w:type="dxa"/>
-            </w:tcMar>
-          </w:tcPr>
-          <w:p>
-            <w:pPr>
-              <w:spacing w:after="0"/>
-            </w:pPr>
-            <w:r>
-              <w:rPr>
-                <w:sz w:val="18"/>
-              </w:rPr>
-              <w:t>Implementada</w:t>
-            </w:r>
-          </w:p>
-        </w:tc>
-      </w:tr>
-      <w:tr>
-        <w:tc>
-          <w:tcPr>
-            <w:tcW w:type="dxa" w:w="1814"/>
-            <w:vAlign w:val="center"/>
-            <w:tcMar>
-              <w:top w:w="80" w:type="dxa"/>
-              <w:start w:w="120" w:type="dxa"/>
-              <w:bottom w:w="80" w:type="dxa"/>
-              <w:end w:w="120" w:type="dxa"/>
-            </w:tcMar>
-          </w:tcPr>
-          <w:p>
-            <w:pPr>
-              <w:spacing w:after="0"/>
-            </w:pPr>
-            <w:r>
-              <w:rPr>
-                <w:sz w:val="18"/>
-              </w:rPr>
-              <w:t>Resultado</w:t>
-            </w:r>
-          </w:p>
-        </w:tc>
-        <w:tc>
-          <w:tcPr>
-            <w:tcW w:type="dxa" w:w="1814"/>
-            <w:vAlign w:val="center"/>
-            <w:tcMar>
-              <w:top w:w="80" w:type="dxa"/>
-              <w:start w:w="120" w:type="dxa"/>
-              <w:bottom w:w="80" w:type="dxa"/>
-              <w:end w:w="120" w:type="dxa"/>
-            </w:tcMar>
-          </w:tcPr>
-          <w:p>
-            <w:pPr>
-              <w:spacing w:after="0"/>
-            </w:pPr>
-            <w:r>
-              <w:rPr>
-                <w:sz w:val="18"/>
-              </w:rPr>
-              <w:t>Riego bruto mm</w:t>
-            </w:r>
-          </w:p>
-        </w:tc>
-        <w:tc>
-          <w:tcPr>
-            <w:tcW w:type="dxa" w:w="1814"/>
-            <w:vAlign w:val="center"/>
-            <w:tcMar>
-              <w:top w:w="80" w:type="dxa"/>
-              <w:start w:w="120" w:type="dxa"/>
-              <w:bottom w:w="80" w:type="dxa"/>
-              <w:end w:w="120" w:type="dxa"/>
-            </w:tcMar>
-          </w:tcPr>
-          <w:p>
-            <w:pPr>
-              <w:spacing w:after="0"/>
-            </w:pPr>
-            <w:r>
-              <w:rPr>
-                <w:sz w:val="18"/>
-              </w:rPr>
-              <w:t>Cálculo agronómico/ML</w:t>
-            </w:r>
-          </w:p>
-        </w:tc>
-        <w:tc>
-          <w:tcPr>
-            <w:tcW w:type="dxa" w:w="1814"/>
-            <w:vAlign w:val="center"/>
-            <w:tcMar>
-              <w:top w:w="80" w:type="dxa"/>
-              <w:start w:w="120" w:type="dxa"/>
-              <w:bottom w:w="80" w:type="dxa"/>
-              <w:end w:w="120" w:type="dxa"/>
-            </w:tcMar>
-          </w:tcPr>
-          <w:p>
-            <w:pPr>
-              <w:spacing w:after="0"/>
-            </w:pPr>
-            <w:r>
-              <w:rPr>
-                <w:sz w:val="18"/>
-              </w:rPr>
-              <w:t>Variable objetivo del modelo y lámina recomendada.</w:t>
-            </w:r>
-          </w:p>
-        </w:tc>
-        <w:tc>
-          <w:tcPr>
-            <w:tcW w:type="dxa" w:w="1814"/>
-            <w:vAlign w:val="center"/>
-            <w:tcMar>
-              <w:top w:w="80" w:type="dxa"/>
-              <w:start w:w="120" w:type="dxa"/>
-              <w:bottom w:w="80" w:type="dxa"/>
-              <w:end w:w="120" w:type="dxa"/>
-            </w:tcMar>
-          </w:tcPr>
-          <w:p>
-            <w:pPr>
-              <w:spacing w:after="0"/>
-            </w:pPr>
-            <w:r>
-              <w:rPr>
-                <w:sz w:val="18"/>
-              </w:rPr>
-              <w:t>Implementada</w:t>
-            </w:r>
-          </w:p>
-        </w:tc>
-      </w:tr>
-      <w:tr>
-        <w:tc>
-          <w:tcPr>
-            <w:tcW w:type="dxa" w:w="1814"/>
-            <w:vAlign w:val="center"/>
-            <w:tcMar>
-              <w:top w:w="80" w:type="dxa"/>
-              <w:start w:w="120" w:type="dxa"/>
-              <w:bottom w:w="80" w:type="dxa"/>
-              <w:end w:w="120" w:type="dxa"/>
-            </w:tcMar>
-          </w:tcPr>
-          <w:p>
-            <w:pPr>
-              <w:spacing w:after="0"/>
-            </w:pPr>
-            <w:r>
-              <w:rPr>
-                <w:sz w:val="18"/>
-              </w:rPr>
-              <w:t>Resultado</w:t>
-            </w:r>
-          </w:p>
-        </w:tc>
-        <w:tc>
-          <w:tcPr>
-            <w:tcW w:type="dxa" w:w="1814"/>
-            <w:vAlign w:val="center"/>
-            <w:tcMar>
-              <w:top w:w="80" w:type="dxa"/>
-              <w:start w:w="120" w:type="dxa"/>
-              <w:bottom w:w="80" w:type="dxa"/>
-              <w:end w:w="120" w:type="dxa"/>
-            </w:tcMar>
-          </w:tcPr>
-          <w:p>
-            <w:pPr>
-              <w:spacing w:after="0"/>
-            </w:pPr>
-            <w:r>
-              <w:rPr>
-                <w:sz w:val="18"/>
-              </w:rPr>
-              <w:t>Litros totales</w:t>
-            </w:r>
-          </w:p>
-        </w:tc>
-        <w:tc>
-          <w:tcPr>
-            <w:tcW w:type="dxa" w:w="1814"/>
-            <w:vAlign w:val="center"/>
-            <w:tcMar>
-              <w:top w:w="80" w:type="dxa"/>
-              <w:start w:w="120" w:type="dxa"/>
-              <w:bottom w:w="80" w:type="dxa"/>
-              <w:end w:w="120" w:type="dxa"/>
-            </w:tcMar>
-          </w:tcPr>
-          <w:p>
-            <w:pPr>
-              <w:spacing w:after="0"/>
-            </w:pPr>
-            <w:r>
-              <w:rPr>
-                <w:sz w:val="18"/>
-              </w:rPr>
-              <w:t>Cálculo a partir de mm y superficie</w:t>
-            </w:r>
-          </w:p>
-        </w:tc>
-        <w:tc>
-          <w:tcPr>
-            <w:tcW w:type="dxa" w:w="1814"/>
-            <w:vAlign w:val="center"/>
-            <w:tcMar>
-              <w:top w:w="80" w:type="dxa"/>
-              <w:start w:w="120" w:type="dxa"/>
-              <w:bottom w:w="80" w:type="dxa"/>
-              <w:end w:w="120" w:type="dxa"/>
-            </w:tcMar>
-          </w:tcPr>
-          <w:p>
-            <w:pPr>
-              <w:spacing w:after="0"/>
-            </w:pPr>
-            <w:r>
-              <w:rPr>
-                <w:sz w:val="18"/>
-              </w:rPr>
-              <w:t>Agua total que debe distribuirse en toda la parcela.</w:t>
-            </w:r>
-          </w:p>
-        </w:tc>
-        <w:tc>
-          <w:tcPr>
-            <w:tcW w:type="dxa" w:w="1814"/>
-            <w:vAlign w:val="center"/>
-            <w:tcMar>
-              <w:top w:w="80" w:type="dxa"/>
-              <w:start w:w="120" w:type="dxa"/>
-              <w:bottom w:w="80" w:type="dxa"/>
-              <w:end w:w="120" w:type="dxa"/>
-            </w:tcMar>
-          </w:tcPr>
-          <w:p>
-            <w:pPr>
-              <w:spacing w:after="0"/>
-            </w:pPr>
-            <w:r>
-              <w:rPr>
-                <w:sz w:val="18"/>
-              </w:rPr>
-              <w:t>Implementada</w:t>
-            </w:r>
-          </w:p>
-        </w:tc>
-      </w:tr>
-      <w:tr>
-        <w:tc>
-          <w:tcPr>
-            <w:tcW w:type="dxa" w:w="1814"/>
-            <w:vAlign w:val="center"/>
-            <w:tcMar>
-              <w:top w:w="80" w:type="dxa"/>
-              <w:start w:w="120" w:type="dxa"/>
-              <w:bottom w:w="80" w:type="dxa"/>
-              <w:end w:w="120" w:type="dxa"/>
-            </w:tcMar>
-          </w:tcPr>
-          <w:p>
-            <w:pPr>
-              <w:spacing w:after="0"/>
-            </w:pPr>
-            <w:r>
-              <w:rPr>
-                <w:sz w:val="18"/>
-              </w:rPr>
-              <w:t>Resultado</w:t>
-            </w:r>
-          </w:p>
-        </w:tc>
-        <w:tc>
-          <w:tcPr>
-            <w:tcW w:type="dxa" w:w="1814"/>
-            <w:vAlign w:val="center"/>
-            <w:tcMar>
-              <w:top w:w="80" w:type="dxa"/>
-              <w:start w:w="120" w:type="dxa"/>
-              <w:bottom w:w="80" w:type="dxa"/>
-              <w:end w:w="120" w:type="dxa"/>
-            </w:tcMar>
-          </w:tcPr>
-          <w:p>
-            <w:pPr>
-              <w:spacing w:after="0"/>
-            </w:pPr>
-            <w:r>
-              <w:rPr>
-                <w:sz w:val="18"/>
-              </w:rPr>
-              <w:t>Litros por planta</w:t>
-            </w:r>
-          </w:p>
-        </w:tc>
-        <w:tc>
-          <w:tcPr>
-            <w:tcW w:type="dxa" w:w="1814"/>
-            <w:vAlign w:val="center"/>
-            <w:tcMar>
-              <w:top w:w="80" w:type="dxa"/>
-              <w:start w:w="120" w:type="dxa"/>
-              <w:bottom w:w="80" w:type="dxa"/>
-              <w:end w:w="120" w:type="dxa"/>
-            </w:tcMar>
-          </w:tcPr>
-          <w:p>
-            <w:pPr>
-              <w:spacing w:after="0"/>
-            </w:pPr>
-            <w:r>
-              <w:rPr>
-                <w:sz w:val="18"/>
-              </w:rPr>
-              <w:t>Cálculo a partir de mm y marco</w:t>
-            </w:r>
-          </w:p>
-        </w:tc>
-        <w:tc>
-          <w:tcPr>
-            <w:tcW w:type="dxa" w:w="1814"/>
-            <w:vAlign w:val="center"/>
-            <w:tcMar>
-              <w:top w:w="80" w:type="dxa"/>
-              <w:start w:w="120" w:type="dxa"/>
-              <w:bottom w:w="80" w:type="dxa"/>
-              <w:end w:w="120" w:type="dxa"/>
-            </w:tcMar>
-          </w:tcPr>
-          <w:p>
-            <w:pPr>
-              <w:spacing w:after="0"/>
-            </w:pPr>
-            <w:r>
-              <w:rPr>
-                <w:sz w:val="18"/>
-              </w:rPr>
-              <w:t>Dosis media diaria por planta.</w:t>
-            </w:r>
-          </w:p>
-        </w:tc>
-        <w:tc>
-          <w:tcPr>
-            <w:tcW w:type="dxa" w:w="1814"/>
-            <w:vAlign w:val="center"/>
-            <w:tcMar>
-              <w:top w:w="80" w:type="dxa"/>
-              <w:start w:w="120" w:type="dxa"/>
-              <w:bottom w:w="80" w:type="dxa"/>
-              <w:end w:w="120" w:type="dxa"/>
-            </w:tcMar>
-          </w:tcPr>
-          <w:p>
-            <w:pPr>
-              <w:spacing w:after="0"/>
-            </w:pPr>
-            <w:r>
-              <w:rPr>
-                <w:sz w:val="18"/>
-              </w:rPr>
-              <w:t>Implementada</w:t>
+            <w:tcW w:type="dxa" w:w="3024"/>
+            <w:vAlign w:val="center"/>
+            <w:tcMar>
+              <w:top w:w="80" w:type="dxa"/>
+              <w:start w:w="120" w:type="dxa"/>
+              <w:bottom w:w="80" w:type="dxa"/>
+              <w:end w:w="120" w:type="dxa"/>
+            </w:tcMar>
+          </w:tcPr>
+          <w:p>
+            <w:pPr>
+              <w:spacing w:after="0"/>
+            </w:pPr>
+            <w:r>
+              <w:rPr>
+                <w:sz w:val="18"/>
+              </w:rPr>
+              <w:t>Perfil del cultivo</w:t>
+            </w:r>
+          </w:p>
+        </w:tc>
+        <w:tc>
+          <w:tcPr>
+            <w:tcW w:type="dxa" w:w="3024"/>
+            <w:vAlign w:val="center"/>
+            <w:tcMar>
+              <w:top w:w="80" w:type="dxa"/>
+              <w:start w:w="120" w:type="dxa"/>
+              <w:bottom w:w="80" w:type="dxa"/>
+              <w:end w:w="120" w:type="dxa"/>
+            </w:tcMar>
+          </w:tcPr>
+          <w:p>
+            <w:pPr>
+              <w:spacing w:after="0"/>
+            </w:pPr>
+            <w:r>
+              <w:rPr>
+                <w:sz w:val="18"/>
+              </w:rPr>
+              <w:t>Convierte la lámina de riego en litros medios por planta.</w:t>
             </w:r>
           </w:p>
         </w:tc>
@@ -7405,17 +4858,27 @@
         <w:spacing w:after="120"/>
       </w:pPr>
       <w:r>
-        <w:t xml:space="preserve">La superficie de la parcela no modifica la lámina </w:t>
+        <w:t>El cálculo estándar sigue esta secuencia:</w:t>
       </w:r>
+    </w:p>
+    <w:p>
+      <w:pPr/>
       <w:r>
         <w:rPr>
           <w:rFonts w:ascii="Consolas" w:hAnsi="Consolas"/>
-          <w:sz w:val="18"/>
+          <w:sz w:val="16"/>
         </w:rPr>
-        <w:t>riego_bruto_mm</w:t>
-      </w:r>
-      <w:r>
-        <w:t>, porque una lámina de 1 mm equivale a 1 L/m2. Su función es convertir la recomendación en litros totales para el cliente. Por ello, el modelo ML predice milímetros y la aplicación transforma después esa predicción en litros según las dimensiones introducidas.</w:t>
+        <w:t>ETc = ET0 * Kc</w:t>
+        <w:br/>
+        <w:t>lluvia_efectiva = lluvia * porcentaje_lluvia_efectiva</w:t>
+        <w:br/>
+        <w:t>riego_neto = max(0, ETc - lluvia_efectiva)</w:t>
+        <w:br/>
+        <w:t>riego_bruto = riego_neto / eficiencia_riego</w:t>
+        <w:br/>
+        <w:t>litros_totales = riego_bruto * superficie_m2</w:t>
+        <w:br/>
+        <w:t>litros_por_planta = riego_bruto * marco_m2_por_planta</w:t>
       </w:r>
     </w:p>
     <w:p>
@@ -7423,7 +4886,7 @@
         <w:spacing w:after="120"/>
       </w:pPr>
       <w:r>
-        <w:t>Las variables marcadas como futuras no se han usado para producir resultados del prototipo. Se mantienen en la memoria porque forman parte de la arquitectura objetivo con IoT, BigQuery y mejora del modelo predictivo.</w:t>
+        <w:t>El tipo de suelo y la humedad volumétrica inicial no forman parte del cálculo diario estándar. Solo se aplican si se activa la opción de calcular un primer riego hasta capacidad de campo. Por eso se consideran variables auxiliares, no variables principales del servicio.</w:t>
       </w:r>
     </w:p>
     <w:p>
@@ -17345,7 +14808,7 @@
         <w:pStyle w:val="Heading2"/>
       </w:pPr>
       <w:r>
-        <w:t>Anexo B. Variables exportables y variables ML</w:t>
+        <w:t>Anexo B. Variables mínimas del cálculo</w:t>
       </w:r>
     </w:p>
     <w:p>
@@ -17353,7 +14816,7 @@
         <w:spacing w:after="120"/>
       </w:pPr>
       <w:r>
-        <w:t>El dataset exportable contiene más columnas que las usadas directamente por el modelo. Esto es intencionado: unas columnas sirven para trazabilidad, otras para cálculo agronómico y otras para entrenamiento.</w:t>
+        <w:t>El cálculo principal no necesita información hidráulica de goteros ni sensores no integrados. Las variables mínimas que explican el resultado son las siguientes:</w:t>
       </w:r>
     </w:p>
     <w:tbl>
@@ -17365,14 +14828,13 @@
         <w:tblLook w:firstColumn="1" w:firstRow="1" w:lastColumn="0" w:lastRow="0" w:noHBand="0" w:noVBand="1" w:val="04A0"/>
       </w:tblPr>
       <w:tblGrid>
-        <w:gridCol w:w="3024"/>
-        <w:gridCol w:w="3024"/>
-        <w:gridCol w:w="3024"/>
+        <w:gridCol w:w="4536"/>
+        <w:gridCol w:w="4536"/>
       </w:tblGrid>
       <w:tr>
         <w:tc>
           <w:tcPr>
-            <w:tcW w:type="dxa" w:w="3024"/>
+            <w:tcW w:type="dxa" w:w="4536"/>
             <w:vAlign w:val="center"/>
             <w:tcMar>
               <w:top w:w="80" w:type="dxa"/>
@@ -17397,7 +14859,7 @@
         </w:tc>
         <w:tc>
           <w:tcPr>
-            <w:tcW w:type="dxa" w:w="3024"/>
+            <w:tcW w:type="dxa" w:w="4536"/>
             <w:vAlign w:val="center"/>
             <w:tcMar>
               <w:top w:w="80" w:type="dxa"/>
@@ -17416,32 +14878,7 @@
                 <w:b/>
                 <w:sz w:val="18"/>
               </w:rPr>
-              <w:t>Tipo</w:t>
-            </w:r>
-          </w:p>
-        </w:tc>
-        <w:tc>
-          <w:tcPr>
-            <w:tcW w:type="dxa" w:w="3024"/>
-            <w:vAlign w:val="center"/>
-            <w:tcMar>
-              <w:top w:w="80" w:type="dxa"/>
-              <w:start w:w="120" w:type="dxa"/>
-              <w:bottom w:w="80" w:type="dxa"/>
-              <w:end w:w="120" w:type="dxa"/>
-            </w:tcMar>
-            <w:shd w:fill="E8EEF5"/>
-          </w:tcPr>
-          <w:p>
-            <w:pPr>
-              <w:spacing w:after="0"/>
-            </w:pPr>
-            <w:r>
-              <w:rPr>
-                <w:b/>
-                <w:sz w:val="18"/>
-              </w:rPr>
-              <w:t>Uso principal</w:t>
+              <w:t>Papel en el sistema</w:t>
             </w:r>
           </w:p>
         </w:tc>
@@ -17449,70 +14886,47 @@
       <w:tr>
         <w:tc>
           <w:tcPr>
-            <w:tcW w:type="dxa" w:w="3024"/>
-            <w:vAlign w:val="center"/>
-            <w:tcMar>
-              <w:top w:w="80" w:type="dxa"/>
-              <w:start w:w="120" w:type="dxa"/>
-              <w:bottom w:w="80" w:type="dxa"/>
-              <w:end w:w="120" w:type="dxa"/>
-            </w:tcMar>
-          </w:tcPr>
-          <w:p>
-            <w:pPr>
-              <w:spacing w:after="0"/>
-            </w:pPr>
-            <w:r>
-              <w:rPr>
-                <w:sz w:val="18"/>
-              </w:rPr>
-              <w:t>fecha</w:t>
-            </w:r>
-          </w:p>
-        </w:tc>
-        <w:tc>
-          <w:tcPr>
-            <w:tcW w:type="dxa" w:w="3024"/>
-            <w:vAlign w:val="center"/>
-            <w:tcMar>
-              <w:top w:w="80" w:type="dxa"/>
-              <w:start w:w="120" w:type="dxa"/>
-              <w:bottom w:w="80" w:type="dxa"/>
-              <w:end w:w="120" w:type="dxa"/>
-            </w:tcMar>
-          </w:tcPr>
-          <w:p>
-            <w:pPr>
-              <w:spacing w:after="0"/>
-            </w:pPr>
-            <w:r>
-              <w:rPr>
-                <w:sz w:val="18"/>
-              </w:rPr>
-              <w:t>Temporal</w:t>
-            </w:r>
-          </w:p>
-        </w:tc>
-        <w:tc>
-          <w:tcPr>
-            <w:tcW w:type="dxa" w:w="3024"/>
-            <w:vAlign w:val="center"/>
-            <w:tcMar>
-              <w:top w:w="80" w:type="dxa"/>
-              <w:start w:w="120" w:type="dxa"/>
-              <w:bottom w:w="80" w:type="dxa"/>
-              <w:end w:w="120" w:type="dxa"/>
-            </w:tcMar>
-          </w:tcPr>
-          <w:p>
-            <w:pPr>
-              <w:spacing w:after="0"/>
-            </w:pPr>
-            <w:r>
-              <w:rPr>
-                <w:sz w:val="18"/>
-              </w:rPr>
-              <w:t>Día analizado y generación de variables cíclicas day_sin y day_cos.</w:t>
+            <w:tcW w:type="dxa" w:w="4536"/>
+            <w:vAlign w:val="center"/>
+            <w:tcMar>
+              <w:top w:w="80" w:type="dxa"/>
+              <w:start w:w="120" w:type="dxa"/>
+              <w:bottom w:w="80" w:type="dxa"/>
+              <w:end w:w="120" w:type="dxa"/>
+            </w:tcMar>
+          </w:tcPr>
+          <w:p>
+            <w:pPr>
+              <w:spacing w:after="0"/>
+            </w:pPr>
+            <w:r>
+              <w:rPr>
+                <w:sz w:val="18"/>
+              </w:rPr>
+              <w:t>estacion</w:t>
+            </w:r>
+          </w:p>
+        </w:tc>
+        <w:tc>
+          <w:tcPr>
+            <w:tcW w:type="dxa" w:w="4536"/>
+            <w:vAlign w:val="center"/>
+            <w:tcMar>
+              <w:top w:w="80" w:type="dxa"/>
+              <w:start w:w="120" w:type="dxa"/>
+              <w:bottom w:w="80" w:type="dxa"/>
+              <w:end w:w="120" w:type="dxa"/>
+            </w:tcMar>
+          </w:tcPr>
+          <w:p>
+            <w:pPr>
+              <w:spacing w:after="0"/>
+            </w:pPr>
+            <w:r>
+              <w:rPr>
+                <w:sz w:val="18"/>
+              </w:rPr>
+              <w:t>Permite obtener datos climáticos de la zona seleccionada.</w:t>
             </w:r>
           </w:p>
         </w:tc>
@@ -17520,70 +14934,47 @@
       <w:tr>
         <w:tc>
           <w:tcPr>
-            <w:tcW w:type="dxa" w:w="3024"/>
-            <w:vAlign w:val="center"/>
-            <w:tcMar>
-              <w:top w:w="80" w:type="dxa"/>
-              <w:start w:w="120" w:type="dxa"/>
-              <w:bottom w:w="80" w:type="dxa"/>
-              <w:end w:w="120" w:type="dxa"/>
-            </w:tcMar>
-          </w:tcPr>
-          <w:p>
-            <w:pPr>
-              <w:spacing w:after="0"/>
-            </w:pPr>
-            <w:r>
-              <w:rPr>
-                <w:sz w:val="18"/>
-              </w:rPr>
-              <w:t>estacion</w:t>
-            </w:r>
-          </w:p>
-        </w:tc>
-        <w:tc>
-          <w:tcPr>
-            <w:tcW w:type="dxa" w:w="3024"/>
-            <w:vAlign w:val="center"/>
-            <w:tcMar>
-              <w:top w:w="80" w:type="dxa"/>
-              <w:start w:w="120" w:type="dxa"/>
-              <w:bottom w:w="80" w:type="dxa"/>
-              <w:end w:w="120" w:type="dxa"/>
-            </w:tcMar>
-          </w:tcPr>
-          <w:p>
-            <w:pPr>
-              <w:spacing w:after="0"/>
-            </w:pPr>
-            <w:r>
-              <w:rPr>
-                <w:sz w:val="18"/>
-              </w:rPr>
-              <w:t>Categórica</w:t>
-            </w:r>
-          </w:p>
-        </w:tc>
-        <w:tc>
-          <w:tcPr>
-            <w:tcW w:type="dxa" w:w="3024"/>
-            <w:vAlign w:val="center"/>
-            <w:tcMar>
-              <w:top w:w="80" w:type="dxa"/>
-              <w:start w:w="120" w:type="dxa"/>
-              <w:bottom w:w="80" w:type="dxa"/>
-              <w:end w:w="120" w:type="dxa"/>
-            </w:tcMar>
-          </w:tcPr>
-          <w:p>
-            <w:pPr>
-              <w:spacing w:after="0"/>
-            </w:pPr>
-            <w:r>
-              <w:rPr>
-                <w:sz w:val="18"/>
-              </w:rPr>
-              <w:t>Identificación de estación AEMET y entrada categórica del modelo.</w:t>
+            <w:tcW w:type="dxa" w:w="4536"/>
+            <w:vAlign w:val="center"/>
+            <w:tcMar>
+              <w:top w:w="80" w:type="dxa"/>
+              <w:start w:w="120" w:type="dxa"/>
+              <w:bottom w:w="80" w:type="dxa"/>
+              <w:end w:w="120" w:type="dxa"/>
+            </w:tcMar>
+          </w:tcPr>
+          <w:p>
+            <w:pPr>
+              <w:spacing w:after="0"/>
+            </w:pPr>
+            <w:r>
+              <w:rPr>
+                <w:sz w:val="18"/>
+              </w:rPr>
+              <w:t>fecha</w:t>
+            </w:r>
+          </w:p>
+        </w:tc>
+        <w:tc>
+          <w:tcPr>
+            <w:tcW w:type="dxa" w:w="4536"/>
+            <w:vAlign w:val="center"/>
+            <w:tcMar>
+              <w:top w:w="80" w:type="dxa"/>
+              <w:start w:w="120" w:type="dxa"/>
+              <w:bottom w:w="80" w:type="dxa"/>
+              <w:end w:w="120" w:type="dxa"/>
+            </w:tcMar>
+          </w:tcPr>
+          <w:p>
+            <w:pPr>
+              <w:spacing w:after="0"/>
+            </w:pPr>
+            <w:r>
+              <w:rPr>
+                <w:sz w:val="18"/>
+              </w:rPr>
+              <w:t>Día concreto de cálculo.</w:t>
             </w:r>
           </w:p>
         </w:tc>
@@ -17591,70 +14982,47 @@
       <w:tr>
         <w:tc>
           <w:tcPr>
-            <w:tcW w:type="dxa" w:w="3024"/>
-            <w:vAlign w:val="center"/>
-            <w:tcMar>
-              <w:top w:w="80" w:type="dxa"/>
-              <w:start w:w="120" w:type="dxa"/>
-              <w:bottom w:w="80" w:type="dxa"/>
-              <w:end w:w="120" w:type="dxa"/>
-            </w:tcMar>
-          </w:tcPr>
-          <w:p>
-            <w:pPr>
-              <w:spacing w:after="0"/>
-            </w:pPr>
-            <w:r>
-              <w:rPr>
-                <w:sz w:val="18"/>
-              </w:rPr>
-              <w:t>nombre_estacion</w:t>
-            </w:r>
-          </w:p>
-        </w:tc>
-        <w:tc>
-          <w:tcPr>
-            <w:tcW w:type="dxa" w:w="3024"/>
-            <w:vAlign w:val="center"/>
-            <w:tcMar>
-              <w:top w:w="80" w:type="dxa"/>
-              <w:start w:w="120" w:type="dxa"/>
-              <w:bottom w:w="80" w:type="dxa"/>
-              <w:end w:w="120" w:type="dxa"/>
-            </w:tcMar>
-          </w:tcPr>
-          <w:p>
-            <w:pPr>
-              <w:spacing w:after="0"/>
-            </w:pPr>
-            <w:r>
-              <w:rPr>
-                <w:sz w:val="18"/>
-              </w:rPr>
-              <w:t>Descriptiva</w:t>
-            </w:r>
-          </w:p>
-        </w:tc>
-        <w:tc>
-          <w:tcPr>
-            <w:tcW w:type="dxa" w:w="3024"/>
-            <w:vAlign w:val="center"/>
-            <w:tcMar>
-              <w:top w:w="80" w:type="dxa"/>
-              <w:start w:w="120" w:type="dxa"/>
-              <w:bottom w:w="80" w:type="dxa"/>
-              <w:end w:w="120" w:type="dxa"/>
-            </w:tcMar>
-          </w:tcPr>
-          <w:p>
-            <w:pPr>
-              <w:spacing w:after="0"/>
-            </w:pPr>
-            <w:r>
-              <w:rPr>
-                <w:sz w:val="18"/>
-              </w:rPr>
-              <w:t>Trazabilidad del origen del dato.</w:t>
+            <w:tcW w:type="dxa" w:w="4536"/>
+            <w:vAlign w:val="center"/>
+            <w:tcMar>
+              <w:top w:w="80" w:type="dxa"/>
+              <w:start w:w="120" w:type="dxa"/>
+              <w:bottom w:w="80" w:type="dxa"/>
+              <w:end w:w="120" w:type="dxa"/>
+            </w:tcMar>
+          </w:tcPr>
+          <w:p>
+            <w:pPr>
+              <w:spacing w:after="0"/>
+            </w:pPr>
+            <w:r>
+              <w:rPr>
+                <w:sz w:val="18"/>
+              </w:rPr>
+              <w:t>et0_mm</w:t>
+            </w:r>
+          </w:p>
+        </w:tc>
+        <w:tc>
+          <w:tcPr>
+            <w:tcW w:type="dxa" w:w="4536"/>
+            <w:vAlign w:val="center"/>
+            <w:tcMar>
+              <w:top w:w="80" w:type="dxa"/>
+              <w:start w:w="120" w:type="dxa"/>
+              <w:bottom w:w="80" w:type="dxa"/>
+              <w:end w:w="120" w:type="dxa"/>
+            </w:tcMar>
+          </w:tcPr>
+          <w:p>
+            <w:pPr>
+              <w:spacing w:after="0"/>
+            </w:pPr>
+            <w:r>
+              <w:rPr>
+                <w:sz w:val="18"/>
+              </w:rPr>
+              <w:t>Evapotranspiración de referencia diaria.</w:t>
             </w:r>
           </w:p>
         </w:tc>
@@ -17662,70 +15030,47 @@
       <w:tr>
         <w:tc>
           <w:tcPr>
-            <w:tcW w:type="dxa" w:w="3024"/>
-            <w:vAlign w:val="center"/>
-            <w:tcMar>
-              <w:top w:w="80" w:type="dxa"/>
-              <w:start w:w="120" w:type="dxa"/>
-              <w:bottom w:w="80" w:type="dxa"/>
-              <w:end w:w="120" w:type="dxa"/>
-            </w:tcMar>
-          </w:tcPr>
-          <w:p>
-            <w:pPr>
-              <w:spacing w:after="0"/>
-            </w:pPr>
-            <w:r>
-              <w:rPr>
-                <w:sz w:val="18"/>
-              </w:rPr>
-              <w:t>provincia</w:t>
-            </w:r>
-          </w:p>
-        </w:tc>
-        <w:tc>
-          <w:tcPr>
-            <w:tcW w:type="dxa" w:w="3024"/>
-            <w:vAlign w:val="center"/>
-            <w:tcMar>
-              <w:top w:w="80" w:type="dxa"/>
-              <w:start w:w="120" w:type="dxa"/>
-              <w:bottom w:w="80" w:type="dxa"/>
-              <w:end w:w="120" w:type="dxa"/>
-            </w:tcMar>
-          </w:tcPr>
-          <w:p>
-            <w:pPr>
-              <w:spacing w:after="0"/>
-            </w:pPr>
-            <w:r>
-              <w:rPr>
-                <w:sz w:val="18"/>
-              </w:rPr>
-              <w:t>Categórica</w:t>
-            </w:r>
-          </w:p>
-        </w:tc>
-        <w:tc>
-          <w:tcPr>
-            <w:tcW w:type="dxa" w:w="3024"/>
-            <w:vAlign w:val="center"/>
-            <w:tcMar>
-              <w:top w:w="80" w:type="dxa"/>
-              <w:start w:w="120" w:type="dxa"/>
-              <w:bottom w:w="80" w:type="dxa"/>
-              <w:end w:w="120" w:type="dxa"/>
-            </w:tcMar>
-          </w:tcPr>
-          <w:p>
-            <w:pPr>
-              <w:spacing w:after="0"/>
-            </w:pPr>
-            <w:r>
-              <w:rPr>
-                <w:sz w:val="18"/>
-              </w:rPr>
-              <w:t>Búsqueda geográfica y entrada categórica del modelo.</w:t>
+            <w:tcW w:type="dxa" w:w="4536"/>
+            <w:vAlign w:val="center"/>
+            <w:tcMar>
+              <w:top w:w="80" w:type="dxa"/>
+              <w:start w:w="120" w:type="dxa"/>
+              <w:bottom w:w="80" w:type="dxa"/>
+              <w:end w:w="120" w:type="dxa"/>
+            </w:tcMar>
+          </w:tcPr>
+          <w:p>
+            <w:pPr>
+              <w:spacing w:after="0"/>
+            </w:pPr>
+            <w:r>
+              <w:rPr>
+                <w:sz w:val="18"/>
+              </w:rPr>
+              <w:t>lluvia_mm</w:t>
+            </w:r>
+          </w:p>
+        </w:tc>
+        <w:tc>
+          <w:tcPr>
+            <w:tcW w:type="dxa" w:w="4536"/>
+            <w:vAlign w:val="center"/>
+            <w:tcMar>
+              <w:top w:w="80" w:type="dxa"/>
+              <w:start w:w="120" w:type="dxa"/>
+              <w:bottom w:w="80" w:type="dxa"/>
+              <w:end w:w="120" w:type="dxa"/>
+            </w:tcMar>
+          </w:tcPr>
+          <w:p>
+            <w:pPr>
+              <w:spacing w:after="0"/>
+            </w:pPr>
+            <w:r>
+              <w:rPr>
+                <w:sz w:val="18"/>
+              </w:rPr>
+              <w:t>Precipitación diaria registrada.</w:t>
             </w:r>
           </w:p>
         </w:tc>
@@ -17733,7 +15078,7 @@
       <w:tr>
         <w:tc>
           <w:tcPr>
-            <w:tcW w:type="dxa" w:w="3024"/>
+            <w:tcW w:type="dxa" w:w="4536"/>
             <w:vAlign w:val="center"/>
             <w:tcMar>
               <w:top w:w="80" w:type="dxa"/>
@@ -17756,47 +15101,24 @@
         </w:tc>
         <w:tc>
           <w:tcPr>
-            <w:tcW w:type="dxa" w:w="3024"/>
-            <w:vAlign w:val="center"/>
-            <w:tcMar>
-              <w:top w:w="80" w:type="dxa"/>
-              <w:start w:w="120" w:type="dxa"/>
-              <w:bottom w:w="80" w:type="dxa"/>
-              <w:end w:w="120" w:type="dxa"/>
-            </w:tcMar>
-          </w:tcPr>
-          <w:p>
-            <w:pPr>
-              <w:spacing w:after="0"/>
-            </w:pPr>
-            <w:r>
-              <w:rPr>
-                <w:sz w:val="18"/>
-              </w:rPr>
-              <w:t>Categórica</w:t>
-            </w:r>
-          </w:p>
-        </w:tc>
-        <w:tc>
-          <w:tcPr>
-            <w:tcW w:type="dxa" w:w="3024"/>
-            <w:vAlign w:val="center"/>
-            <w:tcMar>
-              <w:top w:w="80" w:type="dxa"/>
-              <w:start w:w="120" w:type="dxa"/>
-              <w:bottom w:w="80" w:type="dxa"/>
-              <w:end w:w="120" w:type="dxa"/>
-            </w:tcMar>
-          </w:tcPr>
-          <w:p>
-            <w:pPr>
-              <w:spacing w:after="0"/>
-            </w:pPr>
-            <w:r>
-              <w:rPr>
-                <w:sz w:val="18"/>
-              </w:rPr>
-              <w:t>Entrada del modelo y selección de perfil agronómico.</w:t>
+            <w:tcW w:type="dxa" w:w="4536"/>
+            <w:vAlign w:val="center"/>
+            <w:tcMar>
+              <w:top w:w="80" w:type="dxa"/>
+              <w:start w:w="120" w:type="dxa"/>
+              <w:bottom w:w="80" w:type="dxa"/>
+              <w:end w:w="120" w:type="dxa"/>
+            </w:tcMar>
+          </w:tcPr>
+          <w:p>
+            <w:pPr>
+              <w:spacing w:after="0"/>
+            </w:pPr>
+            <w:r>
+              <w:rPr>
+                <w:sz w:val="18"/>
+              </w:rPr>
+              <w:t>Selecciona el perfil agronómico.</w:t>
             </w:r>
           </w:p>
         </w:tc>
@@ -17804,7 +15126,7 @@
       <w:tr>
         <w:tc>
           <w:tcPr>
-            <w:tcW w:type="dxa" w:w="3024"/>
+            <w:tcW w:type="dxa" w:w="4536"/>
             <w:vAlign w:val="center"/>
             <w:tcMar>
               <w:top w:w="80" w:type="dxa"/>
@@ -17827,47 +15149,24 @@
         </w:tc>
         <w:tc>
           <w:tcPr>
-            <w:tcW w:type="dxa" w:w="3024"/>
-            <w:vAlign w:val="center"/>
-            <w:tcMar>
-              <w:top w:w="80" w:type="dxa"/>
-              <w:start w:w="120" w:type="dxa"/>
-              <w:bottom w:w="80" w:type="dxa"/>
-              <w:end w:w="120" w:type="dxa"/>
-            </w:tcMar>
-          </w:tcPr>
-          <w:p>
-            <w:pPr>
-              <w:spacing w:after="0"/>
-            </w:pPr>
-            <w:r>
-              <w:rPr>
-                <w:sz w:val="18"/>
-              </w:rPr>
-              <w:t>Categórica</w:t>
-            </w:r>
-          </w:p>
-        </w:tc>
-        <w:tc>
-          <w:tcPr>
-            <w:tcW w:type="dxa" w:w="3024"/>
-            <w:vAlign w:val="center"/>
-            <w:tcMar>
-              <w:top w:w="80" w:type="dxa"/>
-              <w:start w:w="120" w:type="dxa"/>
-              <w:bottom w:w="80" w:type="dxa"/>
-              <w:end w:w="120" w:type="dxa"/>
-            </w:tcMar>
-          </w:tcPr>
-          <w:p>
-            <w:pPr>
-              <w:spacing w:after="0"/>
-            </w:pPr>
-            <w:r>
-              <w:rPr>
-                <w:sz w:val="18"/>
-              </w:rPr>
-              <w:t>Entrada del modelo y selección de Kc.</w:t>
+            <w:tcW w:type="dxa" w:w="4536"/>
+            <w:vAlign w:val="center"/>
+            <w:tcMar>
+              <w:top w:w="80" w:type="dxa"/>
+              <w:start w:w="120" w:type="dxa"/>
+              <w:bottom w:w="80" w:type="dxa"/>
+              <w:end w:w="120" w:type="dxa"/>
+            </w:tcMar>
+          </w:tcPr>
+          <w:p>
+            <w:pPr>
+              <w:spacing w:after="0"/>
+            </w:pPr>
+            <w:r>
+              <w:rPr>
+                <w:sz w:val="18"/>
+              </w:rPr>
+              <w:t>Selecciona el Kc aplicable.</w:t>
             </w:r>
           </w:p>
         </w:tc>
@@ -17875,70 +15174,47 @@
       <w:tr>
         <w:tc>
           <w:tcPr>
-            <w:tcW w:type="dxa" w:w="3024"/>
-            <w:vAlign w:val="center"/>
-            <w:tcMar>
-              <w:top w:w="80" w:type="dxa"/>
-              <w:start w:w="120" w:type="dxa"/>
-              <w:bottom w:w="80" w:type="dxa"/>
-              <w:end w:w="120" w:type="dxa"/>
-            </w:tcMar>
-          </w:tcPr>
-          <w:p>
-            <w:pPr>
-              <w:spacing w:after="0"/>
-            </w:pPr>
-            <w:r>
-              <w:rPr>
-                <w:sz w:val="18"/>
-              </w:rPr>
-              <w:t>suelo</w:t>
-            </w:r>
-          </w:p>
-        </w:tc>
-        <w:tc>
-          <w:tcPr>
-            <w:tcW w:type="dxa" w:w="3024"/>
-            <w:vAlign w:val="center"/>
-            <w:tcMar>
-              <w:top w:w="80" w:type="dxa"/>
-              <w:start w:w="120" w:type="dxa"/>
-              <w:bottom w:w="80" w:type="dxa"/>
-              <w:end w:w="120" w:type="dxa"/>
-            </w:tcMar>
-          </w:tcPr>
-          <w:p>
-            <w:pPr>
-              <w:spacing w:after="0"/>
-            </w:pPr>
-            <w:r>
-              <w:rPr>
-                <w:sz w:val="18"/>
-              </w:rPr>
-              <w:t>Categórica</w:t>
-            </w:r>
-          </w:p>
-        </w:tc>
-        <w:tc>
-          <w:tcPr>
-            <w:tcW w:type="dxa" w:w="3024"/>
-            <w:vAlign w:val="center"/>
-            <w:tcMar>
-              <w:top w:w="80" w:type="dxa"/>
-              <w:start w:w="120" w:type="dxa"/>
-              <w:bottom w:w="80" w:type="dxa"/>
-              <w:end w:w="120" w:type="dxa"/>
-            </w:tcMar>
-          </w:tcPr>
-          <w:p>
-            <w:pPr>
-              <w:spacing w:after="0"/>
-            </w:pPr>
-            <w:r>
-              <w:rPr>
-                <w:sz w:val="18"/>
-              </w:rPr>
-              <w:t>Entrada del modelo y selección de perfil edáfico.</w:t>
+            <w:tcW w:type="dxa" w:w="4536"/>
+            <w:vAlign w:val="center"/>
+            <w:tcMar>
+              <w:top w:w="80" w:type="dxa"/>
+              <w:start w:w="120" w:type="dxa"/>
+              <w:bottom w:w="80" w:type="dxa"/>
+              <w:end w:w="120" w:type="dxa"/>
+            </w:tcMar>
+          </w:tcPr>
+          <w:p>
+            <w:pPr>
+              <w:spacing w:after="0"/>
+            </w:pPr>
+            <w:r>
+              <w:rPr>
+                <w:sz w:val="18"/>
+              </w:rPr>
+              <w:t>kc</w:t>
+            </w:r>
+          </w:p>
+        </w:tc>
+        <w:tc>
+          <w:tcPr>
+            <w:tcW w:type="dxa" w:w="4536"/>
+            <w:vAlign w:val="center"/>
+            <w:tcMar>
+              <w:top w:w="80" w:type="dxa"/>
+              <w:start w:w="120" w:type="dxa"/>
+              <w:bottom w:w="80" w:type="dxa"/>
+              <w:end w:w="120" w:type="dxa"/>
+            </w:tcMar>
+          </w:tcPr>
+          <w:p>
+            <w:pPr>
+              <w:spacing w:after="0"/>
+            </w:pPr>
+            <w:r>
+              <w:rPr>
+                <w:sz w:val="18"/>
+              </w:rPr>
+              <w:t>Coeficiente que transforma ET0 en ETc.</w:t>
             </w:r>
           </w:p>
         </w:tc>
@@ -17946,7 +15222,7 @@
       <w:tr>
         <w:tc>
           <w:tcPr>
-            <w:tcW w:type="dxa" w:w="3024"/>
+            <w:tcW w:type="dxa" w:w="4536"/>
             <w:vAlign w:val="center"/>
             <w:tcMar>
               <w:top w:w="80" w:type="dxa"/>
@@ -17969,47 +15245,24 @@
         </w:tc>
         <w:tc>
           <w:tcPr>
-            <w:tcW w:type="dxa" w:w="3024"/>
-            <w:vAlign w:val="center"/>
-            <w:tcMar>
-              <w:top w:w="80" w:type="dxa"/>
-              <w:start w:w="120" w:type="dxa"/>
-              <w:bottom w:w="80" w:type="dxa"/>
-              <w:end w:w="120" w:type="dxa"/>
-            </w:tcMar>
-          </w:tcPr>
-          <w:p>
-            <w:pPr>
-              <w:spacing w:after="0"/>
-            </w:pPr>
-            <w:r>
-              <w:rPr>
-                <w:sz w:val="18"/>
-              </w:rPr>
-              <w:t>Numérica de servicio</w:t>
-            </w:r>
-          </w:p>
-        </w:tc>
-        <w:tc>
-          <w:tcPr>
-            <w:tcW w:type="dxa" w:w="3024"/>
-            <w:vAlign w:val="center"/>
-            <w:tcMar>
-              <w:top w:w="80" w:type="dxa"/>
-              <w:start w:w="120" w:type="dxa"/>
-              <w:bottom w:w="80" w:type="dxa"/>
-              <w:end w:w="120" w:type="dxa"/>
-            </w:tcMar>
-          </w:tcPr>
-          <w:p>
-            <w:pPr>
-              <w:spacing w:after="0"/>
-            </w:pPr>
-            <w:r>
-              <w:rPr>
-                <w:sz w:val="18"/>
-              </w:rPr>
-              <w:t>Conversión de lámina de riego a litros totales.</w:t>
+            <w:tcW w:type="dxa" w:w="4536"/>
+            <w:vAlign w:val="center"/>
+            <w:tcMar>
+              <w:top w:w="80" w:type="dxa"/>
+              <w:start w:w="120" w:type="dxa"/>
+              <w:bottom w:w="80" w:type="dxa"/>
+              <w:end w:w="120" w:type="dxa"/>
+            </w:tcMar>
+          </w:tcPr>
+          <w:p>
+            <w:pPr>
+              <w:spacing w:after="0"/>
+            </w:pPr>
+            <w:r>
+              <w:rPr>
+                <w:sz w:val="18"/>
+              </w:rPr>
+              <w:t>Convierte milímetros en litros totales.</w:t>
             </w:r>
           </w:p>
         </w:tc>
@@ -18017,70 +15270,47 @@
       <w:tr>
         <w:tc>
           <w:tcPr>
-            <w:tcW w:type="dxa" w:w="3024"/>
-            <w:vAlign w:val="center"/>
-            <w:tcMar>
-              <w:top w:w="80" w:type="dxa"/>
-              <w:start w:w="120" w:type="dxa"/>
-              <w:bottom w:w="80" w:type="dxa"/>
-              <w:end w:w="120" w:type="dxa"/>
-            </w:tcMar>
-          </w:tcPr>
-          <w:p>
-            <w:pPr>
-              <w:spacing w:after="0"/>
-            </w:pPr>
-            <w:r>
-              <w:rPr>
-                <w:sz w:val="18"/>
-              </w:rPr>
-              <w:t>et0_mm</w:t>
-            </w:r>
-          </w:p>
-        </w:tc>
-        <w:tc>
-          <w:tcPr>
-            <w:tcW w:type="dxa" w:w="3024"/>
-            <w:vAlign w:val="center"/>
-            <w:tcMar>
-              <w:top w:w="80" w:type="dxa"/>
-              <w:start w:w="120" w:type="dxa"/>
-              <w:bottom w:w="80" w:type="dxa"/>
-              <w:end w:w="120" w:type="dxa"/>
-            </w:tcMar>
-          </w:tcPr>
-          <w:p>
-            <w:pPr>
-              <w:spacing w:after="0"/>
-            </w:pPr>
-            <w:r>
-              <w:rPr>
-                <w:sz w:val="18"/>
-              </w:rPr>
-              <w:t>Numérica climática</w:t>
-            </w:r>
-          </w:p>
-        </w:tc>
-        <w:tc>
-          <w:tcPr>
-            <w:tcW w:type="dxa" w:w="3024"/>
-            <w:vAlign w:val="center"/>
-            <w:tcMar>
-              <w:top w:w="80" w:type="dxa"/>
-              <w:start w:w="120" w:type="dxa"/>
-              <w:bottom w:w="80" w:type="dxa"/>
-              <w:end w:w="120" w:type="dxa"/>
-            </w:tcMar>
-          </w:tcPr>
-          <w:p>
-            <w:pPr>
-              <w:spacing w:after="0"/>
-            </w:pPr>
-            <w:r>
-              <w:rPr>
-                <w:sz w:val="18"/>
-              </w:rPr>
-              <w:t>Entrada del cálculo y del modelo.</w:t>
+            <w:tcW w:type="dxa" w:w="4536"/>
+            <w:vAlign w:val="center"/>
+            <w:tcMar>
+              <w:top w:w="80" w:type="dxa"/>
+              <w:start w:w="120" w:type="dxa"/>
+              <w:bottom w:w="80" w:type="dxa"/>
+              <w:end w:w="120" w:type="dxa"/>
+            </w:tcMar>
+          </w:tcPr>
+          <w:p>
+            <w:pPr>
+              <w:spacing w:after="0"/>
+            </w:pPr>
+            <w:r>
+              <w:rPr>
+                <w:sz w:val="18"/>
+              </w:rPr>
+              <w:t>eficiencia_riego</w:t>
+            </w:r>
+          </w:p>
+        </w:tc>
+        <w:tc>
+          <w:tcPr>
+            <w:tcW w:type="dxa" w:w="4536"/>
+            <w:vAlign w:val="center"/>
+            <w:tcMar>
+              <w:top w:w="80" w:type="dxa"/>
+              <w:start w:w="120" w:type="dxa"/>
+              <w:bottom w:w="80" w:type="dxa"/>
+              <w:end w:w="120" w:type="dxa"/>
+            </w:tcMar>
+          </w:tcPr>
+          <w:p>
+            <w:pPr>
+              <w:spacing w:after="0"/>
+            </w:pPr>
+            <w:r>
+              <w:rPr>
+                <w:sz w:val="18"/>
+              </w:rPr>
+              <w:t>Ajusta el agua bruta que debe aplicarse.</w:t>
             </w:r>
           </w:p>
         </w:tc>
@@ -18088,70 +15318,47 @@
       <w:tr>
         <w:tc>
           <w:tcPr>
-            <w:tcW w:type="dxa" w:w="3024"/>
-            <w:vAlign w:val="center"/>
-            <w:tcMar>
-              <w:top w:w="80" w:type="dxa"/>
-              <w:start w:w="120" w:type="dxa"/>
-              <w:bottom w:w="80" w:type="dxa"/>
-              <w:end w:w="120" w:type="dxa"/>
-            </w:tcMar>
-          </w:tcPr>
-          <w:p>
-            <w:pPr>
-              <w:spacing w:after="0"/>
-            </w:pPr>
-            <w:r>
-              <w:rPr>
-                <w:sz w:val="18"/>
-              </w:rPr>
-              <w:t>lluvia_mm</w:t>
-            </w:r>
-          </w:p>
-        </w:tc>
-        <w:tc>
-          <w:tcPr>
-            <w:tcW w:type="dxa" w:w="3024"/>
-            <w:vAlign w:val="center"/>
-            <w:tcMar>
-              <w:top w:w="80" w:type="dxa"/>
-              <w:start w:w="120" w:type="dxa"/>
-              <w:bottom w:w="80" w:type="dxa"/>
-              <w:end w:w="120" w:type="dxa"/>
-            </w:tcMar>
-          </w:tcPr>
-          <w:p>
-            <w:pPr>
-              <w:spacing w:after="0"/>
-            </w:pPr>
-            <w:r>
-              <w:rPr>
-                <w:sz w:val="18"/>
-              </w:rPr>
-              <w:t>Numérica climática</w:t>
-            </w:r>
-          </w:p>
-        </w:tc>
-        <w:tc>
-          <w:tcPr>
-            <w:tcW w:type="dxa" w:w="3024"/>
-            <w:vAlign w:val="center"/>
-            <w:tcMar>
-              <w:top w:w="80" w:type="dxa"/>
-              <w:start w:w="120" w:type="dxa"/>
-              <w:bottom w:w="80" w:type="dxa"/>
-              <w:end w:w="120" w:type="dxa"/>
-            </w:tcMar>
-          </w:tcPr>
-          <w:p>
-            <w:pPr>
-              <w:spacing w:after="0"/>
-            </w:pPr>
-            <w:r>
-              <w:rPr>
-                <w:sz w:val="18"/>
-              </w:rPr>
-              <w:t>Entrada del cálculo y del modelo.</w:t>
+            <w:tcW w:type="dxa" w:w="4536"/>
+            <w:vAlign w:val="center"/>
+            <w:tcMar>
+              <w:top w:w="80" w:type="dxa"/>
+              <w:start w:w="120" w:type="dxa"/>
+              <w:bottom w:w="80" w:type="dxa"/>
+              <w:end w:w="120" w:type="dxa"/>
+            </w:tcMar>
+          </w:tcPr>
+          <w:p>
+            <w:pPr>
+              <w:spacing w:after="0"/>
+            </w:pPr>
+            <w:r>
+              <w:rPr>
+                <w:sz w:val="18"/>
+              </w:rPr>
+              <w:t>lluvia_efectiva_ratio</w:t>
+            </w:r>
+          </w:p>
+        </w:tc>
+        <w:tc>
+          <w:tcPr>
+            <w:tcW w:type="dxa" w:w="4536"/>
+            <w:vAlign w:val="center"/>
+            <w:tcMar>
+              <w:top w:w="80" w:type="dxa"/>
+              <w:start w:w="120" w:type="dxa"/>
+              <w:bottom w:w="80" w:type="dxa"/>
+              <w:end w:w="120" w:type="dxa"/>
+            </w:tcMar>
+          </w:tcPr>
+          <w:p>
+            <w:pPr>
+              <w:spacing w:after="0"/>
+            </w:pPr>
+            <w:r>
+              <w:rPr>
+                <w:sz w:val="18"/>
+              </w:rPr>
+              <w:t>Determina qué parte de la lluvia reduce el riego.</w:t>
             </w:r>
           </w:p>
         </w:tc>
@@ -18159,70 +15366,47 @@
       <w:tr>
         <w:tc>
           <w:tcPr>
-            <w:tcW w:type="dxa" w:w="3024"/>
-            <w:vAlign w:val="center"/>
-            <w:tcMar>
-              <w:top w:w="80" w:type="dxa"/>
-              <w:start w:w="120" w:type="dxa"/>
-              <w:bottom w:w="80" w:type="dxa"/>
-              <w:end w:w="120" w:type="dxa"/>
-            </w:tcMar>
-          </w:tcPr>
-          <w:p>
-            <w:pPr>
-              <w:spacing w:after="0"/>
-            </w:pPr>
-            <w:r>
-              <w:rPr>
-                <w:sz w:val="18"/>
-              </w:rPr>
-              <w:t>tmin_c, tmax_c, tmedia_c</w:t>
-            </w:r>
-          </w:p>
-        </w:tc>
-        <w:tc>
-          <w:tcPr>
-            <w:tcW w:type="dxa" w:w="3024"/>
-            <w:vAlign w:val="center"/>
-            <w:tcMar>
-              <w:top w:w="80" w:type="dxa"/>
-              <w:start w:w="120" w:type="dxa"/>
-              <w:bottom w:w="80" w:type="dxa"/>
-              <w:end w:w="120" w:type="dxa"/>
-            </w:tcMar>
-          </w:tcPr>
-          <w:p>
-            <w:pPr>
-              <w:spacing w:after="0"/>
-            </w:pPr>
-            <w:r>
-              <w:rPr>
-                <w:sz w:val="18"/>
-              </w:rPr>
-              <w:t>Numérica climática</w:t>
-            </w:r>
-          </w:p>
-        </w:tc>
-        <w:tc>
-          <w:tcPr>
-            <w:tcW w:type="dxa" w:w="3024"/>
-            <w:vAlign w:val="center"/>
-            <w:tcMar>
-              <w:top w:w="80" w:type="dxa"/>
-              <w:start w:w="120" w:type="dxa"/>
-              <w:bottom w:w="80" w:type="dxa"/>
-              <w:end w:w="120" w:type="dxa"/>
-            </w:tcMar>
-          </w:tcPr>
-          <w:p>
-            <w:pPr>
-              <w:spacing w:after="0"/>
-            </w:pPr>
-            <w:r>
-              <w:rPr>
-                <w:sz w:val="18"/>
-              </w:rPr>
-              <w:t>Estimación de ET0 y entrada del modelo.</w:t>
+            <w:tcW w:type="dxa" w:w="4536"/>
+            <w:vAlign w:val="center"/>
+            <w:tcMar>
+              <w:top w:w="80" w:type="dxa"/>
+              <w:start w:w="120" w:type="dxa"/>
+              <w:bottom w:w="80" w:type="dxa"/>
+              <w:end w:w="120" w:type="dxa"/>
+            </w:tcMar>
+          </w:tcPr>
+          <w:p>
+            <w:pPr>
+              <w:spacing w:after="0"/>
+            </w:pPr>
+            <w:r>
+              <w:rPr>
+                <w:sz w:val="18"/>
+              </w:rPr>
+              <w:t>marco_m2_por_planta</w:t>
+            </w:r>
+          </w:p>
+        </w:tc>
+        <w:tc>
+          <w:tcPr>
+            <w:tcW w:type="dxa" w:w="4536"/>
+            <w:vAlign w:val="center"/>
+            <w:tcMar>
+              <w:top w:w="80" w:type="dxa"/>
+              <w:start w:w="120" w:type="dxa"/>
+              <w:bottom w:w="80" w:type="dxa"/>
+              <w:end w:w="120" w:type="dxa"/>
+            </w:tcMar>
+          </w:tcPr>
+          <w:p>
+            <w:pPr>
+              <w:spacing w:after="0"/>
+            </w:pPr>
+            <w:r>
+              <w:rPr>
+                <w:sz w:val="18"/>
+              </w:rPr>
+              <w:t>Permite calcular litros medios por planta.</w:t>
             </w:r>
           </w:p>
         </w:tc>
@@ -18230,70 +15414,47 @@
       <w:tr>
         <w:tc>
           <w:tcPr>
-            <w:tcW w:type="dxa" w:w="3024"/>
-            <w:vAlign w:val="center"/>
-            <w:tcMar>
-              <w:top w:w="80" w:type="dxa"/>
-              <w:start w:w="120" w:type="dxa"/>
-              <w:bottom w:w="80" w:type="dxa"/>
-              <w:end w:w="120" w:type="dxa"/>
-            </w:tcMar>
-          </w:tcPr>
-          <w:p>
-            <w:pPr>
-              <w:spacing w:after="0"/>
-            </w:pPr>
-            <w:r>
-              <w:rPr>
-                <w:sz w:val="18"/>
-              </w:rPr>
-              <w:t>kc</w:t>
-            </w:r>
-          </w:p>
-        </w:tc>
-        <w:tc>
-          <w:tcPr>
-            <w:tcW w:type="dxa" w:w="3024"/>
-            <w:vAlign w:val="center"/>
-            <w:tcMar>
-              <w:top w:w="80" w:type="dxa"/>
-              <w:start w:w="120" w:type="dxa"/>
-              <w:bottom w:w="80" w:type="dxa"/>
-              <w:end w:w="120" w:type="dxa"/>
-            </w:tcMar>
-          </w:tcPr>
-          <w:p>
-            <w:pPr>
-              <w:spacing w:after="0"/>
-            </w:pPr>
-            <w:r>
-              <w:rPr>
-                <w:sz w:val="18"/>
-              </w:rPr>
-              <w:t>Numérica agronómica</w:t>
-            </w:r>
-          </w:p>
-        </w:tc>
-        <w:tc>
-          <w:tcPr>
-            <w:tcW w:type="dxa" w:w="3024"/>
-            <w:vAlign w:val="center"/>
-            <w:tcMar>
-              <w:top w:w="80" w:type="dxa"/>
-              <w:start w:w="120" w:type="dxa"/>
-              <w:bottom w:w="80" w:type="dxa"/>
-              <w:end w:w="120" w:type="dxa"/>
-            </w:tcMar>
-          </w:tcPr>
-          <w:p>
-            <w:pPr>
-              <w:spacing w:after="0"/>
-            </w:pPr>
-            <w:r>
-              <w:rPr>
-                <w:sz w:val="18"/>
-              </w:rPr>
-              <w:t>Entrada del cálculo y del modelo.</w:t>
+            <w:tcW w:type="dxa" w:w="4536"/>
+            <w:vAlign w:val="center"/>
+            <w:tcMar>
+              <w:top w:w="80" w:type="dxa"/>
+              <w:start w:w="120" w:type="dxa"/>
+              <w:bottom w:w="80" w:type="dxa"/>
+              <w:end w:w="120" w:type="dxa"/>
+            </w:tcMar>
+          </w:tcPr>
+          <w:p>
+            <w:pPr>
+              <w:spacing w:after="0"/>
+            </w:pPr>
+            <w:r>
+              <w:rPr>
+                <w:sz w:val="18"/>
+              </w:rPr>
+              <w:t>riego_bruto_mm</w:t>
+            </w:r>
+          </w:p>
+        </w:tc>
+        <w:tc>
+          <w:tcPr>
+            <w:tcW w:type="dxa" w:w="4536"/>
+            <w:vAlign w:val="center"/>
+            <w:tcMar>
+              <w:top w:w="80" w:type="dxa"/>
+              <w:start w:w="120" w:type="dxa"/>
+              <w:bottom w:w="80" w:type="dxa"/>
+              <w:end w:w="120" w:type="dxa"/>
+            </w:tcMar>
+          </w:tcPr>
+          <w:p>
+            <w:pPr>
+              <w:spacing w:after="0"/>
+            </w:pPr>
+            <w:r>
+              <w:rPr>
+                <w:sz w:val="18"/>
+              </w:rPr>
+              <w:t>Lámina recomendada de riego.</w:t>
             </w:r>
           </w:p>
         </w:tc>
@@ -18301,70 +15462,47 @@
       <w:tr>
         <w:tc>
           <w:tcPr>
-            <w:tcW w:type="dxa" w:w="3024"/>
-            <w:vAlign w:val="center"/>
-            <w:tcMar>
-              <w:top w:w="80" w:type="dxa"/>
-              <w:start w:w="120" w:type="dxa"/>
-              <w:bottom w:w="80" w:type="dxa"/>
-              <w:end w:w="120" w:type="dxa"/>
-            </w:tcMar>
-          </w:tcPr>
-          <w:p>
-            <w:pPr>
-              <w:spacing w:after="0"/>
-            </w:pPr>
-            <w:r>
-              <w:rPr>
-                <w:sz w:val="18"/>
-              </w:rPr>
-              <w:t>profundidad_raices_m</w:t>
-            </w:r>
-          </w:p>
-        </w:tc>
-        <w:tc>
-          <w:tcPr>
-            <w:tcW w:type="dxa" w:w="3024"/>
-            <w:vAlign w:val="center"/>
-            <w:tcMar>
-              <w:top w:w="80" w:type="dxa"/>
-              <w:start w:w="120" w:type="dxa"/>
-              <w:bottom w:w="80" w:type="dxa"/>
-              <w:end w:w="120" w:type="dxa"/>
-            </w:tcMar>
-          </w:tcPr>
-          <w:p>
-            <w:pPr>
-              <w:spacing w:after="0"/>
-            </w:pPr>
-            <w:r>
-              <w:rPr>
-                <w:sz w:val="18"/>
-              </w:rPr>
-              <w:t>Numérica agronómica</w:t>
-            </w:r>
-          </w:p>
-        </w:tc>
-        <w:tc>
-          <w:tcPr>
-            <w:tcW w:type="dxa" w:w="3024"/>
-            <w:vAlign w:val="center"/>
-            <w:tcMar>
-              <w:top w:w="80" w:type="dxa"/>
-              <w:start w:w="120" w:type="dxa"/>
-              <w:bottom w:w="80" w:type="dxa"/>
-              <w:end w:w="120" w:type="dxa"/>
-            </w:tcMar>
-          </w:tcPr>
-          <w:p>
-            <w:pPr>
-              <w:spacing w:after="0"/>
-            </w:pPr>
-            <w:r>
-              <w:rPr>
-                <w:sz w:val="18"/>
-              </w:rPr>
-              <w:t>Agua disponible y entrada del modelo.</w:t>
+            <w:tcW w:type="dxa" w:w="4536"/>
+            <w:vAlign w:val="center"/>
+            <w:tcMar>
+              <w:top w:w="80" w:type="dxa"/>
+              <w:start w:w="120" w:type="dxa"/>
+              <w:bottom w:w="80" w:type="dxa"/>
+              <w:end w:w="120" w:type="dxa"/>
+            </w:tcMar>
+          </w:tcPr>
+          <w:p>
+            <w:pPr>
+              <w:spacing w:after="0"/>
+            </w:pPr>
+            <w:r>
+              <w:rPr>
+                <w:sz w:val="18"/>
+              </w:rPr>
+              <w:t>litros_totales</w:t>
+            </w:r>
+          </w:p>
+        </w:tc>
+        <w:tc>
+          <w:tcPr>
+            <w:tcW w:type="dxa" w:w="4536"/>
+            <w:vAlign w:val="center"/>
+            <w:tcMar>
+              <w:top w:w="80" w:type="dxa"/>
+              <w:start w:w="120" w:type="dxa"/>
+              <w:bottom w:w="80" w:type="dxa"/>
+              <w:end w:w="120" w:type="dxa"/>
+            </w:tcMar>
+          </w:tcPr>
+          <w:p>
+            <w:pPr>
+              <w:spacing w:after="0"/>
+            </w:pPr>
+            <w:r>
+              <w:rPr>
+                <w:sz w:val="18"/>
+              </w:rPr>
+              <w:t>Agua total recomendada para toda la parcela.</w:t>
             </w:r>
           </w:p>
         </w:tc>
@@ -18372,504 +15510,7 @@
       <w:tr>
         <w:tc>
           <w:tcPr>
-            <w:tcW w:type="dxa" w:w="3024"/>
-            <w:vAlign w:val="center"/>
-            <w:tcMar>
-              <w:top w:w="80" w:type="dxa"/>
-              <w:start w:w="120" w:type="dxa"/>
-              <w:bottom w:w="80" w:type="dxa"/>
-              <w:end w:w="120" w:type="dxa"/>
-            </w:tcMar>
-          </w:tcPr>
-          <w:p>
-            <w:pPr>
-              <w:spacing w:after="0"/>
-            </w:pPr>
-            <w:r>
-              <w:rPr>
-                <w:sz w:val="18"/>
-              </w:rPr>
-              <w:t>marco_m2_por_planta</w:t>
-            </w:r>
-          </w:p>
-        </w:tc>
-        <w:tc>
-          <w:tcPr>
-            <w:tcW w:type="dxa" w:w="3024"/>
-            <w:vAlign w:val="center"/>
-            <w:tcMar>
-              <w:top w:w="80" w:type="dxa"/>
-              <w:start w:w="120" w:type="dxa"/>
-              <w:bottom w:w="80" w:type="dxa"/>
-              <w:end w:w="120" w:type="dxa"/>
-            </w:tcMar>
-          </w:tcPr>
-          <w:p>
-            <w:pPr>
-              <w:spacing w:after="0"/>
-            </w:pPr>
-            <w:r>
-              <w:rPr>
-                <w:sz w:val="18"/>
-              </w:rPr>
-              <w:t>Numérica agronómica</w:t>
-            </w:r>
-          </w:p>
-        </w:tc>
-        <w:tc>
-          <w:tcPr>
-            <w:tcW w:type="dxa" w:w="3024"/>
-            <w:vAlign w:val="center"/>
-            <w:tcMar>
-              <w:top w:w="80" w:type="dxa"/>
-              <w:start w:w="120" w:type="dxa"/>
-              <w:bottom w:w="80" w:type="dxa"/>
-              <w:end w:w="120" w:type="dxa"/>
-            </w:tcMar>
-          </w:tcPr>
-          <w:p>
-            <w:pPr>
-              <w:spacing w:after="0"/>
-            </w:pPr>
-            <w:r>
-              <w:rPr>
-                <w:sz w:val="18"/>
-              </w:rPr>
-              <w:t>Litros por planta y entrada del modelo.</w:t>
-            </w:r>
-          </w:p>
-        </w:tc>
-      </w:tr>
-      <w:tr>
-        <w:tc>
-          <w:tcPr>
-            <w:tcW w:type="dxa" w:w="3024"/>
-            <w:vAlign w:val="center"/>
-            <w:tcMar>
-              <w:top w:w="80" w:type="dxa"/>
-              <w:start w:w="120" w:type="dxa"/>
-              <w:bottom w:w="80" w:type="dxa"/>
-              <w:end w:w="120" w:type="dxa"/>
-            </w:tcMar>
-          </w:tcPr>
-          <w:p>
-            <w:pPr>
-              <w:spacing w:after="0"/>
-            </w:pPr>
-            <w:r>
-              <w:rPr>
-                <w:sz w:val="18"/>
-              </w:rPr>
-              <w:t>agua_facilmente_disponible_mm</w:t>
-            </w:r>
-          </w:p>
-        </w:tc>
-        <w:tc>
-          <w:tcPr>
-            <w:tcW w:type="dxa" w:w="3024"/>
-            <w:vAlign w:val="center"/>
-            <w:tcMar>
-              <w:top w:w="80" w:type="dxa"/>
-              <w:start w:w="120" w:type="dxa"/>
-              <w:bottom w:w="80" w:type="dxa"/>
-              <w:end w:w="120" w:type="dxa"/>
-            </w:tcMar>
-          </w:tcPr>
-          <w:p>
-            <w:pPr>
-              <w:spacing w:after="0"/>
-            </w:pPr>
-            <w:r>
-              <w:rPr>
-                <w:sz w:val="18"/>
-              </w:rPr>
-              <w:t>Numérica edáfica</w:t>
-            </w:r>
-          </w:p>
-        </w:tc>
-        <w:tc>
-          <w:tcPr>
-            <w:tcW w:type="dxa" w:w="3024"/>
-            <w:vAlign w:val="center"/>
-            <w:tcMar>
-              <w:top w:w="80" w:type="dxa"/>
-              <w:start w:w="120" w:type="dxa"/>
-              <w:bottom w:w="80" w:type="dxa"/>
-              <w:end w:w="120" w:type="dxa"/>
-            </w:tcMar>
-          </w:tcPr>
-          <w:p>
-            <w:pPr>
-              <w:spacing w:after="0"/>
-            </w:pPr>
-            <w:r>
-              <w:rPr>
-                <w:sz w:val="18"/>
-              </w:rPr>
-              <w:t>Indicador de reserva útil del suelo y entrada del modelo.</w:t>
-            </w:r>
-          </w:p>
-        </w:tc>
-      </w:tr>
-      <w:tr>
-        <w:tc>
-          <w:tcPr>
-            <w:tcW w:type="dxa" w:w="3024"/>
-            <w:vAlign w:val="center"/>
-            <w:tcMar>
-              <w:top w:w="80" w:type="dxa"/>
-              <w:start w:w="120" w:type="dxa"/>
-              <w:bottom w:w="80" w:type="dxa"/>
-              <w:end w:w="120" w:type="dxa"/>
-            </w:tcMar>
-          </w:tcPr>
-          <w:p>
-            <w:pPr>
-              <w:spacing w:after="0"/>
-            </w:pPr>
-            <w:r>
-              <w:rPr>
-                <w:sz w:val="18"/>
-              </w:rPr>
-              <w:t>eficiencia_riego</w:t>
-            </w:r>
-          </w:p>
-        </w:tc>
-        <w:tc>
-          <w:tcPr>
-            <w:tcW w:type="dxa" w:w="3024"/>
-            <w:vAlign w:val="center"/>
-            <w:tcMar>
-              <w:top w:w="80" w:type="dxa"/>
-              <w:start w:w="120" w:type="dxa"/>
-              <w:bottom w:w="80" w:type="dxa"/>
-              <w:end w:w="120" w:type="dxa"/>
-            </w:tcMar>
-          </w:tcPr>
-          <w:p>
-            <w:pPr>
-              <w:spacing w:after="0"/>
-            </w:pPr>
-            <w:r>
-              <w:rPr>
-                <w:sz w:val="18"/>
-              </w:rPr>
-              <w:t>Numérica de riego</w:t>
-            </w:r>
-          </w:p>
-        </w:tc>
-        <w:tc>
-          <w:tcPr>
-            <w:tcW w:type="dxa" w:w="3024"/>
-            <w:vAlign w:val="center"/>
-            <w:tcMar>
-              <w:top w:w="80" w:type="dxa"/>
-              <w:start w:w="120" w:type="dxa"/>
-              <w:bottom w:w="80" w:type="dxa"/>
-              <w:end w:w="120" w:type="dxa"/>
-            </w:tcMar>
-          </w:tcPr>
-          <w:p>
-            <w:pPr>
-              <w:spacing w:after="0"/>
-            </w:pPr>
-            <w:r>
-              <w:rPr>
-                <w:sz w:val="18"/>
-              </w:rPr>
-              <w:t>Ajuste de riego neto a riego bruto.</w:t>
-            </w:r>
-          </w:p>
-        </w:tc>
-      </w:tr>
-      <w:tr>
-        <w:tc>
-          <w:tcPr>
-            <w:tcW w:type="dxa" w:w="3024"/>
-            <w:vAlign w:val="center"/>
-            <w:tcMar>
-              <w:top w:w="80" w:type="dxa"/>
-              <w:start w:w="120" w:type="dxa"/>
-              <w:bottom w:w="80" w:type="dxa"/>
-              <w:end w:w="120" w:type="dxa"/>
-            </w:tcMar>
-          </w:tcPr>
-          <w:p>
-            <w:pPr>
-              <w:spacing w:after="0"/>
-            </w:pPr>
-            <w:r>
-              <w:rPr>
-                <w:sz w:val="18"/>
-              </w:rPr>
-              <w:t>lluvia_efectiva_ratio</w:t>
-            </w:r>
-          </w:p>
-        </w:tc>
-        <w:tc>
-          <w:tcPr>
-            <w:tcW w:type="dxa" w:w="3024"/>
-            <w:vAlign w:val="center"/>
-            <w:tcMar>
-              <w:top w:w="80" w:type="dxa"/>
-              <w:start w:w="120" w:type="dxa"/>
-              <w:bottom w:w="80" w:type="dxa"/>
-              <w:end w:w="120" w:type="dxa"/>
-            </w:tcMar>
-          </w:tcPr>
-          <w:p>
-            <w:pPr>
-              <w:spacing w:after="0"/>
-            </w:pPr>
-            <w:r>
-              <w:rPr>
-                <w:sz w:val="18"/>
-              </w:rPr>
-              <w:t>Numérica de riego</w:t>
-            </w:r>
-          </w:p>
-        </w:tc>
-        <w:tc>
-          <w:tcPr>
-            <w:tcW w:type="dxa" w:w="3024"/>
-            <w:vAlign w:val="center"/>
-            <w:tcMar>
-              <w:top w:w="80" w:type="dxa"/>
-              <w:start w:w="120" w:type="dxa"/>
-              <w:bottom w:w="80" w:type="dxa"/>
-              <w:end w:w="120" w:type="dxa"/>
-            </w:tcMar>
-          </w:tcPr>
-          <w:p>
-            <w:pPr>
-              <w:spacing w:after="0"/>
-            </w:pPr>
-            <w:r>
-              <w:rPr>
-                <w:sz w:val="18"/>
-              </w:rPr>
-              <w:t>Porcentaje de lluvia considerado útil.</w:t>
-            </w:r>
-          </w:p>
-        </w:tc>
-      </w:tr>
-      <w:tr>
-        <w:tc>
-          <w:tcPr>
-            <w:tcW w:type="dxa" w:w="3024"/>
-            <w:vAlign w:val="center"/>
-            <w:tcMar>
-              <w:top w:w="80" w:type="dxa"/>
-              <w:start w:w="120" w:type="dxa"/>
-              <w:bottom w:w="80" w:type="dxa"/>
-              <w:end w:w="120" w:type="dxa"/>
-            </w:tcMar>
-          </w:tcPr>
-          <w:p>
-            <w:pPr>
-              <w:spacing w:after="0"/>
-            </w:pPr>
-            <w:r>
-              <w:rPr>
-                <w:sz w:val="18"/>
-              </w:rPr>
-              <w:t>etc_mm</w:t>
-            </w:r>
-          </w:p>
-        </w:tc>
-        <w:tc>
-          <w:tcPr>
-            <w:tcW w:type="dxa" w:w="3024"/>
-            <w:vAlign w:val="center"/>
-            <w:tcMar>
-              <w:top w:w="80" w:type="dxa"/>
-              <w:start w:w="120" w:type="dxa"/>
-              <w:bottom w:w="80" w:type="dxa"/>
-              <w:end w:w="120" w:type="dxa"/>
-            </w:tcMar>
-          </w:tcPr>
-          <w:p>
-            <w:pPr>
-              <w:spacing w:after="0"/>
-            </w:pPr>
-            <w:r>
-              <w:rPr>
-                <w:sz w:val="18"/>
-              </w:rPr>
-              <w:t>Derivada</w:t>
-            </w:r>
-          </w:p>
-        </w:tc>
-        <w:tc>
-          <w:tcPr>
-            <w:tcW w:type="dxa" w:w="3024"/>
-            <w:vAlign w:val="center"/>
-            <w:tcMar>
-              <w:top w:w="80" w:type="dxa"/>
-              <w:start w:w="120" w:type="dxa"/>
-              <w:bottom w:w="80" w:type="dxa"/>
-              <w:end w:w="120" w:type="dxa"/>
-            </w:tcMar>
-          </w:tcPr>
-          <w:p>
-            <w:pPr>
-              <w:spacing w:after="0"/>
-            </w:pPr>
-            <w:r>
-              <w:rPr>
-                <w:sz w:val="18"/>
-              </w:rPr>
-              <w:t>Evapotranspiración del cultivo.</w:t>
-            </w:r>
-          </w:p>
-        </w:tc>
-      </w:tr>
-      <w:tr>
-        <w:tc>
-          <w:tcPr>
-            <w:tcW w:type="dxa" w:w="3024"/>
-            <w:vAlign w:val="center"/>
-            <w:tcMar>
-              <w:top w:w="80" w:type="dxa"/>
-              <w:start w:w="120" w:type="dxa"/>
-              <w:bottom w:w="80" w:type="dxa"/>
-              <w:end w:w="120" w:type="dxa"/>
-            </w:tcMar>
-          </w:tcPr>
-          <w:p>
-            <w:pPr>
-              <w:spacing w:after="0"/>
-            </w:pPr>
-            <w:r>
-              <w:rPr>
-                <w:sz w:val="18"/>
-              </w:rPr>
-              <w:t>riego_bruto_mm</w:t>
-            </w:r>
-          </w:p>
-        </w:tc>
-        <w:tc>
-          <w:tcPr>
-            <w:tcW w:type="dxa" w:w="3024"/>
-            <w:vAlign w:val="center"/>
-            <w:tcMar>
-              <w:top w:w="80" w:type="dxa"/>
-              <w:start w:w="120" w:type="dxa"/>
-              <w:bottom w:w="80" w:type="dxa"/>
-              <w:end w:w="120" w:type="dxa"/>
-            </w:tcMar>
-          </w:tcPr>
-          <w:p>
-            <w:pPr>
-              <w:spacing w:after="0"/>
-            </w:pPr>
-            <w:r>
-              <w:rPr>
-                <w:sz w:val="18"/>
-              </w:rPr>
-              <w:t>Objetivo ML</w:t>
-            </w:r>
-          </w:p>
-        </w:tc>
-        <w:tc>
-          <w:tcPr>
-            <w:tcW w:type="dxa" w:w="3024"/>
-            <w:vAlign w:val="center"/>
-            <w:tcMar>
-              <w:top w:w="80" w:type="dxa"/>
-              <w:start w:w="120" w:type="dxa"/>
-              <w:bottom w:w="80" w:type="dxa"/>
-              <w:end w:w="120" w:type="dxa"/>
-            </w:tcMar>
-          </w:tcPr>
-          <w:p>
-            <w:pPr>
-              <w:spacing w:after="0"/>
-            </w:pPr>
-            <w:r>
-              <w:rPr>
-                <w:sz w:val="18"/>
-              </w:rPr>
-              <w:t>Variable que predice el modelo.</w:t>
-            </w:r>
-          </w:p>
-        </w:tc>
-      </w:tr>
-      <w:tr>
-        <w:tc>
-          <w:tcPr>
-            <w:tcW w:type="dxa" w:w="3024"/>
-            <w:vAlign w:val="center"/>
-            <w:tcMar>
-              <w:top w:w="80" w:type="dxa"/>
-              <w:start w:w="120" w:type="dxa"/>
-              <w:bottom w:w="80" w:type="dxa"/>
-              <w:end w:w="120" w:type="dxa"/>
-            </w:tcMar>
-          </w:tcPr>
-          <w:p>
-            <w:pPr>
-              <w:spacing w:after="0"/>
-            </w:pPr>
-            <w:r>
-              <w:rPr>
-                <w:sz w:val="18"/>
-              </w:rPr>
-              <w:t>litros_totales</w:t>
-            </w:r>
-          </w:p>
-        </w:tc>
-        <w:tc>
-          <w:tcPr>
-            <w:tcW w:type="dxa" w:w="3024"/>
-            <w:vAlign w:val="center"/>
-            <w:tcMar>
-              <w:top w:w="80" w:type="dxa"/>
-              <w:start w:w="120" w:type="dxa"/>
-              <w:bottom w:w="80" w:type="dxa"/>
-              <w:end w:w="120" w:type="dxa"/>
-            </w:tcMar>
-          </w:tcPr>
-          <w:p>
-            <w:pPr>
-              <w:spacing w:after="0"/>
-            </w:pPr>
-            <w:r>
-              <w:rPr>
-                <w:sz w:val="18"/>
-              </w:rPr>
-              <w:t>Resultado</w:t>
-            </w:r>
-          </w:p>
-        </w:tc>
-        <w:tc>
-          <w:tcPr>
-            <w:tcW w:type="dxa" w:w="3024"/>
-            <w:vAlign w:val="center"/>
-            <w:tcMar>
-              <w:top w:w="80" w:type="dxa"/>
-              <w:start w:w="120" w:type="dxa"/>
-              <w:bottom w:w="80" w:type="dxa"/>
-              <w:end w:w="120" w:type="dxa"/>
-            </w:tcMar>
-          </w:tcPr>
-          <w:p>
-            <w:pPr>
-              <w:spacing w:after="0"/>
-            </w:pPr>
-            <w:r>
-              <w:rPr>
-                <w:sz w:val="18"/>
-              </w:rPr>
-              <w:t>Agua total recomendada para la parcela.</w:t>
-            </w:r>
-          </w:p>
-        </w:tc>
-      </w:tr>
-      <w:tr>
-        <w:tc>
-          <w:tcPr>
-            <w:tcW w:type="dxa" w:w="3024"/>
+            <w:tcW w:type="dxa" w:w="4536"/>
             <w:vAlign w:val="center"/>
             <w:tcMar>
               <w:top w:w="80" w:type="dxa"/>
@@ -18892,118 +15533,24 @@
         </w:tc>
         <w:tc>
           <w:tcPr>
-            <w:tcW w:type="dxa" w:w="3024"/>
-            <w:vAlign w:val="center"/>
-            <w:tcMar>
-              <w:top w:w="80" w:type="dxa"/>
-              <w:start w:w="120" w:type="dxa"/>
-              <w:bottom w:w="80" w:type="dxa"/>
-              <w:end w:w="120" w:type="dxa"/>
-            </w:tcMar>
-          </w:tcPr>
-          <w:p>
-            <w:pPr>
-              <w:spacing w:after="0"/>
-            </w:pPr>
-            <w:r>
-              <w:rPr>
-                <w:sz w:val="18"/>
-              </w:rPr>
-              <w:t>Resultado</w:t>
-            </w:r>
-          </w:p>
-        </w:tc>
-        <w:tc>
-          <w:tcPr>
-            <w:tcW w:type="dxa" w:w="3024"/>
-            <w:vAlign w:val="center"/>
-            <w:tcMar>
-              <w:top w:w="80" w:type="dxa"/>
-              <w:start w:w="120" w:type="dxa"/>
-              <w:bottom w:w="80" w:type="dxa"/>
-              <w:end w:w="120" w:type="dxa"/>
-            </w:tcMar>
-          </w:tcPr>
-          <w:p>
-            <w:pPr>
-              <w:spacing w:after="0"/>
-            </w:pPr>
-            <w:r>
-              <w:rPr>
-                <w:sz w:val="18"/>
-              </w:rPr>
-              <w:t>Dosis media por planta.</w:t>
-            </w:r>
-          </w:p>
-        </w:tc>
-      </w:tr>
-      <w:tr>
-        <w:tc>
-          <w:tcPr>
-            <w:tcW w:type="dxa" w:w="3024"/>
-            <w:vAlign w:val="center"/>
-            <w:tcMar>
-              <w:top w:w="80" w:type="dxa"/>
-              <w:start w:w="120" w:type="dxa"/>
-              <w:bottom w:w="80" w:type="dxa"/>
-              <w:end w:w="120" w:type="dxa"/>
-            </w:tcMar>
-          </w:tcPr>
-          <w:p>
-            <w:pPr>
-              <w:spacing w:after="0"/>
-            </w:pPr>
-            <w:r>
-              <w:rPr>
-                <w:sz w:val="18"/>
-              </w:rPr>
-              <w:t>ranking_demanda</w:t>
-            </w:r>
-          </w:p>
-        </w:tc>
-        <w:tc>
-          <w:tcPr>
-            <w:tcW w:type="dxa" w:w="3024"/>
-            <w:vAlign w:val="center"/>
-            <w:tcMar>
-              <w:top w:w="80" w:type="dxa"/>
-              <w:start w:w="120" w:type="dxa"/>
-              <w:bottom w:w="80" w:type="dxa"/>
-              <w:end w:w="120" w:type="dxa"/>
-            </w:tcMar>
-          </w:tcPr>
-          <w:p>
-            <w:pPr>
-              <w:spacing w:after="0"/>
-            </w:pPr>
-            <w:r>
-              <w:rPr>
-                <w:sz w:val="18"/>
-              </w:rPr>
-              <w:t>Resultado comparativo</w:t>
-            </w:r>
-          </w:p>
-        </w:tc>
-        <w:tc>
-          <w:tcPr>
-            <w:tcW w:type="dxa" w:w="3024"/>
-            <w:vAlign w:val="center"/>
-            <w:tcMar>
-              <w:top w:w="80" w:type="dxa"/>
-              <w:start w:w="120" w:type="dxa"/>
-              <w:bottom w:w="80" w:type="dxa"/>
-              <w:end w:w="120" w:type="dxa"/>
-            </w:tcMar>
-          </w:tcPr>
-          <w:p>
-            <w:pPr>
-              <w:spacing w:after="0"/>
-            </w:pPr>
-            <w:r>
-              <w:rPr>
-                <w:sz w:val="18"/>
-              </w:rPr>
-              <w:t>Ordena cultivos según demanda de riego.</w:t>
+            <w:tcW w:type="dxa" w:w="4536"/>
+            <w:vAlign w:val="center"/>
+            <w:tcMar>
+              <w:top w:w="80" w:type="dxa"/>
+              <w:start w:w="120" w:type="dxa"/>
+              <w:bottom w:w="80" w:type="dxa"/>
+              <w:end w:w="120" w:type="dxa"/>
+            </w:tcMar>
+          </w:tcPr>
+          <w:p>
+            <w:pPr>
+              <w:spacing w:after="0"/>
+            </w:pPr>
+            <w:r>
+              <w:rPr>
+                <w:sz w:val="18"/>
+              </w:rPr>
+              <w:t>Agua media recomendada por planta.</w:t>
             </w:r>
           </w:p>
         </w:tc>

--- a/docs/memoria_proyecto_intermodular.docx
+++ b/docs/memoria_proyecto_intermodular.docx
@@ -16,7 +16,7 @@
         <w:pStyle w:val="Heading1"/>
       </w:pPr>
       <w:r>
-        <w:t>Sistema predictivo de recomendación de riego basado en AEMET, IoT y Machine Learning</w:t>
+        <w:t>Sistema predictivo de recomendación de riego basado en AEMET y Machine Learning</w:t>
       </w:r>
     </w:p>
     <w:p>
@@ -229,15 +229,6 @@
       </w:pPr>
       <w:r>
         <w:t>Cultivo.</w:t>
-      </w:r>
-    </w:p>
-    <w:p>
-      <w:pPr>
-        <w:pStyle w:val="ListBullet"/>
-        <w:spacing w:after="60"/>
-      </w:pPr>
-      <w:r>
-        <w:t>Tipo de suelo.</w:t>
       </w:r>
     </w:p>
     <w:p>
@@ -535,7 +526,7 @@
               <w:rPr>
                 <w:sz w:val="18"/>
               </w:rPr>
-              <w:t>Definición de variables meteorológicas, edáficas, fisiológicas y de parcela.</w:t>
+              <w:t>Definición de variables meteorológicas, de cultivo y de parcela.</w:t>
             </w:r>
           </w:p>
         </w:tc>
@@ -890,7 +881,7 @@
               <w:rPr>
                 <w:sz w:val="18"/>
               </w:rPr>
-              <w:t>Aplicación Streamlit con selección de estación, cultivo, suelo y parcela.</w:t>
+              <w:t>Aplicación Streamlit con selección de estación, fechas, cultivo y superficie.</w:t>
             </w:r>
           </w:p>
         </w:tc>
@@ -938,7 +929,7 @@
               <w:rPr>
                 <w:sz w:val="18"/>
               </w:rPr>
-              <w:t>Preparar el proyecto para almacenamiento masivo.</w:t>
+              <w:t>Preparar el proyecto para exportación analítica local.</w:t>
             </w:r>
           </w:p>
         </w:tc>
@@ -961,7 +952,7 @@
               <w:rPr>
                 <w:sz w:val="18"/>
               </w:rPr>
-              <w:t>Estructura de datos compatible con BigQuery para futura explotación cloud.</w:t>
+              <w:t>Dataset CSV/JSON documentado para revisión y análisis posterior.</w:t>
             </w:r>
           </w:p>
         </w:tc>
@@ -989,7 +980,7 @@
         <w:spacing w:after="120"/>
       </w:pPr>
       <w:r>
-        <w:t>La principal limitación actual es que el modelo de Machine Learning se ha entrenado con datos históricos y etiquetas generadas a partir del cálculo agronómico. Para una operación comercial real, el siguiente paso sería calibrar el sistema con sensores IoT instalados en campo y datos reales de humedad del suelo, producción y riego aplicado.</w:t>
+        <w:t>La principal limitación actual es que el modelo de Machine Learning se ha entrenado con datos históricos y etiquetas generadas a partir del cálculo agronómico. Para una operación comercial real, el siguiente paso sería calibrar el sistema con datos reales de riego aplicado, producción y validación de campo.</w:t>
       </w:r>
     </w:p>
     <w:p>
@@ -1013,7 +1004,7 @@
         <w:spacing w:after="120"/>
       </w:pPr>
       <w:r>
-        <w:t>La agricultura de precisión consiste en utilizar datos, sensores y herramientas digitales para tomar decisiones más ajustadas a las condiciones reales de una parcela. En el caso del riego, esta aproximación permite pasar de calendarios generales a recomendaciones basadas en clima, suelo, cultivo y estado hídrico.</w:t>
+        <w:t>La agricultura de precisión consiste en utilizar datos y herramientas digitales para tomar decisiones más ajustadas a las condiciones reales de una parcela. En el caso del riego, esta aproximación permite pasar de calendarios generales a recomendaciones basadas en clima, cultivo y superficie.</w:t>
       </w:r>
     </w:p>
     <w:p>
@@ -1030,7 +1021,7 @@
         <w:spacing w:after="60"/>
       </w:pPr>
       <w:r>
-        <w:t>Captación de datos: estaciones AEMET y futura red de sensores IoT.</w:t>
+        <w:t>Captación de datos: estaciones AEMET.</w:t>
       </w:r>
     </w:p>
     <w:p>
@@ -1039,7 +1030,7 @@
         <w:spacing w:after="60"/>
       </w:pPr>
       <w:r>
-        <w:t>Almacenamiento: CSV local y estructura preparada para BigQuery.</w:t>
+        <w:t>Almacenamiento: CSV/JSON local y estructura exportable.</w:t>
       </w:r>
     </w:p>
     <w:p>
@@ -1177,7 +1168,7 @@
         <w:pStyle w:val="Heading2"/>
       </w:pPr>
       <w:r>
-        <w:t>2.4 Suelo y agua disponible</w:t>
+        <w:t>2.4 Parámetros auxiliares de suelo</w:t>
       </w:r>
     </w:p>
     <w:p>
@@ -1185,7 +1176,31 @@
         <w:spacing w:after="120"/>
       </w:pPr>
       <w:r>
-        <w:t>El tipo de suelo condiciona cuánta agua puede retener la parcela. El proyecto utiliza cinco perfiles edáficos:</w:t>
+        <w:t>El cálculo principal de la aplicación no pide al usuario el tipo de suelo ni la humedad inicial. La dosis diaria se obtiene con ET0, Kc, lluvia efectiva, superficie y eficiencia de riego.</w:t>
+      </w:r>
+    </w:p>
+    <w:p>
+      <w:pPr>
+        <w:spacing w:after="120"/>
+      </w:pPr>
+      <w:r>
+        <w:t>El código conserva un perfil técnico interno por compatibilidad del motor, pero no se expone en la interfaz ni en los comandos principales. En la memoria y en los resultados no se usa como variable de decisión del servicio.</w:t>
+      </w:r>
+    </w:p>
+    <w:p>
+      <w:pPr>
+        <w:pStyle w:val="Heading2"/>
+      </w:pPr>
+      <w:r>
+        <w:t>2.5 Cultivos seleccionados</w:t>
+      </w:r>
+    </w:p>
+    <w:p>
+      <w:pPr>
+        <w:spacing w:after="120"/>
+      </w:pPr>
+      <w:r>
+        <w:t>El proyecto trabaja con tres cultivos configurables:</w:t>
       </w:r>
     </w:p>
     <w:tbl>
@@ -1223,7 +1238,7 @@
                 <w:b/>
                 <w:sz w:val="18"/>
               </w:rPr>
-              <w:t>Suelo</w:t>
+              <w:t>Cultivo</w:t>
             </w:r>
           </w:p>
         </w:tc>
@@ -1248,7 +1263,7 @@
                 <w:b/>
                 <w:sz w:val="18"/>
               </w:rPr>
-              <w:t>Capacidad de campo</w:t>
+              <w:t>Marco estimado</w:t>
             </w:r>
           </w:p>
         </w:tc>
@@ -1273,7 +1288,7 @@
                 <w:b/>
                 <w:sz w:val="18"/>
               </w:rPr>
-              <w:t>Punto de marchitez</w:t>
+              <w:t>Kc en fase media</w:t>
             </w:r>
           </w:p>
         </w:tc>
@@ -1298,7 +1313,7 @@
               <w:rPr>
                 <w:sz w:val="18"/>
               </w:rPr>
-              <w:t>Arenoso</w:t>
+              <w:t>Olivar</w:t>
             </w:r>
           </w:p>
         </w:tc>
@@ -1321,7 +1336,7 @@
               <w:rPr>
                 <w:sz w:val="18"/>
               </w:rPr>
-              <w:t>0,10</w:t>
+              <w:t>8 m2/planta</w:t>
             </w:r>
           </w:p>
         </w:tc>
@@ -1344,7 +1359,7 @@
               <w:rPr>
                 <w:sz w:val="18"/>
               </w:rPr>
-              <w:t>0,05</w:t>
+              <w:t>0,70</w:t>
             </w:r>
           </w:p>
         </w:tc>
@@ -1369,7 +1384,7 @@
               <w:rPr>
                 <w:sz w:val="18"/>
               </w:rPr>
-              <w:t>Franco arenoso</w:t>
+              <w:t>Cítricos</w:t>
             </w:r>
           </w:p>
         </w:tc>
@@ -1392,7 +1407,7 @@
               <w:rPr>
                 <w:sz w:val="18"/>
               </w:rPr>
-              <w:t>0,15</w:t>
+              <w:t>20 m2/planta</w:t>
             </w:r>
           </w:p>
         </w:tc>
@@ -1415,7 +1430,7 @@
               <w:rPr>
                 <w:sz w:val="18"/>
               </w:rPr>
-              <w:t>0,07</w:t>
+              <w:t>0,75</w:t>
             </w:r>
           </w:p>
         </w:tc>
@@ -1440,7 +1455,7 @@
               <w:rPr>
                 <w:sz w:val="18"/>
               </w:rPr>
-              <w:t>Franco</w:t>
+              <w:t>Almendro</w:t>
             </w:r>
           </w:p>
         </w:tc>
@@ -1463,7 +1478,7 @@
               <w:rPr>
                 <w:sz w:val="18"/>
               </w:rPr>
-              <w:t>0,25</w:t>
+              <w:t>30 m2/planta</w:t>
             </w:r>
           </w:p>
         </w:tc>
@@ -1486,149 +1501,7 @@
               <w:rPr>
                 <w:sz w:val="18"/>
               </w:rPr>
-              <w:t>0,12</w:t>
-            </w:r>
-          </w:p>
-        </w:tc>
-      </w:tr>
-      <w:tr>
-        <w:tc>
-          <w:tcPr>
-            <w:tcW w:type="dxa" w:w="3024"/>
-            <w:vAlign w:val="center"/>
-            <w:tcMar>
-              <w:top w:w="80" w:type="dxa"/>
-              <w:start w:w="120" w:type="dxa"/>
-              <w:bottom w:w="80" w:type="dxa"/>
-              <w:end w:w="120" w:type="dxa"/>
-            </w:tcMar>
-          </w:tcPr>
-          <w:p>
-            <w:pPr>
-              <w:spacing w:after="0"/>
-            </w:pPr>
-            <w:r>
-              <w:rPr>
-                <w:sz w:val="18"/>
-              </w:rPr>
-              <w:t>Franco arcilloso</w:t>
-            </w:r>
-          </w:p>
-        </w:tc>
-        <w:tc>
-          <w:tcPr>
-            <w:tcW w:type="dxa" w:w="3024"/>
-            <w:vAlign w:val="center"/>
-            <w:tcMar>
-              <w:top w:w="80" w:type="dxa"/>
-              <w:start w:w="120" w:type="dxa"/>
-              <w:bottom w:w="80" w:type="dxa"/>
-              <w:end w:w="120" w:type="dxa"/>
-            </w:tcMar>
-          </w:tcPr>
-          <w:p>
-            <w:pPr>
-              <w:spacing w:after="0"/>
-            </w:pPr>
-            <w:r>
-              <w:rPr>
-                <w:sz w:val="18"/>
-              </w:rPr>
-              <w:t>0,31</w:t>
-            </w:r>
-          </w:p>
-        </w:tc>
-        <w:tc>
-          <w:tcPr>
-            <w:tcW w:type="dxa" w:w="3024"/>
-            <w:vAlign w:val="center"/>
-            <w:tcMar>
-              <w:top w:w="80" w:type="dxa"/>
-              <w:start w:w="120" w:type="dxa"/>
-              <w:bottom w:w="80" w:type="dxa"/>
-              <w:end w:w="120" w:type="dxa"/>
-            </w:tcMar>
-          </w:tcPr>
-          <w:p>
-            <w:pPr>
-              <w:spacing w:after="0"/>
-            </w:pPr>
-            <w:r>
-              <w:rPr>
-                <w:sz w:val="18"/>
-              </w:rPr>
-              <w:t>0,16</w:t>
-            </w:r>
-          </w:p>
-        </w:tc>
-      </w:tr>
-      <w:tr>
-        <w:tc>
-          <w:tcPr>
-            <w:tcW w:type="dxa" w:w="3024"/>
-            <w:vAlign w:val="center"/>
-            <w:tcMar>
-              <w:top w:w="80" w:type="dxa"/>
-              <w:start w:w="120" w:type="dxa"/>
-              <w:bottom w:w="80" w:type="dxa"/>
-              <w:end w:w="120" w:type="dxa"/>
-            </w:tcMar>
-          </w:tcPr>
-          <w:p>
-            <w:pPr>
-              <w:spacing w:after="0"/>
-            </w:pPr>
-            <w:r>
-              <w:rPr>
-                <w:sz w:val="18"/>
-              </w:rPr>
-              <w:t>Arcilloso</w:t>
-            </w:r>
-          </w:p>
-        </w:tc>
-        <w:tc>
-          <w:tcPr>
-            <w:tcW w:type="dxa" w:w="3024"/>
-            <w:vAlign w:val="center"/>
-            <w:tcMar>
-              <w:top w:w="80" w:type="dxa"/>
-              <w:start w:w="120" w:type="dxa"/>
-              <w:bottom w:w="80" w:type="dxa"/>
-              <w:end w:w="120" w:type="dxa"/>
-            </w:tcMar>
-          </w:tcPr>
-          <w:p>
-            <w:pPr>
-              <w:spacing w:after="0"/>
-            </w:pPr>
-            <w:r>
-              <w:rPr>
-                <w:sz w:val="18"/>
-              </w:rPr>
-              <w:t>0,37</w:t>
-            </w:r>
-          </w:p>
-        </w:tc>
-        <w:tc>
-          <w:tcPr>
-            <w:tcW w:type="dxa" w:w="3024"/>
-            <w:vAlign w:val="center"/>
-            <w:tcMar>
-              <w:top w:w="80" w:type="dxa"/>
-              <w:start w:w="120" w:type="dxa"/>
-              <w:bottom w:w="80" w:type="dxa"/>
-              <w:end w:w="120" w:type="dxa"/>
-            </w:tcMar>
-          </w:tcPr>
-          <w:p>
-            <w:pPr>
-              <w:spacing w:after="0"/>
-            </w:pPr>
-            <w:r>
-              <w:rPr>
-                <w:sz w:val="18"/>
-              </w:rPr>
-              <w:t>0,22</w:t>
+              <w:t>0,90</w:t>
             </w:r>
           </w:p>
         </w:tc>
@@ -1640,33 +1513,23 @@
         <w:spacing w:after="120"/>
       </w:pPr>
       <w:r>
-        <w:t>Estos valores permiten estimar el agua disponible en el perfil radicular:</w:t>
+        <w:t>La elección de estos cultivos permite comparar demandas hídricas diferentes dentro de un contexto agrícola mediterráneo.</w:t>
       </w:r>
     </w:p>
     <w:p>
-      <w:pPr/>
+      <w:pPr>
+        <w:pStyle w:val="Heading2"/>
+      </w:pPr>
       <w:r>
-        <w:rPr>
-          <w:rFonts w:ascii="Consolas" w:hAnsi="Consolas"/>
-          <w:sz w:val="16"/>
-        </w:rPr>
-        <w:t>Agua disponible total = (capacidad de campo - punto de marchitez) * profundidad radicular * 1000</w:t>
+        <w:t>2.6 Big Data y BigQuery</w:t>
       </w:r>
     </w:p>
     <w:p>
       <w:pPr>
-        <w:pStyle w:val="Heading2"/>
+        <w:spacing w:after="120"/>
       </w:pPr>
       <w:r>
-        <w:t>2.5 Cultivos seleccionados</w:t>
-      </w:r>
-    </w:p>
-    <w:p>
-      <w:pPr>
-        <w:spacing w:after="120"/>
-      </w:pPr>
-      <w:r>
-        <w:t>El proyecto trabaja con tres cultivos configurables:</w:t>
+        <w:t>El proyecto no despliega BigQuery. Lo que sí entrega es una estructura de datos exportable en CSV/JSON que podría cargarse en una herramienta analítica posterior. Google BigQuery se mantiene como referencia tecnológica para una futura versión cloud, ya que es un almacén de datos gestionado orientado al análisis de grandes volúmenes de información [4].</w:t>
       </w:r>
     </w:p>
     <w:tbl>
@@ -1678,16 +1541,13 @@
         <w:tblLook w:firstColumn="1" w:firstRow="1" w:lastColumn="0" w:lastRow="0" w:noHBand="0" w:noVBand="1" w:val="04A0"/>
       </w:tblPr>
       <w:tblGrid>
-        <w:gridCol w:w="1814"/>
-        <w:gridCol w:w="1814"/>
-        <w:gridCol w:w="1814"/>
-        <w:gridCol w:w="1814"/>
-        <w:gridCol w:w="1814"/>
+        <w:gridCol w:w="4536"/>
+        <w:gridCol w:w="4536"/>
       </w:tblGrid>
       <w:tr>
         <w:tc>
           <w:tcPr>
-            <w:tcW w:type="dxa" w:w="1814"/>
+            <w:tcW w:type="dxa" w:w="4536"/>
             <w:vAlign w:val="center"/>
             <w:tcMar>
               <w:top w:w="80" w:type="dxa"/>
@@ -1706,13 +1566,13 @@
                 <w:b/>
                 <w:sz w:val="18"/>
               </w:rPr>
-              <w:t>Cultivo</w:t>
-            </w:r>
-          </w:p>
-        </w:tc>
-        <w:tc>
-          <w:tcPr>
-            <w:tcW w:type="dxa" w:w="1814"/>
+              <w:t>Elemento</w:t>
+            </w:r>
+          </w:p>
+        </w:tc>
+        <w:tc>
+          <w:tcPr>
+            <w:tcW w:type="dxa" w:w="4536"/>
             <w:vAlign w:val="center"/>
             <w:tcMar>
               <w:top w:w="80" w:type="dxa"/>
@@ -1731,82 +1591,7 @@
                 <w:b/>
                 <w:sz w:val="18"/>
               </w:rPr>
-              <w:t>Profundidad radicular</w:t>
-            </w:r>
-          </w:p>
-        </w:tc>
-        <w:tc>
-          <w:tcPr>
-            <w:tcW w:type="dxa" w:w="1814"/>
-            <w:vAlign w:val="center"/>
-            <w:tcMar>
-              <w:top w:w="80" w:type="dxa"/>
-              <w:start w:w="120" w:type="dxa"/>
-              <w:bottom w:w="80" w:type="dxa"/>
-              <w:end w:w="120" w:type="dxa"/>
-            </w:tcMar>
-            <w:shd w:fill="E8EEF5"/>
-          </w:tcPr>
-          <w:p>
-            <w:pPr>
-              <w:spacing w:after="0"/>
-            </w:pPr>
-            <w:r>
-              <w:rPr>
-                <w:b/>
-                <w:sz w:val="18"/>
-              </w:rPr>
-              <w:t>Marco estimado</w:t>
-            </w:r>
-          </w:p>
-        </w:tc>
-        <w:tc>
-          <w:tcPr>
-            <w:tcW w:type="dxa" w:w="1814"/>
-            <w:vAlign w:val="center"/>
-            <w:tcMar>
-              <w:top w:w="80" w:type="dxa"/>
-              <w:start w:w="120" w:type="dxa"/>
-              <w:bottom w:w="80" w:type="dxa"/>
-              <w:end w:w="120" w:type="dxa"/>
-            </w:tcMar>
-            <w:shd w:fill="E8EEF5"/>
-          </w:tcPr>
-          <w:p>
-            <w:pPr>
-              <w:spacing w:after="0"/>
-            </w:pPr>
-            <w:r>
-              <w:rPr>
-                <w:b/>
-                <w:sz w:val="18"/>
-              </w:rPr>
-              <w:t>Agotamiento máximo</w:t>
-            </w:r>
-          </w:p>
-        </w:tc>
-        <w:tc>
-          <w:tcPr>
-            <w:tcW w:type="dxa" w:w="1814"/>
-            <w:vAlign w:val="center"/>
-            <w:tcMar>
-              <w:top w:w="80" w:type="dxa"/>
-              <w:start w:w="120" w:type="dxa"/>
-              <w:bottom w:w="80" w:type="dxa"/>
-              <w:end w:w="120" w:type="dxa"/>
-            </w:tcMar>
-            <w:shd w:fill="E8EEF5"/>
-          </w:tcPr>
-          <w:p>
-            <w:pPr>
-              <w:spacing w:after="0"/>
-            </w:pPr>
-            <w:r>
-              <w:rPr>
-                <w:b/>
-                <w:sz w:val="18"/>
-              </w:rPr>
-              <w:t>Kc en fase media</w:t>
+              <w:t>Estado en el proyecto</w:t>
             </w:r>
           </w:p>
         </w:tc>
@@ -1814,116 +1599,47 @@
       <w:tr>
         <w:tc>
           <w:tcPr>
-            <w:tcW w:type="dxa" w:w="1814"/>
-            <w:vAlign w:val="center"/>
-            <w:tcMar>
-              <w:top w:w="80" w:type="dxa"/>
-              <w:start w:w="120" w:type="dxa"/>
-              <w:bottom w:w="80" w:type="dxa"/>
-              <w:end w:w="120" w:type="dxa"/>
-            </w:tcMar>
-          </w:tcPr>
-          <w:p>
-            <w:pPr>
-              <w:spacing w:after="0"/>
-            </w:pPr>
-            <w:r>
-              <w:rPr>
-                <w:sz w:val="18"/>
-              </w:rPr>
-              <w:t>Olivar</w:t>
-            </w:r>
-          </w:p>
-        </w:tc>
-        <w:tc>
-          <w:tcPr>
-            <w:tcW w:type="dxa" w:w="1814"/>
-            <w:vAlign w:val="center"/>
-            <w:tcMar>
-              <w:top w:w="80" w:type="dxa"/>
-              <w:start w:w="120" w:type="dxa"/>
-              <w:bottom w:w="80" w:type="dxa"/>
-              <w:end w:w="120" w:type="dxa"/>
-            </w:tcMar>
-          </w:tcPr>
-          <w:p>
-            <w:pPr>
-              <w:spacing w:after="0"/>
-            </w:pPr>
-            <w:r>
-              <w:rPr>
-                <w:sz w:val="18"/>
-              </w:rPr>
-              <w:t>0,60 m</w:t>
-            </w:r>
-          </w:p>
-        </w:tc>
-        <w:tc>
-          <w:tcPr>
-            <w:tcW w:type="dxa" w:w="1814"/>
-            <w:vAlign w:val="center"/>
-            <w:tcMar>
-              <w:top w:w="80" w:type="dxa"/>
-              <w:start w:w="120" w:type="dxa"/>
-              <w:bottom w:w="80" w:type="dxa"/>
-              <w:end w:w="120" w:type="dxa"/>
-            </w:tcMar>
-          </w:tcPr>
-          <w:p>
-            <w:pPr>
-              <w:spacing w:after="0"/>
-            </w:pPr>
-            <w:r>
-              <w:rPr>
-                <w:sz w:val="18"/>
-              </w:rPr>
-              <w:t>8 m2/planta</w:t>
-            </w:r>
-          </w:p>
-        </w:tc>
-        <w:tc>
-          <w:tcPr>
-            <w:tcW w:type="dxa" w:w="1814"/>
-            <w:vAlign w:val="center"/>
-            <w:tcMar>
-              <w:top w:w="80" w:type="dxa"/>
-              <w:start w:w="120" w:type="dxa"/>
-              <w:bottom w:w="80" w:type="dxa"/>
-              <w:end w:w="120" w:type="dxa"/>
-            </w:tcMar>
-          </w:tcPr>
-          <w:p>
-            <w:pPr>
-              <w:spacing w:after="0"/>
-            </w:pPr>
-            <w:r>
-              <w:rPr>
-                <w:sz w:val="18"/>
-              </w:rPr>
-              <w:t>0,50</w:t>
-            </w:r>
-          </w:p>
-        </w:tc>
-        <w:tc>
-          <w:tcPr>
-            <w:tcW w:type="dxa" w:w="1814"/>
-            <w:vAlign w:val="center"/>
-            <w:tcMar>
-              <w:top w:w="80" w:type="dxa"/>
-              <w:start w:w="120" w:type="dxa"/>
-              <w:bottom w:w="80" w:type="dxa"/>
-              <w:end w:w="120" w:type="dxa"/>
-            </w:tcMar>
-          </w:tcPr>
-          <w:p>
-            <w:pPr>
-              <w:spacing w:after="0"/>
-            </w:pPr>
-            <w:r>
-              <w:rPr>
-                <w:sz w:val="18"/>
-              </w:rPr>
-              <w:t>0,70</w:t>
+            <w:tcW w:type="dxa" w:w="4536"/>
+            <w:vAlign w:val="center"/>
+            <w:tcMar>
+              <w:top w:w="80" w:type="dxa"/>
+              <w:start w:w="120" w:type="dxa"/>
+              <w:bottom w:w="80" w:type="dxa"/>
+              <w:end w:w="120" w:type="dxa"/>
+            </w:tcMar>
+          </w:tcPr>
+          <w:p>
+            <w:pPr>
+              <w:spacing w:after="0"/>
+            </w:pPr>
+            <w:r>
+              <w:rPr>
+                <w:sz w:val="18"/>
+              </w:rPr>
+              <w:t>Exportación CSV/JSON</w:t>
+            </w:r>
+          </w:p>
+        </w:tc>
+        <w:tc>
+          <w:tcPr>
+            <w:tcW w:type="dxa" w:w="4536"/>
+            <w:vAlign w:val="center"/>
+            <w:tcMar>
+              <w:top w:w="80" w:type="dxa"/>
+              <w:start w:w="120" w:type="dxa"/>
+              <w:bottom w:w="80" w:type="dxa"/>
+              <w:end w:w="120" w:type="dxa"/>
+            </w:tcMar>
+          </w:tcPr>
+          <w:p>
+            <w:pPr>
+              <w:spacing w:after="0"/>
+            </w:pPr>
+            <w:r>
+              <w:rPr>
+                <w:sz w:val="18"/>
+              </w:rPr>
+              <w:t>Implementada.</w:t>
             </w:r>
           </w:p>
         </w:tc>
@@ -1931,116 +1647,47 @@
       <w:tr>
         <w:tc>
           <w:tcPr>
-            <w:tcW w:type="dxa" w:w="1814"/>
-            <w:vAlign w:val="center"/>
-            <w:tcMar>
-              <w:top w:w="80" w:type="dxa"/>
-              <w:start w:w="120" w:type="dxa"/>
-              <w:bottom w:w="80" w:type="dxa"/>
-              <w:end w:w="120" w:type="dxa"/>
-            </w:tcMar>
-          </w:tcPr>
-          <w:p>
-            <w:pPr>
-              <w:spacing w:after="0"/>
-            </w:pPr>
-            <w:r>
-              <w:rPr>
-                <w:sz w:val="18"/>
-              </w:rPr>
-              <w:t>Cítricos</w:t>
-            </w:r>
-          </w:p>
-        </w:tc>
-        <w:tc>
-          <w:tcPr>
-            <w:tcW w:type="dxa" w:w="1814"/>
-            <w:vAlign w:val="center"/>
-            <w:tcMar>
-              <w:top w:w="80" w:type="dxa"/>
-              <w:start w:w="120" w:type="dxa"/>
-              <w:bottom w:w="80" w:type="dxa"/>
-              <w:end w:w="120" w:type="dxa"/>
-            </w:tcMar>
-          </w:tcPr>
-          <w:p>
-            <w:pPr>
-              <w:spacing w:after="0"/>
-            </w:pPr>
-            <w:r>
-              <w:rPr>
-                <w:sz w:val="18"/>
-              </w:rPr>
-              <w:t>0,70 m</w:t>
-            </w:r>
-          </w:p>
-        </w:tc>
-        <w:tc>
-          <w:tcPr>
-            <w:tcW w:type="dxa" w:w="1814"/>
-            <w:vAlign w:val="center"/>
-            <w:tcMar>
-              <w:top w:w="80" w:type="dxa"/>
-              <w:start w:w="120" w:type="dxa"/>
-              <w:bottom w:w="80" w:type="dxa"/>
-              <w:end w:w="120" w:type="dxa"/>
-            </w:tcMar>
-          </w:tcPr>
-          <w:p>
-            <w:pPr>
-              <w:spacing w:after="0"/>
-            </w:pPr>
-            <w:r>
-              <w:rPr>
-                <w:sz w:val="18"/>
-              </w:rPr>
-              <w:t>20 m2/planta</w:t>
-            </w:r>
-          </w:p>
-        </w:tc>
-        <w:tc>
-          <w:tcPr>
-            <w:tcW w:type="dxa" w:w="1814"/>
-            <w:vAlign w:val="center"/>
-            <w:tcMar>
-              <w:top w:w="80" w:type="dxa"/>
-              <w:start w:w="120" w:type="dxa"/>
-              <w:bottom w:w="80" w:type="dxa"/>
-              <w:end w:w="120" w:type="dxa"/>
-            </w:tcMar>
-          </w:tcPr>
-          <w:p>
-            <w:pPr>
-              <w:spacing w:after="0"/>
-            </w:pPr>
-            <w:r>
-              <w:rPr>
-                <w:sz w:val="18"/>
-              </w:rPr>
-              <w:t>0,45</w:t>
-            </w:r>
-          </w:p>
-        </w:tc>
-        <w:tc>
-          <w:tcPr>
-            <w:tcW w:type="dxa" w:w="1814"/>
-            <w:vAlign w:val="center"/>
-            <w:tcMar>
-              <w:top w:w="80" w:type="dxa"/>
-              <w:start w:w="120" w:type="dxa"/>
-              <w:bottom w:w="80" w:type="dxa"/>
-              <w:end w:w="120" w:type="dxa"/>
-            </w:tcMar>
-          </w:tcPr>
-          <w:p>
-            <w:pPr>
-              <w:spacing w:after="0"/>
-            </w:pPr>
-            <w:r>
-              <w:rPr>
-                <w:sz w:val="18"/>
-              </w:rPr>
-              <w:t>0,75</w:t>
+            <w:tcW w:type="dxa" w:w="4536"/>
+            <w:vAlign w:val="center"/>
+            <w:tcMar>
+              <w:top w:w="80" w:type="dxa"/>
+              <w:start w:w="120" w:type="dxa"/>
+              <w:bottom w:w="80" w:type="dxa"/>
+              <w:end w:w="120" w:type="dxa"/>
+            </w:tcMar>
+          </w:tcPr>
+          <w:p>
+            <w:pPr>
+              <w:spacing w:after="0"/>
+            </w:pPr>
+            <w:r>
+              <w:rPr>
+                <w:sz w:val="18"/>
+              </w:rPr>
+              <w:t>Estructura tabular compatible con análisis posterior</w:t>
+            </w:r>
+          </w:p>
+        </w:tc>
+        <w:tc>
+          <w:tcPr>
+            <w:tcW w:type="dxa" w:w="4536"/>
+            <w:vAlign w:val="center"/>
+            <w:tcMar>
+              <w:top w:w="80" w:type="dxa"/>
+              <w:start w:w="120" w:type="dxa"/>
+              <w:bottom w:w="80" w:type="dxa"/>
+              <w:end w:w="120" w:type="dxa"/>
+            </w:tcMar>
+          </w:tcPr>
+          <w:p>
+            <w:pPr>
+              <w:spacing w:after="0"/>
+            </w:pPr>
+            <w:r>
+              <w:rPr>
+                <w:sz w:val="18"/>
+              </w:rPr>
+              <w:t>Implementada.</w:t>
             </w:r>
           </w:p>
         </w:tc>
@@ -2048,116 +1695,95 @@
       <w:tr>
         <w:tc>
           <w:tcPr>
-            <w:tcW w:type="dxa" w:w="1814"/>
-            <w:vAlign w:val="center"/>
-            <w:tcMar>
-              <w:top w:w="80" w:type="dxa"/>
-              <w:start w:w="120" w:type="dxa"/>
-              <w:bottom w:w="80" w:type="dxa"/>
-              <w:end w:w="120" w:type="dxa"/>
-            </w:tcMar>
-          </w:tcPr>
-          <w:p>
-            <w:pPr>
-              <w:spacing w:after="0"/>
-            </w:pPr>
-            <w:r>
-              <w:rPr>
-                <w:sz w:val="18"/>
-              </w:rPr>
-              <w:t>Almendro</w:t>
-            </w:r>
-          </w:p>
-        </w:tc>
-        <w:tc>
-          <w:tcPr>
-            <w:tcW w:type="dxa" w:w="1814"/>
-            <w:vAlign w:val="center"/>
-            <w:tcMar>
-              <w:top w:w="80" w:type="dxa"/>
-              <w:start w:w="120" w:type="dxa"/>
-              <w:bottom w:w="80" w:type="dxa"/>
-              <w:end w:w="120" w:type="dxa"/>
-            </w:tcMar>
-          </w:tcPr>
-          <w:p>
-            <w:pPr>
-              <w:spacing w:after="0"/>
-            </w:pPr>
-            <w:r>
-              <w:rPr>
-                <w:sz w:val="18"/>
-              </w:rPr>
-              <w:t>0,80 m</w:t>
-            </w:r>
-          </w:p>
-        </w:tc>
-        <w:tc>
-          <w:tcPr>
-            <w:tcW w:type="dxa" w:w="1814"/>
-            <w:vAlign w:val="center"/>
-            <w:tcMar>
-              <w:top w:w="80" w:type="dxa"/>
-              <w:start w:w="120" w:type="dxa"/>
-              <w:bottom w:w="80" w:type="dxa"/>
-              <w:end w:w="120" w:type="dxa"/>
-            </w:tcMar>
-          </w:tcPr>
-          <w:p>
-            <w:pPr>
-              <w:spacing w:after="0"/>
-            </w:pPr>
-            <w:r>
-              <w:rPr>
-                <w:sz w:val="18"/>
-              </w:rPr>
-              <w:t>30 m2/planta</w:t>
-            </w:r>
-          </w:p>
-        </w:tc>
-        <w:tc>
-          <w:tcPr>
-            <w:tcW w:type="dxa" w:w="1814"/>
-            <w:vAlign w:val="center"/>
-            <w:tcMar>
-              <w:top w:w="80" w:type="dxa"/>
-              <w:start w:w="120" w:type="dxa"/>
-              <w:bottom w:w="80" w:type="dxa"/>
-              <w:end w:w="120" w:type="dxa"/>
-            </w:tcMar>
-          </w:tcPr>
-          <w:p>
-            <w:pPr>
-              <w:spacing w:after="0"/>
-            </w:pPr>
-            <w:r>
-              <w:rPr>
-                <w:sz w:val="18"/>
-              </w:rPr>
-              <w:t>0,55</w:t>
-            </w:r>
-          </w:p>
-        </w:tc>
-        <w:tc>
-          <w:tcPr>
-            <w:tcW w:type="dxa" w:w="1814"/>
-            <w:vAlign w:val="center"/>
-            <w:tcMar>
-              <w:top w:w="80" w:type="dxa"/>
-              <w:start w:w="120" w:type="dxa"/>
-              <w:bottom w:w="80" w:type="dxa"/>
-              <w:end w:w="120" w:type="dxa"/>
-            </w:tcMar>
-          </w:tcPr>
-          <w:p>
-            <w:pPr>
-              <w:spacing w:after="0"/>
-            </w:pPr>
-            <w:r>
-              <w:rPr>
-                <w:sz w:val="18"/>
-              </w:rPr>
-              <w:t>0,90</w:t>
+            <w:tcW w:type="dxa" w:w="4536"/>
+            <w:vAlign w:val="center"/>
+            <w:tcMar>
+              <w:top w:w="80" w:type="dxa"/>
+              <w:start w:w="120" w:type="dxa"/>
+              <w:bottom w:w="80" w:type="dxa"/>
+              <w:end w:w="120" w:type="dxa"/>
+            </w:tcMar>
+          </w:tcPr>
+          <w:p>
+            <w:pPr>
+              <w:spacing w:after="0"/>
+            </w:pPr>
+            <w:r>
+              <w:rPr>
+                <w:sz w:val="18"/>
+              </w:rPr>
+              <w:t>Creación de dataset/tablas en BigQuery</w:t>
+            </w:r>
+          </w:p>
+        </w:tc>
+        <w:tc>
+          <w:tcPr>
+            <w:tcW w:type="dxa" w:w="4536"/>
+            <w:vAlign w:val="center"/>
+            <w:tcMar>
+              <w:top w:w="80" w:type="dxa"/>
+              <w:start w:w="120" w:type="dxa"/>
+              <w:bottom w:w="80" w:type="dxa"/>
+              <w:end w:w="120" w:type="dxa"/>
+            </w:tcMar>
+          </w:tcPr>
+          <w:p>
+            <w:pPr>
+              <w:spacing w:after="0"/>
+            </w:pPr>
+            <w:r>
+              <w:rPr>
+                <w:sz w:val="18"/>
+              </w:rPr>
+              <w:t>No implementada.</w:t>
+            </w:r>
+          </w:p>
+        </w:tc>
+      </w:tr>
+      <w:tr>
+        <w:tc>
+          <w:tcPr>
+            <w:tcW w:type="dxa" w:w="4536"/>
+            <w:vAlign w:val="center"/>
+            <w:tcMar>
+              <w:top w:w="80" w:type="dxa"/>
+              <w:start w:w="120" w:type="dxa"/>
+              <w:bottom w:w="80" w:type="dxa"/>
+              <w:end w:w="120" w:type="dxa"/>
+            </w:tcMar>
+          </w:tcPr>
+          <w:p>
+            <w:pPr>
+              <w:spacing w:after="0"/>
+            </w:pPr>
+            <w:r>
+              <w:rPr>
+                <w:sz w:val="18"/>
+              </w:rPr>
+              <w:t>Ingesta automática en Google Cloud</w:t>
+            </w:r>
+          </w:p>
+        </w:tc>
+        <w:tc>
+          <w:tcPr>
+            <w:tcW w:type="dxa" w:w="4536"/>
+            <w:vAlign w:val="center"/>
+            <w:tcMar>
+              <w:top w:w="80" w:type="dxa"/>
+              <w:start w:w="120" w:type="dxa"/>
+              <w:bottom w:w="80" w:type="dxa"/>
+              <w:end w:w="120" w:type="dxa"/>
+            </w:tcMar>
+          </w:tcPr>
+          <w:p>
+            <w:pPr>
+              <w:spacing w:after="0"/>
+            </w:pPr>
+            <w:r>
+              <w:rPr>
+                <w:sz w:val="18"/>
+              </w:rPr>
+              <w:t>No implementada.</w:t>
             </w:r>
           </w:p>
         </w:tc>
@@ -2169,66 +1795,7 @@
         <w:spacing w:after="120"/>
       </w:pPr>
       <w:r>
-        <w:t>La elección de estos cultivos permite comparar demandas hídricas diferentes dentro de un contexto agrícola mediterráneo.</w:t>
-      </w:r>
-    </w:p>
-    <w:p>
-      <w:pPr>
-        <w:pStyle w:val="Heading2"/>
-      </w:pPr>
-      <w:r>
-        <w:t>2.6 Big Data y BigQuery</w:t>
-      </w:r>
-    </w:p>
-    <w:p>
-      <w:pPr>
-        <w:spacing w:after="120"/>
-      </w:pPr>
-      <w:r>
-        <w:t>El proyecto está preparado para evolucionar desde archivos CSV locales hacia una infraestructura de almacenamiento masivo. Google BigQuery es un almacén de datos gestionado orientado al análisis de grandes volúmenes de información [4].</w:t>
-      </w:r>
-    </w:p>
-    <w:p>
-      <w:pPr>
-        <w:spacing w:after="120"/>
-      </w:pPr>
-      <w:r>
-        <w:t>En el contexto del proyecto, BigQuery tendría tres funciones:</w:t>
-      </w:r>
-    </w:p>
-    <w:p>
-      <w:pPr>
-        <w:pStyle w:val="ListBullet"/>
-        <w:spacing w:after="60"/>
-      </w:pPr>
-      <w:r>
-        <w:t>Centralizar históricos meteorológicos de AEMET.</w:t>
-      </w:r>
-    </w:p>
-    <w:p>
-      <w:pPr>
-        <w:pStyle w:val="ListBullet"/>
-        <w:spacing w:after="60"/>
-      </w:pPr>
-      <w:r>
-        <w:t>Almacenar lecturas IoT de humedad, temperatura y conductividad eléctrica.</w:t>
-      </w:r>
-    </w:p>
-    <w:p>
-      <w:pPr>
-        <w:pStyle w:val="ListBullet"/>
-        <w:spacing w:after="60"/>
-      </w:pPr>
-      <w:r>
-        <w:t>Servir como base para consultas analíticas y entrenamiento de modelos.</w:t>
-      </w:r>
-    </w:p>
-    <w:p>
-      <w:pPr>
-        <w:spacing w:after="120"/>
-      </w:pPr>
-      <w:r>
-        <w:t>La versión actual define la estructura de columnas y el flujo ETL, pero la conexión efectiva con BigQuery queda como despliegue cloud posterior.</w:t>
+        <w:t>Por tanto, BigQuery queda cerrado como alcance preparado pero no desplegado. En la entrega actual no se afirma que exista una infraestructura cloud funcionando.</w:t>
       </w:r>
     </w:p>
     <w:p>
@@ -2357,7 +1924,7 @@
         <w:spacing w:after="60"/>
       </w:pPr>
       <w:r>
-        <w:t>Configuración de cultivo, suelo y parcela.</w:t>
+        <w:t>Configuración de cultivo, fechas y superficie.</w:t>
       </w:r>
     </w:p>
     <w:p>
@@ -2443,7 +2010,7 @@
         <w:spacing w:after="60"/>
       </w:pPr>
       <w:r>
-        <w:t>No presentar la predicción ML como verdad de campo si no está calibrada con sensores reales.</w:t>
+        <w:t>No presentar la predicción ML como verdad de campo sin validación agronómica real.</w:t>
       </w:r>
     </w:p>
     <w:p>
@@ -2690,7 +2257,7 @@
               <w:rPr>
                 <w:sz w:val="18"/>
               </w:rPr>
-              <w:t>Modelado de cultivos, suelos y parcela.</w:t>
+              <w:t>Modelado de cultivos y parcela.</w:t>
             </w:r>
           </w:p>
         </w:tc>
@@ -3645,7 +3212,7 @@
               <w:rPr>
                 <w:sz w:val="18"/>
               </w:rPr>
-              <w:t>Capa prevista para almacenamiento masivo.</w:t>
+              <w:t>Referencia teórica cerrada como no desplegada en el prototipo.</w:t>
             </w:r>
           </w:p>
         </w:tc>
@@ -3688,10 +3255,6 @@
         <w:t xml:space="preserve">    H --&gt; I</w:t>
         <w:br/>
         <w:t xml:space="preserve">    I --&gt; J["Informe y dashboard"]</w:t>
-        <w:br/>
-        <w:t xml:space="preserve">    F -. futuro .-&gt; K["BigQuery"]</w:t>
-        <w:br/>
-        <w:t xml:space="preserve">    L["Sensores IoT"] -. futuro .-&gt; K</w:t>
       </w:r>
     </w:p>
     <w:p>
@@ -3767,7 +3330,7 @@
         <w:t>Carga:</w:t>
       </w:r>
       <w:r>
-        <w:t xml:space="preserve"> generación de un dataset estructurado en CSV y preparación para futura ingesta en BigQuery.</w:t>
+        <w:t xml:space="preserve"> generación de un dataset estructurado en CSV/JSON para análisis local y entrenamiento del modelo.</w:t>
       </w:r>
     </w:p>
     <w:p>
@@ -3900,15 +3463,6 @@
         <w:spacing w:after="60"/>
       </w:pPr>
       <w:r>
-        <w:t>Tipo de suelo.</w:t>
-      </w:r>
-    </w:p>
-    <w:p>
-      <w:pPr>
-        <w:pStyle w:val="ListBullet"/>
-        <w:spacing w:after="60"/>
-      </w:pPr>
-      <w:r>
         <w:t>Superficie.</w:t>
       </w:r>
     </w:p>
@@ -4886,7 +4440,7 @@
         <w:spacing w:after="120"/>
       </w:pPr>
       <w:r>
-        <w:t>El tipo de suelo y la humedad volumétrica inicial no forman parte del cálculo diario estándar. Solo se aplican si se activa la opción de calcular un primer riego hasta capacidad de campo. Por eso se consideran variables auxiliares, no variables principales del servicio.</w:t>
+        <w:t>El perfil de suelo queda fuera del flujo principal. La decisión que recibe el cliente se basa en clima AEMET, cultivo, fase, superficie, lluvia efectiva y eficiencia de riego.</w:t>
       </w:r>
     </w:p>
     <w:p>
@@ -5113,7 +4667,7 @@
               <w:rPr>
                 <w:sz w:val="18"/>
               </w:rPr>
-              <w:t>Variables AEMET, suelo, cultivo y parcela.</w:t>
+              <w:t>Variables AEMET, cultivo y parcela.</w:t>
             </w:r>
           </w:p>
         </w:tc>
@@ -5393,7 +4947,7 @@
               <w:rPr>
                 <w:sz w:val="18"/>
               </w:rPr>
-              <w:t>Pruebas unitarias de riego, lluvia y primer riego.</w:t>
+              <w:t>Pruebas unitarias de riego y lluvia efectiva.</w:t>
             </w:r>
           </w:p>
         </w:tc>
@@ -5792,7 +5346,7 @@
               <w:rPr>
                 <w:sz w:val="18"/>
               </w:rPr>
-              <w:t>Preparar Big Data.</w:t>
+              <w:t>Preparar exportación analítica.</w:t>
             </w:r>
           </w:p>
         </w:tc>
@@ -5815,7 +5369,7 @@
               <w:rPr>
                 <w:sz w:val="18"/>
               </w:rPr>
-              <w:t>Estructura compatible con BigQuery.</w:t>
+              <w:t>CSV/JSON estructurado.</w:t>
             </w:r>
           </w:p>
         </w:tc>
@@ -5861,7 +5415,7 @@
               <w:rPr>
                 <w:sz w:val="18"/>
               </w:rPr>
-              <w:t>Dataset tabular preparado para carga futura.</w:t>
+              <w:t>Dataset tabular preparado para análisis posterior.</w:t>
             </w:r>
           </w:p>
         </w:tc>
@@ -7967,7 +7521,7 @@
               <w:rPr>
                 <w:sz w:val="18"/>
               </w:rPr>
-              <w:t>Diseño de variables de cultivo, suelo y riego.</w:t>
+              <w:t>Diseño de variables de cultivo y riego.</w:t>
             </w:r>
           </w:p>
         </w:tc>
@@ -8436,7 +7990,7 @@
         <w:spacing w:after="120"/>
       </w:pPr>
       <w:r>
-        <w:t>No se calcula un ROI monetario cerrado porque faltan datos reales de explotación: consumo histórico de riego tradicional, precio del agua, coste del servicio, coste de sensores y ahorro confirmado en campo. Para evitar estimaciones no justificadas, el proyecto deja definido el método de cálculo:</w:t>
+        <w:t>No se calcula un ROI monetario cerrado porque faltan datos reales de explotación: consumo histórico de riego tradicional, precio del agua, coste del servicio y ahorro confirmado en campo. Para evitar estimaciones no justificadas, el proyecto deja definido el método de cálculo:</w:t>
       </w:r>
     </w:p>
     <w:p>
@@ -8889,7 +8443,7 @@
               <w:rPr>
                 <w:sz w:val="18"/>
               </w:rPr>
-              <w:t>Prototipo IoT futuro: microcontroladores</w:t>
+              <w:t>Total estimado</w:t>
             </w:r>
           </w:p>
         </w:tc>
@@ -8912,7 +8466,6 @@
               <w:rPr>
                 <w:sz w:val="18"/>
               </w:rPr>
-              <w:t>2</w:t>
             </w:r>
           </w:p>
         </w:tc>
@@ -8935,7 +8488,6 @@
               <w:rPr>
                 <w:sz w:val="18"/>
               </w:rPr>
-              <w:t>20 EUR</w:t>
             </w:r>
           </w:p>
         </w:tc>
@@ -8958,475 +8510,7 @@
               <w:rPr>
                 <w:sz w:val="18"/>
               </w:rPr>
-              <w:t>40 EUR</w:t>
-            </w:r>
-          </w:p>
-        </w:tc>
-      </w:tr>
-      <w:tr>
-        <w:tc>
-          <w:tcPr>
-            <w:tcW w:type="dxa" w:w="2268"/>
-            <w:vAlign w:val="center"/>
-            <w:tcMar>
-              <w:top w:w="80" w:type="dxa"/>
-              <w:start w:w="120" w:type="dxa"/>
-              <w:bottom w:w="80" w:type="dxa"/>
-              <w:end w:w="120" w:type="dxa"/>
-            </w:tcMar>
-          </w:tcPr>
-          <w:p>
-            <w:pPr>
-              <w:spacing w:after="0"/>
-            </w:pPr>
-            <w:r>
-              <w:rPr>
-                <w:sz w:val="18"/>
-              </w:rPr>
-              <w:t>Sensores humedad/temperatura suelo</w:t>
-            </w:r>
-          </w:p>
-        </w:tc>
-        <w:tc>
-          <w:tcPr>
-            <w:tcW w:type="dxa" w:w="2268"/>
-            <w:vAlign w:val="center"/>
-            <w:tcMar>
-              <w:top w:w="80" w:type="dxa"/>
-              <w:start w:w="120" w:type="dxa"/>
-              <w:bottom w:w="80" w:type="dxa"/>
-              <w:end w:w="120" w:type="dxa"/>
-            </w:tcMar>
-          </w:tcPr>
-          <w:p>
-            <w:pPr>
-              <w:spacing w:after="0"/>
-            </w:pPr>
-            <w:r>
-              <w:rPr>
-                <w:sz w:val="18"/>
-              </w:rPr>
-              <w:t>3</w:t>
-            </w:r>
-          </w:p>
-        </w:tc>
-        <w:tc>
-          <w:tcPr>
-            <w:tcW w:type="dxa" w:w="2268"/>
-            <w:vAlign w:val="center"/>
-            <w:tcMar>
-              <w:top w:w="80" w:type="dxa"/>
-              <w:start w:w="120" w:type="dxa"/>
-              <w:bottom w:w="80" w:type="dxa"/>
-              <w:end w:w="120" w:type="dxa"/>
-            </w:tcMar>
-          </w:tcPr>
-          <w:p>
-            <w:pPr>
-              <w:spacing w:after="0"/>
-            </w:pPr>
-            <w:r>
-              <w:rPr>
-                <w:sz w:val="18"/>
-              </w:rPr>
-              <w:t>25 EUR</w:t>
-            </w:r>
-          </w:p>
-        </w:tc>
-        <w:tc>
-          <w:tcPr>
-            <w:tcW w:type="dxa" w:w="2268"/>
-            <w:vAlign w:val="center"/>
-            <w:tcMar>
-              <w:top w:w="80" w:type="dxa"/>
-              <w:start w:w="120" w:type="dxa"/>
-              <w:bottom w:w="80" w:type="dxa"/>
-              <w:end w:w="120" w:type="dxa"/>
-            </w:tcMar>
-          </w:tcPr>
-          <w:p>
-            <w:pPr>
-              <w:spacing w:after="0"/>
-            </w:pPr>
-            <w:r>
-              <w:rPr>
-                <w:sz w:val="18"/>
-              </w:rPr>
-              <w:t>75 EUR</w:t>
-            </w:r>
-          </w:p>
-        </w:tc>
-      </w:tr>
-      <w:tr>
-        <w:tc>
-          <w:tcPr>
-            <w:tcW w:type="dxa" w:w="2268"/>
-            <w:vAlign w:val="center"/>
-            <w:tcMar>
-              <w:top w:w="80" w:type="dxa"/>
-              <w:start w:w="120" w:type="dxa"/>
-              <w:bottom w:w="80" w:type="dxa"/>
-              <w:end w:w="120" w:type="dxa"/>
-            </w:tcMar>
-          </w:tcPr>
-          <w:p>
-            <w:pPr>
-              <w:spacing w:after="0"/>
-            </w:pPr>
-            <w:r>
-              <w:rPr>
-                <w:sz w:val="18"/>
-              </w:rPr>
-              <w:t>Sensor conductividad eléctrica</w:t>
-            </w:r>
-          </w:p>
-        </w:tc>
-        <w:tc>
-          <w:tcPr>
-            <w:tcW w:type="dxa" w:w="2268"/>
-            <w:vAlign w:val="center"/>
-            <w:tcMar>
-              <w:top w:w="80" w:type="dxa"/>
-              <w:start w:w="120" w:type="dxa"/>
-              <w:bottom w:w="80" w:type="dxa"/>
-              <w:end w:w="120" w:type="dxa"/>
-            </w:tcMar>
-          </w:tcPr>
-          <w:p>
-            <w:pPr>
-              <w:spacing w:after="0"/>
-            </w:pPr>
-            <w:r>
-              <w:rPr>
-                <w:sz w:val="18"/>
-              </w:rPr>
-              <w:t>1</w:t>
-            </w:r>
-          </w:p>
-        </w:tc>
-        <w:tc>
-          <w:tcPr>
-            <w:tcW w:type="dxa" w:w="2268"/>
-            <w:vAlign w:val="center"/>
-            <w:tcMar>
-              <w:top w:w="80" w:type="dxa"/>
-              <w:start w:w="120" w:type="dxa"/>
-              <w:bottom w:w="80" w:type="dxa"/>
-              <w:end w:w="120" w:type="dxa"/>
-            </w:tcMar>
-          </w:tcPr>
-          <w:p>
-            <w:pPr>
-              <w:spacing w:after="0"/>
-            </w:pPr>
-            <w:r>
-              <w:rPr>
-                <w:sz w:val="18"/>
-              </w:rPr>
-              <w:t>45 EUR</w:t>
-            </w:r>
-          </w:p>
-        </w:tc>
-        <w:tc>
-          <w:tcPr>
-            <w:tcW w:type="dxa" w:w="2268"/>
-            <w:vAlign w:val="center"/>
-            <w:tcMar>
-              <w:top w:w="80" w:type="dxa"/>
-              <w:start w:w="120" w:type="dxa"/>
-              <w:bottom w:w="80" w:type="dxa"/>
-              <w:end w:w="120" w:type="dxa"/>
-            </w:tcMar>
-          </w:tcPr>
-          <w:p>
-            <w:pPr>
-              <w:spacing w:after="0"/>
-            </w:pPr>
-            <w:r>
-              <w:rPr>
-                <w:sz w:val="18"/>
-              </w:rPr>
-              <w:t>45 EUR</w:t>
-            </w:r>
-          </w:p>
-        </w:tc>
-      </w:tr>
-      <w:tr>
-        <w:tc>
-          <w:tcPr>
-            <w:tcW w:type="dxa" w:w="2268"/>
-            <w:vAlign w:val="center"/>
-            <w:tcMar>
-              <w:top w:w="80" w:type="dxa"/>
-              <w:start w:w="120" w:type="dxa"/>
-              <w:bottom w:w="80" w:type="dxa"/>
-              <w:end w:w="120" w:type="dxa"/>
-            </w:tcMar>
-          </w:tcPr>
-          <w:p>
-            <w:pPr>
-              <w:spacing w:after="0"/>
-            </w:pPr>
-            <w:r>
-              <w:rPr>
-                <w:sz w:val="18"/>
-              </w:rPr>
-              <w:t>Comunicaciones y alimentación</w:t>
-            </w:r>
-          </w:p>
-        </w:tc>
-        <w:tc>
-          <w:tcPr>
-            <w:tcW w:type="dxa" w:w="2268"/>
-            <w:vAlign w:val="center"/>
-            <w:tcMar>
-              <w:top w:w="80" w:type="dxa"/>
-              <w:start w:w="120" w:type="dxa"/>
-              <w:bottom w:w="80" w:type="dxa"/>
-              <w:end w:w="120" w:type="dxa"/>
-            </w:tcMar>
-          </w:tcPr>
-          <w:p>
-            <w:pPr>
-              <w:spacing w:after="0"/>
-            </w:pPr>
-            <w:r>
-              <w:rPr>
-                <w:sz w:val="18"/>
-              </w:rPr>
-              <w:t>1</w:t>
-            </w:r>
-          </w:p>
-        </w:tc>
-        <w:tc>
-          <w:tcPr>
-            <w:tcW w:type="dxa" w:w="2268"/>
-            <w:vAlign w:val="center"/>
-            <w:tcMar>
-              <w:top w:w="80" w:type="dxa"/>
-              <w:start w:w="120" w:type="dxa"/>
-              <w:bottom w:w="80" w:type="dxa"/>
-              <w:end w:w="120" w:type="dxa"/>
-            </w:tcMar>
-          </w:tcPr>
-          <w:p>
-            <w:pPr>
-              <w:spacing w:after="0"/>
-            </w:pPr>
-            <w:r>
-              <w:rPr>
-                <w:sz w:val="18"/>
-              </w:rPr>
-              <w:t>60 EUR</w:t>
-            </w:r>
-          </w:p>
-        </w:tc>
-        <w:tc>
-          <w:tcPr>
-            <w:tcW w:type="dxa" w:w="2268"/>
-            <w:vAlign w:val="center"/>
-            <w:tcMar>
-              <w:top w:w="80" w:type="dxa"/>
-              <w:start w:w="120" w:type="dxa"/>
-              <w:bottom w:w="80" w:type="dxa"/>
-              <w:end w:w="120" w:type="dxa"/>
-            </w:tcMar>
-          </w:tcPr>
-          <w:p>
-            <w:pPr>
-              <w:spacing w:after="0"/>
-            </w:pPr>
-            <w:r>
-              <w:rPr>
-                <w:sz w:val="18"/>
-              </w:rPr>
-              <w:t>60 EUR</w:t>
-            </w:r>
-          </w:p>
-        </w:tc>
-      </w:tr>
-      <w:tr>
-        <w:tc>
-          <w:tcPr>
-            <w:tcW w:type="dxa" w:w="2268"/>
-            <w:vAlign w:val="center"/>
-            <w:tcMar>
-              <w:top w:w="80" w:type="dxa"/>
-              <w:start w:w="120" w:type="dxa"/>
-              <w:bottom w:w="80" w:type="dxa"/>
-              <w:end w:w="120" w:type="dxa"/>
-            </w:tcMar>
-          </w:tcPr>
-          <w:p>
-            <w:pPr>
-              <w:spacing w:after="0"/>
-            </w:pPr>
-            <w:r>
-              <w:rPr>
-                <w:sz w:val="18"/>
-              </w:rPr>
-              <w:t>Uso inicial de cloud/BigQuery</w:t>
-            </w:r>
-          </w:p>
-        </w:tc>
-        <w:tc>
-          <w:tcPr>
-            <w:tcW w:type="dxa" w:w="2268"/>
-            <w:vAlign w:val="center"/>
-            <w:tcMar>
-              <w:top w:w="80" w:type="dxa"/>
-              <w:start w:w="120" w:type="dxa"/>
-              <w:bottom w:w="80" w:type="dxa"/>
-              <w:end w:w="120" w:type="dxa"/>
-            </w:tcMar>
-          </w:tcPr>
-          <w:p>
-            <w:pPr>
-              <w:spacing w:after="0"/>
-            </w:pPr>
-            <w:r>
-              <w:rPr>
-                <w:sz w:val="18"/>
-              </w:rPr>
-              <w:t>1</w:t>
-            </w:r>
-          </w:p>
-        </w:tc>
-        <w:tc>
-          <w:tcPr>
-            <w:tcW w:type="dxa" w:w="2268"/>
-            <w:vAlign w:val="center"/>
-            <w:tcMar>
-              <w:top w:w="80" w:type="dxa"/>
-              <w:start w:w="120" w:type="dxa"/>
-              <w:bottom w:w="80" w:type="dxa"/>
-              <w:end w:w="120" w:type="dxa"/>
-            </w:tcMar>
-          </w:tcPr>
-          <w:p>
-            <w:pPr>
-              <w:spacing w:after="0"/>
-            </w:pPr>
-            <w:r>
-              <w:rPr>
-                <w:sz w:val="18"/>
-              </w:rPr>
-              <w:t>0-30 EUR</w:t>
-            </w:r>
-          </w:p>
-        </w:tc>
-        <w:tc>
-          <w:tcPr>
-            <w:tcW w:type="dxa" w:w="2268"/>
-            <w:vAlign w:val="center"/>
-            <w:tcMar>
-              <w:top w:w="80" w:type="dxa"/>
-              <w:start w:w="120" w:type="dxa"/>
-              <w:bottom w:w="80" w:type="dxa"/>
-              <w:end w:w="120" w:type="dxa"/>
-            </w:tcMar>
-          </w:tcPr>
-          <w:p>
-            <w:pPr>
-              <w:spacing w:after="0"/>
-            </w:pPr>
-            <w:r>
-              <w:rPr>
-                <w:sz w:val="18"/>
-              </w:rPr>
-              <w:t>30 EUR</w:t>
-            </w:r>
-          </w:p>
-        </w:tc>
-      </w:tr>
-      <w:tr>
-        <w:tc>
-          <w:tcPr>
-            <w:tcW w:type="dxa" w:w="2268"/>
-            <w:vAlign w:val="center"/>
-            <w:tcMar>
-              <w:top w:w="80" w:type="dxa"/>
-              <w:start w:w="120" w:type="dxa"/>
-              <w:bottom w:w="80" w:type="dxa"/>
-              <w:end w:w="120" w:type="dxa"/>
-            </w:tcMar>
-          </w:tcPr>
-          <w:p>
-            <w:pPr>
-              <w:spacing w:after="0"/>
-            </w:pPr>
-            <w:r>
-              <w:rPr>
-                <w:sz w:val="18"/>
-              </w:rPr>
-              <w:t>Total estimado</w:t>
-            </w:r>
-          </w:p>
-        </w:tc>
-        <w:tc>
-          <w:tcPr>
-            <w:tcW w:type="dxa" w:w="2268"/>
-            <w:vAlign w:val="center"/>
-            <w:tcMar>
-              <w:top w:w="80" w:type="dxa"/>
-              <w:start w:w="120" w:type="dxa"/>
-              <w:bottom w:w="80" w:type="dxa"/>
-              <w:end w:w="120" w:type="dxa"/>
-            </w:tcMar>
-          </w:tcPr>
-          <w:p>
-            <w:pPr>
-              <w:spacing w:after="0"/>
-            </w:pPr>
-            <w:r>
-              <w:rPr>
-                <w:sz w:val="18"/>
-              </w:rPr>
-            </w:r>
-          </w:p>
-        </w:tc>
-        <w:tc>
-          <w:tcPr>
-            <w:tcW w:type="dxa" w:w="2268"/>
-            <w:vAlign w:val="center"/>
-            <w:tcMar>
-              <w:top w:w="80" w:type="dxa"/>
-              <w:start w:w="120" w:type="dxa"/>
-              <w:bottom w:w="80" w:type="dxa"/>
-              <w:end w:w="120" w:type="dxa"/>
-            </w:tcMar>
-          </w:tcPr>
-          <w:p>
-            <w:pPr>
-              <w:spacing w:after="0"/>
-            </w:pPr>
-            <w:r>
-              <w:rPr>
-                <w:sz w:val="18"/>
-              </w:rPr>
-            </w:r>
-          </w:p>
-        </w:tc>
-        <w:tc>
-          <w:tcPr>
-            <w:tcW w:type="dxa" w:w="2268"/>
-            <w:vAlign w:val="center"/>
-            <w:tcMar>
-              <w:top w:w="80" w:type="dxa"/>
-              <w:start w:w="120" w:type="dxa"/>
-              <w:bottom w:w="80" w:type="dxa"/>
-              <w:end w:w="120" w:type="dxa"/>
-            </w:tcMar>
-          </w:tcPr>
-          <w:p>
-            <w:pPr>
-              <w:spacing w:after="0"/>
-            </w:pPr>
-            <w:r>
-              <w:rPr>
-                <w:sz w:val="18"/>
-              </w:rPr>
-              <w:t>1.450 EUR</w:t>
+              <w:t>1.200 EUR</w:t>
             </w:r>
           </w:p>
         </w:tc>
@@ -9438,7 +8522,7 @@
         <w:spacing w:after="120"/>
       </w:pPr>
       <w:r>
-        <w:t>El presupuesto distingue entre el prototipo software ya desarrollado y una posible instalación IoT en campo. Las herramientas principales utilizadas son gratuitas o de código abierto.</w:t>
+        <w:t>El presupuesto corresponde al prototipo software desarrollado. No se incluyen sensores IoT ni costes cloud porque no forman parte del entregable implementado.</w:t>
       </w:r>
     </w:p>
     <w:p>
@@ -9576,7 +8660,7 @@
         <w:spacing w:after="60"/>
       </w:pPr>
       <w:r>
-        <w:t>Configuración de cultivo, fase fenológica, suelo y parcela.</w:t>
+        <w:t>Configuración de cultivo, fase fenológica y superficie de parcela.</w:t>
       </w:r>
     </w:p>
     <w:p>
@@ -9892,7 +8976,7 @@
               <w:rPr>
                 <w:sz w:val="18"/>
               </w:rPr>
-              <w:t>Modelos de datos, cultivos y suelos.</w:t>
+              <w:t>Modelos de datos y cultivos.</w:t>
             </w:r>
           </w:p>
         </w:tc>
@@ -10956,7 +10040,7 @@
         <w:spacing w:after="120"/>
       </w:pPr>
       <w:r>
-        <w:t>Para una parcela de 3.500 m2 de olivar en fase media, suelo franco, estación Sevilla Aeropuerto y periodo del 1 al 7 de mayo de 2024, el sistema generó:</w:t>
+        <w:t>Para una parcela de 3.500 m2 de olivar en fase media, estación Sevilla Aeropuerto y periodo del 1 al 7 de mayo de 2024, el sistema generó:</w:t>
       </w:r>
     </w:p>
     <w:tbl>
@@ -11648,7 +10732,7 @@
         <w:spacing w:after="120"/>
       </w:pPr>
       <w:r>
-        <w:t>El modelo supera el umbral del 85 % si se interpreta la precisión como R2 en un problema de regresión. No obstante, este dato debe presentarse con rigor: el modelo aprende a reproducir el cálculo agronómico sobre el dataset generado, no una verdad de campo medida con sensores.</w:t>
+        <w:t>El modelo supera el umbral del 85 % si se interpreta la precisión como R2 en un problema de regresión. No obstante, este dato debe presentarse con rigor: el modelo aprende a reproducir el cálculo agronómico sobre el dataset generado, no una verdad de campo medida.</w:t>
       </w:r>
     </w:p>
     <w:p>
@@ -12111,15 +11195,6 @@
         <w:spacing w:after="60"/>
       </w:pPr>
       <w:r>
-        <w:t>Primer riego hasta capacidad de campo.</w:t>
-      </w:r>
-    </w:p>
-    <w:p>
-      <w:pPr>
-        <w:pStyle w:val="ListBullet"/>
-        <w:spacing w:after="60"/>
-      </w:pPr>
-      <w:r>
         <w:t>Estimación ET0.</w:t>
       </w:r>
     </w:p>
@@ -12181,7 +11256,7 @@
         <w:spacing w:after="120"/>
       </w:pPr>
       <w:r>
-        <w:t>Las siguientes capturas corresponden a una ejecución real del prototipo. El escenario utilizado para documentar la prueba es: estación AEMET Sevilla Aeropuerto, periodo del 01/05/2024 al 07/05/2024, cultivo olivar, fase media, suelo franco, superficie de 3.500 m2 y modelo ML activado.</w:t>
+        <w:t>Las siguientes capturas corresponden a una ejecución real del prototipo. El escenario utilizado para documentar la prueba es: estación AEMET Sevilla Aeropuerto, periodo del 01/05/2024 al 07/05/2024, cultivo olivar, fase media, superficie de 3.500 m2 y modelo ML activado.</w:t>
       </w:r>
     </w:p>
     <w:tbl>
@@ -12339,7 +11414,7 @@
               <w:rPr>
                 <w:sz w:val="18"/>
               </w:rPr>
-              <w:t>Formulario principal de configuración de estación, fechas, cultivo, suelo y parcela.</w:t>
+              <w:t>Formulario principal de configuración de estación, fechas, cultivo y superficie.</w:t>
             </w:r>
           </w:p>
         </w:tc>
@@ -12654,7 +11729,7 @@
       <w:r>
         <w:drawing>
           <wp:inline xmlns:a="http://schemas.openxmlformats.org/drawingml/2006/main" xmlns:pic="http://schemas.openxmlformats.org/drawingml/2006/picture">
-            <wp:extent cx="5669280" cy="3768783"/>
+            <wp:extent cx="5669280" cy="3410874"/>
             <wp:docPr id="1" name="Picture 1"/>
             <wp:cNvGraphicFramePr>
               <a:graphicFrameLocks noChangeAspect="1"/>
@@ -12675,7 +11750,7 @@
                   <pic:spPr>
                     <a:xfrm>
                       <a:off x="0" y="0"/>
-                      <a:ext cx="5669280" cy="3768783"/>
+                      <a:ext cx="5669280" cy="3410874"/>
                     </a:xfrm>
                     <a:prstGeom prst="rect"/>
                   </pic:spPr>
@@ -12706,7 +11781,7 @@
       <w:r>
         <w:drawing>
           <wp:inline xmlns:a="http://schemas.openxmlformats.org/drawingml/2006/main" xmlns:pic="http://schemas.openxmlformats.org/drawingml/2006/picture">
-            <wp:extent cx="5669280" cy="3768783"/>
+            <wp:extent cx="5669280" cy="3410874"/>
             <wp:docPr id="2" name="Picture 2"/>
             <wp:cNvGraphicFramePr>
               <a:graphicFrameLocks noChangeAspect="1"/>
@@ -12727,7 +11802,7 @@
                   <pic:spPr>
                     <a:xfrm>
                       <a:off x="0" y="0"/>
-                      <a:ext cx="5669280" cy="3768783"/>
+                      <a:ext cx="5669280" cy="3410874"/>
                     </a:xfrm>
                     <a:prstGeom prst="rect"/>
                   </pic:spPr>
@@ -12758,7 +11833,7 @@
       <w:r>
         <w:drawing>
           <wp:inline xmlns:a="http://schemas.openxmlformats.org/drawingml/2006/main" xmlns:pic="http://schemas.openxmlformats.org/drawingml/2006/picture">
-            <wp:extent cx="5669280" cy="3768783"/>
+            <wp:extent cx="5669280" cy="3410874"/>
             <wp:docPr id="3" name="Picture 3"/>
             <wp:cNvGraphicFramePr>
               <a:graphicFrameLocks noChangeAspect="1"/>
@@ -12779,7 +11854,7 @@
                   <pic:spPr>
                     <a:xfrm>
                       <a:off x="0" y="0"/>
-                      <a:ext cx="5669280" cy="3768783"/>
+                      <a:ext cx="5669280" cy="3410874"/>
                     </a:xfrm>
                     <a:prstGeom prst="rect"/>
                   </pic:spPr>
@@ -12810,7 +11885,7 @@
       <w:r>
         <w:drawing>
           <wp:inline xmlns:a="http://schemas.openxmlformats.org/drawingml/2006/main" xmlns:pic="http://schemas.openxmlformats.org/drawingml/2006/picture">
-            <wp:extent cx="5669280" cy="3768783"/>
+            <wp:extent cx="5669280" cy="3410874"/>
             <wp:docPr id="4" name="Picture 4"/>
             <wp:cNvGraphicFramePr>
               <a:graphicFrameLocks noChangeAspect="1"/>
@@ -12831,7 +11906,7 @@
                   <pic:spPr>
                     <a:xfrm>
                       <a:off x="0" y="0"/>
-                      <a:ext cx="5669280" cy="3768783"/>
+                      <a:ext cx="5669280" cy="3410874"/>
                     </a:xfrm>
                     <a:prstGeom prst="rect"/>
                   </pic:spPr>
@@ -12862,7 +11937,7 @@
       <w:r>
         <w:drawing>
           <wp:inline xmlns:a="http://schemas.openxmlformats.org/drawingml/2006/main" xmlns:pic="http://schemas.openxmlformats.org/drawingml/2006/picture">
-            <wp:extent cx="5669280" cy="3768783"/>
+            <wp:extent cx="5669280" cy="3410874"/>
             <wp:docPr id="5" name="Picture 5"/>
             <wp:cNvGraphicFramePr>
               <a:graphicFrameLocks noChangeAspect="1"/>
@@ -12883,7 +11958,7 @@
                   <pic:spPr>
                     <a:xfrm>
                       <a:off x="0" y="0"/>
-                      <a:ext cx="5669280" cy="3768783"/>
+                      <a:ext cx="5669280" cy="3410874"/>
                     </a:xfrm>
                     <a:prstGeom prst="rect"/>
                   </pic:spPr>
@@ -12914,7 +11989,7 @@
       <w:r>
         <w:drawing>
           <wp:inline xmlns:a="http://schemas.openxmlformats.org/drawingml/2006/main" xmlns:pic="http://schemas.openxmlformats.org/drawingml/2006/picture">
-            <wp:extent cx="5669280" cy="3768783"/>
+            <wp:extent cx="5669280" cy="3410874"/>
             <wp:docPr id="6" name="Picture 6"/>
             <wp:cNvGraphicFramePr>
               <a:graphicFrameLocks noChangeAspect="1"/>
@@ -12935,7 +12010,7 @@
                   <pic:spPr>
                     <a:xfrm>
                       <a:off x="0" y="0"/>
-                      <a:ext cx="5669280" cy="3768783"/>
+                      <a:ext cx="5669280" cy="3410874"/>
                     </a:xfrm>
                     <a:prstGeom prst="rect"/>
                   </pic:spPr>
@@ -13263,7 +12338,7 @@
               <w:rPr>
                 <w:sz w:val="18"/>
               </w:rPr>
-              <w:t>Variables AEMET, suelo, cultivo y parcela definidas.</w:t>
+              <w:t>Variables AEMET, cultivo y parcela definidas.</w:t>
             </w:r>
           </w:p>
         </w:tc>
@@ -13545,7 +12620,7 @@
               <w:rPr>
                 <w:sz w:val="18"/>
               </w:rPr>
-              <w:t>Olivar, cítricos y almendro con Kc, raíz, marco y agotamiento propios.</w:t>
+              <w:t>Olivar, cítricos y almendro con Kc y marco por planta propios.</w:t>
             </w:r>
           </w:p>
         </w:tc>
@@ -13733,7 +12808,7 @@
               <w:rPr>
                 <w:sz w:val="18"/>
               </w:rPr>
-              <w:t>App Streamlit con estación, cultivo, suelo, parcela y ML opcional.</w:t>
+              <w:t>App Streamlit con estación, fechas, cultivo, superficie y ML opcional.</w:t>
             </w:r>
           </w:p>
         </w:tc>
@@ -13781,7 +12856,7 @@
               <w:rPr>
                 <w:sz w:val="18"/>
               </w:rPr>
-              <w:t>Preparar almacenamiento masivo.</w:t>
+              <w:t>Preparar exportación analítica.</w:t>
             </w:r>
           </w:p>
         </w:tc>
@@ -13804,7 +12879,7 @@
               <w:rPr>
                 <w:sz w:val="18"/>
               </w:rPr>
-              <w:t>Parcial</w:t>
+              <w:t>Cumplido</w:t>
             </w:r>
           </w:p>
         </w:tc>
@@ -13827,7 +12902,7 @@
               <w:rPr>
                 <w:sz w:val="18"/>
               </w:rPr>
-              <w:t>Dataset exportable y estructura compatible; despliegue BigQuery pendiente.</w:t>
+              <w:t>Dataset CSV/JSON exportable; BigQuery queda fuera del despliegue.</w:t>
             </w:r>
           </w:p>
         </w:tc>
@@ -13989,7 +13064,7 @@
               <w:rPr>
                 <w:sz w:val="18"/>
               </w:rPr>
-              <w:t>La estructura de datos climáticos, edáficos, fisiológicos y de parcela queda definida y preparada para ampliarse con sensores IoT.</w:t>
+              <w:t>La estructura de datos climáticos, de cultivo y de parcela queda definida y alineada con el cálculo de riego.</w:t>
             </w:r>
           </w:p>
         </w:tc>
@@ -14277,7 +13352,7 @@
               <w:rPr>
                 <w:sz w:val="18"/>
               </w:rPr>
-              <w:t>La estructura exportable deja preparado el salto a BigQuery y a una arquitectura de análisis masivo.</w:t>
+              <w:t>La estructura exportable permite revisar los datos, repetir pruebas y alimentar el entrenamiento ML sin depender de infraestructura cloud.</w:t>
             </w:r>
           </w:p>
         </w:tc>
@@ -14289,7 +13364,7 @@
         <w:spacing w:after="120"/>
       </w:pPr>
       <w:r>
-        <w:t>El objetivo general se alcanza a nivel de prototipo: el sistema analiza datos meteorológicos y agronómicos para optimizar la recomendación de riego. La validación comercial real queda condicionada a la incorporación de sensores, histórico de riego aplicado y contraste con parcelas reales.</w:t>
+        <w:t>El objetivo general se alcanza a nivel de prototipo: el sistema analiza datos meteorológicos y agronómicos para optimizar la recomendación de riego. La validación comercial real queda condicionada a disponer de histórico de riego aplicado y contraste con parcelas reales.</w:t>
       </w:r>
     </w:p>
     <w:p>
@@ -14332,7 +13407,7 @@
         <w:spacing w:after="60"/>
       </w:pPr>
       <w:r>
-        <w:t>Modelado de cultivos, suelos y parcelas.</w:t>
+        <w:t>Modelado de cultivos y parcelas.</w:t>
       </w:r>
     </w:p>
     <w:p>
@@ -14447,7 +13522,7 @@
         <w:spacing w:after="60"/>
       </w:pPr>
       <w:r>
-        <w:t>Evitar que el objetivo de Machine Learning se presente como precisión absoluta cuando todavía no hay sensores reales de campo.</w:t>
+        <w:t>Evitar que el objetivo de Machine Learning se presente como precisión absoluta cuando todavía no hay validación real de campo.</w:t>
       </w:r>
     </w:p>
     <w:p>
@@ -14481,7 +13556,7 @@
         <w:spacing w:after="60"/>
       </w:pPr>
       <w:r>
-        <w:t>Incorporar sensores IoT reales de humedad del suelo, temperatura y conductividad eléctrica.</w:t>
+        <w:t>Integrar sensores IoT solo como mejora futura, si el servicio necesita datos de campo en tiempo real.</w:t>
       </w:r>
     </w:p>
     <w:p>
@@ -14490,16 +13565,7 @@
         <w:spacing w:after="60"/>
       </w:pPr>
       <w:r>
-        <w:t>Guardar históricos en BigQuery.</w:t>
-      </w:r>
-    </w:p>
-    <w:p>
-      <w:pPr>
-        <w:pStyle w:val="ListBullet"/>
-        <w:spacing w:after="60"/>
-      </w:pPr>
-      <w:r>
-        <w:t>Añadir NDVI mediante imágenes satelitales.</w:t>
+        <w:t>Desplegar BigQuery solo si el volumen de datos requiere una infraestructura cloud.</w:t>
       </w:r>
     </w:p>
     <w:p>
@@ -14796,8 +13862,6 @@
         <w:br/>
         <w:t xml:space="preserve">  --stage media `</w:t>
         <w:br/>
-        <w:t xml:space="preserve">  --soil franco `</w:t>
-        <w:br/>
         <w:t xml:space="preserve">  --area-m2 3500 `</w:t>
         <w:br/>
         <w:t xml:space="preserve">  --output markdown</w:t>
@@ -14816,7 +13880,7 @@
         <w:spacing w:after="120"/>
       </w:pPr>
       <w:r>
-        <w:t>El cálculo principal no necesita información hidráulica de goteros ni sensores no integrados. Las variables mínimas que explican el resultado son las siguientes:</w:t>
+        <w:t>El cálculo principal no necesita información hidráulica de goteros ni variables no aplicadas. Las variables mínimas que explican el resultado son las siguientes:</w:t>
       </w:r>
     </w:p>
     <w:tbl>
@@ -15571,7 +14635,7 @@
         <w:spacing w:after="60"/>
       </w:pPr>
       <w:r>
-        <w:t>El modelo no incorpora todavía sensores reales de humedad del suelo.</w:t>
+        <w:t>El modelo no incorpora todavía datos reales de riego aplicado en campo.</w:t>
       </w:r>
     </w:p>
     <w:p>
@@ -15580,7 +14644,7 @@
         <w:spacing w:after="60"/>
       </w:pPr>
       <w:r>
-        <w:t>BigQuery está definido como arquitectura, pero no desplegado.</w:t>
+        <w:t>BigQuery queda definido como posible destino analítico, pero no desplegado.</w:t>
       </w:r>
     </w:p>
     <w:p>
@@ -15870,7 +14934,7 @@
               <w:rPr>
                 <w:sz w:val="18"/>
               </w:rPr>
-              <w:t>Como usuario, quiero introducir cultivo, fase, suelo y superficie para adaptar el cálculo a mi parcela.</w:t>
+              <w:t>Como usuario, quiero introducir cultivo, fase y superficie para adaptar el cálculo a mi parcela.</w:t>
             </w:r>
           </w:p>
         </w:tc>
@@ -16152,7 +15216,7 @@
               <w:rPr>
                 <w:sz w:val="18"/>
               </w:rPr>
-              <w:t>Como desarrollador, quiero exportar datasets CSV/JSON para análisis y BigQuery.</w:t>
+              <w:t>Como desarrollador, quiero exportar datasets CSV/JSON para análisis local y entrenamiento ML.</w:t>
             </w:r>
           </w:p>
         </w:tc>
@@ -16434,7 +15498,7 @@
               <w:rPr>
                 <w:sz w:val="18"/>
               </w:rPr>
-              <w:t>Como responsable técnico, quiero integrar sensores IoT reales.</w:t>
+              <w:t>Como responsable técnico, quiero estudiar una integración IoT futura.</w:t>
             </w:r>
           </w:p>
         </w:tc>
@@ -16457,7 +15521,7 @@
               <w:rPr>
                 <w:sz w:val="18"/>
               </w:rPr>
-              <w:t>Alta</w:t>
+              <w:t>Baja</w:t>
             </w:r>
           </w:p>
         </w:tc>
@@ -16865,7 +15929,7 @@
               <w:rPr>
                 <w:sz w:val="18"/>
               </w:rPr>
-              <w:t>Definir cultivos, suelos, ET0, Kc y fórmula de riego.</w:t>
+              <w:t>Definir cultivos, ET0, Kc y fórmula de riego.</w:t>
             </w:r>
           </w:p>
         </w:tc>

--- a/docs/memoria_proyecto_intermodular.docx
+++ b/docs/memoria_proyecto_intermodular.docx
@@ -10458,7 +10458,1277 @@
         <w:pStyle w:val="Heading2"/>
       </w:pPr>
       <w:r>
-        <w:t>4.5 Resultado del modelo ML/Keras</w:t>
+        <w:t>4.5 Interpretación de los indicadores de la aplicación</w:t>
+      </w:r>
+    </w:p>
+    <w:p>
+      <w:pPr>
+        <w:spacing w:after="120"/>
+      </w:pPr>
+      <w:r>
+        <w:t>La interfaz muestra únicamente indicadores necesarios para que el usuario pueda decidir cuánta agua debe aplicar. Cada resultado se interpreta de la siguiente forma:</w:t>
+      </w:r>
+    </w:p>
+    <w:tbl>
+      <w:tblPr>
+        <w:tblStyle w:val="TableGrid"/>
+        <w:tblW w:type="auto" w:w="0"/>
+        <w:jc w:val="center"/>
+        <w:tblLayout w:type="autofit"/>
+        <w:tblLook w:firstColumn="1" w:firstRow="1" w:lastColumn="0" w:lastRow="0" w:noHBand="0" w:noVBand="1" w:val="04A0"/>
+      </w:tblPr>
+      <w:tblGrid>
+        <w:gridCol w:w="2268"/>
+        <w:gridCol w:w="2268"/>
+        <w:gridCol w:w="2268"/>
+        <w:gridCol w:w="2268"/>
+      </w:tblGrid>
+      <w:tr>
+        <w:tc>
+          <w:tcPr>
+            <w:tcW w:type="dxa" w:w="2268"/>
+            <w:vAlign w:val="center"/>
+            <w:tcMar>
+              <w:top w:w="80" w:type="dxa"/>
+              <w:start w:w="120" w:type="dxa"/>
+              <w:bottom w:w="80" w:type="dxa"/>
+              <w:end w:w="120" w:type="dxa"/>
+            </w:tcMar>
+            <w:shd w:fill="E8EEF5"/>
+          </w:tcPr>
+          <w:p>
+            <w:pPr>
+              <w:spacing w:after="0"/>
+            </w:pPr>
+            <w:r>
+              <w:rPr>
+                <w:b/>
+                <w:sz w:val="18"/>
+              </w:rPr>
+              <w:t>Indicador de la app</w:t>
+            </w:r>
+          </w:p>
+        </w:tc>
+        <w:tc>
+          <w:tcPr>
+            <w:tcW w:type="dxa" w:w="2268"/>
+            <w:vAlign w:val="center"/>
+            <w:tcMar>
+              <w:top w:w="80" w:type="dxa"/>
+              <w:start w:w="120" w:type="dxa"/>
+              <w:bottom w:w="80" w:type="dxa"/>
+              <w:end w:w="120" w:type="dxa"/>
+            </w:tcMar>
+            <w:shd w:fill="E8EEF5"/>
+          </w:tcPr>
+          <w:p>
+            <w:pPr>
+              <w:spacing w:after="0"/>
+            </w:pPr>
+            <w:r>
+              <w:rPr>
+                <w:b/>
+                <w:sz w:val="18"/>
+              </w:rPr>
+              <w:t>Unidad</w:t>
+            </w:r>
+          </w:p>
+        </w:tc>
+        <w:tc>
+          <w:tcPr>
+            <w:tcW w:type="dxa" w:w="2268"/>
+            <w:vAlign w:val="center"/>
+            <w:tcMar>
+              <w:top w:w="80" w:type="dxa"/>
+              <w:start w:w="120" w:type="dxa"/>
+              <w:bottom w:w="80" w:type="dxa"/>
+              <w:end w:w="120" w:type="dxa"/>
+            </w:tcMar>
+            <w:shd w:fill="E8EEF5"/>
+          </w:tcPr>
+          <w:p>
+            <w:pPr>
+              <w:spacing w:after="0"/>
+            </w:pPr>
+            <w:r>
+              <w:rPr>
+                <w:b/>
+                <w:sz w:val="18"/>
+              </w:rPr>
+              <w:t>Significado</w:t>
+            </w:r>
+          </w:p>
+        </w:tc>
+        <w:tc>
+          <w:tcPr>
+            <w:tcW w:type="dxa" w:w="2268"/>
+            <w:vAlign w:val="center"/>
+            <w:tcMar>
+              <w:top w:w="80" w:type="dxa"/>
+              <w:start w:w="120" w:type="dxa"/>
+              <w:bottom w:w="80" w:type="dxa"/>
+              <w:end w:w="120" w:type="dxa"/>
+            </w:tcMar>
+            <w:shd w:fill="E8EEF5"/>
+          </w:tcPr>
+          <w:p>
+            <w:pPr>
+              <w:spacing w:after="0"/>
+            </w:pPr>
+            <w:r>
+              <w:rPr>
+                <w:b/>
+                <w:sz w:val="18"/>
+              </w:rPr>
+              <w:t>Utilidad para el cliente</w:t>
+            </w:r>
+          </w:p>
+        </w:tc>
+      </w:tr>
+      <w:tr>
+        <w:tc>
+          <w:tcPr>
+            <w:tcW w:type="dxa" w:w="2268"/>
+            <w:vAlign w:val="center"/>
+            <w:tcMar>
+              <w:top w:w="80" w:type="dxa"/>
+              <w:start w:w="120" w:type="dxa"/>
+              <w:bottom w:w="80" w:type="dxa"/>
+              <w:end w:w="120" w:type="dxa"/>
+            </w:tcMar>
+          </w:tcPr>
+          <w:p>
+            <w:pPr>
+              <w:spacing w:after="0"/>
+            </w:pPr>
+            <w:r>
+              <w:rPr>
+                <w:sz w:val="18"/>
+              </w:rPr>
+              <w:t>Riego total</w:t>
+            </w:r>
+          </w:p>
+        </w:tc>
+        <w:tc>
+          <w:tcPr>
+            <w:tcW w:type="dxa" w:w="2268"/>
+            <w:vAlign w:val="center"/>
+            <w:tcMar>
+              <w:top w:w="80" w:type="dxa"/>
+              <w:start w:w="120" w:type="dxa"/>
+              <w:bottom w:w="80" w:type="dxa"/>
+              <w:end w:w="120" w:type="dxa"/>
+            </w:tcMar>
+          </w:tcPr>
+          <w:p>
+            <w:pPr>
+              <w:spacing w:after="0"/>
+            </w:pPr>
+            <w:r>
+              <w:rPr>
+                <w:sz w:val="18"/>
+              </w:rPr>
+              <w:t>L</w:t>
+            </w:r>
+          </w:p>
+        </w:tc>
+        <w:tc>
+          <w:tcPr>
+            <w:tcW w:type="dxa" w:w="2268"/>
+            <w:vAlign w:val="center"/>
+            <w:tcMar>
+              <w:top w:w="80" w:type="dxa"/>
+              <w:start w:w="120" w:type="dxa"/>
+              <w:bottom w:w="80" w:type="dxa"/>
+              <w:end w:w="120" w:type="dxa"/>
+            </w:tcMar>
+          </w:tcPr>
+          <w:p>
+            <w:pPr>
+              <w:spacing w:after="0"/>
+            </w:pPr>
+            <w:r>
+              <w:rPr>
+                <w:sz w:val="18"/>
+              </w:rPr>
+              <w:t>Volumen total recomendado para toda la parcela durante el periodo seleccionado.</w:t>
+            </w:r>
+          </w:p>
+        </w:tc>
+        <w:tc>
+          <w:tcPr>
+            <w:tcW w:type="dxa" w:w="2268"/>
+            <w:vAlign w:val="center"/>
+            <w:tcMar>
+              <w:top w:w="80" w:type="dxa"/>
+              <w:start w:w="120" w:type="dxa"/>
+              <w:bottom w:w="80" w:type="dxa"/>
+              <w:end w:w="120" w:type="dxa"/>
+            </w:tcMar>
+          </w:tcPr>
+          <w:p>
+            <w:pPr>
+              <w:spacing w:after="0"/>
+            </w:pPr>
+            <w:r>
+              <w:rPr>
+                <w:sz w:val="18"/>
+              </w:rPr>
+              <w:t>Permite saber cuánta agua debe distribuirse en el conjunto de la explotación.</w:t>
+            </w:r>
+          </w:p>
+        </w:tc>
+      </w:tr>
+      <w:tr>
+        <w:tc>
+          <w:tcPr>
+            <w:tcW w:type="dxa" w:w="2268"/>
+            <w:vAlign w:val="center"/>
+            <w:tcMar>
+              <w:top w:w="80" w:type="dxa"/>
+              <w:start w:w="120" w:type="dxa"/>
+              <w:bottom w:w="80" w:type="dxa"/>
+              <w:end w:w="120" w:type="dxa"/>
+            </w:tcMar>
+          </w:tcPr>
+          <w:p>
+            <w:pPr>
+              <w:spacing w:after="0"/>
+            </w:pPr>
+            <w:r>
+              <w:rPr>
+                <w:sz w:val="18"/>
+              </w:rPr>
+              <w:t>Riego medio diario</w:t>
+            </w:r>
+          </w:p>
+        </w:tc>
+        <w:tc>
+          <w:tcPr>
+            <w:tcW w:type="dxa" w:w="2268"/>
+            <w:vAlign w:val="center"/>
+            <w:tcMar>
+              <w:top w:w="80" w:type="dxa"/>
+              <w:start w:w="120" w:type="dxa"/>
+              <w:bottom w:w="80" w:type="dxa"/>
+              <w:end w:w="120" w:type="dxa"/>
+            </w:tcMar>
+          </w:tcPr>
+          <w:p>
+            <w:pPr>
+              <w:spacing w:after="0"/>
+            </w:pPr>
+            <w:r>
+              <w:rPr>
+                <w:sz w:val="18"/>
+              </w:rPr>
+              <w:t>L/día</w:t>
+            </w:r>
+          </w:p>
+        </w:tc>
+        <w:tc>
+          <w:tcPr>
+            <w:tcW w:type="dxa" w:w="2268"/>
+            <w:vAlign w:val="center"/>
+            <w:tcMar>
+              <w:top w:w="80" w:type="dxa"/>
+              <w:start w:w="120" w:type="dxa"/>
+              <w:bottom w:w="80" w:type="dxa"/>
+              <w:end w:w="120" w:type="dxa"/>
+            </w:tcMar>
+          </w:tcPr>
+          <w:p>
+            <w:pPr>
+              <w:spacing w:after="0"/>
+            </w:pPr>
+            <w:r>
+              <w:rPr>
+                <w:sz w:val="18"/>
+              </w:rPr>
+              <w:t>Promedio diario del volumen total de riego de la parcela.</w:t>
+            </w:r>
+          </w:p>
+        </w:tc>
+        <w:tc>
+          <w:tcPr>
+            <w:tcW w:type="dxa" w:w="2268"/>
+            <w:vAlign w:val="center"/>
+            <w:tcMar>
+              <w:top w:w="80" w:type="dxa"/>
+              <w:start w:w="120" w:type="dxa"/>
+              <w:bottom w:w="80" w:type="dxa"/>
+              <w:end w:w="120" w:type="dxa"/>
+            </w:tcMar>
+          </w:tcPr>
+          <w:p>
+            <w:pPr>
+              <w:spacing w:after="0"/>
+            </w:pPr>
+            <w:r>
+              <w:rPr>
+                <w:sz w:val="18"/>
+              </w:rPr>
+              <w:t>Facilita convertir la recomendación del periodo en una pauta diaria.</w:t>
+            </w:r>
+          </w:p>
+        </w:tc>
+      </w:tr>
+      <w:tr>
+        <w:tc>
+          <w:tcPr>
+            <w:tcW w:type="dxa" w:w="2268"/>
+            <w:vAlign w:val="center"/>
+            <w:tcMar>
+              <w:top w:w="80" w:type="dxa"/>
+              <w:start w:w="120" w:type="dxa"/>
+              <w:bottom w:w="80" w:type="dxa"/>
+              <w:end w:w="120" w:type="dxa"/>
+            </w:tcMar>
+          </w:tcPr>
+          <w:p>
+            <w:pPr>
+              <w:spacing w:after="0"/>
+            </w:pPr>
+            <w:r>
+              <w:rPr>
+                <w:sz w:val="18"/>
+              </w:rPr>
+              <w:t>Litros por planta</w:t>
+            </w:r>
+          </w:p>
+        </w:tc>
+        <w:tc>
+          <w:tcPr>
+            <w:tcW w:type="dxa" w:w="2268"/>
+            <w:vAlign w:val="center"/>
+            <w:tcMar>
+              <w:top w:w="80" w:type="dxa"/>
+              <w:start w:w="120" w:type="dxa"/>
+              <w:bottom w:w="80" w:type="dxa"/>
+              <w:end w:w="120" w:type="dxa"/>
+            </w:tcMar>
+          </w:tcPr>
+          <w:p>
+            <w:pPr>
+              <w:spacing w:after="0"/>
+            </w:pPr>
+            <w:r>
+              <w:rPr>
+                <w:sz w:val="18"/>
+              </w:rPr>
+              <w:t>L/planta/día</w:t>
+            </w:r>
+          </w:p>
+        </w:tc>
+        <w:tc>
+          <w:tcPr>
+            <w:tcW w:type="dxa" w:w="2268"/>
+            <w:vAlign w:val="center"/>
+            <w:tcMar>
+              <w:top w:w="80" w:type="dxa"/>
+              <w:start w:w="120" w:type="dxa"/>
+              <w:bottom w:w="80" w:type="dxa"/>
+              <w:end w:w="120" w:type="dxa"/>
+            </w:tcMar>
+          </w:tcPr>
+          <w:p>
+            <w:pPr>
+              <w:spacing w:after="0"/>
+            </w:pPr>
+            <w:r>
+              <w:rPr>
+                <w:sz w:val="18"/>
+              </w:rPr>
+              <w:t>Media diaria estimada por planta según la superficie y el marco medio del cultivo.</w:t>
+            </w:r>
+          </w:p>
+        </w:tc>
+        <w:tc>
+          <w:tcPr>
+            <w:tcW w:type="dxa" w:w="2268"/>
+            <w:vAlign w:val="center"/>
+            <w:tcMar>
+              <w:top w:w="80" w:type="dxa"/>
+              <w:start w:w="120" w:type="dxa"/>
+              <w:bottom w:w="80" w:type="dxa"/>
+              <w:end w:w="120" w:type="dxa"/>
+            </w:tcMar>
+          </w:tcPr>
+          <w:p>
+            <w:pPr>
+              <w:spacing w:after="0"/>
+            </w:pPr>
+            <w:r>
+              <w:rPr>
+                <w:sz w:val="18"/>
+              </w:rPr>
+              <w:t>Ayuda a interpretar el resultado a escala de árbol o planta.</w:t>
+            </w:r>
+          </w:p>
+        </w:tc>
+      </w:tr>
+      <w:tr>
+        <w:tc>
+          <w:tcPr>
+            <w:tcW w:type="dxa" w:w="2268"/>
+            <w:vAlign w:val="center"/>
+            <w:tcMar>
+              <w:top w:w="80" w:type="dxa"/>
+              <w:start w:w="120" w:type="dxa"/>
+              <w:bottom w:w="80" w:type="dxa"/>
+              <w:end w:w="120" w:type="dxa"/>
+            </w:tcMar>
+          </w:tcPr>
+          <w:p>
+            <w:pPr>
+              <w:spacing w:after="0"/>
+            </w:pPr>
+            <w:r>
+              <w:rPr>
+                <w:sz w:val="18"/>
+              </w:rPr>
+              <w:t>Lámina diaria</w:t>
+            </w:r>
+          </w:p>
+        </w:tc>
+        <w:tc>
+          <w:tcPr>
+            <w:tcW w:type="dxa" w:w="2268"/>
+            <w:vAlign w:val="center"/>
+            <w:tcMar>
+              <w:top w:w="80" w:type="dxa"/>
+              <w:start w:w="120" w:type="dxa"/>
+              <w:bottom w:w="80" w:type="dxa"/>
+              <w:end w:w="120" w:type="dxa"/>
+            </w:tcMar>
+          </w:tcPr>
+          <w:p>
+            <w:pPr>
+              <w:spacing w:after="0"/>
+            </w:pPr>
+            <w:r>
+              <w:rPr>
+                <w:sz w:val="18"/>
+              </w:rPr>
+              <w:t>mm/día</w:t>
+            </w:r>
+          </w:p>
+        </w:tc>
+        <w:tc>
+          <w:tcPr>
+            <w:tcW w:type="dxa" w:w="2268"/>
+            <w:vAlign w:val="center"/>
+            <w:tcMar>
+              <w:top w:w="80" w:type="dxa"/>
+              <w:start w:w="120" w:type="dxa"/>
+              <w:bottom w:w="80" w:type="dxa"/>
+              <w:end w:w="120" w:type="dxa"/>
+            </w:tcMar>
+          </w:tcPr>
+          <w:p>
+            <w:pPr>
+              <w:spacing w:after="0"/>
+            </w:pPr>
+            <w:r>
+              <w:rPr>
+                <w:sz w:val="18"/>
+              </w:rPr>
+              <w:t>Profundidad media diaria de agua que debe aplicarse sobre el terreno. Un milímetro equivale a 1 L/m2.</w:t>
+            </w:r>
+          </w:p>
+        </w:tc>
+        <w:tc>
+          <w:tcPr>
+            <w:tcW w:type="dxa" w:w="2268"/>
+            <w:vAlign w:val="center"/>
+            <w:tcMar>
+              <w:top w:w="80" w:type="dxa"/>
+              <w:start w:w="120" w:type="dxa"/>
+              <w:bottom w:w="80" w:type="dxa"/>
+              <w:end w:w="120" w:type="dxa"/>
+            </w:tcMar>
+          </w:tcPr>
+          <w:p>
+            <w:pPr>
+              <w:spacing w:after="0"/>
+            </w:pPr>
+            <w:r>
+              <w:rPr>
+                <w:sz w:val="18"/>
+              </w:rPr>
+              <w:t>Conecta la recomendación agronómica con una unidad habitual de riego.</w:t>
+            </w:r>
+          </w:p>
+        </w:tc>
+      </w:tr>
+      <w:tr>
+        <w:tc>
+          <w:tcPr>
+            <w:tcW w:type="dxa" w:w="2268"/>
+            <w:vAlign w:val="center"/>
+            <w:tcMar>
+              <w:top w:w="80" w:type="dxa"/>
+              <w:start w:w="120" w:type="dxa"/>
+              <w:bottom w:w="80" w:type="dxa"/>
+              <w:end w:w="120" w:type="dxa"/>
+            </w:tcMar>
+          </w:tcPr>
+          <w:p>
+            <w:pPr>
+              <w:spacing w:after="0"/>
+            </w:pPr>
+            <w:r>
+              <w:rPr>
+                <w:sz w:val="18"/>
+              </w:rPr>
+              <w:t>ET0 media</w:t>
+            </w:r>
+          </w:p>
+        </w:tc>
+        <w:tc>
+          <w:tcPr>
+            <w:tcW w:type="dxa" w:w="2268"/>
+            <w:vAlign w:val="center"/>
+            <w:tcMar>
+              <w:top w:w="80" w:type="dxa"/>
+              <w:start w:w="120" w:type="dxa"/>
+              <w:bottom w:w="80" w:type="dxa"/>
+              <w:end w:w="120" w:type="dxa"/>
+            </w:tcMar>
+          </w:tcPr>
+          <w:p>
+            <w:pPr>
+              <w:spacing w:after="0"/>
+            </w:pPr>
+            <w:r>
+              <w:rPr>
+                <w:sz w:val="18"/>
+              </w:rPr>
+              <w:t>mm/día</w:t>
+            </w:r>
+          </w:p>
+        </w:tc>
+        <w:tc>
+          <w:tcPr>
+            <w:tcW w:type="dxa" w:w="2268"/>
+            <w:vAlign w:val="center"/>
+            <w:tcMar>
+              <w:top w:w="80" w:type="dxa"/>
+              <w:start w:w="120" w:type="dxa"/>
+              <w:bottom w:w="80" w:type="dxa"/>
+              <w:end w:w="120" w:type="dxa"/>
+            </w:tcMar>
+          </w:tcPr>
+          <w:p>
+            <w:pPr>
+              <w:spacing w:after="0"/>
+            </w:pPr>
+            <w:r>
+              <w:rPr>
+                <w:sz w:val="18"/>
+              </w:rPr>
+              <w:t>Evapotranspiración de referencia media del periodo; representa la demanda atmosférica de agua.</w:t>
+            </w:r>
+          </w:p>
+        </w:tc>
+        <w:tc>
+          <w:tcPr>
+            <w:tcW w:type="dxa" w:w="2268"/>
+            <w:vAlign w:val="center"/>
+            <w:tcMar>
+              <w:top w:w="80" w:type="dxa"/>
+              <w:start w:w="120" w:type="dxa"/>
+              <w:bottom w:w="80" w:type="dxa"/>
+              <w:end w:w="120" w:type="dxa"/>
+            </w:tcMar>
+          </w:tcPr>
+          <w:p>
+            <w:pPr>
+              <w:spacing w:after="0"/>
+            </w:pPr>
+            <w:r>
+              <w:rPr>
+                <w:sz w:val="18"/>
+              </w:rPr>
+              <w:t>Indica la presión climática: a mayor ET0, mayor tendencia a necesitar riego.</w:t>
+            </w:r>
+          </w:p>
+        </w:tc>
+      </w:tr>
+      <w:tr>
+        <w:tc>
+          <w:tcPr>
+            <w:tcW w:type="dxa" w:w="2268"/>
+            <w:vAlign w:val="center"/>
+            <w:tcMar>
+              <w:top w:w="80" w:type="dxa"/>
+              <w:start w:w="120" w:type="dxa"/>
+              <w:bottom w:w="80" w:type="dxa"/>
+              <w:end w:w="120" w:type="dxa"/>
+            </w:tcMar>
+          </w:tcPr>
+          <w:p>
+            <w:pPr>
+              <w:spacing w:after="0"/>
+            </w:pPr>
+            <w:r>
+              <w:rPr>
+                <w:sz w:val="18"/>
+              </w:rPr>
+              <w:t>Lluvia total</w:t>
+            </w:r>
+          </w:p>
+        </w:tc>
+        <w:tc>
+          <w:tcPr>
+            <w:tcW w:type="dxa" w:w="2268"/>
+            <w:vAlign w:val="center"/>
+            <w:tcMar>
+              <w:top w:w="80" w:type="dxa"/>
+              <w:start w:w="120" w:type="dxa"/>
+              <w:bottom w:w="80" w:type="dxa"/>
+              <w:end w:w="120" w:type="dxa"/>
+            </w:tcMar>
+          </w:tcPr>
+          <w:p>
+            <w:pPr>
+              <w:spacing w:after="0"/>
+            </w:pPr>
+            <w:r>
+              <w:rPr>
+                <w:sz w:val="18"/>
+              </w:rPr>
+              <w:t>mm</w:t>
+            </w:r>
+          </w:p>
+        </w:tc>
+        <w:tc>
+          <w:tcPr>
+            <w:tcW w:type="dxa" w:w="2268"/>
+            <w:vAlign w:val="center"/>
+            <w:tcMar>
+              <w:top w:w="80" w:type="dxa"/>
+              <w:start w:w="120" w:type="dxa"/>
+              <w:bottom w:w="80" w:type="dxa"/>
+              <w:end w:w="120" w:type="dxa"/>
+            </w:tcMar>
+          </w:tcPr>
+          <w:p>
+            <w:pPr>
+              <w:spacing w:after="0"/>
+            </w:pPr>
+            <w:r>
+              <w:rPr>
+                <w:sz w:val="18"/>
+              </w:rPr>
+              <w:t>Precipitación acumulada durante el periodo.</w:t>
+            </w:r>
+          </w:p>
+        </w:tc>
+        <w:tc>
+          <w:tcPr>
+            <w:tcW w:type="dxa" w:w="2268"/>
+            <w:vAlign w:val="center"/>
+            <w:tcMar>
+              <w:top w:w="80" w:type="dxa"/>
+              <w:start w:w="120" w:type="dxa"/>
+              <w:bottom w:w="80" w:type="dxa"/>
+              <w:end w:w="120" w:type="dxa"/>
+            </w:tcMar>
+          </w:tcPr>
+          <w:p>
+            <w:pPr>
+              <w:spacing w:after="0"/>
+            </w:pPr>
+            <w:r>
+              <w:rPr>
+                <w:sz w:val="18"/>
+              </w:rPr>
+              <w:t>Reduce la necesidad de riego cuando parte de la lluvia se considera efectiva.</w:t>
+            </w:r>
+          </w:p>
+        </w:tc>
+      </w:tr>
+      <w:tr>
+        <w:tc>
+          <w:tcPr>
+            <w:tcW w:type="dxa" w:w="2268"/>
+            <w:vAlign w:val="center"/>
+            <w:tcMar>
+              <w:top w:w="80" w:type="dxa"/>
+              <w:start w:w="120" w:type="dxa"/>
+              <w:bottom w:w="80" w:type="dxa"/>
+              <w:end w:w="120" w:type="dxa"/>
+            </w:tcMar>
+          </w:tcPr>
+          <w:p>
+            <w:pPr>
+              <w:spacing w:after="0"/>
+            </w:pPr>
+            <w:r>
+              <w:rPr>
+                <w:sz w:val="18"/>
+              </w:rPr>
+              <w:t>ETc media</w:t>
+            </w:r>
+          </w:p>
+        </w:tc>
+        <w:tc>
+          <w:tcPr>
+            <w:tcW w:type="dxa" w:w="2268"/>
+            <w:vAlign w:val="center"/>
+            <w:tcMar>
+              <w:top w:w="80" w:type="dxa"/>
+              <w:start w:w="120" w:type="dxa"/>
+              <w:bottom w:w="80" w:type="dxa"/>
+              <w:end w:w="120" w:type="dxa"/>
+            </w:tcMar>
+          </w:tcPr>
+          <w:p>
+            <w:pPr>
+              <w:spacing w:after="0"/>
+            </w:pPr>
+            <w:r>
+              <w:rPr>
+                <w:sz w:val="18"/>
+              </w:rPr>
+              <w:t>mm/día</w:t>
+            </w:r>
+          </w:p>
+        </w:tc>
+        <w:tc>
+          <w:tcPr>
+            <w:tcW w:type="dxa" w:w="2268"/>
+            <w:vAlign w:val="center"/>
+            <w:tcMar>
+              <w:top w:w="80" w:type="dxa"/>
+              <w:start w:w="120" w:type="dxa"/>
+              <w:bottom w:w="80" w:type="dxa"/>
+              <w:end w:w="120" w:type="dxa"/>
+            </w:tcMar>
+          </w:tcPr>
+          <w:p>
+            <w:pPr>
+              <w:spacing w:after="0"/>
+            </w:pPr>
+            <w:r>
+              <w:rPr>
+                <w:sz w:val="18"/>
+              </w:rPr>
+              <w:t>Evapotranspiración del cultivo; se obtiene multiplicando ET0 por el coeficiente Kc del cultivo y fase.</w:t>
+            </w:r>
+          </w:p>
+        </w:tc>
+        <w:tc>
+          <w:tcPr>
+            <w:tcW w:type="dxa" w:w="2268"/>
+            <w:vAlign w:val="center"/>
+            <w:tcMar>
+              <w:top w:w="80" w:type="dxa"/>
+              <w:start w:w="120" w:type="dxa"/>
+              <w:bottom w:w="80" w:type="dxa"/>
+              <w:end w:w="120" w:type="dxa"/>
+            </w:tcMar>
+          </w:tcPr>
+          <w:p>
+            <w:pPr>
+              <w:spacing w:after="0"/>
+            </w:pPr>
+            <w:r>
+              <w:rPr>
+                <w:sz w:val="18"/>
+              </w:rPr>
+              <w:t>Representa la demanda hídrica concreta del cultivo seleccionado.</w:t>
+            </w:r>
+          </w:p>
+        </w:tc>
+      </w:tr>
+      <w:tr>
+        <w:tc>
+          <w:tcPr>
+            <w:tcW w:type="dxa" w:w="2268"/>
+            <w:vAlign w:val="center"/>
+            <w:tcMar>
+              <w:top w:w="80" w:type="dxa"/>
+              <w:start w:w="120" w:type="dxa"/>
+              <w:bottom w:w="80" w:type="dxa"/>
+              <w:end w:w="120" w:type="dxa"/>
+            </w:tcMar>
+          </w:tcPr>
+          <w:p>
+            <w:pPr>
+              <w:spacing w:after="0"/>
+            </w:pPr>
+            <w:r>
+              <w:rPr>
+                <w:sz w:val="18"/>
+              </w:rPr>
+              <w:t>Plantas estimadas</w:t>
+            </w:r>
+          </w:p>
+        </w:tc>
+        <w:tc>
+          <w:tcPr>
+            <w:tcW w:type="dxa" w:w="2268"/>
+            <w:vAlign w:val="center"/>
+            <w:tcMar>
+              <w:top w:w="80" w:type="dxa"/>
+              <w:start w:w="120" w:type="dxa"/>
+              <w:bottom w:w="80" w:type="dxa"/>
+              <w:end w:w="120" w:type="dxa"/>
+            </w:tcMar>
+          </w:tcPr>
+          <w:p>
+            <w:pPr>
+              <w:spacing w:after="0"/>
+            </w:pPr>
+            <w:r>
+              <w:rPr>
+                <w:sz w:val="18"/>
+              </w:rPr>
+              <w:t>plantas</w:t>
+            </w:r>
+          </w:p>
+        </w:tc>
+        <w:tc>
+          <w:tcPr>
+            <w:tcW w:type="dxa" w:w="2268"/>
+            <w:vAlign w:val="center"/>
+            <w:tcMar>
+              <w:top w:w="80" w:type="dxa"/>
+              <w:start w:w="120" w:type="dxa"/>
+              <w:bottom w:w="80" w:type="dxa"/>
+              <w:end w:w="120" w:type="dxa"/>
+            </w:tcMar>
+          </w:tcPr>
+          <w:p>
+            <w:pPr>
+              <w:spacing w:after="0"/>
+            </w:pPr>
+            <w:r>
+              <w:rPr>
+                <w:sz w:val="18"/>
+              </w:rPr>
+              <w:t>Número aproximado de plantas calculado con la superficie y el marco medio del cultivo.</w:t>
+            </w:r>
+          </w:p>
+        </w:tc>
+        <w:tc>
+          <w:tcPr>
+            <w:tcW w:type="dxa" w:w="2268"/>
+            <w:vAlign w:val="center"/>
+            <w:tcMar>
+              <w:top w:w="80" w:type="dxa"/>
+              <w:start w:w="120" w:type="dxa"/>
+              <w:bottom w:w="80" w:type="dxa"/>
+              <w:end w:w="120" w:type="dxa"/>
+            </w:tcMar>
+          </w:tcPr>
+          <w:p>
+            <w:pPr>
+              <w:spacing w:after="0"/>
+            </w:pPr>
+            <w:r>
+              <w:rPr>
+                <w:sz w:val="18"/>
+              </w:rPr>
+              <w:t>Sirve para expresar el resultado también en litros por planta.</w:t>
+            </w:r>
+          </w:p>
+        </w:tc>
+      </w:tr>
+      <w:tr>
+        <w:tc>
+          <w:tcPr>
+            <w:tcW w:type="dxa" w:w="2268"/>
+            <w:vAlign w:val="center"/>
+            <w:tcMar>
+              <w:top w:w="80" w:type="dxa"/>
+              <w:start w:w="120" w:type="dxa"/>
+              <w:bottom w:w="80" w:type="dxa"/>
+              <w:end w:w="120" w:type="dxa"/>
+            </w:tcMar>
+          </w:tcPr>
+          <w:p>
+            <w:pPr>
+              <w:spacing w:after="0"/>
+            </w:pPr>
+            <w:r>
+              <w:rPr>
+                <w:sz w:val="18"/>
+              </w:rPr>
+              <w:t>Riego total ML</w:t>
+            </w:r>
+          </w:p>
+        </w:tc>
+        <w:tc>
+          <w:tcPr>
+            <w:tcW w:type="dxa" w:w="2268"/>
+            <w:vAlign w:val="center"/>
+            <w:tcMar>
+              <w:top w:w="80" w:type="dxa"/>
+              <w:start w:w="120" w:type="dxa"/>
+              <w:bottom w:w="80" w:type="dxa"/>
+              <w:end w:w="120" w:type="dxa"/>
+            </w:tcMar>
+          </w:tcPr>
+          <w:p>
+            <w:pPr>
+              <w:spacing w:after="0"/>
+            </w:pPr>
+            <w:r>
+              <w:rPr>
+                <w:sz w:val="18"/>
+              </w:rPr>
+              <w:t>L</w:t>
+            </w:r>
+          </w:p>
+        </w:tc>
+        <w:tc>
+          <w:tcPr>
+            <w:tcW w:type="dxa" w:w="2268"/>
+            <w:vAlign w:val="center"/>
+            <w:tcMar>
+              <w:top w:w="80" w:type="dxa"/>
+              <w:start w:w="120" w:type="dxa"/>
+              <w:bottom w:w="80" w:type="dxa"/>
+              <w:end w:w="120" w:type="dxa"/>
+            </w:tcMar>
+          </w:tcPr>
+          <w:p>
+            <w:pPr>
+              <w:spacing w:after="0"/>
+            </w:pPr>
+            <w:r>
+              <w:rPr>
+                <w:sz w:val="18"/>
+              </w:rPr>
+              <w:t>Predicción del modelo para el volumen total del periodo.</w:t>
+            </w:r>
+          </w:p>
+        </w:tc>
+        <w:tc>
+          <w:tcPr>
+            <w:tcW w:type="dxa" w:w="2268"/>
+            <w:vAlign w:val="center"/>
+            <w:tcMar>
+              <w:top w:w="80" w:type="dxa"/>
+              <w:start w:w="120" w:type="dxa"/>
+              <w:bottom w:w="80" w:type="dxa"/>
+              <w:end w:w="120" w:type="dxa"/>
+            </w:tcMar>
+          </w:tcPr>
+          <w:p>
+            <w:pPr>
+              <w:spacing w:after="0"/>
+            </w:pPr>
+            <w:r>
+              <w:rPr>
+                <w:sz w:val="18"/>
+              </w:rPr>
+              <w:t>Permite comparar la salida predictiva con el cálculo agronómico base.</w:t>
+            </w:r>
+          </w:p>
+        </w:tc>
+      </w:tr>
+      <w:tr>
+        <w:tc>
+          <w:tcPr>
+            <w:tcW w:type="dxa" w:w="2268"/>
+            <w:vAlign w:val="center"/>
+            <w:tcMar>
+              <w:top w:w="80" w:type="dxa"/>
+              <w:start w:w="120" w:type="dxa"/>
+              <w:bottom w:w="80" w:type="dxa"/>
+              <w:end w:w="120" w:type="dxa"/>
+            </w:tcMar>
+          </w:tcPr>
+          <w:p>
+            <w:pPr>
+              <w:spacing w:after="0"/>
+            </w:pPr>
+            <w:r>
+              <w:rPr>
+                <w:sz w:val="18"/>
+              </w:rPr>
+              <w:t>Riego medio ML</w:t>
+            </w:r>
+          </w:p>
+        </w:tc>
+        <w:tc>
+          <w:tcPr>
+            <w:tcW w:type="dxa" w:w="2268"/>
+            <w:vAlign w:val="center"/>
+            <w:tcMar>
+              <w:top w:w="80" w:type="dxa"/>
+              <w:start w:w="120" w:type="dxa"/>
+              <w:bottom w:w="80" w:type="dxa"/>
+              <w:end w:w="120" w:type="dxa"/>
+            </w:tcMar>
+          </w:tcPr>
+          <w:p>
+            <w:pPr>
+              <w:spacing w:after="0"/>
+            </w:pPr>
+            <w:r>
+              <w:rPr>
+                <w:sz w:val="18"/>
+              </w:rPr>
+              <w:t>L/día</w:t>
+            </w:r>
+          </w:p>
+        </w:tc>
+        <w:tc>
+          <w:tcPr>
+            <w:tcW w:type="dxa" w:w="2268"/>
+            <w:vAlign w:val="center"/>
+            <w:tcMar>
+              <w:top w:w="80" w:type="dxa"/>
+              <w:start w:w="120" w:type="dxa"/>
+              <w:bottom w:w="80" w:type="dxa"/>
+              <w:end w:w="120" w:type="dxa"/>
+            </w:tcMar>
+          </w:tcPr>
+          <w:p>
+            <w:pPr>
+              <w:spacing w:after="0"/>
+            </w:pPr>
+            <w:r>
+              <w:rPr>
+                <w:sz w:val="18"/>
+              </w:rPr>
+              <w:t>Predicción media diaria del modelo.</w:t>
+            </w:r>
+          </w:p>
+        </w:tc>
+        <w:tc>
+          <w:tcPr>
+            <w:tcW w:type="dxa" w:w="2268"/>
+            <w:vAlign w:val="center"/>
+            <w:tcMar>
+              <w:top w:w="80" w:type="dxa"/>
+              <w:start w:w="120" w:type="dxa"/>
+              <w:bottom w:w="80" w:type="dxa"/>
+              <w:end w:w="120" w:type="dxa"/>
+            </w:tcMar>
+          </w:tcPr>
+          <w:p>
+            <w:pPr>
+              <w:spacing w:after="0"/>
+            </w:pPr>
+            <w:r>
+              <w:rPr>
+                <w:sz w:val="18"/>
+              </w:rPr>
+              <w:t>Resume la recomendación ML en una pauta diaria.</w:t>
+            </w:r>
+          </w:p>
+        </w:tc>
+      </w:tr>
+      <w:tr>
+        <w:tc>
+          <w:tcPr>
+            <w:tcW w:type="dxa" w:w="2268"/>
+            <w:vAlign w:val="center"/>
+            <w:tcMar>
+              <w:top w:w="80" w:type="dxa"/>
+              <w:start w:w="120" w:type="dxa"/>
+              <w:bottom w:w="80" w:type="dxa"/>
+              <w:end w:w="120" w:type="dxa"/>
+            </w:tcMar>
+          </w:tcPr>
+          <w:p>
+            <w:pPr>
+              <w:spacing w:after="0"/>
+            </w:pPr>
+            <w:r>
+              <w:rPr>
+                <w:sz w:val="18"/>
+              </w:rPr>
+              <w:t>Litros/planta ML</w:t>
+            </w:r>
+          </w:p>
+        </w:tc>
+        <w:tc>
+          <w:tcPr>
+            <w:tcW w:type="dxa" w:w="2268"/>
+            <w:vAlign w:val="center"/>
+            <w:tcMar>
+              <w:top w:w="80" w:type="dxa"/>
+              <w:start w:w="120" w:type="dxa"/>
+              <w:bottom w:w="80" w:type="dxa"/>
+              <w:end w:w="120" w:type="dxa"/>
+            </w:tcMar>
+          </w:tcPr>
+          <w:p>
+            <w:pPr>
+              <w:spacing w:after="0"/>
+            </w:pPr>
+            <w:r>
+              <w:rPr>
+                <w:sz w:val="18"/>
+              </w:rPr>
+              <w:t>L/planta/día</w:t>
+            </w:r>
+          </w:p>
+        </w:tc>
+        <w:tc>
+          <w:tcPr>
+            <w:tcW w:type="dxa" w:w="2268"/>
+            <w:vAlign w:val="center"/>
+            <w:tcMar>
+              <w:top w:w="80" w:type="dxa"/>
+              <w:start w:w="120" w:type="dxa"/>
+              <w:bottom w:w="80" w:type="dxa"/>
+              <w:end w:w="120" w:type="dxa"/>
+            </w:tcMar>
+          </w:tcPr>
+          <w:p>
+            <w:pPr>
+              <w:spacing w:after="0"/>
+            </w:pPr>
+            <w:r>
+              <w:rPr>
+                <w:sz w:val="18"/>
+              </w:rPr>
+              <w:t>Predicción media diaria por planta.</w:t>
+            </w:r>
+          </w:p>
+        </w:tc>
+        <w:tc>
+          <w:tcPr>
+            <w:tcW w:type="dxa" w:w="2268"/>
+            <w:vAlign w:val="center"/>
+            <w:tcMar>
+              <w:top w:w="80" w:type="dxa"/>
+              <w:start w:w="120" w:type="dxa"/>
+              <w:bottom w:w="80" w:type="dxa"/>
+              <w:end w:w="120" w:type="dxa"/>
+            </w:tcMar>
+          </w:tcPr>
+          <w:p>
+            <w:pPr>
+              <w:spacing w:after="0"/>
+            </w:pPr>
+            <w:r>
+              <w:rPr>
+                <w:sz w:val="18"/>
+              </w:rPr>
+              <w:t>Traduce la salida ML a una unidad comprensible para el agricultor.</w:t>
+            </w:r>
+          </w:p>
+        </w:tc>
+      </w:tr>
+      <w:tr>
+        <w:tc>
+          <w:tcPr>
+            <w:tcW w:type="dxa" w:w="2268"/>
+            <w:vAlign w:val="center"/>
+            <w:tcMar>
+              <w:top w:w="80" w:type="dxa"/>
+              <w:start w:w="120" w:type="dxa"/>
+              <w:bottom w:w="80" w:type="dxa"/>
+              <w:end w:w="120" w:type="dxa"/>
+            </w:tcMar>
+          </w:tcPr>
+          <w:p>
+            <w:pPr>
+              <w:spacing w:after="0"/>
+            </w:pPr>
+            <w:r>
+              <w:rPr>
+                <w:sz w:val="18"/>
+              </w:rPr>
+              <w:t>Lámina ML</w:t>
+            </w:r>
+          </w:p>
+        </w:tc>
+        <w:tc>
+          <w:tcPr>
+            <w:tcW w:type="dxa" w:w="2268"/>
+            <w:vAlign w:val="center"/>
+            <w:tcMar>
+              <w:top w:w="80" w:type="dxa"/>
+              <w:start w:w="120" w:type="dxa"/>
+              <w:bottom w:w="80" w:type="dxa"/>
+              <w:end w:w="120" w:type="dxa"/>
+            </w:tcMar>
+          </w:tcPr>
+          <w:p>
+            <w:pPr>
+              <w:spacing w:after="0"/>
+            </w:pPr>
+            <w:r>
+              <w:rPr>
+                <w:sz w:val="18"/>
+              </w:rPr>
+              <w:t>mm/día</w:t>
+            </w:r>
+          </w:p>
+        </w:tc>
+        <w:tc>
+          <w:tcPr>
+            <w:tcW w:type="dxa" w:w="2268"/>
+            <w:vAlign w:val="center"/>
+            <w:tcMar>
+              <w:top w:w="80" w:type="dxa"/>
+              <w:start w:w="120" w:type="dxa"/>
+              <w:bottom w:w="80" w:type="dxa"/>
+              <w:end w:w="120" w:type="dxa"/>
+            </w:tcMar>
+          </w:tcPr>
+          <w:p>
+            <w:pPr>
+              <w:spacing w:after="0"/>
+            </w:pPr>
+            <w:r>
+              <w:rPr>
+                <w:sz w:val="18"/>
+              </w:rPr>
+              <w:t>Lámina media diaria predicha por el modelo.</w:t>
+            </w:r>
+          </w:p>
+        </w:tc>
+        <w:tc>
+          <w:tcPr>
+            <w:tcW w:type="dxa" w:w="2268"/>
+            <w:vAlign w:val="center"/>
+            <w:tcMar>
+              <w:top w:w="80" w:type="dxa"/>
+              <w:start w:w="120" w:type="dxa"/>
+              <w:bottom w:w="80" w:type="dxa"/>
+              <w:end w:w="120" w:type="dxa"/>
+            </w:tcMar>
+          </w:tcPr>
+          <w:p>
+            <w:pPr>
+              <w:spacing w:after="0"/>
+            </w:pPr>
+            <w:r>
+              <w:rPr>
+                <w:sz w:val="18"/>
+              </w:rPr>
+              <w:t>Muestra la dosis ML antes de convertirla a litros.</w:t>
+            </w:r>
+          </w:p>
+        </w:tc>
+      </w:tr>
+    </w:tbl>
+    <w:p/>
+    <w:p>
+      <w:pPr>
+        <w:spacing w:after="120"/>
+      </w:pPr>
+      <w:r>
+        <w:t>La diferencia entre ET0 y ETc es clave: ET0 describe la demanda climática general, mientras que ETc ajusta esa demanda al cultivo real mediante Kc. La lámina diaria expresa la dosis en milímetros y el riego medio diario la transforma en litros para la superficie de la parcela.</w:t>
+      </w:r>
+    </w:p>
+    <w:p>
+      <w:pPr>
+        <w:pStyle w:val="Heading2"/>
+      </w:pPr>
+      <w:r>
+        <w:t>4.6 Resultado del modelo ML/Keras</w:t>
       </w:r>
     </w:p>
     <w:p>
@@ -10740,7 +12010,7 @@
         <w:pStyle w:val="Heading2"/>
       </w:pPr>
       <w:r>
-        <w:t>4.6 Comparación entre cálculo agronómico y ML</w:t>
+        <w:t>4.7 Comparación entre cálculo agronómico y ML</w:t>
       </w:r>
     </w:p>
     <w:p>
@@ -11140,7 +12410,7 @@
         <w:pStyle w:val="Heading2"/>
       </w:pPr>
       <w:r>
-        <w:t>4.7 Validación técnica</w:t>
+        <w:t>4.8 Validación técnica</w:t>
       </w:r>
     </w:p>
     <w:p>
@@ -11248,7 +12518,7 @@
         <w:pStyle w:val="Heading2"/>
       </w:pPr>
       <w:r>
-        <w:t>4.8 Capturas del sistema</w:t>
+        <w:t>4.9 Capturas del sistema</w:t>
       </w:r>
     </w:p>
     <w:p>
@@ -11558,7 +12828,7 @@
               <w:rPr>
                 <w:sz w:val="18"/>
               </w:rPr>
-              <w:t>Predicción ML y comparación con el cálculo diario.</w:t>
+              <w:t>Predicción ML resumida y comparable con la recomendación base.</w:t>
             </w:r>
           </w:p>
         </w:tc>
@@ -11606,7 +12876,7 @@
               <w:rPr>
                 <w:sz w:val="18"/>
               </w:rPr>
-              <w:t>Detalle diario y exportación de resultados.</w:t>
+              <w:t>Descarga de informes en formato Markdown y JSON.</w:t>
             </w:r>
           </w:p>
         </w:tc>
@@ -11979,7 +13249,7 @@
         <w:rPr>
           <w:b/>
         </w:rPr>
-        <w:t>Figura 6. Detalle diario y exportación.</w:t>
+        <w:t>Figura 6. Descarga de informes.</w:t>
       </w:r>
     </w:p>
     <w:p>
@@ -11998,11 +13268,11 @@
               <a:graphicData uri="http://schemas.openxmlformats.org/drawingml/2006/picture">
                 <pic:pic>
                   <pic:nvPicPr>
-                    <pic:cNvPr id="0" name="figura_05_detalle_diario.png"/>
+                    <pic:cNvPr id="0" name="figura_04_prediccion_ml.png"/>
                     <pic:cNvPicPr/>
                   </pic:nvPicPr>
                   <pic:blipFill>
-                    <a:blip r:embed="rId14"/>
+                    <a:blip r:embed="rId13"/>
                     <a:stretch>
                       <a:fillRect/>
                     </a:stretch>
@@ -12054,7 +13324,7 @@
                     <pic:cNvPicPr/>
                   </pic:nvPicPr>
                   <pic:blipFill>
-                    <a:blip r:embed="rId15"/>
+                    <a:blip r:embed="rId14"/>
                     <a:stretch>
                       <a:fillRect/>
                     </a:stretch>
@@ -12106,7 +13376,7 @@
                     <pic:cNvPicPr/>
                   </pic:nvPicPr>
                   <pic:blipFill>
-                    <a:blip r:embed="rId16"/>
+                    <a:blip r:embed="rId15"/>
                     <a:stretch>
                       <a:fillRect/>
                     </a:stretch>

--- a/docs/memoria_proyecto_intermodular.docx
+++ b/docs/memoria_proyecto_intermodular.docx
@@ -30,7 +30,7 @@
         <w:t>Alumno:</w:t>
       </w:r>
       <w:r>
-        <w:t xml:space="preserve"> Roman Maeztu</w:t>
+        <w:t xml:space="preserve"> Román Maeztu</w:t>
       </w:r>
     </w:p>
     <w:p>
@@ -972,7 +972,7 @@
         <w:spacing w:after="120"/>
       </w:pPr>
       <w:r>
-        <w:t>El proyecto se centra en un prototipo funcional. La versión desarrollada permite trabajar con estaciones AEMET de España, con especial validación sobre datos de la estación Sevilla Aeropuerto. La solución no sustituye una auditoría agronómica profesional, pero sí ofrece una base técnica para construir un servicio de recomendación y predicción de riego.</w:t>
+        <w:t>El proyecto se centra en un prototipo funcional. La versión desarrollada permite visualizar un inventario nacional de 920 estaciones AEMET y trabajar con estaciones de España. La validación principal se realiza sobre datos de la estación Sevilla Aeropuerto, porque el CSV local de demostración contiene esa estación versionada. La solución no sustituye una auditoría agronómica profesional, pero sí ofrece una base técnica para construir un servicio de recomendación y predicción de riego.</w:t>
       </w:r>
     </w:p>
     <w:p>
@@ -4784,7 +4784,7 @@
               <w:rPr>
                 <w:sz w:val="18"/>
               </w:rPr>
-              <w:t>AEMET OpenData y cache local SQLite.</w:t>
+              <w:t>AEMET OpenData y caché local SQLite.</w:t>
             </w:r>
           </w:p>
         </w:tc>
@@ -4830,7 +4830,7 @@
               <w:rPr>
                 <w:sz w:val="18"/>
               </w:rPr>
-              <w:t>Descarga por estación/fecha y pruebas con cache.</w:t>
+              <w:t>Descarga por estación/fecha y pruebas con caché.</w:t>
             </w:r>
           </w:p>
         </w:tc>
@@ -8624,7 +8624,7 @@
         <w:spacing w:after="60"/>
       </w:pPr>
       <w:r>
-        <w:t>Consulta de estaciones AEMET a nivel nacional.</w:t>
+        <w:t>Visualización del inventario nacional de 920 estaciones AEMET.</w:t>
       </w:r>
     </w:p>
     <w:p>
@@ -8634,6 +8634,15 @@
       </w:pPr>
       <w:r>
         <w:t>Filtro de estaciones por provincia y nombre.</w:t>
+      </w:r>
+    </w:p>
+    <w:p>
+      <w:pPr>
+        <w:pStyle w:val="ListBullet"/>
+        <w:spacing w:after="60"/>
+      </w:pPr>
+      <w:r>
+        <w:t>Cálculo estable en modo CSV local fijado a Sevilla Aeropuerto, al ser la estación disponible en el dataset versionado de demostración.</w:t>
       </w:r>
     </w:p>
     <w:p>
@@ -12177,7 +12186,7 @@
               <w:rPr>
                 <w:sz w:val="18"/>
               </w:rPr>
-              <w:t>97.165,39 L</w:t>
+              <w:t>97.160,07 L</w:t>
             </w:r>
           </w:p>
         </w:tc>
@@ -12248,7 +12257,7 @@
               <w:rPr>
                 <w:sz w:val="18"/>
               </w:rPr>
-              <w:t>13.880,77 L/día</w:t>
+              <w:t>13.880,01 L/día</w:t>
             </w:r>
           </w:p>
         </w:tc>
@@ -12390,7 +12399,7 @@
               <w:rPr>
                 <w:sz w:val="18"/>
               </w:rPr>
-              <w:t>31,73 L/planta/día</w:t>
+              <w:t>31,72 L/planta/día</w:t>
             </w:r>
           </w:p>
         </w:tc>
@@ -12510,7 +12519,7 @@
         <w:spacing w:after="60"/>
       </w:pPr>
       <w:r>
-        <w:t>Selector nacional de estaciones AEMET.</w:t>
+        <w:t>Selector nacional de estaciones AEMET con 920 estaciones visibles.</w:t>
       </w:r>
     </w:p>
     <w:p>
@@ -12526,7 +12535,7 @@
         <w:spacing w:after="120"/>
       </w:pPr>
       <w:r>
-        <w:t>Las siguientes capturas corresponden a una ejecución real del prototipo. El escenario utilizado para documentar la prueba es: estación AEMET Sevilla Aeropuerto, periodo del 01/05/2024 al 07/05/2024, cultivo olivar, fase media, superficie de 3.500 m2 y modelo ML activado.</w:t>
+        <w:t>Las siguientes capturas corresponden a una ejecución real del prototipo. El escenario utilizado para documentar la prueba es: estación AEMET Sevilla Aeropuerto, periodo del 01/05/2024 al 07/05/2024, cultivo olivar, fase media, superficie de 3.500 m2 y modelo ML activado. La interfaz permite consultar el inventario nacional de 920 estaciones AEMET; en modo CSV local, el cálculo queda fijado a Sevilla Aeropuerto porque es la estación incluida en el dataset de demostración.</w:t>
       </w:r>
     </w:p>
     <w:tbl>
@@ -12636,7 +12645,7 @@
               <w:rPr>
                 <w:sz w:val="18"/>
               </w:rPr>
-              <w:t>Selector nacional de estaciones AEMET mediante cache local.</w:t>
+              <w:t>Inventario nacional AEMET mediante caché local, con filtro por provincia y nombre.</w:t>
             </w:r>
           </w:p>
         </w:tc>
@@ -12684,7 +12693,7 @@
               <w:rPr>
                 <w:sz w:val="18"/>
               </w:rPr>
-              <w:t>Formulario principal de configuración de estación, fechas, cultivo y superficie.</w:t>
+              <w:t>Formulario principal de configuración de estación, fechas, cultivo y superficie; en CSV local se usa Sevilla Aeropuerto.</w:t>
             </w:r>
           </w:p>
         </w:tc>
@@ -13702,7 +13711,7 @@
               <w:rPr>
                 <w:sz w:val="18"/>
               </w:rPr>
-              <w:t>Cliente AEMET, inventario nacional, cache local y datos diarios por estación.</w:t>
+              <w:t>Cliente AEMET, inventario nacional, caché local y datos diarios por estación.</w:t>
             </w:r>
           </w:p>
         </w:tc>
@@ -16674,7 +16683,7 @@
               <w:rPr>
                 <w:sz w:val="18"/>
               </w:rPr>
-              <w:t>Como usuario, quiero trabajar con cache local para no saturar AEMET.</w:t>
+              <w:t>Como usuario, quiero trabajar con caché local para no saturar AEMET.</w:t>
             </w:r>
           </w:p>
         </w:tc>

--- a/docs/memoria_proyecto_intermodular.docx
+++ b/docs/memoria_proyecto_intermodular.docx
@@ -81,7 +81,7 @@
         <w:ind w:left="283"/>
       </w:pPr>
       <w:r>
-        <w:t>Documento base para revisión académica. Los datos personales del centro y la validación final con el tutor deben completarse antes de la entrega.</w:t>
+        <w:t>Memoria técnica del proyecto. El documento describe el alcance implementado, la metodología seguida, los resultados obtenidos y las limitaciones actuales del prototipo.</w:t>
       </w:r>
     </w:p>
     <w:p>
@@ -293,7 +293,7 @@
         <w:spacing w:after="120"/>
       </w:pPr>
       <w:r>
-        <w:t>El problema que se aborda es la dificultad de calcular de forma precisa y defendible la cantidad de agua que debe aplicarse a una parcela agrícola. En muchos casos, el riego se realiza mediante criterios generales, turnos fijos o estimaciones poco conectadas con los datos meteorológicos reales.</w:t>
+        <w:t>El problema que se aborda es la dificultad de calcular de forma precisa y técnicamente justificable la cantidad de agua que debe aplicarse a una parcela agrícola. En muchos casos, el riego se realiza mediante criterios generales, turnos fijos o estimaciones poco conectadas con los datos meteorológicos reales.</w:t>
       </w:r>
     </w:p>
     <w:p>
@@ -972,7 +972,7 @@
         <w:spacing w:after="120"/>
       </w:pPr>
       <w:r>
-        <w:t>El proyecto se centra en un prototipo funcional. La versión desarrollada permite visualizar un inventario nacional de 920 estaciones AEMET y trabajar con estaciones de España. La validación principal se realiza sobre datos de la estación Sevilla Aeropuerto, porque el CSV local de demostración contiene esa estación versionada. La solución no sustituye una auditoría agronómica profesional, pero sí ofrece una base técnica para construir un servicio de recomendación y predicción de riego.</w:t>
+        <w:t>El proyecto se centra en un prototipo funcional. La versión desarrollada permite visualizar un inventario nacional de 920 estaciones AEMET y trabajar con estaciones de España. La validación principal se realiza sobre datos de la estación Sevilla Aeropuerto, porque el CSV local reproducible contiene esa estación versionada. La solución no sustituye una auditoría agronómica profesional, pero sí ofrece una base técnica para construir un servicio de recomendación y predicción de riego.</w:t>
       </w:r>
     </w:p>
     <w:p>
@@ -1795,7 +1795,7 @@
         <w:spacing w:after="120"/>
       </w:pPr>
       <w:r>
-        <w:t>Por tanto, BigQuery queda cerrado como alcance preparado pero no desplegado. En la entrega actual no se afirma que exista una infraestructura cloud funcionando.</w:t>
+        <w:t>Por tanto, BigQuery queda cerrado como alcance preparado pero no desplegado. En la versión implementada no se declara una infraestructura cloud operativa.</w:t>
       </w:r>
     </w:p>
     <w:p>
@@ -2493,7 +2493,7 @@
               <w:rPr>
                 <w:sz w:val="18"/>
               </w:rPr>
-              <w:t>Generación de datos defendibles.</w:t>
+              <w:t>Generación de datos trazables.</w:t>
             </w:r>
           </w:p>
         </w:tc>
@@ -7970,7 +7970,7 @@
               <w:rPr>
                 <w:sz w:val="18"/>
               </w:rPr>
-              <w:t>Proyecto preparado para entrega.</w:t>
+              <w:t>Proyecto documentado, validado y versionado.</w:t>
             </w:r>
           </w:p>
         </w:tc>
@@ -8642,7 +8642,7 @@
         <w:spacing w:after="60"/>
       </w:pPr>
       <w:r>
-        <w:t>Cálculo estable en modo CSV local fijado a Sevilla Aeropuerto, al ser la estación disponible en el dataset versionado de demostración.</w:t>
+        <w:t>Cálculo estable en modo CSV local fijado a Sevilla Aeropuerto, al ser la estación disponible en el dataset versionado.</w:t>
       </w:r>
     </w:p>
     <w:p>
@@ -11717,7 +11717,7 @@
               <w:rPr>
                 <w:sz w:val="18"/>
               </w:rPr>
-              <w:t>Muestra la dosis ML antes de convertirla a litros.</w:t>
+              <w:t>Expresa la dosis estimada por ML antes de convertirla a litros.</w:t>
             </w:r>
           </w:p>
         </w:tc>
@@ -12535,7 +12535,7 @@
         <w:spacing w:after="120"/>
       </w:pPr>
       <w:r>
-        <w:t>Las siguientes capturas corresponden a una ejecución real del prototipo. El escenario utilizado para documentar la prueba es: estación AEMET Sevilla Aeropuerto, periodo del 01/05/2024 al 07/05/2024, cultivo olivar, fase media, superficie de 3.500 m2 y modelo ML activado. La interfaz permite consultar el inventario nacional de 920 estaciones AEMET; en modo CSV local, el cálculo queda fijado a Sevilla Aeropuerto porque es la estación incluida en el dataset de demostración.</w:t>
+        <w:t>Las siguientes capturas corresponden a una ejecución real del prototipo. El escenario utilizado para documentar la prueba es: estación AEMET Sevilla Aeropuerto, periodo del 01/05/2024 al 07/05/2024, cultivo olivar, fase media, superficie de 3.500 m2 y modelo ML activado. La interfaz permite consultar el inventario nacional de 920 estaciones AEMET; en modo CSV local, el cálculo queda fijado a Sevilla Aeropuerto porque es la estación incluida en el dataset versionado.</w:t>
       </w:r>
     </w:p>
     <w:tbl>
@@ -14217,7 +14217,7 @@
         <w:spacing w:after="120"/>
       </w:pPr>
       <w:r>
-        <w:t>La principal fortaleza del trabajo es que combina una base agronómica trazable con una capa de Machine Learning. Esto evita que el modelo sea una caja negra sin justificación y permite explicar de dónde salen los resultados.</w:t>
+        <w:t>La principal fortaleza del trabajo es que combina una base agronómica trazable con una capa de Machine Learning. Esto evita presentar el modelo como un sistema opaco y permite justificar el origen de los resultados.</w:t>
       </w:r>
     </w:p>
     <w:p>
@@ -14439,7 +14439,7 @@
               <w:rPr>
                 <w:sz w:val="18"/>
               </w:rPr>
-              <w:t>El cálculo agronómico ofrece una recomendación defendible en litros, litros por planta y milímetros de riego.</w:t>
+              <w:t>El cálculo agronómico ofrece una recomendación técnicamente justificable en litros, litros por planta y milímetros de riego.</w:t>
             </w:r>
           </w:p>
         </w:tc>
@@ -14905,7 +14905,7 @@
         <w:spacing w:after="120"/>
       </w:pPr>
       <w:r>
-        <w:t>El proyecto demuestra que es posible construir un servicio de recomendación de riego apoyado en datos oficiales, reglas agronómicas y aprendizaje automático. La versión actual es un prototipo funcional y defendible. Su valor principal está en la estructura: cada módulo puede ampliarse sin romper el sistema completo.</w:t>
+        <w:t>El proyecto demuestra que es posible construir un servicio de recomendación de riego apoyado en datos oficiales, reglas agronómicas y aprendizaje automático. La versión actual es un prototipo funcional, trazable y reproducible. Su valor principal está en la estructura: cada módulo puede ampliarse sin romper el sistema completo.</w:t>
       </w:r>
     </w:p>
     <w:p>
@@ -17419,7 +17419,7 @@
               <w:rPr>
                 <w:sz w:val="18"/>
               </w:rPr>
-              <w:t>CSV/Markdown defendibles.</w:t>
+              <w:t>CSV/Markdown trazables.</w:t>
             </w:r>
           </w:p>
         </w:tc>
@@ -17655,7 +17655,7 @@
               <w:rPr>
                 <w:sz w:val="18"/>
               </w:rPr>
-              <w:t>Calidad y entrega</w:t>
+              <w:t>Calidad y documentación</w:t>
             </w:r>
           </w:p>
         </w:tc>

--- a/docs/memoria_proyecto_intermodular.docx
+++ b/docs/memoria_proyecto_intermodular.docx
@@ -9226,6 +9226,54 @@
                 <w:sz w:val="18"/>
               </w:rPr>
               <w:t>Modelos entrenados localmente.</w:t>
+            </w:r>
+          </w:p>
+        </w:tc>
+      </w:tr>
+      <w:tr>
+        <w:tc>
+          <w:tcPr>
+            <w:tcW w:type="dxa" w:w="4536"/>
+            <w:vAlign w:val="center"/>
+            <w:tcMar>
+              <w:top w:w="80" w:type="dxa"/>
+              <w:start w:w="120" w:type="dxa"/>
+              <w:bottom w:w="80" w:type="dxa"/>
+              <w:end w:w="120" w:type="dxa"/>
+            </w:tcMar>
+          </w:tcPr>
+          <w:p>
+            <w:pPr>
+              <w:spacing w:after="0"/>
+            </w:pPr>
+            <w:r>
+              <w:rPr>
+                <w:sz w:val="18"/>
+              </w:rPr>
+              <w:t>docs/ml_proceso/</w:t>
+            </w:r>
+          </w:p>
+        </w:tc>
+        <w:tc>
+          <w:tcPr>
+            <w:tcW w:type="dxa" w:w="4536"/>
+            <w:vAlign w:val="center"/>
+            <w:tcMar>
+              <w:top w:w="80" w:type="dxa"/>
+              <w:start w:w="120" w:type="dxa"/>
+              <w:bottom w:w="80" w:type="dxa"/>
+              <w:end w:w="120" w:type="dxa"/>
+            </w:tcMar>
+          </w:tcPr>
+          <w:p>
+            <w:pPr>
+              <w:spacing w:after="0"/>
+            </w:pPr>
+            <w:r>
+              <w:rPr>
+                <w:sz w:val="18"/>
+              </w:rPr>
+              <w:t>Evidencias del proceso ML: código, tablas, gráficas y capturas.</w:t>
             </w:r>
           </w:p>
         </w:tc>

--- a/docs/memoria_proyecto_intermodular.docx
+++ b/docs/memoria_proyecto_intermodular.docx
@@ -985,6 +985,14 @@
     </w:p>
     <w:p>
       <w:pPr>
+        <w:spacing w:after="120"/>
+      </w:pPr>
+      <w:r>
+        <w:t>Respecto al pronóstico de la semana siguiente, la arquitectura queda preparada, pero no se presenta como funcionalidad principal cerrada. Para recomendar riego a siete días futuros sería necesario alimentar el modelo con predicciones meteorológicas futuras fiables, especialmente temperatura prevista, lluvia prevista y, cuando sea posible, ET0 estimada. El modelo ML no predice el clima por sí mismo; utiliza variables meteorológicas como entrada para estimar la demanda de riego.</w:t>
+      </w:r>
+    </w:p>
+    <w:p>
+      <w:pPr>
         <w:pStyle w:val="Heading1"/>
       </w:pPr>
       <w:r>
@@ -1837,7 +1845,17 @@
         <w:spacing w:after="120"/>
       </w:pPr>
       <w:r>
-        <w:t>El modelo implementado es una red neuronal multicapa:</w:t>
+        <w:t xml:space="preserve">La arquitectura implementa dos opciones de entrenamiento: una red neuronal Keras/TensorFlow y una alternativa </w:t>
+      </w:r>
+      <w:r>
+        <w:rPr>
+          <w:rFonts w:ascii="Consolas" w:hAnsi="Consolas"/>
+          <w:sz w:val="18"/>
+        </w:rPr>
+        <w:t>linear_ridge</w:t>
+      </w:r>
+      <w:r>
+        <w:t xml:space="preserve"> ligera para demostraciones reproducibles. La variante Keras se estructura como una red neuronal multicapa:</w:t>
       </w:r>
     </w:p>
     <w:p>
@@ -1889,7 +1907,93 @@
         <w:pStyle w:val="Heading2"/>
       </w:pPr>
       <w:r>
-        <w:t>2.8 Visualización con Streamlit</w:t>
+        <w:t>2.8 Pronóstico a siete días: alcance y limitaciones</w:t>
+      </w:r>
+    </w:p>
+    <w:p>
+      <w:pPr>
+        <w:spacing w:after="120"/>
+      </w:pPr>
+      <w:r>
+        <w:t>Una evolución lógica del sistema es convertir la recomendación histórica en una recomendación anticipada para los próximos siete días. Técnicamente, esto es posible si el sistema recibe predicciones meteorológicas futuras y las transforma al mismo formato que los datos históricos utilizados por el motor de cálculo y por el modelo ML.</w:t>
+      </w:r>
+    </w:p>
+    <w:p>
+      <w:pPr>
+        <w:spacing w:after="120"/>
+      </w:pPr>
+      <w:r>
+        <w:t>El flujo objetivo sería:</w:t>
+      </w:r>
+    </w:p>
+    <w:p>
+      <w:pPr/>
+      <w:r>
+        <w:rPr>
+          <w:rFonts w:ascii="Consolas" w:hAnsi="Consolas"/>
+          <w:sz w:val="16"/>
+        </w:rPr>
+        <w:t>predicción meteorológica futura + cultivo + fase + superficie -&gt; recomendación de riego a siete días</w:t>
+      </w:r>
+    </w:p>
+    <w:p>
+      <w:pPr>
+        <w:spacing w:after="120"/>
+      </w:pPr>
+      <w:r>
+        <w:t>La limitación principal es que Machine Learning no sustituye a la predicción meteorológica. Para estimar el riego de la próxima semana, el sistema necesitaría una fuente de pronóstico que proporcione, como mínimo:</w:t>
+      </w:r>
+    </w:p>
+    <w:p>
+      <w:pPr>
+        <w:pStyle w:val="ListBullet"/>
+        <w:spacing w:after="60"/>
+      </w:pPr>
+      <w:r>
+        <w:t>Temperatura máxima y mínima prevista.</w:t>
+      </w:r>
+    </w:p>
+    <w:p>
+      <w:pPr>
+        <w:pStyle w:val="ListBullet"/>
+        <w:spacing w:after="60"/>
+      </w:pPr>
+      <w:r>
+        <w:t>Precipitación prevista o, en su defecto, una estimación justificable de lluvia esperada.</w:t>
+      </w:r>
+    </w:p>
+    <w:p>
+      <w:pPr>
+        <w:pStyle w:val="ListBullet"/>
+        <w:spacing w:after="60"/>
+      </w:pPr>
+      <w:r>
+        <w:t>Horizonte temporal diario.</w:t>
+      </w:r>
+    </w:p>
+    <w:p>
+      <w:pPr>
+        <w:pStyle w:val="ListBullet"/>
+        <w:spacing w:after="60"/>
+      </w:pPr>
+      <w:r>
+        <w:t>Localización asociada a la parcela o municipio.</w:t>
+      </w:r>
+    </w:p>
+    <w:p>
+      <w:pPr>
+        <w:spacing w:after="120"/>
+      </w:pPr>
+      <w:r>
+        <w:t>Si la fuente solo ofrece probabilidad de precipitación y no lluvia en milímetros, el sistema no debe inventar el dato. En ese caso, la salida tendría que mostrarse como recomendación con incertidumbre o como escenario condicionado a lluvia prevista. Por tanto, el prototipo queda preparado para esta ampliación, pero la versión defendida se valida con históricos reales de AEMET y CSV local reproducible.</w:t>
+      </w:r>
+    </w:p>
+    <w:p>
+      <w:pPr>
+        <w:pStyle w:val="Heading2"/>
+      </w:pPr>
+      <w:r>
+        <w:t>2.9 Visualización con Streamlit</w:t>
       </w:r>
     </w:p>
     <w:p>
@@ -1950,7 +2054,7 @@
         <w:pStyle w:val="Heading2"/>
       </w:pPr>
       <w:r>
-        <w:t>2.9 Pruebas unitarias</w:t>
+        <w:t>2.10 Pruebas unitarias</w:t>
       </w:r>
     </w:p>
     <w:p>
@@ -1976,7 +2080,7 @@
         <w:pStyle w:val="Heading2"/>
       </w:pPr>
       <w:r>
-        <w:t>2.10 Ética, datos y uso responsable de IA</w:t>
+        <w:t>2.11 Ética, datos y uso responsable de IA</w:t>
       </w:r>
     </w:p>
     <w:p>
@@ -11785,7 +11889,7 @@
         <w:pStyle w:val="Heading2"/>
       </w:pPr>
       <w:r>
-        <w:t>4.6 Resultado del modelo ML/Keras</w:t>
+        <w:t>4.6 Resultado del modelo ML</w:t>
       </w:r>
     </w:p>
     <w:p>
@@ -11793,7 +11897,45 @@
         <w:spacing w:after="120"/>
       </w:pPr>
       <w:r>
-        <w:t>El modelo Keras se entrenó con un dataset de 168 filas y variables climáticas/agronómicas codificadas. La validación interna obtuvo:</w:t>
+        <w:t xml:space="preserve">La versión demostrativa actual utiliza un modelo </w:t>
+      </w:r>
+      <w:r>
+        <w:rPr>
+          <w:rFonts w:ascii="Consolas" w:hAnsi="Consolas"/>
+          <w:sz w:val="18"/>
+        </w:rPr>
+        <w:t>linear_ridge</w:t>
+      </w:r>
+      <w:r>
+        <w:t xml:space="preserve"> entrenado sobre el CSV semestral de Sevilla Aeropuerto (</w:t>
+      </w:r>
+      <w:r>
+        <w:rPr>
+          <w:rFonts w:ascii="Consolas" w:hAnsi="Consolas"/>
+          <w:sz w:val="18"/>
+        </w:rPr>
+        <w:t>2024-01-01</w:t>
+      </w:r>
+      <w:r>
+        <w:t xml:space="preserve"> a </w:t>
+      </w:r>
+      <w:r>
+        <w:rPr>
+          <w:rFonts w:ascii="Consolas" w:hAnsi="Consolas"/>
+          <w:sz w:val="18"/>
+        </w:rPr>
+        <w:t>2024-06-30</w:t>
+      </w:r>
+      <w:r>
+        <w:t>). Esta decisión aporta estabilidad en la defensa y permite incluir semanas con lluvia real. El proyecto conserva la posibilidad de entrenar una variante Keras/TensorFlow, pero la demo principal utiliza el modelo ligero versionado por su reproducibilidad.</w:t>
+      </w:r>
+    </w:p>
+    <w:p>
+      <w:pPr>
+        <w:spacing w:after="120"/>
+      </w:pPr>
+      <w:r>
+        <w:t>El modelo se entrenó con un dataset de 546 filas y variables climáticas/agronómicas codificadas. La validación interna obtuvo:</w:t>
       </w:r>
     </w:p>
     <w:tbl>
@@ -11903,7 +12045,7 @@
               <w:rPr>
                 <w:sz w:val="18"/>
               </w:rPr>
-              <w:t>0,0289 mm</w:t>
+              <w:t>0,3164 mm</w:t>
             </w:r>
           </w:p>
         </w:tc>
@@ -11951,7 +12093,7 @@
               <w:rPr>
                 <w:sz w:val="18"/>
               </w:rPr>
-              <w:t>0,0381 mm</w:t>
+              <w:t>0,5301 mm</w:t>
             </w:r>
           </w:p>
         </w:tc>
@@ -11999,7 +12141,7 @@
               <w:rPr>
                 <w:sz w:val="18"/>
               </w:rPr>
-              <w:t>0,9975</w:t>
+              <w:t>0,9337</w:t>
             </w:r>
           </w:p>
         </w:tc>
@@ -12047,7 +12189,7 @@
               <w:rPr>
                 <w:sz w:val="18"/>
               </w:rPr>
-              <w:t>33</w:t>
+              <w:t>109</w:t>
             </w:r>
           </w:p>
         </w:tc>
@@ -12234,7 +12376,7 @@
               <w:rPr>
                 <w:sz w:val="18"/>
               </w:rPr>
-              <w:t>97.160,07 L</w:t>
+              <w:t>94.522,69 L</w:t>
             </w:r>
           </w:p>
         </w:tc>
@@ -12305,7 +12447,7 @@
               <w:rPr>
                 <w:sz w:val="18"/>
               </w:rPr>
-              <w:t>13.880,01 L/día</w:t>
+              <w:t>13.503,24 L/día</w:t>
             </w:r>
           </w:p>
         </w:tc>
@@ -12376,7 +12518,7 @@
               <w:rPr>
                 <w:sz w:val="18"/>
               </w:rPr>
-              <w:t>3,97 mm/día</w:t>
+              <w:t>3,86 mm/día</w:t>
             </w:r>
           </w:p>
         </w:tc>
@@ -12447,7 +12589,7 @@
               <w:rPr>
                 <w:sz w:val="18"/>
               </w:rPr>
-              <w:t>31,72 L/planta/día</w:t>
+              <w:t>30,86 L/planta/día</w:t>
             </w:r>
           </w:p>
         </w:tc>
@@ -12459,7 +12601,7 @@
         <w:spacing w:after="120"/>
       </w:pPr>
       <w:r>
-        <w:t>La diferencia es mínima porque el modelo se ha entrenado con etiquetas derivadas del motor agronómico. Este comportamiento es útil para validar la integración técnica de ML, pero el salto a un servicio real requiere incorporar datos reales de campo.</w:t>
+        <w:t>La diferencia se mantiene dentro de un rango razonable para una capa predictiva entrenada con etiquetas derivadas del motor agronómico. Este comportamiento es útil para validar la integración técnica de ML, pero el salto a un servicio real requiere incorporar datos reales de campo.</w:t>
       </w:r>
     </w:p>
     <w:p>
@@ -12467,7 +12609,385 @@
         <w:pStyle w:val="Heading2"/>
       </w:pPr>
       <w:r>
-        <w:t>4.8 Validación técnica</w:t>
+        <w:t>4.8 Escenario de lluvia y preparación para pronóstico</w:t>
+      </w:r>
+    </w:p>
+    <w:p>
+      <w:pPr>
+        <w:spacing w:after="120"/>
+      </w:pPr>
+      <w:r>
+        <w:t>Para demostrar que la lluvia reduce el riego, se añadió al CSV local un periodo real con precipitación: Sevilla Aeropuerto del 27/03/2024 al 02/04/2024. En ese escenario se obtuvo:</w:t>
+      </w:r>
+    </w:p>
+    <w:tbl>
+      <w:tblPr>
+        <w:tblStyle w:val="TableGrid"/>
+        <w:tblW w:type="auto" w:w="0"/>
+        <w:jc w:val="center"/>
+        <w:tblLayout w:type="autofit"/>
+        <w:tblLook w:firstColumn="1" w:firstRow="1" w:lastColumn="0" w:lastRow="0" w:noHBand="0" w:noVBand="1" w:val="04A0"/>
+      </w:tblPr>
+      <w:tblGrid>
+        <w:gridCol w:w="4536"/>
+        <w:gridCol w:w="4536"/>
+      </w:tblGrid>
+      <w:tr>
+        <w:tc>
+          <w:tcPr>
+            <w:tcW w:type="dxa" w:w="4536"/>
+            <w:vAlign w:val="center"/>
+            <w:tcMar>
+              <w:top w:w="80" w:type="dxa"/>
+              <w:start w:w="120" w:type="dxa"/>
+              <w:bottom w:w="80" w:type="dxa"/>
+              <w:end w:w="120" w:type="dxa"/>
+            </w:tcMar>
+            <w:shd w:fill="E8EEF5"/>
+          </w:tcPr>
+          <w:p>
+            <w:pPr>
+              <w:spacing w:after="0"/>
+            </w:pPr>
+            <w:r>
+              <w:rPr>
+                <w:b/>
+                <w:sz w:val="18"/>
+              </w:rPr>
+              <w:t>Indicador</w:t>
+            </w:r>
+          </w:p>
+        </w:tc>
+        <w:tc>
+          <w:tcPr>
+            <w:tcW w:type="dxa" w:w="4536"/>
+            <w:vAlign w:val="center"/>
+            <w:tcMar>
+              <w:top w:w="80" w:type="dxa"/>
+              <w:start w:w="120" w:type="dxa"/>
+              <w:bottom w:w="80" w:type="dxa"/>
+              <w:end w:w="120" w:type="dxa"/>
+            </w:tcMar>
+            <w:shd w:fill="E8EEF5"/>
+          </w:tcPr>
+          <w:p>
+            <w:pPr>
+              <w:spacing w:after="0"/>
+            </w:pPr>
+            <w:r>
+              <w:rPr>
+                <w:b/>
+                <w:sz w:val="18"/>
+              </w:rPr>
+              <w:t>Resultado</w:t>
+            </w:r>
+          </w:p>
+        </w:tc>
+      </w:tr>
+      <w:tr>
+        <w:tc>
+          <w:tcPr>
+            <w:tcW w:type="dxa" w:w="4536"/>
+            <w:vAlign w:val="center"/>
+            <w:tcMar>
+              <w:top w:w="80" w:type="dxa"/>
+              <w:start w:w="120" w:type="dxa"/>
+              <w:bottom w:w="80" w:type="dxa"/>
+              <w:end w:w="120" w:type="dxa"/>
+            </w:tcMar>
+          </w:tcPr>
+          <w:p>
+            <w:pPr>
+              <w:spacing w:after="0"/>
+            </w:pPr>
+            <w:r>
+              <w:rPr>
+                <w:sz w:val="18"/>
+              </w:rPr>
+              <w:t>Lluvia total</w:t>
+            </w:r>
+          </w:p>
+        </w:tc>
+        <w:tc>
+          <w:tcPr>
+            <w:tcW w:type="dxa" w:w="4536"/>
+            <w:vAlign w:val="center"/>
+            <w:tcMar>
+              <w:top w:w="80" w:type="dxa"/>
+              <w:start w:w="120" w:type="dxa"/>
+              <w:bottom w:w="80" w:type="dxa"/>
+              <w:end w:w="120" w:type="dxa"/>
+            </w:tcMar>
+          </w:tcPr>
+          <w:p>
+            <w:pPr>
+              <w:spacing w:after="0"/>
+            </w:pPr>
+            <w:r>
+              <w:rPr>
+                <w:sz w:val="18"/>
+              </w:rPr>
+              <w:t>106,80 mm</w:t>
+            </w:r>
+          </w:p>
+        </w:tc>
+      </w:tr>
+      <w:tr>
+        <w:tc>
+          <w:tcPr>
+            <w:tcW w:type="dxa" w:w="4536"/>
+            <w:vAlign w:val="center"/>
+            <w:tcMar>
+              <w:top w:w="80" w:type="dxa"/>
+              <w:start w:w="120" w:type="dxa"/>
+              <w:bottom w:w="80" w:type="dxa"/>
+              <w:end w:w="120" w:type="dxa"/>
+            </w:tcMar>
+          </w:tcPr>
+          <w:p>
+            <w:pPr>
+              <w:spacing w:after="0"/>
+            </w:pPr>
+            <w:r>
+              <w:rPr>
+                <w:sz w:val="18"/>
+              </w:rPr>
+              <w:t>ET0 media</w:t>
+            </w:r>
+          </w:p>
+        </w:tc>
+        <w:tc>
+          <w:tcPr>
+            <w:tcW w:type="dxa" w:w="4536"/>
+            <w:vAlign w:val="center"/>
+            <w:tcMar>
+              <w:top w:w="80" w:type="dxa"/>
+              <w:start w:w="120" w:type="dxa"/>
+              <w:bottom w:w="80" w:type="dxa"/>
+              <w:end w:w="120" w:type="dxa"/>
+            </w:tcMar>
+          </w:tcPr>
+          <w:p>
+            <w:pPr>
+              <w:spacing w:after="0"/>
+            </w:pPr>
+            <w:r>
+              <w:rPr>
+                <w:sz w:val="18"/>
+              </w:rPr>
+              <w:t>2,72 mm/día</w:t>
+            </w:r>
+          </w:p>
+        </w:tc>
+      </w:tr>
+      <w:tr>
+        <w:tc>
+          <w:tcPr>
+            <w:tcW w:type="dxa" w:w="4536"/>
+            <w:vAlign w:val="center"/>
+            <w:tcMar>
+              <w:top w:w="80" w:type="dxa"/>
+              <w:start w:w="120" w:type="dxa"/>
+              <w:bottom w:w="80" w:type="dxa"/>
+              <w:end w:w="120" w:type="dxa"/>
+            </w:tcMar>
+          </w:tcPr>
+          <w:p>
+            <w:pPr>
+              <w:spacing w:after="0"/>
+            </w:pPr>
+            <w:r>
+              <w:rPr>
+                <w:sz w:val="18"/>
+              </w:rPr>
+              <w:t>ETc media</w:t>
+            </w:r>
+          </w:p>
+        </w:tc>
+        <w:tc>
+          <w:tcPr>
+            <w:tcW w:type="dxa" w:w="4536"/>
+            <w:vAlign w:val="center"/>
+            <w:tcMar>
+              <w:top w:w="80" w:type="dxa"/>
+              <w:start w:w="120" w:type="dxa"/>
+              <w:bottom w:w="80" w:type="dxa"/>
+              <w:end w:w="120" w:type="dxa"/>
+            </w:tcMar>
+          </w:tcPr>
+          <w:p>
+            <w:pPr>
+              <w:spacing w:after="0"/>
+            </w:pPr>
+            <w:r>
+              <w:rPr>
+                <w:sz w:val="18"/>
+              </w:rPr>
+              <w:t>1,91 mm/día</w:t>
+            </w:r>
+          </w:p>
+        </w:tc>
+      </w:tr>
+      <w:tr>
+        <w:tc>
+          <w:tcPr>
+            <w:tcW w:type="dxa" w:w="4536"/>
+            <w:vAlign w:val="center"/>
+            <w:tcMar>
+              <w:top w:w="80" w:type="dxa"/>
+              <w:start w:w="120" w:type="dxa"/>
+              <w:bottom w:w="80" w:type="dxa"/>
+              <w:end w:w="120" w:type="dxa"/>
+            </w:tcMar>
+          </w:tcPr>
+          <w:p>
+            <w:pPr>
+              <w:spacing w:after="0"/>
+            </w:pPr>
+            <w:r>
+              <w:rPr>
+                <w:sz w:val="18"/>
+              </w:rPr>
+              <w:t>Riego total del periodo</w:t>
+            </w:r>
+          </w:p>
+        </w:tc>
+        <w:tc>
+          <w:tcPr>
+            <w:tcW w:type="dxa" w:w="4536"/>
+            <w:vAlign w:val="center"/>
+            <w:tcMar>
+              <w:top w:w="80" w:type="dxa"/>
+              <w:start w:w="120" w:type="dxa"/>
+              <w:bottom w:w="80" w:type="dxa"/>
+              <w:end w:w="120" w:type="dxa"/>
+            </w:tcMar>
+          </w:tcPr>
+          <w:p>
+            <w:pPr>
+              <w:spacing w:after="0"/>
+            </w:pPr>
+            <w:r>
+              <w:rPr>
+                <w:sz w:val="18"/>
+              </w:rPr>
+              <w:t>18.620 L</w:t>
+            </w:r>
+          </w:p>
+        </w:tc>
+      </w:tr>
+      <w:tr>
+        <w:tc>
+          <w:tcPr>
+            <w:tcW w:type="dxa" w:w="4536"/>
+            <w:vAlign w:val="center"/>
+            <w:tcMar>
+              <w:top w:w="80" w:type="dxa"/>
+              <w:start w:w="120" w:type="dxa"/>
+              <w:bottom w:w="80" w:type="dxa"/>
+              <w:end w:w="120" w:type="dxa"/>
+            </w:tcMar>
+          </w:tcPr>
+          <w:p>
+            <w:pPr>
+              <w:spacing w:after="0"/>
+            </w:pPr>
+            <w:r>
+              <w:rPr>
+                <w:sz w:val="18"/>
+              </w:rPr>
+              <w:t>Riego medio diario</w:t>
+            </w:r>
+          </w:p>
+        </w:tc>
+        <w:tc>
+          <w:tcPr>
+            <w:tcW w:type="dxa" w:w="4536"/>
+            <w:vAlign w:val="center"/>
+            <w:tcMar>
+              <w:top w:w="80" w:type="dxa"/>
+              <w:start w:w="120" w:type="dxa"/>
+              <w:bottom w:w="80" w:type="dxa"/>
+              <w:end w:w="120" w:type="dxa"/>
+            </w:tcMar>
+          </w:tcPr>
+          <w:p>
+            <w:pPr>
+              <w:spacing w:after="0"/>
+            </w:pPr>
+            <w:r>
+              <w:rPr>
+                <w:sz w:val="18"/>
+              </w:rPr>
+              <w:t>2.660 L/día</w:t>
+            </w:r>
+          </w:p>
+        </w:tc>
+      </w:tr>
+      <w:tr>
+        <w:tc>
+          <w:tcPr>
+            <w:tcW w:type="dxa" w:w="4536"/>
+            <w:vAlign w:val="center"/>
+            <w:tcMar>
+              <w:top w:w="80" w:type="dxa"/>
+              <w:start w:w="120" w:type="dxa"/>
+              <w:bottom w:w="80" w:type="dxa"/>
+              <w:end w:w="120" w:type="dxa"/>
+            </w:tcMar>
+          </w:tcPr>
+          <w:p>
+            <w:pPr>
+              <w:spacing w:after="0"/>
+            </w:pPr>
+            <w:r>
+              <w:rPr>
+                <w:sz w:val="18"/>
+              </w:rPr>
+              <w:t>Lámina diaria</w:t>
+            </w:r>
+          </w:p>
+        </w:tc>
+        <w:tc>
+          <w:tcPr>
+            <w:tcW w:type="dxa" w:w="4536"/>
+            <w:vAlign w:val="center"/>
+            <w:tcMar>
+              <w:top w:w="80" w:type="dxa"/>
+              <w:start w:w="120" w:type="dxa"/>
+              <w:bottom w:w="80" w:type="dxa"/>
+              <w:end w:w="120" w:type="dxa"/>
+            </w:tcMar>
+          </w:tcPr>
+          <w:p>
+            <w:pPr>
+              <w:spacing w:after="0"/>
+            </w:pPr>
+            <w:r>
+              <w:rPr>
+                <w:sz w:val="18"/>
+              </w:rPr>
+              <w:t>0,76 mm/día</w:t>
+            </w:r>
+          </w:p>
+        </w:tc>
+      </w:tr>
+    </w:tbl>
+    <w:p/>
+    <w:p>
+      <w:pPr>
+        <w:spacing w:after="120"/>
+      </w:pPr>
+      <w:r>
+        <w:t>Durante los días con lluvia suficiente, el riego recomendado queda en 0 L porque la lluvia efectiva cubre la demanda del cultivo. Este mismo mecanismo sería el que permitiría trabajar con predicciones a siete días, siempre que la fuente meteorológica futura proporcione lluvia prevista y temperaturas diarias con calidad suficiente.</w:t>
+      </w:r>
+    </w:p>
+    <w:p>
+      <w:pPr>
+        <w:pStyle w:val="Heading2"/>
+      </w:pPr>
+      <w:r>
+        <w:t>4.9 Validación técnica</w:t>
       </w:r>
     </w:p>
     <w:p>
@@ -12575,7 +13095,7 @@
         <w:pStyle w:val="Heading2"/>
       </w:pPr>
       <w:r>
-        <w:t>4.9 Capturas del sistema</w:t>
+        <w:t>4.10 Capturas del sistema</w:t>
       </w:r>
     </w:p>
     <w:p>
@@ -13457,7 +13977,7 @@
         <w:pStyle w:val="Heading2"/>
       </w:pPr>
       <w:r>
-        <w:t>4.9 Comparación con objetivos iniciales</w:t>
+        <w:t>4.11 Comparación con objetivos iniciales</w:t>
       </w:r>
     </w:p>
     <w:tbl>
@@ -14840,6 +15360,15 @@
         <w:spacing w:after="60"/>
       </w:pPr>
       <w:r>
+        <w:t>Diferenciar recomendación con históricos reales y pronóstico futuro a siete días.</w:t>
+      </w:r>
+    </w:p>
+    <w:p>
+      <w:pPr>
+        <w:pStyle w:val="ListBullet"/>
+        <w:spacing w:after="60"/>
+      </w:pPr>
+      <w:r>
         <w:t>Convertir resultados técnicos en una salida útil para un cliente.</w:t>
       </w:r>
     </w:p>
@@ -14910,7 +15439,16 @@
         <w:spacing w:after="60"/>
       </w:pPr>
       <w:r>
-        <w:t>Incorporar predicción meteorológica futura, no solo datos históricos.</w:t>
+        <w:t>Incorporar un modo de pronóstico a siete días cuando exista una fuente meteorológica futura con temperatura diaria y lluvia prevista en milímetros.</w:t>
+      </w:r>
+    </w:p>
+    <w:p>
+      <w:pPr>
+        <w:pStyle w:val="ListBullet"/>
+        <w:spacing w:after="60"/>
+      </w:pPr>
+      <w:r>
+        <w:t>Mostrar avisos de incertidumbre cuando la predicción futura solo proporcione probabilidad de precipitación.</w:t>
       </w:r>
     </w:p>
     <w:p>

--- a/docs/memoria_proyecto_intermodular.docx
+++ b/docs/memoria_proyecto_intermodular.docx
@@ -8094,7 +8094,45 @@
         <w:spacing w:after="120"/>
       </w:pPr>
       <w:r>
-        <w:t>No se calcula un ROI monetario cerrado porque faltan datos reales de explotación: consumo histórico de riego tradicional, precio del agua, coste del servicio y ahorro confirmado en campo. Para evitar estimaciones no justificadas, el proyecto deja definido el método de cálculo:</w:t>
+        <w:t>El ROI debe tratarse como una simulación económica, no como un resultado medido en campo. Faltan datos reales de explotación: consumo histórico de riego tradicional, precio real del agua, coste energético, tiempo real dedicado a revisión y ahorro confirmado en parcela. Para evitar conclusiones no justificadas, se separan dos niveles:</w:t>
+      </w:r>
+    </w:p>
+    <w:p>
+      <w:pPr>
+        <w:pStyle w:val="ListBullet"/>
+        <w:spacing w:after="60"/>
+      </w:pPr>
+      <w:r>
+        <w:rPr>
+          <w:b/>
+        </w:rPr>
+        <w:t>ROI del cliente:</w:t>
+      </w:r>
+      <w:r>
+        <w:t xml:space="preserve"> mide si al agricultor le compensa pagar el informe de recomendación.</w:t>
+      </w:r>
+    </w:p>
+    <w:p>
+      <w:pPr>
+        <w:pStyle w:val="ListBullet"/>
+        <w:spacing w:after="60"/>
+      </w:pPr>
+      <w:r>
+        <w:rPr>
+          <w:b/>
+        </w:rPr>
+        <w:t>ROI del proveedor:</w:t>
+      </w:r>
+      <w:r>
+        <w:t xml:space="preserve"> mide si el servicio puede venderse con margen después de revisar datos y preparar la recomendación.</w:t>
+      </w:r>
+    </w:p>
+    <w:p>
+      <w:pPr>
+        <w:spacing w:after="120"/>
+      </w:pPr>
+      <w:r>
+        <w:t>El método general de cálculo es:</w:t>
       </w:r>
     </w:p>
     <w:p>
@@ -8108,9 +8146,13 @@
         <w:br/>
         <w:t>ahorro_agua_m3 = ahorro_agua_L / 1000</w:t>
         <w:br/>
-        <w:t>ahorro_economico = ahorro_agua_m3 * precio_agua_m3</w:t>
+        <w:t>ahorro_directo = ahorro_agua_m3 * coste_agua_energia_m3</w:t>
         <w:br/>
-        <w:t>ROI = ((ahorro_economico - coste_implantacion) / coste_implantacion) * 100</w:t>
+        <w:t>ahorro_tiempo = horas_revision_ahorradas * coste_hora_revision</w:t>
+        <w:br/>
+        <w:t>beneficio_cliente = ahorro_directo + ahorro_tiempo</w:t>
+        <w:br/>
+        <w:t>ROI_cliente = ((beneficio_cliente - precio_servicio) / precio_servicio) * 100</w:t>
       </w:r>
     </w:p>
     <w:p>
@@ -8119,6 +8161,1734 @@
       </w:pPr>
       <w:r>
         <w:t>La aplicación ya ofrece la variable necesaria para alimentar este análisis: litros recomendados por parcela, cultivo y periodo. Con datos reales de consumo previo, el ROI puede calcularse sin modificar el sistema.</w:t>
+      </w:r>
+    </w:p>
+    <w:p>
+      <w:pPr>
+        <w:pStyle w:val="Heading3"/>
+      </w:pPr>
+      <w:r>
+        <w:t>Supuestos comerciales utilizados</w:t>
+      </w:r>
+    </w:p>
+    <w:p>
+      <w:pPr>
+        <w:spacing w:after="120"/>
+      </w:pPr>
+      <w:r>
+        <w:t>Los siguientes importes son supuestos de simulación para explicar el modelo de negocio. Deben sustituirse por facturas reales y tarifas reales del cliente:</w:t>
+      </w:r>
+    </w:p>
+    <w:tbl>
+      <w:tblPr>
+        <w:tblStyle w:val="TableGrid"/>
+        <w:tblW w:type="auto" w:w="0"/>
+        <w:jc w:val="center"/>
+        <w:tblLayout w:type="autofit"/>
+        <w:tblLook w:firstColumn="1" w:firstRow="1" w:lastColumn="0" w:lastRow="0" w:noHBand="0" w:noVBand="1" w:val="04A0"/>
+      </w:tblPr>
+      <w:tblGrid>
+        <w:gridCol w:w="3024"/>
+        <w:gridCol w:w="3024"/>
+        <w:gridCol w:w="3024"/>
+      </w:tblGrid>
+      <w:tr>
+        <w:tc>
+          <w:tcPr>
+            <w:tcW w:type="dxa" w:w="3024"/>
+            <w:vAlign w:val="center"/>
+            <w:tcMar>
+              <w:top w:w="80" w:type="dxa"/>
+              <w:start w:w="120" w:type="dxa"/>
+              <w:bottom w:w="80" w:type="dxa"/>
+              <w:end w:w="120" w:type="dxa"/>
+            </w:tcMar>
+            <w:shd w:fill="E8EEF5"/>
+          </w:tcPr>
+          <w:p>
+            <w:pPr>
+              <w:spacing w:after="0"/>
+            </w:pPr>
+            <w:r>
+              <w:rPr>
+                <w:b/>
+                <w:sz w:val="18"/>
+              </w:rPr>
+              <w:t>Variable</w:t>
+            </w:r>
+          </w:p>
+        </w:tc>
+        <w:tc>
+          <w:tcPr>
+            <w:tcW w:type="dxa" w:w="3024"/>
+            <w:vAlign w:val="center"/>
+            <w:tcMar>
+              <w:top w:w="80" w:type="dxa"/>
+              <w:start w:w="120" w:type="dxa"/>
+              <w:bottom w:w="80" w:type="dxa"/>
+              <w:end w:w="120" w:type="dxa"/>
+            </w:tcMar>
+            <w:shd w:fill="E8EEF5"/>
+          </w:tcPr>
+          <w:p>
+            <w:pPr>
+              <w:spacing w:after="0"/>
+            </w:pPr>
+            <w:r>
+              <w:rPr>
+                <w:b/>
+                <w:sz w:val="18"/>
+              </w:rPr>
+              <w:t>Valor usado</w:t>
+            </w:r>
+          </w:p>
+        </w:tc>
+        <w:tc>
+          <w:tcPr>
+            <w:tcW w:type="dxa" w:w="3024"/>
+            <w:vAlign w:val="center"/>
+            <w:tcMar>
+              <w:top w:w="80" w:type="dxa"/>
+              <w:start w:w="120" w:type="dxa"/>
+              <w:bottom w:w="80" w:type="dxa"/>
+              <w:end w:w="120" w:type="dxa"/>
+            </w:tcMar>
+            <w:shd w:fill="E8EEF5"/>
+          </w:tcPr>
+          <w:p>
+            <w:pPr>
+              <w:spacing w:after="0"/>
+            </w:pPr>
+            <w:r>
+              <w:rPr>
+                <w:b/>
+                <w:sz w:val="18"/>
+              </w:rPr>
+              <w:t>Justificación</w:t>
+            </w:r>
+          </w:p>
+        </w:tc>
+      </w:tr>
+      <w:tr>
+        <w:tc>
+          <w:tcPr>
+            <w:tcW w:type="dxa" w:w="3024"/>
+            <w:vAlign w:val="center"/>
+            <w:tcMar>
+              <w:top w:w="80" w:type="dxa"/>
+              <w:start w:w="120" w:type="dxa"/>
+              <w:bottom w:w="80" w:type="dxa"/>
+              <w:end w:w="120" w:type="dxa"/>
+            </w:tcMar>
+          </w:tcPr>
+          <w:p>
+            <w:pPr>
+              <w:spacing w:after="0"/>
+            </w:pPr>
+            <w:r>
+              <w:rPr>
+                <w:sz w:val="18"/>
+              </w:rPr>
+              <w:t>Exceso de riego tradicional</w:t>
+            </w:r>
+          </w:p>
+        </w:tc>
+        <w:tc>
+          <w:tcPr>
+            <w:tcW w:type="dxa" w:w="3024"/>
+            <w:vAlign w:val="center"/>
+            <w:tcMar>
+              <w:top w:w="80" w:type="dxa"/>
+              <w:start w:w="120" w:type="dxa"/>
+              <w:bottom w:w="80" w:type="dxa"/>
+              <w:end w:w="120" w:type="dxa"/>
+            </w:tcMar>
+          </w:tcPr>
+          <w:p>
+            <w:pPr>
+              <w:spacing w:after="0"/>
+            </w:pPr>
+            <w:r>
+              <w:rPr>
+                <w:sz w:val="18"/>
+              </w:rPr>
+              <w:t>15 % sobre la recomendación</w:t>
+            </w:r>
+          </w:p>
+        </w:tc>
+        <w:tc>
+          <w:tcPr>
+            <w:tcW w:type="dxa" w:w="3024"/>
+            <w:vAlign w:val="center"/>
+            <w:tcMar>
+              <w:top w:w="80" w:type="dxa"/>
+              <w:start w:w="120" w:type="dxa"/>
+              <w:bottom w:w="80" w:type="dxa"/>
+              <w:end w:w="120" w:type="dxa"/>
+            </w:tcMar>
+          </w:tcPr>
+          <w:p>
+            <w:pPr>
+              <w:spacing w:after="0"/>
+            </w:pPr>
+            <w:r>
+              <w:rPr>
+                <w:sz w:val="18"/>
+              </w:rPr>
+              <w:t>Escenario prudente para simular riego tradicional no optimizado.</w:t>
+            </w:r>
+          </w:p>
+        </w:tc>
+      </w:tr>
+      <w:tr>
+        <w:tc>
+          <w:tcPr>
+            <w:tcW w:type="dxa" w:w="3024"/>
+            <w:vAlign w:val="center"/>
+            <w:tcMar>
+              <w:top w:w="80" w:type="dxa"/>
+              <w:start w:w="120" w:type="dxa"/>
+              <w:bottom w:w="80" w:type="dxa"/>
+              <w:end w:w="120" w:type="dxa"/>
+            </w:tcMar>
+          </w:tcPr>
+          <w:p>
+            <w:pPr>
+              <w:spacing w:after="0"/>
+            </w:pPr>
+            <w:r>
+              <w:rPr>
+                <w:sz w:val="18"/>
+              </w:rPr>
+              <w:t>Coste conjunto agua + energía</w:t>
+            </w:r>
+          </w:p>
+        </w:tc>
+        <w:tc>
+          <w:tcPr>
+            <w:tcW w:type="dxa" w:w="3024"/>
+            <w:vAlign w:val="center"/>
+            <w:tcMar>
+              <w:top w:w="80" w:type="dxa"/>
+              <w:start w:w="120" w:type="dxa"/>
+              <w:bottom w:w="80" w:type="dxa"/>
+              <w:end w:w="120" w:type="dxa"/>
+            </w:tcMar>
+          </w:tcPr>
+          <w:p>
+            <w:pPr>
+              <w:spacing w:after="0"/>
+            </w:pPr>
+            <w:r>
+              <w:rPr>
+                <w:sz w:val="18"/>
+              </w:rPr>
+              <w:t>0,40 EUR/m3</w:t>
+            </w:r>
+          </w:p>
+        </w:tc>
+        <w:tc>
+          <w:tcPr>
+            <w:tcW w:type="dxa" w:w="3024"/>
+            <w:vAlign w:val="center"/>
+            <w:tcMar>
+              <w:top w:w="80" w:type="dxa"/>
+              <w:start w:w="120" w:type="dxa"/>
+              <w:bottom w:w="80" w:type="dxa"/>
+              <w:end w:w="120" w:type="dxa"/>
+            </w:tcMar>
+          </w:tcPr>
+          <w:p>
+            <w:pPr>
+              <w:spacing w:after="0"/>
+            </w:pPr>
+            <w:r>
+              <w:rPr>
+                <w:sz w:val="18"/>
+              </w:rPr>
+              <w:t>Supuesto operativo para valorar el ahorro directo.</w:t>
+            </w:r>
+          </w:p>
+        </w:tc>
+      </w:tr>
+      <w:tr>
+        <w:tc>
+          <w:tcPr>
+            <w:tcW w:type="dxa" w:w="3024"/>
+            <w:vAlign w:val="center"/>
+            <w:tcMar>
+              <w:top w:w="80" w:type="dxa"/>
+              <w:start w:w="120" w:type="dxa"/>
+              <w:bottom w:w="80" w:type="dxa"/>
+              <w:end w:w="120" w:type="dxa"/>
+            </w:tcMar>
+          </w:tcPr>
+          <w:p>
+            <w:pPr>
+              <w:spacing w:after="0"/>
+            </w:pPr>
+            <w:r>
+              <w:rPr>
+                <w:sz w:val="18"/>
+              </w:rPr>
+              <w:t>Tiempo de revisión ahorrado al cliente</w:t>
+            </w:r>
+          </w:p>
+        </w:tc>
+        <w:tc>
+          <w:tcPr>
+            <w:tcW w:type="dxa" w:w="3024"/>
+            <w:vAlign w:val="center"/>
+            <w:tcMar>
+              <w:top w:w="80" w:type="dxa"/>
+              <w:start w:w="120" w:type="dxa"/>
+              <w:bottom w:w="80" w:type="dxa"/>
+              <w:end w:w="120" w:type="dxa"/>
+            </w:tcMar>
+          </w:tcPr>
+          <w:p>
+            <w:pPr>
+              <w:spacing w:after="0"/>
+            </w:pPr>
+            <w:r>
+              <w:rPr>
+                <w:sz w:val="18"/>
+              </w:rPr>
+              <w:t>1 h/semana</w:t>
+            </w:r>
+          </w:p>
+        </w:tc>
+        <w:tc>
+          <w:tcPr>
+            <w:tcW w:type="dxa" w:w="3024"/>
+            <w:vAlign w:val="center"/>
+            <w:tcMar>
+              <w:top w:w="80" w:type="dxa"/>
+              <w:start w:w="120" w:type="dxa"/>
+              <w:bottom w:w="80" w:type="dxa"/>
+              <w:end w:w="120" w:type="dxa"/>
+            </w:tcMar>
+          </w:tcPr>
+          <w:p>
+            <w:pPr>
+              <w:spacing w:after="0"/>
+            </w:pPr>
+            <w:r>
+              <w:rPr>
+                <w:sz w:val="18"/>
+              </w:rPr>
+              <w:t>Tiempo dedicado a revisar clima, lluvia y decisión de riego.</w:t>
+            </w:r>
+          </w:p>
+        </w:tc>
+      </w:tr>
+      <w:tr>
+        <w:tc>
+          <w:tcPr>
+            <w:tcW w:type="dxa" w:w="3024"/>
+            <w:vAlign w:val="center"/>
+            <w:tcMar>
+              <w:top w:w="80" w:type="dxa"/>
+              <w:start w:w="120" w:type="dxa"/>
+              <w:bottom w:w="80" w:type="dxa"/>
+              <w:end w:w="120" w:type="dxa"/>
+            </w:tcMar>
+          </w:tcPr>
+          <w:p>
+            <w:pPr>
+              <w:spacing w:after="0"/>
+            </w:pPr>
+            <w:r>
+              <w:rPr>
+                <w:sz w:val="18"/>
+              </w:rPr>
+              <w:t>Valor de la hora de revisión</w:t>
+            </w:r>
+          </w:p>
+        </w:tc>
+        <w:tc>
+          <w:tcPr>
+            <w:tcW w:type="dxa" w:w="3024"/>
+            <w:vAlign w:val="center"/>
+            <w:tcMar>
+              <w:top w:w="80" w:type="dxa"/>
+              <w:start w:w="120" w:type="dxa"/>
+              <w:bottom w:w="80" w:type="dxa"/>
+              <w:end w:w="120" w:type="dxa"/>
+            </w:tcMar>
+          </w:tcPr>
+          <w:p>
+            <w:pPr>
+              <w:spacing w:after="0"/>
+            </w:pPr>
+            <w:r>
+              <w:rPr>
+                <w:sz w:val="18"/>
+              </w:rPr>
+              <w:t>15 EUR/h</w:t>
+            </w:r>
+          </w:p>
+        </w:tc>
+        <w:tc>
+          <w:tcPr>
+            <w:tcW w:type="dxa" w:w="3024"/>
+            <w:vAlign w:val="center"/>
+            <w:tcMar>
+              <w:top w:w="80" w:type="dxa"/>
+              <w:start w:w="120" w:type="dxa"/>
+              <w:bottom w:w="80" w:type="dxa"/>
+              <w:end w:w="120" w:type="dxa"/>
+            </w:tcMar>
+          </w:tcPr>
+          <w:p>
+            <w:pPr>
+              <w:spacing w:after="0"/>
+            </w:pPr>
+            <w:r>
+              <w:rPr>
+                <w:sz w:val="18"/>
+              </w:rPr>
+              <w:t>Referencia interna coherente con el presupuesto del proyecto.</w:t>
+            </w:r>
+          </w:p>
+        </w:tc>
+      </w:tr>
+      <w:tr>
+        <w:tc>
+          <w:tcPr>
+            <w:tcW w:type="dxa" w:w="3024"/>
+            <w:vAlign w:val="center"/>
+            <w:tcMar>
+              <w:top w:w="80" w:type="dxa"/>
+              <w:start w:w="120" w:type="dxa"/>
+              <w:bottom w:w="80" w:type="dxa"/>
+              <w:end w:w="120" w:type="dxa"/>
+            </w:tcMar>
+          </w:tcPr>
+          <w:p>
+            <w:pPr>
+              <w:spacing w:after="0"/>
+            </w:pPr>
+            <w:r>
+              <w:rPr>
+                <w:sz w:val="18"/>
+              </w:rPr>
+              <w:t>Precio del informe semanal</w:t>
+            </w:r>
+          </w:p>
+        </w:tc>
+        <w:tc>
+          <w:tcPr>
+            <w:tcW w:type="dxa" w:w="3024"/>
+            <w:vAlign w:val="center"/>
+            <w:tcMar>
+              <w:top w:w="80" w:type="dxa"/>
+              <w:start w:w="120" w:type="dxa"/>
+              <w:bottom w:w="80" w:type="dxa"/>
+              <w:end w:w="120" w:type="dxa"/>
+            </w:tcMar>
+          </w:tcPr>
+          <w:p>
+            <w:pPr>
+              <w:spacing w:after="0"/>
+            </w:pPr>
+            <w:r>
+              <w:rPr>
+                <w:sz w:val="18"/>
+              </w:rPr>
+              <w:t>15 EUR/informe</w:t>
+            </w:r>
+          </w:p>
+        </w:tc>
+        <w:tc>
+          <w:tcPr>
+            <w:tcW w:type="dxa" w:w="3024"/>
+            <w:vAlign w:val="center"/>
+            <w:tcMar>
+              <w:top w:w="80" w:type="dxa"/>
+              <w:start w:w="120" w:type="dxa"/>
+              <w:bottom w:w="80" w:type="dxa"/>
+              <w:end w:w="120" w:type="dxa"/>
+            </w:tcMar>
+          </w:tcPr>
+          <w:p>
+            <w:pPr>
+              <w:spacing w:after="0"/>
+            </w:pPr>
+            <w:r>
+              <w:rPr>
+                <w:sz w:val="18"/>
+              </w:rPr>
+              <w:t>Venta final: mensaje o informe con la recomendación de riego del periodo.</w:t>
+            </w:r>
+          </w:p>
+        </w:tc>
+      </w:tr>
+      <w:tr>
+        <w:tc>
+          <w:tcPr>
+            <w:tcW w:type="dxa" w:w="3024"/>
+            <w:vAlign w:val="center"/>
+            <w:tcMar>
+              <w:top w:w="80" w:type="dxa"/>
+              <w:start w:w="120" w:type="dxa"/>
+              <w:bottom w:w="80" w:type="dxa"/>
+              <w:end w:w="120" w:type="dxa"/>
+            </w:tcMar>
+          </w:tcPr>
+          <w:p>
+            <w:pPr>
+              <w:spacing w:after="0"/>
+            </w:pPr>
+            <w:r>
+              <w:rPr>
+                <w:sz w:val="18"/>
+              </w:rPr>
+              <w:t>Pack mensual</w:t>
+            </w:r>
+          </w:p>
+        </w:tc>
+        <w:tc>
+          <w:tcPr>
+            <w:tcW w:type="dxa" w:w="3024"/>
+            <w:vAlign w:val="center"/>
+            <w:tcMar>
+              <w:top w:w="80" w:type="dxa"/>
+              <w:start w:w="120" w:type="dxa"/>
+              <w:bottom w:w="80" w:type="dxa"/>
+              <w:end w:w="120" w:type="dxa"/>
+            </w:tcMar>
+          </w:tcPr>
+          <w:p>
+            <w:pPr>
+              <w:spacing w:after="0"/>
+            </w:pPr>
+            <w:r>
+              <w:rPr>
+                <w:sz w:val="18"/>
+              </w:rPr>
+              <w:t>49 EUR/mes</w:t>
+            </w:r>
+          </w:p>
+        </w:tc>
+        <w:tc>
+          <w:tcPr>
+            <w:tcW w:type="dxa" w:w="3024"/>
+            <w:vAlign w:val="center"/>
+            <w:tcMar>
+              <w:top w:w="80" w:type="dxa"/>
+              <w:start w:w="120" w:type="dxa"/>
+              <w:bottom w:w="80" w:type="dxa"/>
+              <w:end w:w="120" w:type="dxa"/>
+            </w:tcMar>
+          </w:tcPr>
+          <w:p>
+            <w:pPr>
+              <w:spacing w:after="0"/>
+            </w:pPr>
+            <w:r>
+              <w:rPr>
+                <w:sz w:val="18"/>
+              </w:rPr>
+              <w:t>Cuatro recomendaciones semanales con precio agrupado.</w:t>
+            </w:r>
+          </w:p>
+        </w:tc>
+      </w:tr>
+      <w:tr>
+        <w:tc>
+          <w:tcPr>
+            <w:tcW w:type="dxa" w:w="3024"/>
+            <w:vAlign w:val="center"/>
+            <w:tcMar>
+              <w:top w:w="80" w:type="dxa"/>
+              <w:start w:w="120" w:type="dxa"/>
+              <w:bottom w:w="80" w:type="dxa"/>
+              <w:end w:w="120" w:type="dxa"/>
+            </w:tcMar>
+          </w:tcPr>
+          <w:p>
+            <w:pPr>
+              <w:spacing w:after="0"/>
+            </w:pPr>
+            <w:r>
+              <w:rPr>
+                <w:sz w:val="18"/>
+              </w:rPr>
+              <w:t>Coste interno del proveedor</w:t>
+            </w:r>
+          </w:p>
+        </w:tc>
+        <w:tc>
+          <w:tcPr>
+            <w:tcW w:type="dxa" w:w="3024"/>
+            <w:vAlign w:val="center"/>
+            <w:tcMar>
+              <w:top w:w="80" w:type="dxa"/>
+              <w:start w:w="120" w:type="dxa"/>
+              <w:bottom w:w="80" w:type="dxa"/>
+              <w:end w:w="120" w:type="dxa"/>
+            </w:tcMar>
+          </w:tcPr>
+          <w:p>
+            <w:pPr>
+              <w:spacing w:after="0"/>
+            </w:pPr>
+            <w:r>
+              <w:rPr>
+                <w:sz w:val="18"/>
+              </w:rPr>
+              <w:t>9 EUR/informe</w:t>
+            </w:r>
+          </w:p>
+        </w:tc>
+        <w:tc>
+          <w:tcPr>
+            <w:tcW w:type="dxa" w:w="3024"/>
+            <w:vAlign w:val="center"/>
+            <w:tcMar>
+              <w:top w:w="80" w:type="dxa"/>
+              <w:start w:w="120" w:type="dxa"/>
+              <w:bottom w:w="80" w:type="dxa"/>
+              <w:end w:w="120" w:type="dxa"/>
+            </w:tcMar>
+          </w:tcPr>
+          <w:p>
+            <w:pPr>
+              <w:spacing w:after="0"/>
+            </w:pPr>
+            <w:r>
+              <w:rPr>
+                <w:sz w:val="18"/>
+              </w:rPr>
+              <w:t>30 min de revisión técnica a 15 EUR/h + 1,50 EUR de gestión/API.</w:t>
+            </w:r>
+          </w:p>
+        </w:tc>
+      </w:tr>
+    </w:tbl>
+    <w:p/>
+    <w:p>
+      <w:pPr>
+        <w:pStyle w:val="Heading3"/>
+      </w:pPr>
+      <w:r>
+        <w:t>Simulación de ROI para el cliente</w:t>
+      </w:r>
+    </w:p>
+    <w:p>
+      <w:pPr>
+        <w:spacing w:after="120"/>
+      </w:pPr>
+      <w:r>
+        <w:t>Con la parcela de demostración de 3.500 m2, el sistema recomienda 97.156 L para la semana del 01/05/2024 al 07/05/2024. Si el método tradicional aplicara un 15 % más de agua, el ahorro sería:</w:t>
+      </w:r>
+    </w:p>
+    <w:tbl>
+      <w:tblPr>
+        <w:tblStyle w:val="TableGrid"/>
+        <w:tblW w:type="auto" w:w="0"/>
+        <w:jc w:val="center"/>
+        <w:tblLayout w:type="autofit"/>
+        <w:tblLook w:firstColumn="1" w:firstRow="1" w:lastColumn="0" w:lastRow="0" w:noHBand="0" w:noVBand="1" w:val="04A0"/>
+      </w:tblPr>
+      <w:tblGrid>
+        <w:gridCol w:w="3024"/>
+        <w:gridCol w:w="3024"/>
+        <w:gridCol w:w="3024"/>
+      </w:tblGrid>
+      <w:tr>
+        <w:tc>
+          <w:tcPr>
+            <w:tcW w:type="dxa" w:w="3024"/>
+            <w:vAlign w:val="center"/>
+            <w:tcMar>
+              <w:top w:w="80" w:type="dxa"/>
+              <w:start w:w="120" w:type="dxa"/>
+              <w:bottom w:w="80" w:type="dxa"/>
+              <w:end w:w="120" w:type="dxa"/>
+            </w:tcMar>
+            <w:shd w:fill="E8EEF5"/>
+          </w:tcPr>
+          <w:p>
+            <w:pPr>
+              <w:spacing w:after="0"/>
+            </w:pPr>
+            <w:r>
+              <w:rPr>
+                <w:b/>
+                <w:sz w:val="18"/>
+              </w:rPr>
+              <w:t>Concepto</w:t>
+            </w:r>
+          </w:p>
+        </w:tc>
+        <w:tc>
+          <w:tcPr>
+            <w:tcW w:type="dxa" w:w="3024"/>
+            <w:vAlign w:val="center"/>
+            <w:tcMar>
+              <w:top w:w="80" w:type="dxa"/>
+              <w:start w:w="120" w:type="dxa"/>
+              <w:bottom w:w="80" w:type="dxa"/>
+              <w:end w:w="120" w:type="dxa"/>
+            </w:tcMar>
+            <w:shd w:fill="E8EEF5"/>
+          </w:tcPr>
+          <w:p>
+            <w:pPr>
+              <w:spacing w:after="0"/>
+            </w:pPr>
+            <w:r>
+              <w:rPr>
+                <w:b/>
+                <w:sz w:val="18"/>
+              </w:rPr>
+              <w:t>Cálculo</w:t>
+            </w:r>
+          </w:p>
+        </w:tc>
+        <w:tc>
+          <w:tcPr>
+            <w:tcW w:type="dxa" w:w="3024"/>
+            <w:vAlign w:val="center"/>
+            <w:tcMar>
+              <w:top w:w="80" w:type="dxa"/>
+              <w:start w:w="120" w:type="dxa"/>
+              <w:bottom w:w="80" w:type="dxa"/>
+              <w:end w:w="120" w:type="dxa"/>
+            </w:tcMar>
+            <w:shd w:fill="E8EEF5"/>
+          </w:tcPr>
+          <w:p>
+            <w:pPr>
+              <w:spacing w:after="0"/>
+            </w:pPr>
+            <w:r>
+              <w:rPr>
+                <w:b/>
+                <w:sz w:val="18"/>
+              </w:rPr>
+              <w:t>Resultado</w:t>
+            </w:r>
+          </w:p>
+        </w:tc>
+      </w:tr>
+      <w:tr>
+        <w:tc>
+          <w:tcPr>
+            <w:tcW w:type="dxa" w:w="3024"/>
+            <w:vAlign w:val="center"/>
+            <w:tcMar>
+              <w:top w:w="80" w:type="dxa"/>
+              <w:start w:w="120" w:type="dxa"/>
+              <w:bottom w:w="80" w:type="dxa"/>
+              <w:end w:w="120" w:type="dxa"/>
+            </w:tcMar>
+          </w:tcPr>
+          <w:p>
+            <w:pPr>
+              <w:spacing w:after="0"/>
+            </w:pPr>
+            <w:r>
+              <w:rPr>
+                <w:sz w:val="18"/>
+              </w:rPr>
+              <w:t>Riego recomendado</w:t>
+            </w:r>
+          </w:p>
+        </w:tc>
+        <w:tc>
+          <w:tcPr>
+            <w:tcW w:type="dxa" w:w="3024"/>
+            <w:vAlign w:val="center"/>
+            <w:tcMar>
+              <w:top w:w="80" w:type="dxa"/>
+              <w:start w:w="120" w:type="dxa"/>
+              <w:bottom w:w="80" w:type="dxa"/>
+              <w:end w:w="120" w:type="dxa"/>
+            </w:tcMar>
+          </w:tcPr>
+          <w:p>
+            <w:pPr>
+              <w:spacing w:after="0"/>
+            </w:pPr>
+            <w:r>
+              <w:rPr>
+                <w:sz w:val="18"/>
+              </w:rPr>
+            </w:r>
+          </w:p>
+        </w:tc>
+        <w:tc>
+          <w:tcPr>
+            <w:tcW w:type="dxa" w:w="3024"/>
+            <w:vAlign w:val="center"/>
+            <w:tcMar>
+              <w:top w:w="80" w:type="dxa"/>
+              <w:start w:w="120" w:type="dxa"/>
+              <w:bottom w:w="80" w:type="dxa"/>
+              <w:end w:w="120" w:type="dxa"/>
+            </w:tcMar>
+          </w:tcPr>
+          <w:p>
+            <w:pPr>
+              <w:spacing w:after="0"/>
+            </w:pPr>
+            <w:r>
+              <w:rPr>
+                <w:sz w:val="18"/>
+              </w:rPr>
+              <w:t>97,16 m3</w:t>
+            </w:r>
+          </w:p>
+        </w:tc>
+      </w:tr>
+      <w:tr>
+        <w:tc>
+          <w:tcPr>
+            <w:tcW w:type="dxa" w:w="3024"/>
+            <w:vAlign w:val="center"/>
+            <w:tcMar>
+              <w:top w:w="80" w:type="dxa"/>
+              <w:start w:w="120" w:type="dxa"/>
+              <w:bottom w:w="80" w:type="dxa"/>
+              <w:end w:w="120" w:type="dxa"/>
+            </w:tcMar>
+          </w:tcPr>
+          <w:p>
+            <w:pPr>
+              <w:spacing w:after="0"/>
+            </w:pPr>
+            <w:r>
+              <w:rPr>
+                <w:sz w:val="18"/>
+              </w:rPr>
+              <w:t>Riego tradicional simulado</w:t>
+            </w:r>
+          </w:p>
+        </w:tc>
+        <w:tc>
+          <w:tcPr>
+            <w:tcW w:type="dxa" w:w="3024"/>
+            <w:vAlign w:val="center"/>
+            <w:tcMar>
+              <w:top w:w="80" w:type="dxa"/>
+              <w:start w:w="120" w:type="dxa"/>
+              <w:bottom w:w="80" w:type="dxa"/>
+              <w:end w:w="120" w:type="dxa"/>
+            </w:tcMar>
+          </w:tcPr>
+          <w:p>
+            <w:pPr>
+              <w:spacing w:after="0"/>
+            </w:pPr>
+            <w:r>
+              <w:rPr>
+                <w:sz w:val="18"/>
+              </w:rPr>
+              <w:t>97,16 m3 * 1,15</w:t>
+            </w:r>
+          </w:p>
+        </w:tc>
+        <w:tc>
+          <w:tcPr>
+            <w:tcW w:type="dxa" w:w="3024"/>
+            <w:vAlign w:val="center"/>
+            <w:tcMar>
+              <w:top w:w="80" w:type="dxa"/>
+              <w:start w:w="120" w:type="dxa"/>
+              <w:bottom w:w="80" w:type="dxa"/>
+              <w:end w:w="120" w:type="dxa"/>
+            </w:tcMar>
+          </w:tcPr>
+          <w:p>
+            <w:pPr>
+              <w:spacing w:after="0"/>
+            </w:pPr>
+            <w:r>
+              <w:rPr>
+                <w:sz w:val="18"/>
+              </w:rPr>
+              <w:t>111,73 m3</w:t>
+            </w:r>
+          </w:p>
+        </w:tc>
+      </w:tr>
+      <w:tr>
+        <w:tc>
+          <w:tcPr>
+            <w:tcW w:type="dxa" w:w="3024"/>
+            <w:vAlign w:val="center"/>
+            <w:tcMar>
+              <w:top w:w="80" w:type="dxa"/>
+              <w:start w:w="120" w:type="dxa"/>
+              <w:bottom w:w="80" w:type="dxa"/>
+              <w:end w:w="120" w:type="dxa"/>
+            </w:tcMar>
+          </w:tcPr>
+          <w:p>
+            <w:pPr>
+              <w:spacing w:after="0"/>
+            </w:pPr>
+            <w:r>
+              <w:rPr>
+                <w:sz w:val="18"/>
+              </w:rPr>
+              <w:t>Ahorro de agua</w:t>
+            </w:r>
+          </w:p>
+        </w:tc>
+        <w:tc>
+          <w:tcPr>
+            <w:tcW w:type="dxa" w:w="3024"/>
+            <w:vAlign w:val="center"/>
+            <w:tcMar>
+              <w:top w:w="80" w:type="dxa"/>
+              <w:start w:w="120" w:type="dxa"/>
+              <w:bottom w:w="80" w:type="dxa"/>
+              <w:end w:w="120" w:type="dxa"/>
+            </w:tcMar>
+          </w:tcPr>
+          <w:p>
+            <w:pPr>
+              <w:spacing w:after="0"/>
+            </w:pPr>
+            <w:r>
+              <w:rPr>
+                <w:sz w:val="18"/>
+              </w:rPr>
+              <w:t>111,73 - 97,16</w:t>
+            </w:r>
+          </w:p>
+        </w:tc>
+        <w:tc>
+          <w:tcPr>
+            <w:tcW w:type="dxa" w:w="3024"/>
+            <w:vAlign w:val="center"/>
+            <w:tcMar>
+              <w:top w:w="80" w:type="dxa"/>
+              <w:start w:w="120" w:type="dxa"/>
+              <w:bottom w:w="80" w:type="dxa"/>
+              <w:end w:w="120" w:type="dxa"/>
+            </w:tcMar>
+          </w:tcPr>
+          <w:p>
+            <w:pPr>
+              <w:spacing w:after="0"/>
+            </w:pPr>
+            <w:r>
+              <w:rPr>
+                <w:sz w:val="18"/>
+              </w:rPr>
+              <w:t>14,57 m3</w:t>
+            </w:r>
+          </w:p>
+        </w:tc>
+      </w:tr>
+      <w:tr>
+        <w:tc>
+          <w:tcPr>
+            <w:tcW w:type="dxa" w:w="3024"/>
+            <w:vAlign w:val="center"/>
+            <w:tcMar>
+              <w:top w:w="80" w:type="dxa"/>
+              <w:start w:w="120" w:type="dxa"/>
+              <w:bottom w:w="80" w:type="dxa"/>
+              <w:end w:w="120" w:type="dxa"/>
+            </w:tcMar>
+          </w:tcPr>
+          <w:p>
+            <w:pPr>
+              <w:spacing w:after="0"/>
+            </w:pPr>
+            <w:r>
+              <w:rPr>
+                <w:sz w:val="18"/>
+              </w:rPr>
+              <w:t>Ahorro directo</w:t>
+            </w:r>
+          </w:p>
+        </w:tc>
+        <w:tc>
+          <w:tcPr>
+            <w:tcW w:type="dxa" w:w="3024"/>
+            <w:vAlign w:val="center"/>
+            <w:tcMar>
+              <w:top w:w="80" w:type="dxa"/>
+              <w:start w:w="120" w:type="dxa"/>
+              <w:bottom w:w="80" w:type="dxa"/>
+              <w:end w:w="120" w:type="dxa"/>
+            </w:tcMar>
+          </w:tcPr>
+          <w:p>
+            <w:pPr>
+              <w:spacing w:after="0"/>
+            </w:pPr>
+            <w:r>
+              <w:rPr>
+                <w:sz w:val="18"/>
+              </w:rPr>
+              <w:t>14,57 m3 * 0,40 EUR/m3</w:t>
+            </w:r>
+          </w:p>
+        </w:tc>
+        <w:tc>
+          <w:tcPr>
+            <w:tcW w:type="dxa" w:w="3024"/>
+            <w:vAlign w:val="center"/>
+            <w:tcMar>
+              <w:top w:w="80" w:type="dxa"/>
+              <w:start w:w="120" w:type="dxa"/>
+              <w:bottom w:w="80" w:type="dxa"/>
+              <w:end w:w="120" w:type="dxa"/>
+            </w:tcMar>
+          </w:tcPr>
+          <w:p>
+            <w:pPr>
+              <w:spacing w:after="0"/>
+            </w:pPr>
+            <w:r>
+              <w:rPr>
+                <w:sz w:val="18"/>
+              </w:rPr>
+              <w:t>5,83 EUR</w:t>
+            </w:r>
+          </w:p>
+        </w:tc>
+      </w:tr>
+      <w:tr>
+        <w:tc>
+          <w:tcPr>
+            <w:tcW w:type="dxa" w:w="3024"/>
+            <w:vAlign w:val="center"/>
+            <w:tcMar>
+              <w:top w:w="80" w:type="dxa"/>
+              <w:start w:w="120" w:type="dxa"/>
+              <w:bottom w:w="80" w:type="dxa"/>
+              <w:end w:w="120" w:type="dxa"/>
+            </w:tcMar>
+          </w:tcPr>
+          <w:p>
+            <w:pPr>
+              <w:spacing w:after="0"/>
+            </w:pPr>
+            <w:r>
+              <w:rPr>
+                <w:sz w:val="18"/>
+              </w:rPr>
+              <w:t>Ahorro de revisión</w:t>
+            </w:r>
+          </w:p>
+        </w:tc>
+        <w:tc>
+          <w:tcPr>
+            <w:tcW w:type="dxa" w:w="3024"/>
+            <w:vAlign w:val="center"/>
+            <w:tcMar>
+              <w:top w:w="80" w:type="dxa"/>
+              <w:start w:w="120" w:type="dxa"/>
+              <w:bottom w:w="80" w:type="dxa"/>
+              <w:end w:w="120" w:type="dxa"/>
+            </w:tcMar>
+          </w:tcPr>
+          <w:p>
+            <w:pPr>
+              <w:spacing w:after="0"/>
+            </w:pPr>
+            <w:r>
+              <w:rPr>
+                <w:sz w:val="18"/>
+              </w:rPr>
+              <w:t>1 h * 15 EUR/h</w:t>
+            </w:r>
+          </w:p>
+        </w:tc>
+        <w:tc>
+          <w:tcPr>
+            <w:tcW w:type="dxa" w:w="3024"/>
+            <w:vAlign w:val="center"/>
+            <w:tcMar>
+              <w:top w:w="80" w:type="dxa"/>
+              <w:start w:w="120" w:type="dxa"/>
+              <w:bottom w:w="80" w:type="dxa"/>
+              <w:end w:w="120" w:type="dxa"/>
+            </w:tcMar>
+          </w:tcPr>
+          <w:p>
+            <w:pPr>
+              <w:spacing w:after="0"/>
+            </w:pPr>
+            <w:r>
+              <w:rPr>
+                <w:sz w:val="18"/>
+              </w:rPr>
+              <w:t>15,00 EUR</w:t>
+            </w:r>
+          </w:p>
+        </w:tc>
+      </w:tr>
+      <w:tr>
+        <w:tc>
+          <w:tcPr>
+            <w:tcW w:type="dxa" w:w="3024"/>
+            <w:vAlign w:val="center"/>
+            <w:tcMar>
+              <w:top w:w="80" w:type="dxa"/>
+              <w:start w:w="120" w:type="dxa"/>
+              <w:bottom w:w="80" w:type="dxa"/>
+              <w:end w:w="120" w:type="dxa"/>
+            </w:tcMar>
+          </w:tcPr>
+          <w:p>
+            <w:pPr>
+              <w:spacing w:after="0"/>
+            </w:pPr>
+            <w:r>
+              <w:rPr>
+                <w:sz w:val="18"/>
+              </w:rPr>
+              <w:t>Beneficio semanal estimado</w:t>
+            </w:r>
+          </w:p>
+        </w:tc>
+        <w:tc>
+          <w:tcPr>
+            <w:tcW w:type="dxa" w:w="3024"/>
+            <w:vAlign w:val="center"/>
+            <w:tcMar>
+              <w:top w:w="80" w:type="dxa"/>
+              <w:start w:w="120" w:type="dxa"/>
+              <w:bottom w:w="80" w:type="dxa"/>
+              <w:end w:w="120" w:type="dxa"/>
+            </w:tcMar>
+          </w:tcPr>
+          <w:p>
+            <w:pPr>
+              <w:spacing w:after="0"/>
+            </w:pPr>
+            <w:r>
+              <w:rPr>
+                <w:sz w:val="18"/>
+              </w:rPr>
+              <w:t>5,83 + 15,00</w:t>
+            </w:r>
+          </w:p>
+        </w:tc>
+        <w:tc>
+          <w:tcPr>
+            <w:tcW w:type="dxa" w:w="3024"/>
+            <w:vAlign w:val="center"/>
+            <w:tcMar>
+              <w:top w:w="80" w:type="dxa"/>
+              <w:start w:w="120" w:type="dxa"/>
+              <w:bottom w:w="80" w:type="dxa"/>
+              <w:end w:w="120" w:type="dxa"/>
+            </w:tcMar>
+          </w:tcPr>
+          <w:p>
+            <w:pPr>
+              <w:spacing w:after="0"/>
+            </w:pPr>
+            <w:r>
+              <w:rPr>
+                <w:sz w:val="18"/>
+              </w:rPr>
+              <w:t>20,83 EUR</w:t>
+            </w:r>
+          </w:p>
+        </w:tc>
+      </w:tr>
+      <w:tr>
+        <w:tc>
+          <w:tcPr>
+            <w:tcW w:type="dxa" w:w="3024"/>
+            <w:vAlign w:val="center"/>
+            <w:tcMar>
+              <w:top w:w="80" w:type="dxa"/>
+              <w:start w:w="120" w:type="dxa"/>
+              <w:bottom w:w="80" w:type="dxa"/>
+              <w:end w:w="120" w:type="dxa"/>
+            </w:tcMar>
+          </w:tcPr>
+          <w:p>
+            <w:pPr>
+              <w:spacing w:after="0"/>
+            </w:pPr>
+            <w:r>
+              <w:rPr>
+                <w:sz w:val="18"/>
+              </w:rPr>
+              <w:t>Precio informe semanal</w:t>
+            </w:r>
+          </w:p>
+        </w:tc>
+        <w:tc>
+          <w:tcPr>
+            <w:tcW w:type="dxa" w:w="3024"/>
+            <w:vAlign w:val="center"/>
+            <w:tcMar>
+              <w:top w:w="80" w:type="dxa"/>
+              <w:start w:w="120" w:type="dxa"/>
+              <w:bottom w:w="80" w:type="dxa"/>
+              <w:end w:w="120" w:type="dxa"/>
+            </w:tcMar>
+          </w:tcPr>
+          <w:p>
+            <w:pPr>
+              <w:spacing w:after="0"/>
+            </w:pPr>
+            <w:r>
+              <w:rPr>
+                <w:sz w:val="18"/>
+              </w:rPr>
+            </w:r>
+          </w:p>
+        </w:tc>
+        <w:tc>
+          <w:tcPr>
+            <w:tcW w:type="dxa" w:w="3024"/>
+            <w:vAlign w:val="center"/>
+            <w:tcMar>
+              <w:top w:w="80" w:type="dxa"/>
+              <w:start w:w="120" w:type="dxa"/>
+              <w:bottom w:w="80" w:type="dxa"/>
+              <w:end w:w="120" w:type="dxa"/>
+            </w:tcMar>
+          </w:tcPr>
+          <w:p>
+            <w:pPr>
+              <w:spacing w:after="0"/>
+            </w:pPr>
+            <w:r>
+              <w:rPr>
+                <w:sz w:val="18"/>
+              </w:rPr>
+              <w:t>15,00 EUR</w:t>
+            </w:r>
+          </w:p>
+        </w:tc>
+      </w:tr>
+      <w:tr>
+        <w:tc>
+          <w:tcPr>
+            <w:tcW w:type="dxa" w:w="3024"/>
+            <w:vAlign w:val="center"/>
+            <w:tcMar>
+              <w:top w:w="80" w:type="dxa"/>
+              <w:start w:w="120" w:type="dxa"/>
+              <w:bottom w:w="80" w:type="dxa"/>
+              <w:end w:w="120" w:type="dxa"/>
+            </w:tcMar>
+          </w:tcPr>
+          <w:p>
+            <w:pPr>
+              <w:spacing w:after="0"/>
+            </w:pPr>
+            <w:r>
+              <w:rPr>
+                <w:sz w:val="18"/>
+              </w:rPr>
+              <w:t>ROI cliente semanal</w:t>
+            </w:r>
+          </w:p>
+        </w:tc>
+        <w:tc>
+          <w:tcPr>
+            <w:tcW w:type="dxa" w:w="3024"/>
+            <w:vAlign w:val="center"/>
+            <w:tcMar>
+              <w:top w:w="80" w:type="dxa"/>
+              <w:start w:w="120" w:type="dxa"/>
+              <w:bottom w:w="80" w:type="dxa"/>
+              <w:end w:w="120" w:type="dxa"/>
+            </w:tcMar>
+          </w:tcPr>
+          <w:p>
+            <w:pPr>
+              <w:spacing w:after="0"/>
+            </w:pPr>
+            <w:r>
+              <w:rPr>
+                <w:sz w:val="18"/>
+              </w:rPr>
+              <w:t>(20,83 - 15,00) / 15,00</w:t>
+            </w:r>
+          </w:p>
+        </w:tc>
+        <w:tc>
+          <w:tcPr>
+            <w:tcW w:type="dxa" w:w="3024"/>
+            <w:vAlign w:val="center"/>
+            <w:tcMar>
+              <w:top w:w="80" w:type="dxa"/>
+              <w:start w:w="120" w:type="dxa"/>
+              <w:bottom w:w="80" w:type="dxa"/>
+              <w:end w:w="120" w:type="dxa"/>
+            </w:tcMar>
+          </w:tcPr>
+          <w:p>
+            <w:pPr>
+              <w:spacing w:after="0"/>
+            </w:pPr>
+            <w:r>
+              <w:rPr>
+                <w:sz w:val="18"/>
+              </w:rPr>
+              <w:t>38,9 %</w:t>
+            </w:r>
+          </w:p>
+        </w:tc>
+      </w:tr>
+    </w:tbl>
+    <w:p/>
+    <w:p>
+      <w:pPr>
+        <w:spacing w:after="120"/>
+      </w:pPr>
+      <w:r>
+        <w:t>En modalidad mensual, con cuatro informes y precio de 49 EUR/mes, el beneficio estimado sería 83,32 EUR y el ROI mensual aproximado sería:</w:t>
+      </w:r>
+    </w:p>
+    <w:p>
+      <w:pPr/>
+      <w:r>
+        <w:rPr>
+          <w:rFonts w:ascii="Consolas" w:hAnsi="Consolas"/>
+          <w:sz w:val="16"/>
+        </w:rPr>
+        <w:t>ROI_mensual = ((83,32 - 49,00) / 49,00) * 100 = 70,0 %</w:t>
+      </w:r>
+    </w:p>
+    <w:p>
+      <w:pPr>
+        <w:spacing w:after="120"/>
+      </w:pPr>
+      <w:r>
+        <w:t>Para parcelas mayores, el ahorro directo aumenta porque los litros ahorrados crecen con la superficie. En una hectárea con el mismo escenario climático y de cultivo, el ahorro por agua y energía sería mayor y el ROI del cliente mejoraría.</w:t>
+      </w:r>
+    </w:p>
+    <w:p>
+      <w:pPr>
+        <w:pStyle w:val="Heading3"/>
+      </w:pPr>
+      <w:r>
+        <w:t>Simulación de margen para el proveedor</w:t>
+      </w:r>
+    </w:p>
+    <w:p>
+      <w:pPr>
+        <w:spacing w:after="120"/>
+      </w:pPr>
+      <w:r>
+        <w:t>El servicio se plantea como una venta recurrente de recomendación, no como instalación hidráulica. El entregable sería un informe, correo o mensaje al cliente con:</w:t>
+      </w:r>
+    </w:p>
+    <w:p>
+      <w:pPr>
+        <w:pStyle w:val="ListBullet"/>
+        <w:spacing w:after="60"/>
+      </w:pPr>
+      <w:r>
+        <w:t>Litros totales recomendados.</w:t>
+      </w:r>
+    </w:p>
+    <w:p>
+      <w:pPr>
+        <w:pStyle w:val="ListBullet"/>
+        <w:spacing w:after="60"/>
+      </w:pPr>
+      <w:r>
+        <w:t>Litros medios diarios.</w:t>
+      </w:r>
+    </w:p>
+    <w:p>
+      <w:pPr>
+        <w:pStyle w:val="ListBullet"/>
+        <w:spacing w:after="60"/>
+      </w:pPr>
+      <w:r>
+        <w:t>Litros por planta.</w:t>
+      </w:r>
+    </w:p>
+    <w:p>
+      <w:pPr>
+        <w:pStyle w:val="ListBullet"/>
+        <w:spacing w:after="60"/>
+      </w:pPr>
+      <w:r>
+        <w:t>Lluvia prevista o registrada.</w:t>
+      </w:r>
+    </w:p>
+    <w:p>
+      <w:pPr>
+        <w:pStyle w:val="ListBullet"/>
+        <w:spacing w:after="60"/>
+      </w:pPr>
+      <w:r>
+        <w:t>Observación técnica y advertencia de incertidumbre si procede.</w:t>
+      </w:r>
+    </w:p>
+    <w:tbl>
+      <w:tblPr>
+        <w:tblStyle w:val="TableGrid"/>
+        <w:tblW w:type="auto" w:w="0"/>
+        <w:jc w:val="center"/>
+        <w:tblLayout w:type="autofit"/>
+        <w:tblLook w:firstColumn="1" w:firstRow="1" w:lastColumn="0" w:lastRow="0" w:noHBand="0" w:noVBand="1" w:val="04A0"/>
+      </w:tblPr>
+      <w:tblGrid>
+        <w:gridCol w:w="4536"/>
+        <w:gridCol w:w="4536"/>
+      </w:tblGrid>
+      <w:tr>
+        <w:tc>
+          <w:tcPr>
+            <w:tcW w:type="dxa" w:w="4536"/>
+            <w:vAlign w:val="center"/>
+            <w:tcMar>
+              <w:top w:w="80" w:type="dxa"/>
+              <w:start w:w="120" w:type="dxa"/>
+              <w:bottom w:w="80" w:type="dxa"/>
+              <w:end w:w="120" w:type="dxa"/>
+            </w:tcMar>
+            <w:shd w:fill="E8EEF5"/>
+          </w:tcPr>
+          <w:p>
+            <w:pPr>
+              <w:spacing w:after="0"/>
+            </w:pPr>
+            <w:r>
+              <w:rPr>
+                <w:b/>
+                <w:sz w:val="18"/>
+              </w:rPr>
+              <w:t>Concepto</w:t>
+            </w:r>
+          </w:p>
+        </w:tc>
+        <w:tc>
+          <w:tcPr>
+            <w:tcW w:type="dxa" w:w="4536"/>
+            <w:vAlign w:val="center"/>
+            <w:tcMar>
+              <w:top w:w="80" w:type="dxa"/>
+              <w:start w:w="120" w:type="dxa"/>
+              <w:bottom w:w="80" w:type="dxa"/>
+              <w:end w:w="120" w:type="dxa"/>
+            </w:tcMar>
+            <w:shd w:fill="E8EEF5"/>
+          </w:tcPr>
+          <w:p>
+            <w:pPr>
+              <w:spacing w:after="0"/>
+            </w:pPr>
+            <w:r>
+              <w:rPr>
+                <w:b/>
+                <w:sz w:val="18"/>
+              </w:rPr>
+              <w:t>Valor</w:t>
+            </w:r>
+          </w:p>
+        </w:tc>
+      </w:tr>
+      <w:tr>
+        <w:tc>
+          <w:tcPr>
+            <w:tcW w:type="dxa" w:w="4536"/>
+            <w:vAlign w:val="center"/>
+            <w:tcMar>
+              <w:top w:w="80" w:type="dxa"/>
+              <w:start w:w="120" w:type="dxa"/>
+              <w:bottom w:w="80" w:type="dxa"/>
+              <w:end w:w="120" w:type="dxa"/>
+            </w:tcMar>
+          </w:tcPr>
+          <w:p>
+            <w:pPr>
+              <w:spacing w:after="0"/>
+            </w:pPr>
+            <w:r>
+              <w:rPr>
+                <w:sz w:val="18"/>
+              </w:rPr>
+              <w:t>Precio venta informe semanal</w:t>
+            </w:r>
+          </w:p>
+        </w:tc>
+        <w:tc>
+          <w:tcPr>
+            <w:tcW w:type="dxa" w:w="4536"/>
+            <w:vAlign w:val="center"/>
+            <w:tcMar>
+              <w:top w:w="80" w:type="dxa"/>
+              <w:start w:w="120" w:type="dxa"/>
+              <w:bottom w:w="80" w:type="dxa"/>
+              <w:end w:w="120" w:type="dxa"/>
+            </w:tcMar>
+          </w:tcPr>
+          <w:p>
+            <w:pPr>
+              <w:spacing w:after="0"/>
+            </w:pPr>
+            <w:r>
+              <w:rPr>
+                <w:sz w:val="18"/>
+              </w:rPr>
+              <w:t>15,00 EUR</w:t>
+            </w:r>
+          </w:p>
+        </w:tc>
+      </w:tr>
+      <w:tr>
+        <w:tc>
+          <w:tcPr>
+            <w:tcW w:type="dxa" w:w="4536"/>
+            <w:vAlign w:val="center"/>
+            <w:tcMar>
+              <w:top w:w="80" w:type="dxa"/>
+              <w:start w:w="120" w:type="dxa"/>
+              <w:bottom w:w="80" w:type="dxa"/>
+              <w:end w:w="120" w:type="dxa"/>
+            </w:tcMar>
+          </w:tcPr>
+          <w:p>
+            <w:pPr>
+              <w:spacing w:after="0"/>
+            </w:pPr>
+            <w:r>
+              <w:rPr>
+                <w:sz w:val="18"/>
+              </w:rPr>
+              <w:t>Coste revisión técnica</w:t>
+            </w:r>
+          </w:p>
+        </w:tc>
+        <w:tc>
+          <w:tcPr>
+            <w:tcW w:type="dxa" w:w="4536"/>
+            <w:vAlign w:val="center"/>
+            <w:tcMar>
+              <w:top w:w="80" w:type="dxa"/>
+              <w:start w:w="120" w:type="dxa"/>
+              <w:bottom w:w="80" w:type="dxa"/>
+              <w:end w:w="120" w:type="dxa"/>
+            </w:tcMar>
+          </w:tcPr>
+          <w:p>
+            <w:pPr>
+              <w:spacing w:after="0"/>
+            </w:pPr>
+            <w:r>
+              <w:rPr>
+                <w:sz w:val="18"/>
+              </w:rPr>
+              <w:t>7,50 EUR</w:t>
+            </w:r>
+          </w:p>
+        </w:tc>
+      </w:tr>
+      <w:tr>
+        <w:tc>
+          <w:tcPr>
+            <w:tcW w:type="dxa" w:w="4536"/>
+            <w:vAlign w:val="center"/>
+            <w:tcMar>
+              <w:top w:w="80" w:type="dxa"/>
+              <w:start w:w="120" w:type="dxa"/>
+              <w:bottom w:w="80" w:type="dxa"/>
+              <w:end w:w="120" w:type="dxa"/>
+            </w:tcMar>
+          </w:tcPr>
+          <w:p>
+            <w:pPr>
+              <w:spacing w:after="0"/>
+            </w:pPr>
+            <w:r>
+              <w:rPr>
+                <w:sz w:val="18"/>
+              </w:rPr>
+              <w:t>Coste gestión/API</w:t>
+            </w:r>
+          </w:p>
+        </w:tc>
+        <w:tc>
+          <w:tcPr>
+            <w:tcW w:type="dxa" w:w="4536"/>
+            <w:vAlign w:val="center"/>
+            <w:tcMar>
+              <w:top w:w="80" w:type="dxa"/>
+              <w:start w:w="120" w:type="dxa"/>
+              <w:bottom w:w="80" w:type="dxa"/>
+              <w:end w:w="120" w:type="dxa"/>
+            </w:tcMar>
+          </w:tcPr>
+          <w:p>
+            <w:pPr>
+              <w:spacing w:after="0"/>
+            </w:pPr>
+            <w:r>
+              <w:rPr>
+                <w:sz w:val="18"/>
+              </w:rPr>
+              <w:t>1,50 EUR</w:t>
+            </w:r>
+          </w:p>
+        </w:tc>
+      </w:tr>
+      <w:tr>
+        <w:tc>
+          <w:tcPr>
+            <w:tcW w:type="dxa" w:w="4536"/>
+            <w:vAlign w:val="center"/>
+            <w:tcMar>
+              <w:top w:w="80" w:type="dxa"/>
+              <w:start w:w="120" w:type="dxa"/>
+              <w:bottom w:w="80" w:type="dxa"/>
+              <w:end w:w="120" w:type="dxa"/>
+            </w:tcMar>
+          </w:tcPr>
+          <w:p>
+            <w:pPr>
+              <w:spacing w:after="0"/>
+            </w:pPr>
+            <w:r>
+              <w:rPr>
+                <w:sz w:val="18"/>
+              </w:rPr>
+              <w:t>Coste total interno</w:t>
+            </w:r>
+          </w:p>
+        </w:tc>
+        <w:tc>
+          <w:tcPr>
+            <w:tcW w:type="dxa" w:w="4536"/>
+            <w:vAlign w:val="center"/>
+            <w:tcMar>
+              <w:top w:w="80" w:type="dxa"/>
+              <w:start w:w="120" w:type="dxa"/>
+              <w:bottom w:w="80" w:type="dxa"/>
+              <w:end w:w="120" w:type="dxa"/>
+            </w:tcMar>
+          </w:tcPr>
+          <w:p>
+            <w:pPr>
+              <w:spacing w:after="0"/>
+            </w:pPr>
+            <w:r>
+              <w:rPr>
+                <w:sz w:val="18"/>
+              </w:rPr>
+              <w:t>9,00 EUR</w:t>
+            </w:r>
+          </w:p>
+        </w:tc>
+      </w:tr>
+      <w:tr>
+        <w:tc>
+          <w:tcPr>
+            <w:tcW w:type="dxa" w:w="4536"/>
+            <w:vAlign w:val="center"/>
+            <w:tcMar>
+              <w:top w:w="80" w:type="dxa"/>
+              <w:start w:w="120" w:type="dxa"/>
+              <w:bottom w:w="80" w:type="dxa"/>
+              <w:end w:w="120" w:type="dxa"/>
+            </w:tcMar>
+          </w:tcPr>
+          <w:p>
+            <w:pPr>
+              <w:spacing w:after="0"/>
+            </w:pPr>
+            <w:r>
+              <w:rPr>
+                <w:sz w:val="18"/>
+              </w:rPr>
+              <w:t>Margen bruto por informe</w:t>
+            </w:r>
+          </w:p>
+        </w:tc>
+        <w:tc>
+          <w:tcPr>
+            <w:tcW w:type="dxa" w:w="4536"/>
+            <w:vAlign w:val="center"/>
+            <w:tcMar>
+              <w:top w:w="80" w:type="dxa"/>
+              <w:start w:w="120" w:type="dxa"/>
+              <w:bottom w:w="80" w:type="dxa"/>
+              <w:end w:w="120" w:type="dxa"/>
+            </w:tcMar>
+          </w:tcPr>
+          <w:p>
+            <w:pPr>
+              <w:spacing w:after="0"/>
+            </w:pPr>
+            <w:r>
+              <w:rPr>
+                <w:sz w:val="18"/>
+              </w:rPr>
+              <w:t>6,00 EUR</w:t>
+            </w:r>
+          </w:p>
+        </w:tc>
+      </w:tr>
+      <w:tr>
+        <w:tc>
+          <w:tcPr>
+            <w:tcW w:type="dxa" w:w="4536"/>
+            <w:vAlign w:val="center"/>
+            <w:tcMar>
+              <w:top w:w="80" w:type="dxa"/>
+              <w:start w:w="120" w:type="dxa"/>
+              <w:bottom w:w="80" w:type="dxa"/>
+              <w:end w:w="120" w:type="dxa"/>
+            </w:tcMar>
+          </w:tcPr>
+          <w:p>
+            <w:pPr>
+              <w:spacing w:after="0"/>
+            </w:pPr>
+            <w:r>
+              <w:rPr>
+                <w:sz w:val="18"/>
+              </w:rPr>
+              <w:t>ROI proveedor por informe</w:t>
+            </w:r>
+          </w:p>
+        </w:tc>
+        <w:tc>
+          <w:tcPr>
+            <w:tcW w:type="dxa" w:w="4536"/>
+            <w:vAlign w:val="center"/>
+            <w:tcMar>
+              <w:top w:w="80" w:type="dxa"/>
+              <w:start w:w="120" w:type="dxa"/>
+              <w:bottom w:w="80" w:type="dxa"/>
+              <w:end w:w="120" w:type="dxa"/>
+            </w:tcMar>
+          </w:tcPr>
+          <w:p>
+            <w:pPr>
+              <w:spacing w:after="0"/>
+            </w:pPr>
+            <w:r>
+              <w:rPr>
+                <w:sz w:val="18"/>
+              </w:rPr>
+              <w:t>66,7 %</w:t>
+            </w:r>
+          </w:p>
+        </w:tc>
+      </w:tr>
+    </w:tbl>
+    <w:p/>
+    <w:p>
+      <w:pPr>
+        <w:spacing w:after="120"/>
+      </w:pPr>
+      <w:r>
+        <w:t>La lectura correcta es que el ROI es positivo bajo estos supuestos, pero no debe presentarse como ahorro real confirmado. El proyecto demuestra cómo calcularlo y qué datos harían falta para validarlo: consumo histórico, facturas de agua/energía, tiempo real de revisión y comparación con campañas agrícolas reales.</w:t>
       </w:r>
     </w:p>
     <w:p>
@@ -8359,7 +10129,7 @@
               <w:rPr>
                 <w:sz w:val="18"/>
               </w:rPr>
-              <w:t>Equipo informático propio</w:t>
+              <w:t>Revisión técnica por informe de cliente</w:t>
             </w:r>
           </w:p>
         </w:tc>
@@ -8382,7 +10152,7 @@
               <w:rPr>
                 <w:sz w:val="18"/>
               </w:rPr>
-              <w:t>1</w:t>
+              <w:t>0,5 h</w:t>
             </w:r>
           </w:p>
         </w:tc>
@@ -8405,7 +10175,7 @@
               <w:rPr>
                 <w:sz w:val="18"/>
               </w:rPr>
-              <w:t>0 EUR</w:t>
+              <w:t>15 EUR/h</w:t>
             </w:r>
           </w:p>
         </w:tc>
@@ -8428,7 +10198,7 @@
               <w:rPr>
                 <w:sz w:val="18"/>
               </w:rPr>
-              <w:t>0 EUR</w:t>
+              <w:t>7,50 EUR</w:t>
             </w:r>
           </w:p>
         </w:tc>
@@ -8453,7 +10223,7 @@
               <w:rPr>
                 <w:sz w:val="18"/>
               </w:rPr>
-              <w:t>Software libre utilizado</w:t>
+              <w:t>Gestión/API por informe</w:t>
             </w:r>
           </w:p>
         </w:tc>
@@ -8499,7 +10269,7 @@
               <w:rPr>
                 <w:sz w:val="18"/>
               </w:rPr>
-              <w:t>0 EUR</w:t>
+              <w:t>1,50 EUR</w:t>
             </w:r>
           </w:p>
         </w:tc>
@@ -8522,7 +10292,7 @@
               <w:rPr>
                 <w:sz w:val="18"/>
               </w:rPr>
-              <w:t>0 EUR</w:t>
+              <w:t>1,50 EUR</w:t>
             </w:r>
           </w:p>
         </w:tc>
@@ -8547,7 +10317,7 @@
               <w:rPr>
                 <w:sz w:val="18"/>
               </w:rPr>
-              <w:t>Total estimado</w:t>
+              <w:t>Equipo informático propio</w:t>
             </w:r>
           </w:p>
         </w:tc>
@@ -8570,6 +10340,7 @@
               <w:rPr>
                 <w:sz w:val="18"/>
               </w:rPr>
+              <w:t>1</w:t>
             </w:r>
           </w:p>
         </w:tc>
@@ -8592,6 +10363,7 @@
               <w:rPr>
                 <w:sz w:val="18"/>
               </w:rPr>
+              <w:t>0 EUR</w:t>
             </w:r>
           </w:p>
         </w:tc>
@@ -8614,7 +10386,285 @@
               <w:rPr>
                 <w:sz w:val="18"/>
               </w:rPr>
+              <w:t>0 EUR</w:t>
+            </w:r>
+          </w:p>
+        </w:tc>
+      </w:tr>
+      <w:tr>
+        <w:tc>
+          <w:tcPr>
+            <w:tcW w:type="dxa" w:w="2268"/>
+            <w:vAlign w:val="center"/>
+            <w:tcMar>
+              <w:top w:w="80" w:type="dxa"/>
+              <w:start w:w="120" w:type="dxa"/>
+              <w:bottom w:w="80" w:type="dxa"/>
+              <w:end w:w="120" w:type="dxa"/>
+            </w:tcMar>
+          </w:tcPr>
+          <w:p>
+            <w:pPr>
+              <w:spacing w:after="0"/>
+            </w:pPr>
+            <w:r>
+              <w:rPr>
+                <w:sz w:val="18"/>
+              </w:rPr>
+              <w:t>Software libre utilizado</w:t>
+            </w:r>
+          </w:p>
+        </w:tc>
+        <w:tc>
+          <w:tcPr>
+            <w:tcW w:type="dxa" w:w="2268"/>
+            <w:vAlign w:val="center"/>
+            <w:tcMar>
+              <w:top w:w="80" w:type="dxa"/>
+              <w:start w:w="120" w:type="dxa"/>
+              <w:bottom w:w="80" w:type="dxa"/>
+              <w:end w:w="120" w:type="dxa"/>
+            </w:tcMar>
+          </w:tcPr>
+          <w:p>
+            <w:pPr>
+              <w:spacing w:after="0"/>
+            </w:pPr>
+            <w:r>
+              <w:rPr>
+                <w:sz w:val="18"/>
+              </w:rPr>
+              <w:t>1</w:t>
+            </w:r>
+          </w:p>
+        </w:tc>
+        <w:tc>
+          <w:tcPr>
+            <w:tcW w:type="dxa" w:w="2268"/>
+            <w:vAlign w:val="center"/>
+            <w:tcMar>
+              <w:top w:w="80" w:type="dxa"/>
+              <w:start w:w="120" w:type="dxa"/>
+              <w:bottom w:w="80" w:type="dxa"/>
+              <w:end w:w="120" w:type="dxa"/>
+            </w:tcMar>
+          </w:tcPr>
+          <w:p>
+            <w:pPr>
+              <w:spacing w:after="0"/>
+            </w:pPr>
+            <w:r>
+              <w:rPr>
+                <w:sz w:val="18"/>
+              </w:rPr>
+              <w:t>0 EUR</w:t>
+            </w:r>
+          </w:p>
+        </w:tc>
+        <w:tc>
+          <w:tcPr>
+            <w:tcW w:type="dxa" w:w="2268"/>
+            <w:vAlign w:val="center"/>
+            <w:tcMar>
+              <w:top w:w="80" w:type="dxa"/>
+              <w:start w:w="120" w:type="dxa"/>
+              <w:bottom w:w="80" w:type="dxa"/>
+              <w:end w:w="120" w:type="dxa"/>
+            </w:tcMar>
+          </w:tcPr>
+          <w:p>
+            <w:pPr>
+              <w:spacing w:after="0"/>
+            </w:pPr>
+            <w:r>
+              <w:rPr>
+                <w:sz w:val="18"/>
+              </w:rPr>
+              <w:t>0 EUR</w:t>
+            </w:r>
+          </w:p>
+        </w:tc>
+      </w:tr>
+      <w:tr>
+        <w:tc>
+          <w:tcPr>
+            <w:tcW w:type="dxa" w:w="2268"/>
+            <w:vAlign w:val="center"/>
+            <w:tcMar>
+              <w:top w:w="80" w:type="dxa"/>
+              <w:start w:w="120" w:type="dxa"/>
+              <w:bottom w:w="80" w:type="dxa"/>
+              <w:end w:w="120" w:type="dxa"/>
+            </w:tcMar>
+          </w:tcPr>
+          <w:p>
+            <w:pPr>
+              <w:spacing w:after="0"/>
+            </w:pPr>
+            <w:r>
+              <w:rPr>
+                <w:sz w:val="18"/>
+              </w:rPr>
+              <w:t>Total prototipo</w:t>
+            </w:r>
+          </w:p>
+        </w:tc>
+        <w:tc>
+          <w:tcPr>
+            <w:tcW w:type="dxa" w:w="2268"/>
+            <w:vAlign w:val="center"/>
+            <w:tcMar>
+              <w:top w:w="80" w:type="dxa"/>
+              <w:start w:w="120" w:type="dxa"/>
+              <w:bottom w:w="80" w:type="dxa"/>
+              <w:end w:w="120" w:type="dxa"/>
+            </w:tcMar>
+          </w:tcPr>
+          <w:p>
+            <w:pPr>
+              <w:spacing w:after="0"/>
+            </w:pPr>
+            <w:r>
+              <w:rPr>
+                <w:sz w:val="18"/>
+              </w:rPr>
+            </w:r>
+          </w:p>
+        </w:tc>
+        <w:tc>
+          <w:tcPr>
+            <w:tcW w:type="dxa" w:w="2268"/>
+            <w:vAlign w:val="center"/>
+            <w:tcMar>
+              <w:top w:w="80" w:type="dxa"/>
+              <w:start w:w="120" w:type="dxa"/>
+              <w:bottom w:w="80" w:type="dxa"/>
+              <w:end w:w="120" w:type="dxa"/>
+            </w:tcMar>
+          </w:tcPr>
+          <w:p>
+            <w:pPr>
+              <w:spacing w:after="0"/>
+            </w:pPr>
+            <w:r>
+              <w:rPr>
+                <w:sz w:val="18"/>
+              </w:rPr>
+            </w:r>
+          </w:p>
+        </w:tc>
+        <w:tc>
+          <w:tcPr>
+            <w:tcW w:type="dxa" w:w="2268"/>
+            <w:vAlign w:val="center"/>
+            <w:tcMar>
+              <w:top w:w="80" w:type="dxa"/>
+              <w:start w:w="120" w:type="dxa"/>
+              <w:bottom w:w="80" w:type="dxa"/>
+              <w:end w:w="120" w:type="dxa"/>
+            </w:tcMar>
+          </w:tcPr>
+          <w:p>
+            <w:pPr>
+              <w:spacing w:after="0"/>
+            </w:pPr>
+            <w:r>
+              <w:rPr>
+                <w:sz w:val="18"/>
+              </w:rPr>
               <w:t>1.200 EUR</w:t>
+            </w:r>
+          </w:p>
+        </w:tc>
+      </w:tr>
+      <w:tr>
+        <w:tc>
+          <w:tcPr>
+            <w:tcW w:type="dxa" w:w="2268"/>
+            <w:vAlign w:val="center"/>
+            <w:tcMar>
+              <w:top w:w="80" w:type="dxa"/>
+              <w:start w:w="120" w:type="dxa"/>
+              <w:bottom w:w="80" w:type="dxa"/>
+              <w:end w:w="120" w:type="dxa"/>
+            </w:tcMar>
+          </w:tcPr>
+          <w:p>
+            <w:pPr>
+              <w:spacing w:after="0"/>
+            </w:pPr>
+            <w:r>
+              <w:rPr>
+                <w:sz w:val="18"/>
+              </w:rPr>
+              <w:t>Coste operativo por informe</w:t>
+            </w:r>
+          </w:p>
+        </w:tc>
+        <w:tc>
+          <w:tcPr>
+            <w:tcW w:type="dxa" w:w="2268"/>
+            <w:vAlign w:val="center"/>
+            <w:tcMar>
+              <w:top w:w="80" w:type="dxa"/>
+              <w:start w:w="120" w:type="dxa"/>
+              <w:bottom w:w="80" w:type="dxa"/>
+              <w:end w:w="120" w:type="dxa"/>
+            </w:tcMar>
+          </w:tcPr>
+          <w:p>
+            <w:pPr>
+              <w:spacing w:after="0"/>
+            </w:pPr>
+            <w:r>
+              <w:rPr>
+                <w:sz w:val="18"/>
+              </w:rPr>
+            </w:r>
+          </w:p>
+        </w:tc>
+        <w:tc>
+          <w:tcPr>
+            <w:tcW w:type="dxa" w:w="2268"/>
+            <w:vAlign w:val="center"/>
+            <w:tcMar>
+              <w:top w:w="80" w:type="dxa"/>
+              <w:start w:w="120" w:type="dxa"/>
+              <w:bottom w:w="80" w:type="dxa"/>
+              <w:end w:w="120" w:type="dxa"/>
+            </w:tcMar>
+          </w:tcPr>
+          <w:p>
+            <w:pPr>
+              <w:spacing w:after="0"/>
+            </w:pPr>
+            <w:r>
+              <w:rPr>
+                <w:sz w:val="18"/>
+              </w:rPr>
+            </w:r>
+          </w:p>
+        </w:tc>
+        <w:tc>
+          <w:tcPr>
+            <w:tcW w:type="dxa" w:w="2268"/>
+            <w:vAlign w:val="center"/>
+            <w:tcMar>
+              <w:top w:w="80" w:type="dxa"/>
+              <w:start w:w="120" w:type="dxa"/>
+              <w:bottom w:w="80" w:type="dxa"/>
+              <w:end w:w="120" w:type="dxa"/>
+            </w:tcMar>
+          </w:tcPr>
+          <w:p>
+            <w:pPr>
+              <w:spacing w:after="0"/>
+            </w:pPr>
+            <w:r>
+              <w:rPr>
+                <w:sz w:val="18"/>
+              </w:rPr>
+              <w:t>9,00 EUR</w:t>
             </w:r>
           </w:p>
         </w:tc>
@@ -8626,7 +10676,7 @@
         <w:spacing w:after="120"/>
       </w:pPr>
       <w:r>
-        <w:t>El presupuesto corresponde al prototipo software desarrollado. No se incluyen sensores IoT ni costes cloud porque no forman parte del entregable implementado.</w:t>
+        <w:t>El presupuesto principal corresponde al prototipo software desarrollado. El coste operativo por informe se añade para explicar cómo podría venderse el servicio al cliente. No se incluyen sensores IoT ni costes cloud porque no forman parte del entregable implementado.</w:t>
       </w:r>
     </w:p>
     <w:p>
@@ -15387,7 +17437,7 @@
         <w:spacing w:after="60"/>
       </w:pPr>
       <w:r>
-        <w:t>Plantear el ROI sin inventar datos económicos no medidos.</w:t>
+        <w:t>Plantear el ROI como simulación con supuestos explícitos, sin presentarlo como ahorro real medido.</w:t>
       </w:r>
     </w:p>
     <w:p>

--- a/docs/memoria_proyecto_intermodular.docx
+++ b/docs/memoria_proyecto_intermodular.docx
@@ -980,7 +980,7 @@
         <w:spacing w:after="120"/>
       </w:pPr>
       <w:r>
-        <w:t>La principal limitación actual es que el modelo de Machine Learning se ha entrenado con datos históricos y etiquetas generadas a partir del cálculo agronómico. Para una operación comercial real, el siguiente paso sería calibrar el sistema con datos reales de riego aplicado, producción y validación de campo.</w:t>
+        <w:t>La principal limitación actual es que el modelo de Machine Learning se ha entrenado con datos históricos y etiquetas calculadas a partir del criterio agronómico. Para una operación comercial real, el siguiente paso sería calibrar el sistema con datos reales de riego aplicado, producción y validación de campo.</w:t>
       </w:r>
     </w:p>
     <w:p>
@@ -11331,7 +11331,7 @@
               <w:rPr>
                 <w:sz w:val="18"/>
               </w:rPr>
-              <w:t>Resultados generados localmente.</w:t>
+              <w:t>Resultados locales de ejecución.</w:t>
             </w:r>
           </w:p>
         </w:tc>
@@ -14251,7 +14251,7 @@
         <w:spacing w:after="120"/>
       </w:pPr>
       <w:r>
-        <w:t>El modelo supera el umbral del 85 % si se interpreta la precisión como R2 en un problema de regresión. No obstante, este dato debe presentarse con rigor: el modelo aprende a reproducir el cálculo agronómico sobre el dataset generado, no una verdad de campo medida.</w:t>
+        <w:t>El modelo supera el umbral del 85 % si se interpreta la precisión como R2 en un problema de regresión. No obstante, este dato debe presentarse con rigor: el modelo aprende a reproducir el cálculo agronómico sobre el dataset construido, no una verdad de campo medida.</w:t>
       </w:r>
     </w:p>
     <w:p>
